--- a/diploma_8bit_generator.docx
+++ b/diploma_8bit_generator.docx
@@ -27,7 +27,7 @@
           <w:rFonts w:ascii="Times New Roman" w:hAnsi="Times New Roman"/>
           <w:sz w:val="28"/>
         </w:rPr>
-        <w:t>Выпускная квалификационная работа посвящена разработке веб-системы генерации пиксельных (8-bit) игровых персонажей по текстовому описанию с применением нейросетевой модели Stable Diffusion v1.5 и метода эффективного дообучения LoRA (Low-Rank Adaptation).</w:t>
+        <w:t>Выпускная квалификационная работа посвящена разработке веб-системы генерации пиксельных (8-bit) игровых персонажей по текстовому описанию с применением нейросетевой модели Stable Diffusion v1.5 и метода эффективного дообучения LoRA.</w:t>
       </w:r>
     </w:p>
     <w:p>
@@ -40,7 +40,7 @@
           <w:rFonts w:ascii="Times New Roman" w:hAnsi="Times New Roman"/>
           <w:sz w:val="28"/>
         </w:rPr>
-        <w:t>Объём работы — около 80 страниц пояснительной записки, на которых размещены 12 рисунков и 14 таблиц. При написании работы использовано 34 источника.</w:t>
+        <w:t>Объём работы — около 45 страниц пояснительной записки, на которых размещены 5 рисунков и 6 таблиц. При написании работы использовано 20 источников.</w:t>
       </w:r>
     </w:p>
     <w:p>
@@ -53,7 +53,7 @@
           <w:rFonts w:ascii="Times New Roman" w:hAnsi="Times New Roman"/>
           <w:sz w:val="28"/>
         </w:rPr>
-        <w:t>Ключевые слова: пиксельная графика, спрайт, генеративная модель, Stable Diffusion, LoRA, веб-приложение, FastAPI, React.</w:t>
+        <w:t>Ключевые слова: пиксельная графика, спрайт, Stable Diffusion, LoRA, веб-приложение, FastAPI, React.</w:t>
       </w:r>
     </w:p>
     <w:p>
@@ -66,7 +66,7 @@
           <w:rFonts w:ascii="Times New Roman" w:hAnsi="Times New Roman"/>
           <w:sz w:val="28"/>
         </w:rPr>
-        <w:t>Работа выполнена на кафедре вычислительных систем СибГУТИ.</w:t>
+        <w:t>Целью работы было создание веб-системы, позволяющей неподготовленному пользователю получать спрайты персонажей в стиле 8-bit по текстовому запросу. Для этого собран датасет из 507 пар «изображение — описание», обучен LoRA-адаптер и реализовано клиент-серверное приложение с REST API.</w:t>
       </w:r>
     </w:p>
     <w:p>
@@ -79,7 +79,7 @@
           <w:rFonts w:ascii="Times New Roman" w:hAnsi="Times New Roman"/>
           <w:sz w:val="28"/>
         </w:rPr>
-        <w:t>Целью бакалаврской работы было создание программного комплекса, позволяющего неподготовленному пользователю получать спрайты персонажей в едином визуальном стиле по короткому текстовому запросу на русском или английском языке.</w:t>
+        <w:t>Разработанное веб-приложение позволяет выполнить полный сценарий генерации без использования командной строки. Дополнительно реализовано переключение между тремя режимами inference для наглядной демонстрации эффекта дообучения.</w:t>
       </w:r>
     </w:p>
     <w:p>
@@ -92,33 +92,7 @@
           <w:rFonts w:ascii="Times New Roman" w:hAnsi="Times New Roman"/>
           <w:sz w:val="28"/>
         </w:rPr>
-        <w:t>Для достижения цели решены следующие задачи: проведён анализ предметной области и существующих инструментов; сформирован и описан датасет из 507 пар «изображение — текстовое описание»; выполнено дообучение LoRA-адаптера на собственных данных; разработаны серверная и клиентская части веб-приложения; проведена сравнительная оценка трёх режимов генерации по метрике CLIP score.</w:t>
-      </w:r>
-    </w:p>
-    <w:p>
-      <w:pPr>
-        <w:spacing w:line="360" w:lineRule="auto"/>
-        <w:ind w:firstLine="709"/>
-      </w:pPr>
-      <w:r>
-        <w:rPr>
-          <w:rFonts w:ascii="Times New Roman" w:hAnsi="Times New Roman"/>
-          <w:sz w:val="28"/>
-        </w:rPr>
-        <w:t>По результатам экспериментов custom LoRA (CLIP score 33,59) превосходит базовую SD v1.5 (30,75) и публичную Pixel Art LoRA (31,13) на валидационной выборке из 114 промптов.</w:t>
-      </w:r>
-    </w:p>
-    <w:p>
-      <w:pPr>
-        <w:spacing w:line="360" w:lineRule="auto"/>
-        <w:ind w:firstLine="709"/>
-      </w:pPr>
-      <w:r>
-        <w:rPr>
-          <w:rFonts w:ascii="Times New Roman" w:hAnsi="Times New Roman"/>
-          <w:sz w:val="28"/>
-        </w:rPr>
-        <w:t>Результаты выпускной квалификационной работы могут быть использованы независимыми разработчиками инди-игр для быстрого прототипирования персонажей.</w:t>
+        <w:t>Результаты могут быть использованы независимыми разработчиками инди-игр для быстрого прототипирования персонажей. Текст пояснительной записки написан доступным языком для широкого круга читателей.</w:t>
       </w:r>
     </w:p>
     <w:p>
@@ -157,67 +131,115 @@
         <w:br/>
         <w:t>1.1 Пиксельная графика и спрайты в видеоиграх</w:t>
         <w:br/>
-        <w:t>1.2 Генеративный искусственный интеллект в создании графики</w:t>
+        <w:t>1.1.1 Что такое спрайт и пиксель-арт простыми словами</w:t>
         <w:br/>
-        <w:t>1.3 Обзор существующих решений и аналогов</w:t>
+        <w:t>1.1.2 Проблема создания спрайтов для инди-разработчиков</w:t>
         <w:br/>
-        <w:t>1.4 Сравнительный анализ подходов к генерации пиксель-арта</w:t>
+        <w:t>1.2 Обзор существующих решений</w:t>
         <w:br/>
-        <w:t>1.5 Постановка задачи и требования к разрабатываемой системе</w:t>
+        <w:t>1.2.1 Подробный разбор аналога Aseprite</w:t>
         <w:br/>
-        <w:t>2 Теоретические основы генерации изображений</w:t>
+        <w:t>1.2.2 Подробный разбор Automatic1111 WebUI</w:t>
         <w:br/>
-        <w:t>2.1 Диффузионные вероятностные модели</w:t>
+        <w:t>1.3 Выбор технологии Stable Diffusion и LoRA</w:t>
         <w:br/>
-        <w:t>2.2 Архитектура Stable Diffusion v1.5</w:t>
+        <w:t>1.3.1 Как работает Stable Diffusion — объяснение без формул</w:t>
         <w:br/>
-        <w:t>2.3 Метод LoRA и его применение к U-Net</w:t>
+        <w:t>1.3.2 Что такое LoRA и зачем она нужна</w:t>
         <w:br/>
-        <w:t>2.4 Текстовое управление генерацией и CLIP</w:t>
+        <w:t>1.4 Постановка задачи и требования к системе</w:t>
         <w:br/>
-        <w:t>2.5 Метрики оценки качества синтеза изображений</w:t>
+        <w:t>1.4.1 Пояснение к требованиям простым языком</w:t>
         <w:br/>
-        <w:t>3 Подготовка данных и обучение LoRA-адаптера</w:t>
+        <w:t>1.5 Общий принцип работы системы</w:t>
         <w:br/>
-        <w:t>3.1 Источники и состав датасета</w:t>
+        <w:t>2 Средства разработки</w:t>
+        <w:br/>
+        <w:t>2.0 Основные понятия для читателя</w:t>
+        <w:br/>
+        <w:t>2.1 Язык Python и фреймворк FastAPI</w:t>
+        <w:br/>
+        <w:t>2.1.1 Клиент-серверная архитектура простыми словами</w:t>
+        <w:br/>
+        <w:t>2.1.2 Библиотека Axios</w:t>
+        <w:br/>
+        <w:t>2.2 Библиотека React и сборщик Vite</w:t>
+        <w:br/>
+        <w:t>2.3 PyTorch и библиотека diffusers</w:t>
+        <w:br/>
+        <w:t>2.3.1 Что такое diffusers и pipeline</w:t>
+        <w:br/>
+        <w:t>2.4 Kohya_ss для обучения LoRA</w:t>
+        <w:br/>
+        <w:t>2.5 Stable Diffusion v1.5 и метод LoRA</w:t>
+        <w:br/>
+        <w:t>2.5.1 Три части Stable Diffusion — простое объяснение</w:t>
+        <w:br/>
+        <w:t>2.6 Словарь терминов работы</w:t>
+        <w:br/>
+        <w:t>3 Подготовка данных, обучение модели и разработка веб-приложения</w:t>
+        <w:br/>
+        <w:t>3.1 Формирование датасета</w:t>
+        <w:br/>
+        <w:t>3.1.1 Откуда взяты изображения и почему это легально</w:t>
         <w:br/>
         <w:t>3.2 Предобработка изображений</w:t>
         <w:br/>
-        <w:t>3.3 Разбиение на обучающую и валидационную выборки</w:t>
+        <w:t>3.2.1 Пошаговый пример предобработки одного файла</w:t>
         <w:br/>
-        <w:t>3.4 Параметры и процесс обучения в kohya_ss</w:t>
+        <w:t>3.2.2 Зачем нужны текстовые описания к каждой картинке</w:t>
         <w:br/>
-        <w:t>3.5 Исследовательский цикл обучения с контролем val_loss</w:t>
+        <w:t>3.3 Обучение LoRA-адаптера</w:t>
         <w:br/>
-        <w:t>3.6 Выбор оптимального чекпоинта</w:t>
+        <w:t>3.3.1 Что такое эпоха, rank и learning rate</w:t>
         <w:br/>
-        <w:t>4 Проектирование и реализация веб-системы</w:t>
+        <w:t>3.3.2 Выбор оптимального чекпоинта</w:t>
         <w:br/>
-        <w:t>4.1 Общая архитектура программного комплекса</w:t>
+        <w:t>3.3.3 График обучения — как его читать</w:t>
         <w:br/>
-        <w:t>4.2 Серверная часть на базе FastAPI</w:t>
+        <w:t>3.4 Архитектура веб-системы</w:t>
         <w:br/>
-        <w:t>4.3 Клиентское веб-приложение на React</w:t>
+        <w:t>3.4.1 Схема работы системы для неспециалиста</w:t>
         <w:br/>
-        <w:t>4.4 REST API и формат обмена данными</w:t>
+        <w:t>3.5 Реализация серверной части</w:t>
         <w:br/>
-        <w:t>4.5 Переключение LoRA-адаптеров без перезагрузки модели</w:t>
+        <w:t>3.5.1 Описание работы сервера по шагам</w:t>
         <w:br/>
-        <w:t>4.6 Постобработка и сохранение истории генераций</w:t>
+        <w:t>3.5.2 REST API — примеры для воспроизведения</w:t>
         <w:br/>
-        <w:t>4.7 Развёртывание и организация публичного доступа</w:t>
+        <w:t>3.6 Реализация клиентской части</w:t>
         <w:br/>
-        <w:t>5 Экспериментальная оценка и анализ результатов</w:t>
+        <w:t>3.6.1 Подробное описание интерфейса</w:t>
         <w:br/>
-        <w:t>5.1 Методика проведения эксперimentов</w:t>
+        <w:t>3.6.2 Как собрать и запустить проект</w:t>
         <w:br/>
-        <w:t>5.2 Сравнение моделей по CLIP score</w:t>
+        <w:t>3.7 Рекомендации по составлению промптов</w:t>
         <w:br/>
-        <w:t>5.3 Анализ динамики функции потерь</w:t>
+        <w:t>3.8 Импорт спрайта в игровой движок</w:t>
         <w:br/>
-        <w:t>5.4 Качественный анализ сгенерированных спрайтов</w:t>
+        <w:t>4 Тестирование и оценка результатов</w:t>
         <w:br/>
-        <w:t>5.5 Оценка производительности и потребления ресурсов</w:t>
+        <w:t>4.1 Методика тестирования системы</w:t>
+        <w:br/>
+        <w:t>4.1.1 Критерии оценки качества генерации</w:t>
+        <w:br/>
+        <w:t>4.2 Дополнительное сравнение трёх режимов генерации</w:t>
+        <w:br/>
+        <w:t>4.2.1 Качественный анализ — что видит глаз</w:t>
+        <w:br/>
+        <w:t>4.2.2 Типичные ошибки генерации и как их избежать</w:t>
+        <w:br/>
+        <w:t>4.3 Результаты функционального тестирования</w:t>
+        <w:br/>
+        <w:t>4.3.1 Результаты ручного тестирования</w:t>
+        <w:br/>
+        <w:t>4.3.2 Ограничения системы — честно о минусах</w:t>
+        <w:br/>
+        <w:t>4.4 Сводная таблица: что было сделано</w:t>
+        <w:br/>
+        <w:t>4.5 Рекомендации пользователям и разработчикам</w:t>
+        <w:br/>
+        <w:t>Сквозной пример использования системы</w:t>
         <w:br/>
         <w:t>ЗАКЛЮЧЕНИЕ</w:t>
         <w:br/>
@@ -229,7 +251,11 @@
         <w:br/>
         <w:t>ПРИЛОЖЕНИЕ Б Листинг клиентской части (frontend/src/App.jsx)</w:t>
         <w:br/>
-        <w:t>ПРИЛОЖЕНИЕ В Листинг скрипта предобработки датасета</w:t>
+        <w:t>ПРИЛОЖЕНИЕ В Листинг скрипта предобработки (dataset/prepare_dataset.py)</w:t>
+        <w:br/>
+        <w:t>ПРИЛОЖЕНИЕ Г Листинг скрипта оценки (research/evaluate.py)</w:t>
+        <w:br/>
+        <w:t>ПРИЛОЖЕНИЕ Д Листинг скрипта обучения (research/train_lora.py)</w:t>
       </w:r>
     </w:p>
     <w:p>
@@ -262,7 +288,7 @@
           <w:rFonts w:ascii="Times New Roman" w:hAnsi="Times New Roman"/>
           <w:sz w:val="28"/>
         </w:rPr>
-        <w:t>Современная индустрия независимой разработки видеоигр переживает устойчивый рост: по данным аналитических агентств, ежегодно на цифровых площадках (Steam, itch.io, Google Play) появляются десятки тысяч новых проектов, значительная часть которых использует двумерную пиксельную графику. Пиксель-арт сохраняет популярность не только по ностальгическим причинам — ограниченная палитра, чёткие контуры и дискретная сетка пикселей создают узнаваемый художественный язык, снижают требования к анимации и упрощают интеграцию ресурсов в игровые движки Unity, Godot, GameMaker.</w:t>
+        <w:t>Настоящая пояснительная записка описывает разработку программы, которая по текстовому описанию создаёт картинки игровых персонажей в стиле пиксель-арта (8-bit). Если вы не знакомы с нейросетями или веб-разработкой — это нормально: ниже и по тексту работы все специальные термины объясняются простыми словами.</w:t>
       </w:r>
     </w:p>
     <w:p>
@@ -275,7 +301,7 @@
           <w:rFonts w:ascii="Times New Roman" w:hAnsi="Times New Roman"/>
           <w:sz w:val="28"/>
         </w:rPr>
-        <w:t>Однако создание качественных спрайтов персонажей остаётся трудоёмким процессом. Художник должен прорисовать базовую позу, палитру, пропорции, а при необходимости — набор кадров анимации (idle, walk, attack). Для соло-разработчика или небольшой команды без профильного художника этот этап часто становится «узким местом» производственного цикла. Альтернативой ручному рисованию выступают процедурные методы и генеративные модели машинного обучения, способные синтезировать изображения по текстовому описанию.</w:t>
+        <w:t>Главная идея работы можно сформулировать так: пользователь открывает сайт в браузере, вводит описание персонажа (например, «рыцарь в красных доспехах с мечом»), нажимает кнопку и через 10–15 секунд получает готовую картинку-спрайт. За кулисами работает нейросеть Stable Diffusion, дообученная на сотнях примеров пиксельных персонажей методом LoRA.</w:t>
       </w:r>
     </w:p>
     <w:p>
@@ -288,7 +314,7 @@
           <w:rFonts w:ascii="Times New Roman" w:hAnsi="Times New Roman"/>
           <w:sz w:val="28"/>
         </w:rPr>
-        <w:t>За последние годы наибольшую известность среди генеративных подходов получили диффузионные модели — класс нейросетей, обучающихся постепенно удалять шум из изображения. Stable Diffusion v1.5, выпущенная в 2022 году компанией Stability AI совместно с RunwayML, стала одной из первых полноценно открытых моделей такого класса: веса, код и обширная экосистема инструментов доступны исследователям и разработчикам без коммерческих ограничений на базовое использование. Модель генерирует RGB-изображения разрешением 512×512 пикселей и управляется текстовым промптом через энкодер CLIP.</w:t>
+        <w:t>В системе также можно переключать три режима генерации — это дополнительная функция, чтобы наглядно увидеть разницу «до» и «после» обучения. Основная цель работы — не сравнение моделей, а создание готового веб-приложения для генерации спрайтов.</w:t>
       </w:r>
     </w:p>
     <w:p>
@@ -301,7 +327,7 @@
           <w:rFonts w:ascii="Times New Roman" w:hAnsi="Times New Roman"/>
           <w:sz w:val="28"/>
         </w:rPr>
-        <w:t>Прямое применение Stable Diffusion к задаче синтеза пиксельных спрайтов без дополнительной настройки даёт неудовлетворительный результат: модель обучена на фотографиях, иллюстрациях и цифровом арте различных стилей, поэтому на выходе чаще получаются сглаженные градиенты, размытые контуры и реалистичное освещение — всё то, что противоречит эстетике 8-bit и 16-bit эпохи домашних консолей. Для адаптации большой предобученной модели к узкой предметной области применяют метод LoRA (Low-Rank Adaptation), предложенный Hu и соавторами в 2021 году. LoRA добавляет к замороженным весам U-Net низкоранговые матрицы, обучение которых требует на порядки меньше видеопамяти и времени, чем полное fine-tuning.</w:t>
+        <w:t>Современная индустрия независимой разработки видеоигр переживает устойчивый рост: ежегодно на цифровых площадках Steam, itch.io и Google Play появляются десятки тысяч новых проектов, значительная часть которых использует двумерную пиксельную графику. Пиксель-арт сохраняет популярность благодаря узнаваемому художественному языку, сниженным требованиям к анимации и простоте интеграции ресурсов в игровые движки Unity, Godot и GameMaker.</w:t>
       </w:r>
     </w:p>
     <w:p>
@@ -314,7 +340,7 @@
           <w:rFonts w:ascii="Times New Roman" w:hAnsi="Times New Roman"/>
           <w:sz w:val="28"/>
         </w:rPr>
-        <w:t>Актуальность темы обусловлена сочетанием трёх факторов: (1) сохраняющегося спроса на пиксельную графику в игровой индустрии; (2) доступности open-source инструментов генерации изображений на потребительских GPU; (3) отсутствия готовых end-to-end веб-решений, позволяющих сравнить базовую модель, публичный стилевой адаптер и собственный LoRA, обученный на курируемом датасете спрайтов, в едином пользовательском интерфейсе.</w:t>
+        <w:t>Однако создание качественных спрайтов персонажей остаётся трудоёмким процессом. Для соло-разработчика или небольшой команды без профильного художника этот этап часто становится «узким местом» производственного цикла. За последние годы генеративные модели машинного обучения, в частности Stable Diffusion, стали доступны для локального использования на потребительских видеокартах, что открывает возможность автоматизированной генерации графики по текстовому описанию.</w:t>
       </w:r>
     </w:p>
     <w:p>
@@ -327,7 +353,7 @@
           <w:rFonts w:ascii="Times New Roman" w:hAnsi="Times New Roman"/>
           <w:sz w:val="28"/>
         </w:rPr>
-        <w:t>Объектом исследования является процесс автоматизированной генерации двумерных спрайтов персонажей по текстовому описанию.</w:t>
+        <w:t>Актуальность данной работы обусловлена сочетанием трёх факторов: сохраняющегося спроса на пиксельную графику в игровой индустрии; доступности open-source инструментов генерации изображений; отсутствия готовых веб-решений, которые объединяют дообучение LoRA на собственном датасете спрайтов и простой пользовательский интерфейс в едином программном комплексе.</w:t>
       </w:r>
     </w:p>
     <w:p>
@@ -340,7 +366,7 @@
           <w:rFonts w:ascii="Times New Roman" w:hAnsi="Times New Roman"/>
           <w:sz w:val="28"/>
         </w:rPr>
-        <w:t>Предметом исследования выступают методы адаптации диффузионной модели Stable Diffusion v1.5 к пиксельному стилю с помощью LoRA и программная архитектура веб-системы, обеспечивающей доступ к генерации через REST API.</w:t>
+        <w:t>Целью работы является разработка веб-системы генерации 8-bit игровых персонажей по текстовому описанию с применением Stable Diffusion v1.5 и дообученного LoRA-адаптера.</w:t>
       </w:r>
     </w:p>
     <w:p>
@@ -353,7 +379,17 @@
           <w:rFonts w:ascii="Times New Roman" w:hAnsi="Times New Roman"/>
           <w:sz w:val="28"/>
         </w:rPr>
-        <w:t>Целью работы является разработка веб-системы генерации 8-bit игровых персонажей с дообученным LoRA-адаптером и проведение сравнительной оценки качества генерации.</w:t>
+        <w:t>Для достижения поставленной цели необходимо решить следующие задачи:</w:t>
+        <w:br/>
+        <w:t>1) провести анализ предметной области и существующих инструментов генерации спрайтов;</w:t>
+        <w:br/>
+        <w:t>2) выбрать и описать средства разработки (Python, FastAPI, React, PyTorch, diffusers, kohya_ss);</w:t>
+        <w:br/>
+        <w:t>3) сформировать датасет пар «изображение — описание», выполнить предобработку и обучить LoRA-адаптер;</w:t>
+        <w:br/>
+        <w:t>4) спроектировать и реализовать клиент-серверное веб-приложение для генерации спрайтов;</w:t>
+        <w:br/>
+        <w:t>5) провести тестирование разработанной системы и оценить качество генерации.</w:t>
       </w:r>
     </w:p>
     <w:p>
@@ -366,19 +402,7 @@
           <w:rFonts w:ascii="Times New Roman" w:hAnsi="Times New Roman"/>
           <w:sz w:val="28"/>
         </w:rPr>
-        <w:t>Для достижения поставленной цели необходимо решить следующие задачи:</w:t>
-        <w:br/>
-        <w:t>1) изучить особенности пиксельной графики и требования к спрайтам в современных игровых проектах;</w:t>
-        <w:br/>
-        <w:t>2) проанализировать существующие генеративные инструменты и обосновать выбор Stable Diffusion v1.5 и метода LoRA;</w:t>
-        <w:br/>
-        <w:t>3) сформировать датасет пар «изображение — описание» и описать pipeline предобработки;</w:t>
-        <w:br/>
-        <w:t>4) обучить LoRA-адаптер, провести валидацию по val_loss и метрике CLIP score;</w:t>
-        <w:br/>
-        <w:t>5) спроектировать и реализовать клиент-серверное веб-приложение с тремя режимами генерации;</w:t>
-        <w:br/>
-        <w:t>6) выполнить экспериментальное сравнение моделей и сформулировать рекомендации по использованию.</w:t>
+        <w:t>Дополнительно, в рамках исследовательской части, реализована возможность переключения между тремя режимами генерации (базовая модель, публичная LoRA, собственная LoRA) и проведено их наглядное сравнение — это не является основной целью работы, но демонстрирует эффект от дообучения.</w:t>
       </w:r>
     </w:p>
     <w:p>
@@ -391,7 +415,7 @@
           <w:rFonts w:ascii="Times New Roman" w:hAnsi="Times New Roman"/>
           <w:sz w:val="28"/>
         </w:rPr>
-        <w:t>Методы исследования включают анализ научной и технической литературы, сравнительный анализ программных аналогов, экспериментальное обучение нейросетевой модели, объектно-ориентированное и клиент-серверное проектирование, программную реализацию на языках Python и JavaScript, а также количественную оценку по метрике CLIP score.</w:t>
+        <w:t>Объектом исследования является процесс автоматизированной генерации двумерных спрайтов персонажей по текстовому описанию.</w:t>
       </w:r>
     </w:p>
     <w:p>
@@ -404,7 +428,7 @@
           <w:rFonts w:ascii="Times New Roman" w:hAnsi="Times New Roman"/>
           <w:sz w:val="28"/>
         </w:rPr>
-        <w:t>Научная новизна работы заключается в комплексном описании полного цикла — от сбора и предобработки датасета пиксельных спрайтов до развёртывания веб-сервиса с hot-swap переключением LoRA — на базе открытых компонентов, воспроизводимого на GPU с 8 ГБ видеопамяти.</w:t>
+        <w:t>Предметом исследования выступают методы адаптации диффузионной модели Stable Diffusion v1.5 к пиксельному стилю с помощью LoRA и программная архитектура веб-системы.</w:t>
       </w:r>
     </w:p>
     <w:p>
@@ -417,7 +441,7 @@
           <w:rFonts w:ascii="Times New Roman" w:hAnsi="Times New Roman"/>
           <w:sz w:val="28"/>
         </w:rPr>
-        <w:t>Практическая значимость состоит в том, что разработанная система может использоваться начинающими gamedev-разработчиками для быстрого получения визуальных референсов персонажей, а также как учебный стенд для демонстрации принципов generative AI и fine-tuning.</w:t>
+        <w:t>Структура пояснительной записки: первый раздел посвящён анализу предметной области и постановке задачи. Второй описывает средства разработки. Третий содержит подготовку данных, обучение LoRA и реализацию веб-приложения. Четвёртый — экспериментальную оценку и тестирование. Далее приведены заключение, перечень сокращений, список источников и приложения с листингами программного кода.</w:t>
       </w:r>
     </w:p>
     <w:p>
@@ -430,7 +454,7 @@
           <w:rFonts w:ascii="Times New Roman" w:hAnsi="Times New Roman"/>
           <w:sz w:val="28"/>
         </w:rPr>
-        <w:t>Структура пояснительной записки определяется логикой решения поставленных задач. Первый раздел посвящён анализу предметной области. Второй раскрывает теоретические основы диффузионных моделей, Stable Diffusion и LoRA. Третий описывает подготовку данных и обучение адаптера. Четвёртый представляет архитектуру и реализацию веб-системы. Пятый содержит экспериментальную оценку. В заключении подводятся итоги. Далее приведены перечень сокращений, список источников и приложения с листингами программного кода.</w:t>
+        <w:t>Пояснительная записка написана так, чтобы её мог понять читатель без опыта в нейросетях и программировании: специальные термины вводятся постепенно и поясняются простыми словами.</w:t>
       </w:r>
     </w:p>
     <w:p>
@@ -443,7 +467,7 @@
           <w:rFonts w:ascii="Times New Roman" w:hAnsi="Times New Roman"/>
           <w:sz w:val="28"/>
         </w:rPr>
-        <w:t>Исходными данными для работы послужили открытые спрайтовые наборы с платформ itch.io, OpenGameArt.org и Kenney.nl, документация библиотек Hugging Face diffusers, PyTorch, FastAPI, а также публикации по диффузионным моделям и методу LoRA.</w:t>
+        <w:t>Представьте, что вы делаете свою первую игру в жанре RPG. Вам нужны десятки разных персонажей — воины, маги, монстры, скелеты. Нанять художника дорого, а рисовать самому, не имея навыков, долго и сложно. Именно для таких ситуаций и создаётся описываемая в работе система: она не заменяет профессионального художника полностью, но помогает быстро получить «черновик» персонажа, который можно доработать или использовать как основу.</w:t>
       </w:r>
     </w:p>
     <w:p>
@@ -456,7 +480,7 @@
           <w:rFonts w:ascii="Times New Roman" w:hAnsi="Times New Roman"/>
           <w:sz w:val="28"/>
         </w:rPr>
-        <w:t>Технико-экономическую оценку внедрения можно охарактеризовать качественно: использование локально развёрнутой модели исключает абонентскую плату облачных API генерации изображений; единственные существенные затраты — амортизация GPU-рабочей станции и время обучения LoRA (порядка нескольких часов на NVIDIA RTX 3070). Для инди-разработчика это сопоставимо с однократной покупкой ассет-пака на маркетплейсе, но с неограниченным числом генераций после настройки.</w:t>
+        <w:t>Что такое нейросеть в контексте этой работы? Упрощённо — это компьютерная программа, которая научилась создавать изображения, «просмотрев» миллионы картинок из интернета. Ей можно дать текстовое описание, и она попытается нарисовать то, что вы описали. Однако «из коробки» такая программа рисует в разных стилях — чаще как иллюстрацию или фото, а не как пиксельного героя из старых игр. Поэтому в работе применяется дополнительное обучение (метод LoRA), которое «приучает» нейросеть к одному конкретному стилю — плоские цвета, чёткие пиксели, белый фон.</w:t>
       </w:r>
     </w:p>
     <w:p>
@@ -469,12 +493,7 @@
           <w:rFonts w:ascii="Times New Roman" w:hAnsi="Times New Roman"/>
           <w:sz w:val="28"/>
         </w:rPr>
-        <w:t>Таким образом, проведение работы обосновано как с точки зрения востребованности результата, так и с точки зрения доступности современных open-source технологий, позволяющих реализовать поставленную задачу на уровне бакалаврской диссертации с экспериментальной проверкой.</w:t>
-      </w:r>
-    </w:p>
-    <w:p>
-      <w:r>
-        <w:br w:type="page"/>
+        <w:t>Практическая значимость работы в том, что весь процесс — от подготовки данных до готового сайта — собран в одном проекте с открытым кодом. Любой человек с видеокартой NVIDIA может повторить обучение и запустить систему у себя на компьютере.</w:t>
       </w:r>
     </w:p>
     <w:p>
@@ -487,259 +506,12 @@
           <w:rFonts w:ascii="Times New Roman" w:hAnsi="Times New Roman"/>
           <w:sz w:val="28"/>
         </w:rPr>
-        <w:t>Подробное пояснение для читателя, не знакомого с нейросетями. Нейросеть — математическая функция с миллионами настраиваемых параметров (весов). «Обучение» — процесс подбора весов так, чтобы функция минимизировала ошибку на примерах. «Inference» (вывод) — применение уже обученной функции к новым входным данным. В нашем случае вход — текст, выход — изображение.</w:t>
-      </w:r>
-    </w:p>
-    <w:p>
-      <w:pPr>
-        <w:spacing w:line="360" w:lineRule="auto"/>
-        <w:ind w:firstLine="709"/>
-      </w:pPr>
-      <w:r>
-        <w:rPr>
-          <w:rFonts w:ascii="Times New Roman" w:hAnsi="Times New Roman"/>
-          <w:sz w:val="28"/>
-        </w:rPr>
-        <w:t>GPU (графический процессор) ускоряет матричные умножения, составляющие основу нейросетей. CUDA — программная платформа NVIDIA для вычислений на GPU. PyTorch — библиотека Python для построения и обучения нейросетей с поддержкой CUDA.</w:t>
-      </w:r>
-    </w:p>
-    <w:p>
-      <w:pPr>
-        <w:spacing w:line="360" w:lineRule="auto"/>
-        <w:ind w:firstLine="709"/>
-      </w:pPr>
-      <w:r>
-        <w:rPr>
-          <w:rFonts w:ascii="Times New Roman" w:hAnsi="Times New Roman"/>
-          <w:sz w:val="28"/>
-        </w:rPr>
-        <w:t>Hugging Face — компания и hub, hosting pretrained models. diffusers — их библиотека для diffusion models с unified API pipeline.</w:t>
-      </w:r>
-    </w:p>
-    <w:p>
-      <w:pPr>
-        <w:spacing w:line="360" w:lineRule="auto"/>
-        <w:ind w:firstLine="709"/>
-      </w:pPr>
-      <w:r>
-        <w:rPr>
-          <w:rFonts w:ascii="Times New Roman" w:hAnsi="Times New Roman"/>
-          <w:sz w:val="28"/>
-        </w:rPr>
-        <w:t>REST API — архитектурный стиль веб-сервисов: клиент отправляет HTTP запрос (GET/POST), сервер возвращает JSON. Stateless — сервер не хранит session между запросами (history — exception as file storage).</w:t>
-      </w:r>
-    </w:p>
-    <w:p>
-      <w:pPr>
-        <w:spacing w:line="360" w:lineRule="auto"/>
-        <w:ind w:firstLine="709"/>
-      </w:pPr>
-      <w:r>
-        <w:rPr>
-          <w:rFonts w:ascii="Times New Roman" w:hAnsi="Times New Roman"/>
-          <w:sz w:val="28"/>
-        </w:rPr>
-        <w:t>React — JavaScript библиотека для UI через компоненты и reactive state. Vite — dev server и bundler, быстрее webpack для modern projects.</w:t>
-      </w:r>
-    </w:p>
-    <w:p>
-      <w:pPr>
-        <w:spacing w:line="360" w:lineRule="auto"/>
-        <w:ind w:firstLine="709"/>
-      </w:pPr>
-      <w:r>
-        <w:rPr>
-          <w:rFonts w:ascii="Times New Roman" w:hAnsi="Times New Roman"/>
-          <w:sz w:val="28"/>
-        </w:rPr>
-        <w:t>Base64 — кодирование binary data текстом ASCII для embedding в JSON. PNG — lossless image format, supports transparency.</w:t>
-      </w:r>
-    </w:p>
-    <w:p>
-      <w:pPr>
-        <w:spacing w:line="360" w:lineRule="auto"/>
-        <w:ind w:firstLine="709"/>
-      </w:pPr>
-      <w:r>
-        <w:rPr>
-          <w:rFonts w:ascii="Times New Roman" w:hAnsi="Times New Roman"/>
-          <w:sz w:val="28"/>
-        </w:rPr>
-        <w:t>Safetensors — file format для ML weights, safe (no arbitrary code execution unlike pickle).</w:t>
-      </w:r>
-    </w:p>
-    <w:p>
-      <w:pPr>
-        <w:spacing w:line="360" w:lineRule="auto"/>
-        <w:ind w:firstLine="709"/>
-      </w:pPr>
-      <w:r>
-        <w:rPr>
-          <w:rFonts w:ascii="Times New Roman" w:hAnsi="Times New Roman"/>
-          <w:sz w:val="28"/>
-        </w:rPr>
-        <w:t>Epoch — один полный проход по training dataset. Batch — subset processed before weight update. Learning rate — step size for optimizer.</w:t>
-      </w:r>
-    </w:p>
-    <w:p>
-      <w:pPr>
-        <w:spacing w:line="360" w:lineRule="auto"/>
-        <w:ind w:firstLine="709"/>
-      </w:pPr>
-      <w:r>
-        <w:rPr>
-          <w:rFonts w:ascii="Times New Roman" w:hAnsi="Times New Roman"/>
-          <w:sz w:val="28"/>
-        </w:rPr>
-        <w:t>Overfitting — model memorizes training data, poor generalization. Validation set — held-out data not seen during training for unbiased estimate.</w:t>
-      </w:r>
-    </w:p>
-    <w:p>
-      <w:pPr>
-        <w:spacing w:line="360" w:lineRule="auto"/>
-        <w:ind w:firstLine="709"/>
-      </w:pPr>
-      <w:r>
-        <w:rPr>
-          <w:rFonts w:ascii="Times New Roman" w:hAnsi="Times New Roman"/>
-          <w:sz w:val="28"/>
-        </w:rPr>
-        <w:t>These explanations intentionally verbose per thesis advisor requirement that any reader should understand without prior ML coursework after careful reading of sections 1–5 and appendices.</w:t>
+        <w:t>Методы исследования включают анализ существующих программ и сервисов, экспериментальное обучение нейросети на собственном наборе изображений, программную реализацию веб-приложения и функциональное тестирование разработанной системы.</w:t>
       </w:r>
     </w:p>
     <w:p>
       <w:r>
         <w:br w:type="page"/>
-      </w:r>
-    </w:p>
-    <w:p>
-      <w:pPr>
-        <w:spacing w:line="360" w:lineRule="auto"/>
-        <w:ind w:firstLine="709"/>
-      </w:pPr>
-      <w:r>
-        <w:rPr>
-          <w:rFonts w:ascii="Times New Roman" w:hAnsi="Times New Roman"/>
-          <w:sz w:val="28"/>
-        </w:rPr>
-        <w:t>Подробное пояснение для читателя, не знакомого с нейросетями. Нейросеть — математическая функция с миллионами настраиваемых параметров (весов). «Обучение» — процесс подбора весов так, чтобы функция минимизировала ошибку на примерах. «Inference» (вывод) — применение уже обученной функции к новым входным данным. В нашем случае вход — текст, выход — изображение.</w:t>
-      </w:r>
-    </w:p>
-    <w:p>
-      <w:pPr>
-        <w:spacing w:line="360" w:lineRule="auto"/>
-        <w:ind w:firstLine="709"/>
-      </w:pPr>
-      <w:r>
-        <w:rPr>
-          <w:rFonts w:ascii="Times New Roman" w:hAnsi="Times New Roman"/>
-          <w:sz w:val="28"/>
-        </w:rPr>
-        <w:t>GPU (графический процессор) ускоряет матричные умножения, составляющие основу нейросетей. CUDA — программная платформа NVIDIA для вычислений на GPU. PyTorch — библиотека Python для построения и обучения нейросетей с поддержкой CUDA.</w:t>
-      </w:r>
-    </w:p>
-    <w:p>
-      <w:pPr>
-        <w:spacing w:line="360" w:lineRule="auto"/>
-        <w:ind w:firstLine="709"/>
-      </w:pPr>
-      <w:r>
-        <w:rPr>
-          <w:rFonts w:ascii="Times New Roman" w:hAnsi="Times New Roman"/>
-          <w:sz w:val="28"/>
-        </w:rPr>
-        <w:t>Hugging Face — компания и hub, hosting pretrained models. diffusers — их библиотека для diffusion models с unified API pipeline.</w:t>
-      </w:r>
-    </w:p>
-    <w:p>
-      <w:pPr>
-        <w:spacing w:line="360" w:lineRule="auto"/>
-        <w:ind w:firstLine="709"/>
-      </w:pPr>
-      <w:r>
-        <w:rPr>
-          <w:rFonts w:ascii="Times New Roman" w:hAnsi="Times New Roman"/>
-          <w:sz w:val="28"/>
-        </w:rPr>
-        <w:t>REST API — архитектурный стиль веб-сервисов: клиент отправляет HTTP запрос (GET/POST), сервер возвращает JSON. Stateless — сервер не хранит session между запросами (history — exception as file storage).</w:t>
-      </w:r>
-    </w:p>
-    <w:p>
-      <w:pPr>
-        <w:spacing w:line="360" w:lineRule="auto"/>
-        <w:ind w:firstLine="709"/>
-      </w:pPr>
-      <w:r>
-        <w:rPr>
-          <w:rFonts w:ascii="Times New Roman" w:hAnsi="Times New Roman"/>
-          <w:sz w:val="28"/>
-        </w:rPr>
-        <w:t>React — JavaScript библиотека для UI через компоненты и reactive state. Vite — dev server и bundler, быстрее webpack для modern projects.</w:t>
-      </w:r>
-    </w:p>
-    <w:p>
-      <w:pPr>
-        <w:spacing w:line="360" w:lineRule="auto"/>
-        <w:ind w:firstLine="709"/>
-      </w:pPr>
-      <w:r>
-        <w:rPr>
-          <w:rFonts w:ascii="Times New Roman" w:hAnsi="Times New Roman"/>
-          <w:sz w:val="28"/>
-        </w:rPr>
-        <w:t>Base64 — кодирование binary data текстом ASCII для embedding в JSON. PNG — lossless image format, supports transparency.</w:t>
-      </w:r>
-    </w:p>
-    <w:p>
-      <w:pPr>
-        <w:spacing w:line="360" w:lineRule="auto"/>
-        <w:ind w:firstLine="709"/>
-      </w:pPr>
-      <w:r>
-        <w:rPr>
-          <w:rFonts w:ascii="Times New Roman" w:hAnsi="Times New Roman"/>
-          <w:sz w:val="28"/>
-        </w:rPr>
-        <w:t>Safetensors — file format для ML weights, safe (no arbitrary code execution unlike pickle).</w:t>
-      </w:r>
-    </w:p>
-    <w:p>
-      <w:pPr>
-        <w:spacing w:line="360" w:lineRule="auto"/>
-        <w:ind w:firstLine="709"/>
-      </w:pPr>
-      <w:r>
-        <w:rPr>
-          <w:rFonts w:ascii="Times New Roman" w:hAnsi="Times New Roman"/>
-          <w:sz w:val="28"/>
-        </w:rPr>
-        <w:t>Epoch — один полный проход по training dataset. Batch — subset processed before weight update. Learning rate — step size for optimizer.</w:t>
-      </w:r>
-    </w:p>
-    <w:p>
-      <w:pPr>
-        <w:spacing w:line="360" w:lineRule="auto"/>
-        <w:ind w:firstLine="709"/>
-      </w:pPr>
-      <w:r>
-        <w:rPr>
-          <w:rFonts w:ascii="Times New Roman" w:hAnsi="Times New Roman"/>
-          <w:sz w:val="28"/>
-        </w:rPr>
-        <w:t>Overfitting — model memorizes training data, poor generalization. Validation set — held-out data not seen during training for unbiased estimate.</w:t>
-      </w:r>
-    </w:p>
-    <w:p>
-      <w:pPr>
-        <w:spacing w:line="360" w:lineRule="auto"/>
-        <w:ind w:firstLine="709"/>
-      </w:pPr>
-      <w:r>
-        <w:rPr>
-          <w:rFonts w:ascii="Times New Roman" w:hAnsi="Times New Roman"/>
-          <w:sz w:val="28"/>
-        </w:rPr>
-        <w:t>These explanations intentionally verbose per thesis advisor requirement that any reader should understand without prior ML coursework after careful reading of sections 1–5 and appendices.</w:t>
       </w:r>
     </w:p>
     <w:p>
@@ -765,112 +537,9 @@
       <w:r>
         <w:rPr>
           <w:rFonts w:ascii="Times New Roman" w:hAnsi="Times New Roman"/>
-          <w:b/>
-          <w:color w:val="000000"/>
           <w:sz w:val="28"/>
         </w:rPr>
-        <w:t>1.1 Пиксельная графика и спрайты в видеoиграх</w:t>
-      </w:r>
-    </w:p>
-    <w:p>
-      <w:pPr>
-        <w:spacing w:line="360" w:lineRule="auto"/>
-        <w:ind w:firstLine="709"/>
-      </w:pPr>
-      <w:r>
-        <w:rPr>
-          <w:rFonts w:ascii="Times New Roman" w:hAnsi="Times New Roman"/>
-          <w:sz w:val="28"/>
-        </w:rPr>
-        <w:t>Спрайт (от англ. sprite — «фея, дух») в терминологии компьютерной графики обозначает растровое двумерное изображение, перемещаемое по экрану независимо от фона. Исторически термин закрепился в эпоху аркадных автоматов и домашних консолей, где аппаратный sprite engine позволял аппаратно композитировать несколько слоёв графики в реальном времени.</w:t>
-      </w:r>
-    </w:p>
-    <w:p>
-      <w:pPr>
-        <w:spacing w:line="360" w:lineRule="auto"/>
-        <w:ind w:firstLine="709"/>
-      </w:pPr>
-      <w:r>
-        <w:rPr>
-          <w:rFonts w:ascii="Times New Roman" w:hAnsi="Times New Roman"/>
-          <w:sz w:val="28"/>
-        </w:rPr>
-        <w:t>В аппаратной архитектуре Nintendo Entertainment System (NES, 1983) фоновые тайлы и спрайты имели жёсткие ограничения: палитра из 54 цветов (с учётом одновременного отображения не более 25 на экране), размер спрайта 8×8 или 8×16 пикселей, не более 64 спрайтов одновременно. Разработчики вынуждены были выражать характер персонажа минимумом пикселей — форма меча, силуэт шлема, контраст цветов кожи и доспехов читались игроком на уровне гestalt-восприятия.</w:t>
-      </w:r>
-    </w:p>
-    <w:p>
-      <w:pPr>
-        <w:spacing w:line="360" w:lineRule="auto"/>
-        <w:ind w:firstLine="709"/>
-      </w:pPr>
-      <w:r>
-        <w:rPr>
-          <w:rFonts w:ascii="Times New Roman" w:hAnsi="Times New Roman"/>
-          <w:sz w:val="28"/>
-        </w:rPr>
-        <w:t>С переходом к HD-разрешениям и 3D-графике казалось, что пиксель-арт исчезнет как стиль. Однако начиная с 2010-х годов жанр получил второе дыхание благодаря проектам Shovel Knight, Celeste, Stardew Valley, Hollow Knight (для части эффектов). Современный «neo-pixel» art рисуется в большем разрешении — 64×64, 128×128 и выше — но сохраняет дискретность: каждый пиксель осознан, отсутствуют антиалиasing-размытия на границах, палитра часто ограничена 16–32 цветами.</w:t>
-      </w:r>
-    </w:p>
-    <w:p>
-      <w:pPr>
-        <w:spacing w:line="360" w:lineRule="auto"/>
-        <w:ind w:firstLine="709"/>
-      </w:pPr>
-      <w:r>
-        <w:rPr>
-          <w:rFonts w:ascii="Times New Roman" w:hAnsi="Times New Roman"/>
-          <w:sz w:val="28"/>
-        </w:rPr>
-        <w:t>Для интеграции в игровой движок спрайт обычно представляют в формате PNG с альфа-каналом (прозрачный фон). Однако при обучении диффузионных моделей RGBA-изображения с прозрачностью обрабатываются хуже, чем RGB на однотонном фоне: VAE-кодировщик Stable Diffusion обучен на непрозрачных фотографиях. Поэтому в данной работе принято решение унифицировать датасет: белый фон, разрешение 512×512, метод масштабирования NEAREST — ближайший сосед, исключающий интерполяционное размытие.</w:t>
-      </w:r>
-    </w:p>
-    <w:p>
-      <w:pPr>
-        <w:spacing w:line="360" w:lineRule="auto"/>
-        <w:ind w:firstLine="709"/>
-      </w:pPr>
-      <w:r>
-        <w:rPr>
-          <w:rFonts w:ascii="Times New Roman" w:hAnsi="Times New Roman"/>
-          <w:sz w:val="28"/>
-        </w:rPr>
-        <w:t>Типичный спрайт персонажа в проекте включает: класс (воин, маг, лучник), цветовую схему, оружие или предмет, позу (idle, attack). Текстовое описание этих атрибутов составляет основу промпта для нейросети. Качество описания напрямую влияет на семантическое соответствие результата запросу пользователя.</w:t>
-      </w:r>
-    </w:p>
-    <w:p>
-      <w:pPr>
-        <w:spacing w:line="360" w:lineRule="auto"/>
-        <w:ind w:firstLine="709"/>
-      </w:pPr>
-      <w:r>
-        <w:rPr>
-          <w:rFonts w:ascii="Times New Roman" w:hAnsi="Times New Roman"/>
-          <w:sz w:val="28"/>
-        </w:rPr>
-        <w:t>Сравнение ручного и автоматического пайплайна показывает принципиальное различие в трудозатратах. Ручная отрисовка одного персонажа занимает от 2 до 8 часов в зависимости от детализации и навыка художника. Генерация через Stable Diffusion с LoRA на GPU RTX 3070 при 25 шагах денойзинга занимает около 12 секунд; пользователь может получить десятки вариантов за время, недостаточное для одного эскиза от руки. При этом нейросеть не гарантирует готовность спрайта «как есть»: может потребоваться ручная доработка палитры, удаление артеfактов, риггинг для анимации.</w:t>
-      </w:r>
-    </w:p>
-    <w:p>
-      <w:pPr>
-        <w:spacing w:line="360" w:lineRule="auto"/>
-        <w:ind w:firstLine="709"/>
-      </w:pPr>
-      <w:r>
-        <w:rPr>
-          <w:rFonts w:ascii="Times New Roman" w:hAnsi="Times New Roman"/>
-          <w:sz w:val="28"/>
-        </w:rPr>
-        <w:t>Требования к спрайтам в контексте разрабатываемой системы сформулированы следующим образом:</w:t>
-        <w:br/>
-        <w:t>— визуальный стиль: 8-bit / NES, плоские цвета, отсутствие фотореализма;</w:t>
-        <w:br/>
-        <w:t>— фон: однотонный белый (#FFFFFF);</w:t>
-        <w:br/>
-        <w:t>— выходной размер для пользователя: 80×80 или 128×128 пикселей (масштабирование NEAREST из 512×512);</w:t>
-        <w:br/>
-        <w:t>— управление: текстовый промпт на английском языке (CLIP обучен преимущественно на английских подписях);</w:t>
-        <w:br/>
-        <w:t>— режимы: базовая SD, публичная LoRA, собственная LoRA — для сравнительной оценки.</w:t>
+        <w:t>В первом разделе объясняется, зачем вообще нужна автоматическая генерация спрайтов, какие программы уже существуют и почему был выбран именно такой технический подход. Материал написан так, чтобы его мог понять человек, который никогда не работал с нейросетями: все термины вводятся постепенно и поясняются на примерах из игровой индустрии.</w:t>
       </w:r>
     </w:p>
     <w:p>
@@ -885,7 +554,7 @@
           <w:color w:val="000000"/>
           <w:sz w:val="28"/>
         </w:rPr>
-        <w:t>1.2 Генеративный искусственный интеллект в создании графики</w:t>
+        <w:t>1.1 Пиксельная графика и спрайты в видеоиграх</w:t>
       </w:r>
     </w:p>
     <w:p>
@@ -898,7 +567,7 @@
           <w:rFonts w:ascii="Times New Roman" w:hAnsi="Times New Roman"/>
           <w:sz w:val="28"/>
         </w:rPr>
-        <w:t>Генеративный искусственный интеллект (Generative AI) — область машинного обучения, в которой модель обучается воспроизводить распределение данных и создавать новые образцы, не совпадающие буквально с обучающей выборкой, но принадлежащие тому же классу. Для изображений исторически применялись генеративно-состязательные сети (GAN), вариational autoencoders (VAE), autoregressive модели (PixelCNN) и, с 2020 года, диффузионные модели.</w:t>
+        <w:t>Спрайт — это двумерное растровое изображение, которое отображается в игре поверх фона и перемещается независимо от него. В эпоху домашних консолей, например Nintendo Entertainment System (NES), разработчики работали с жёсткими ограничениями: палитра из нескольких десятков цветов, размер спрайта 8×8 или 8×16 пикселей, не более 64 объектов на экране одновременно. Именно эти ограничения сформировали узнаваемый стиль пиксель-арта — чёткие контуры, плоские цвета, минимум деталей.</w:t>
       </w:r>
     </w:p>
     <w:p>
@@ -911,7 +580,7 @@
           <w:rFonts w:ascii="Times New Roman" w:hAnsi="Times New Roman"/>
           <w:sz w:val="28"/>
         </w:rPr>
-        <w:t>GAN (Goodfellow et al., 2014) состоят из генератора и дискриминатора, обучающихся в adversarial-процессе. Они обеспечивали высокое качество, но страдали от нестабильности обучения и mode collapse. VAE оптимизируют variational bound, но часто давали размытые результаты. Диффузионные модели, предложенные Ho et al. (2020), обучаются предсказывать шум, добавленный к данным на каждом шаге forward-процесса; reverse-процесс генерирует изображение итеративно. Теоретически они более стабильны и масштабируемы на большие датасеты.</w:t>
+        <w:t>Сегодня пиксельная графика переживает второе рождение. Игры Shovel Knight, Celeste, Stardew Valley и Hollow Knight показывают, что стиль востребован не только из ностальгии, но и как самостоятельная художественная форма. Современный neo-pixel art создаётся в разрешении 64×64, 128×128 и выше, однако сохраняет главное свойство — каждый пиксель осознан, границы не размываются антиалиасингом.</w:t>
       </w:r>
     </w:p>
     <w:p>
@@ -924,33 +593,7 @@
           <w:rFonts w:ascii="Times New Roman" w:hAnsi="Times New Roman"/>
           <w:sz w:val="28"/>
         </w:rPr>
-        <w:t>Stable Diffusion относится к классу latent diffusion models (Rombach et al., 2022): диффузия выполняется не в пространстве пикселей 512×512×3, а в сжатом латентном пространстве 64×64×4 после VAE-энкодера. Это снижает вычислительную сложность примерно в 8 раз по сравнению с pixel-space diffusion, что сделало возможным inference на GPU потребительского класса.</w:t>
-      </w:r>
-    </w:p>
-    <w:p>
-      <w:pPr>
-        <w:spacing w:line="360" w:lineRule="auto"/>
-        <w:ind w:firstLine="709"/>
-      </w:pPr>
-      <w:r>
-        <w:rPr>
-          <w:rFonts w:ascii="Times New Roman" w:hAnsi="Times New Roman"/>
-          <w:sz w:val="28"/>
-        </w:rPr>
-        <w:t>Коммерческие сервисы (Midjourney, DALL·E 3, Adobe Firefly) предоставляют генерацию через облако и не позволяют тонко контролировать fine-tuning под частный датасет спрайтов. Локальное развёртывание Stable Diffusion с open weights даёт полный контроль над данными, промптами, LoRA-весами и политикой хранения результатов — важное преимущество для учебных и исследовательских проектов.</w:t>
-      </w:r>
-    </w:p>
-    <w:p>
-      <w:pPr>
-        <w:spacing w:line="360" w:lineRule="auto"/>
-        <w:ind w:firstLine="709"/>
-      </w:pPr>
-      <w:r>
-        <w:rPr>
-          <w:rFonts w:ascii="Times New Roman" w:hAnsi="Times New Roman"/>
-          <w:sz w:val="28"/>
-        </w:rPr>
-        <w:t>Для игровой графики отдельного внимания заслуживают специализированные чекпоинты и LoRA на CivitAI и Hugging Face Hub: Pixel Art XL, PixelArtRedmond, RPG character sprites и др. Они демонстрируют, что community-driven fine-tuning способен адаптировать общую модель к стилю ретро-графики. Однако качество публичных адаптеров варьируется; собственный датасет, собранный под конкретные требования проекта, потенциально обеспечивает более однородный стиль.</w:t>
+        <w:t>Для независимого разработчика создание спрайтов персонажей остаётся одним из самых трудоёмких этапов. Отрисовка одного персонажа вручную занимает от нескольких часов до целого рабочего дня, а при отсутствии профильного художника этот этап становится «узким местом» проекта. В связи с этим всё больше внимания уделяется методам автоматической генерации графики с помощью нейросетей.</w:t>
       </w:r>
     </w:p>
     <w:p>
@@ -965,7 +608,7 @@
           <w:color w:val="000000"/>
           <w:sz w:val="28"/>
         </w:rPr>
-        <w:t>1.3 Обзор существующих решений и аналогов</w:t>
+        <w:t>1.2 Обзор существующих решений</w:t>
       </w:r>
     </w:p>
     <w:p>
@@ -978,7 +621,7 @@
           <w:rFonts w:ascii="Times New Roman" w:hAnsi="Times New Roman"/>
           <w:sz w:val="28"/>
         </w:rPr>
-        <w:t>Для системatизации обзора аналоги разделены на четыре категории: (A) профессиональные графические редакторы; (B) онлайн-генераторы pixel art без ML; (C) локальные ML-инструменты общего назначения; (D) исследовательские работы по neural pixel art.</w:t>
+        <w:t>Для систематизации обзора аналоги разделены на три группы: графические редакторы, локальные ML-инструменты и облачные сервисы.</w:t>
       </w:r>
     </w:p>
     <w:p>
@@ -991,7 +634,7 @@
           <w:rFonts w:ascii="Times New Roman" w:hAnsi="Times New Roman"/>
           <w:sz w:val="28"/>
         </w:rPr>
-        <w:t>К категории A относятся Aseprite, Pyxel Edit, GraphicsGale. Aseprite — de facto стандарт среди pixel artists: послойная работа, палитры, onion skinning, экспорт sprite sheets. Эти инструменты не генерируют контент автоматически, но задают планку качества, к которой стремится ML-пайплайн. Время создания персонажа — часы; кривая обучения — недели и месяцы.</w:t>
+        <w:t>К первой группе относятся Aseprite, Pyxel Edit и GraphicsGale. Aseprite является стандартом среди pixel artists: поддерживает послойную работу, палитры, onion skinning и экспорт sprite sheets. Эти инструменты не генерируют контент автоматически, но задают планку качества, к которой должна стремиться автоматическая генерация.</w:t>
       </w:r>
     </w:p>
     <w:p>
@@ -1004,7 +647,7 @@
           <w:rFonts w:ascii="Times New Roman" w:hAnsi="Times New Roman"/>
           <w:sz w:val="28"/>
         </w:rPr>
-        <w:t>К категории B относятся сервисы вроде Piskel, Lospec Pixel Editor, онлайн-версии Aseprite. Они бесплатны и доступны из браузера, однако также требуют ручного рисования.</w:t>
+        <w:t>Ко второй группе относятся Automatic1111 WebUI, ComfyUI и Fooocus — оболочки над Stable Diffusion для локального inference. Automatic1111 поддерживает загрузку LoRA, ControlNet и пакетную генерацию, однако интерфейс ориентирован на опытных пользователей, не содержит специализации под игровые спрайты и не предоставляет встроенного сравнения нескольких моделей в одном окне.</w:t>
       </w:r>
     </w:p>
     <w:p>
@@ -1017,7 +660,7 @@
           <w:rFonts w:ascii="Times New Roman" w:hAnsi="Times New Roman"/>
           <w:sz w:val="28"/>
         </w:rPr>
-        <w:t>К категории C относятся Automatic1111 WebUI, ComfyUI, Fooocus — оболочки над Stable Diffusion для локального inference. Automatic1111 поддерживает загрузку LoRA, ControlNet, batch generation, но интерфейс ориентирован на опытных пользователей Stable Diffusion; отсутствует специализация под игровые спрайты «из коробки»; нет встроенного сравнения base/public/custom LoRA в одном UI.</w:t>
+        <w:t>К третьей группе относятся Midjourney, DALL·E 3 и Adobe Firefly. Они работают через облако, не позволяют дообучать модель на собственном датасете и не подходят для проектов, где важна конфиденциальность исходных материалов.</w:t>
       </w:r>
     </w:p>
     <w:p>
@@ -1030,7 +673,7 @@
           <w:rFonts w:ascii="Times New Roman" w:hAnsi="Times New Roman"/>
           <w:sz w:val="28"/>
         </w:rPr>
-        <w:t>ComfyUI использует node-based граф пайплайна — максимальная гибкость, но высокий порог входа. Для бакалаврского проекта, ориентированного на демонстрацию end-to-end сценария «ввёл текст — получил спрайт», эти инструменты избыточны по сложности.</w:t>
+        <w:t>Сравнительные характеристики основных аналогов приведены в таблице 1.1.</w:t>
       </w:r>
     </w:p>
     <w:p>
@@ -1043,7 +686,21 @@
           <w:rFonts w:ascii="Times New Roman" w:hAnsi="Times New Roman"/>
           <w:sz w:val="28"/>
         </w:rPr>
-        <w:t>К категории D можно отнести работы по neural texture synthesis, GAN для tile generation (например, GANcraft для Minecraft-стиля), отдельные arXiv-публикации о sprite generation via diffusion. Прямых open-source аналогов, повторяющих полный стек данной работы (507-image dataset + kohya LoRA + FastAPI + React + CLIP evaluation), в открытом доступе не обнаружено, что подтверждает актуальность разработки.</w:t>
+        <w:t>Таблица 1.1 — Сравнение аналогов</w:t>
+        <w:br/>
+        <w:t>Критерий | Aseprite | Automatic1111 | Midjourney | Разрабатываемая система</w:t>
+        <w:br/>
+        <w:t>Автогенерация | − | + | + | +</w:t>
+        <w:br/>
+        <w:t>Специализация под спрайты | + | − | − | +</w:t>
+        <w:br/>
+        <w:t>Сравнение моделей | − | − | − | +</w:t>
+        <w:br/>
+        <w:t>Веб-интерфейс | − | − | + | +</w:t>
+        <w:br/>
+        <w:t>Локальное развёртывание | + | + | − | +</w:t>
+        <w:br/>
+        <w:t>Собственный LoRA | − | + | − | +</w:t>
       </w:r>
     </w:p>
     <w:p>
@@ -1056,7 +713,7 @@
           <w:rFonts w:ascii="Times New Roman" w:hAnsi="Times New Roman"/>
           <w:sz w:val="28"/>
         </w:rPr>
-        <w:t>Сравнительная таблица функциональности (см. таблицу 1.1 в тексте работы при переносе в шаблон) показывает, что разрабатываемая система занимает нишу «специализированный lightweight web UI + собственный LoRA + метрики качества».</w:t>
+        <w:t>Как видно из таблицы, разрабатываемая система занимает нишу специализированного веб-приложения для генерации игровых спрайтов с поддержкой собственного LoRA-адаптера. Переключение между тремя режимами inference реализовано как дополнительная функция для демонстрации эффекта дообучения, а не как самостоятельная цель работы.</w:t>
       </w:r>
     </w:p>
     <w:p>
@@ -1071,7 +728,7 @@
           <w:color w:val="000000"/>
           <w:sz w:val="28"/>
         </w:rPr>
-        <w:t>1.4 Сравнительный анализ подходов к генерации пиксель-арта</w:t>
+        <w:t>1.3 Выбор технологии Stable Diffusion и LoRA</w:t>
       </w:r>
     </w:p>
     <w:p>
@@ -1084,7 +741,7 @@
           <w:rFonts w:ascii="Times New Roman" w:hAnsi="Times New Roman"/>
           <w:sz w:val="28"/>
         </w:rPr>
-        <w:t>Существует несколько технологических траекторий получения пиксельного изображения из нейросети:</w:t>
+        <w:t>Среди генеративных моделей наибольшее распространение получили диффузионные модели — класс нейросетей, которые обучаются постепенно удалять шум из изображения. Stable Diffusion v1.5, выпущенная в 2022 году, стала одной из первых полноценно открытых моделей такого класса: веса, исходный код и инструменты доступны без коммерческих ограничений на базовое использование.</w:t>
       </w:r>
     </w:p>
     <w:p>
@@ -1097,7 +754,7 @@
           <w:rFonts w:ascii="Times New Roman" w:hAnsi="Times New Roman"/>
           <w:sz w:val="28"/>
         </w:rPr>
-        <w:t>Подход 1 — post-processing фильтрация. Генерируется полноцветное изображение в высоком разрешении, затем применяется downscale с NEAREST, posterization палитры, dithering. Плюсы: можно использовать любую SD-модель. Минусы: модель не «понимает» ограничения палитры на этапе генерации; артеfакты сглаживания проявляются уже на латентном уровне.</w:t>
+        <w:t>Прямое применение Stable Diffusion к синтезу пиксельных спрайтов без дополнительной настройки даёт неудовлетворительный результат: модель обучена на фотографиях и иллюстрациях, поэтому на выходе чаще получаются сглаженные градиенты и реалистичное освещение, что противоречит эстетике 8-bit графики.</w:t>
       </w:r>
     </w:p>
     <w:p>
@@ -1110,7 +767,7 @@
           <w:rFonts w:ascii="Times New Roman" w:hAnsi="Times New Roman"/>
           <w:sz w:val="28"/>
         </w:rPr>
-        <w:t>Подход 2 — fine-tuning / LoRA на датасете pixel art. Модель обучается на сотнях и тысячах примеров целевого стиля; на inference выдаёт изображения, statistically близкие к обучающим. Плюсы: стиль «зашит» в веса адаптера; минимальный post-processing. Минусы: нужен курируемый датасет и GPU для обучения.</w:t>
+        <w:t>Для адаптации большой предобученной модели к узкой предметной области применяют метод LoRA (Low-Rank Adaptation). LoRA добавляет к замороженным весам U-Net небольшие обучаемые матрицы, что требует на порядки меньше видеопамяти и времени, чем полное дообучение всей модели. Файл LoRA-адаптера занимает около 36 МБ, тогда как полная модель — около 4 ГБ.</w:t>
       </w:r>
     </w:p>
     <w:p>
@@ -1123,63 +780,7 @@
           <w:rFonts w:ascii="Times New Roman" w:hAnsi="Times New Roman"/>
           <w:sz w:val="28"/>
         </w:rPr>
-        <w:t>Подход 3 — ControlNet / img2img с эскизом. Пользователь рисует контур, модель заполняет цвет. Плюсы: контроль композиции. Минусы: не решает задачу «только текст»; дополнительный шаг для пользователя.</w:t>
-      </w:r>
-    </w:p>
-    <w:p>
-      <w:pPr>
-        <w:spacing w:line="360" w:lineRule="auto"/>
-        <w:ind w:firstLine="709"/>
-      </w:pPr>
-      <w:r>
-        <w:rPr>
-          <w:rFonts w:ascii="Times New Roman" w:hAnsi="Times New Roman"/>
-          <w:sz w:val="28"/>
-        </w:rPr>
-        <w:t>Подход 4 — специализированные autoregressive модели (например, на базе Transformer для последовательности токенов пикселей). Пока ограничены масштабом и доступностью pre-trained weights.</w:t>
-      </w:r>
-    </w:p>
-    <w:p>
-      <w:pPr>
-        <w:spacing w:line="360" w:lineRule="auto"/>
-        <w:ind w:firstLine="709"/>
-      </w:pPr>
-      <w:r>
-        <w:rPr>
-          <w:rFonts w:ascii="Times New Roman" w:hAnsi="Times New Roman"/>
-          <w:sz w:val="28"/>
-        </w:rPr>
-        <w:t>В данной работе выбран подход 2 как основной, с элементами подхода 1 (downscale NEAREST до 128×128 на этапе post-processing). Обоснование: наличие 507 размеченных спрайтов, доступность kohya_ss и diffusers, воспроизводимость на RTX 3070 8GB.</w:t>
-      </w:r>
-    </w:p>
-    <w:p>
-      <w:pPr>
-        <w:spacing w:line="360" w:lineRule="auto"/>
-        <w:ind w:firstLine="709"/>
-      </w:pPr>
-      <w:r>
-        <w:rPr>
-          <w:rFonts w:ascii="Times New Roman" w:hAnsi="Times New Roman"/>
-          <w:sz w:val="28"/>
-        </w:rPr>
-        <w:t>Сравнение full fine-tuning и LoRA:</w:t>
-        <w:br/>
-        <w:t>— Full fine-tuning обновляет все ~860 млн параметров U-Net; требует 24+ ГБ VRAM и риск catastrophic forgetting;</w:t>
-        <w:br/>
-        <w:t>— LoRA (rank 32) обучает ~2% параметров; файл адаптера ~36 МБ; обучение ~4 часа; базовая модель остаётся неизменной.</w:t>
-      </w:r>
-    </w:p>
-    <w:p>
-      <w:pPr>
-        <w:spacing w:line="360" w:lineRule="auto"/>
-        <w:ind w:firstLine="709"/>
-      </w:pPr>
-      <w:r>
-        <w:rPr>
-          <w:rFonts w:ascii="Times New Roman" w:hAnsi="Times New Roman"/>
-          <w:sz w:val="28"/>
-        </w:rPr>
-        <w:t>Выбор rank=32 и alpha=16 основан на community best practices для stylistic LoRA на датасетах 300–1000 изображений: rank ниже 16 может не захватить детали стиля; rank выше 64 повышает риск переобучения при малом датасете.</w:t>
+        <w:t>Выбор Stable Diffusion v1.5 (а не SDXL или SD 2.x) обусловлен минимальными требованиями к VRAM (8 ГБ достаточно для обучения и inference), наибольшим количеством pixel-art LoRA в формате kohya и полной совместимостью с библиотекой diffusers.</w:t>
       </w:r>
     </w:p>
     <w:p>
@@ -1194,7 +795,7 @@
           <w:color w:val="000000"/>
           <w:sz w:val="28"/>
         </w:rPr>
-        <w:t>1.5 Постановка задачи и требования к разрабатываемой системе</w:t>
+        <w:t>1.4 Постановка задачи и требования к системе</w:t>
       </w:r>
     </w:p>
     <w:p>
@@ -1207,7 +808,7 @@
           <w:rFonts w:ascii="Times New Roman" w:hAnsi="Times New Roman"/>
           <w:sz w:val="28"/>
         </w:rPr>
-        <w:t>На основании проведённого анализа сформулирована задача: разработать веб-систему генерации 8-bit спрайтов персонажей по текстовому описанию с поддержкой трёх режимов inference (base SD v1.5, публичная Pixel Art LoRA, custom LoRA), провести обучение custom LoRA на датасете из не менее 500 пар и экспериментально сравнить качество генерации.</w:t>
+        <w:t>На основании проведённого анализа сформулирована задача: разработать веб-систему генерации 8-bit спрайтов персонажей по текстовому описанию с поддержкой трёх режимов inference (базовая SD v1.5, публичная Pixel Art LoRA, собственная LoRA), обучить custom LoRA на датасете из не менее 500 пар «изображение — описание» и экспериментально сравнить качество генерации.</w:t>
       </w:r>
     </w:p>
     <w:p>
@@ -1222,17 +823,17 @@
         </w:rPr>
         <w:t>Функциональные требования:</w:t>
         <w:br/>
-        <w:t>FR-1. Ввод текстового промпта пользователем через веб-интерфейс.</w:t>
+        <w:t>1) ввод текстового промпта пользователем через веб-интерфейс;</w:t>
         <w:br/>
-        <w:t>FR-2. Выбор модели: base / public / custom.</w:t>
+        <w:t>2) выбор модели: base / public / custom;</w:t>
         <w:br/>
-        <w:t>FR-3. Настройка числа шагов денойзинга (10–50) и выходного размера (80 или 128 px).</w:t>
+        <w:t>3) настройка числа шагов денойзинга (10–50) и выходного размера (80 или 128 px);</w:t>
         <w:br/>
-        <w:t>FR-4. Отображение сгенерированного PNG и возможность скачивания.</w:t>
+        <w:t>4) отображение сгенерированного PNG и возможность скачивания;</w:t>
         <w:br/>
-        <w:t>FR-5. Хранение и просмотр истории последних 20 генераций.</w:t>
+        <w:t>5) хранение и просмотр истории последних 20 генераций;</w:t>
         <w:br/>
-        <w:t>FR-6. REST API для програмmatic access (/generate, /history, /health).</w:t>
+        <w:t>6) REST API для программного доступа (/generate, /history, /health).</w:t>
       </w:r>
     </w:p>
     <w:p>
@@ -1247,13 +848,11 @@
         </w:rPr>
         <w:t>Нефункциональные требования:</w:t>
         <w:br/>
-        <w:t>NFR-1. Inference на GPU NVIDIA с CUDA; fallback на CPU допустим с деградацией времени отклика.</w:t>
+        <w:t>1) inference на GPU NVIDIA с CUDA;</w:t>
         <w:br/>
-        <w:t>NFR-2. Переключение LoRA без перезагрузки базовой модели (время переключения &lt; 3 с).</w:t>
+        <w:t>2) переключение LoRA без перезагрузки базовой модели;</w:t>
         <w:br/>
-        <w:t>NFR-3. Модульная структура репозитория: backend, frontend, dataset, research.</w:t>
-        <w:br/>
-        <w:t>NFR-4. Воспроизводимость обучения: фиксированный seed=42 при split train/val.</w:t>
+        <w:t>3) модульная структура репозитория: backend, frontend, dataset, research.</w:t>
       </w:r>
     </w:p>
     <w:p>
@@ -1266,32 +865,7 @@
           <w:rFonts w:ascii="Times New Roman" w:hAnsi="Times New Roman"/>
           <w:sz w:val="28"/>
         </w:rPr>
-        <w:t>Ограничения:</w:t>
-        <w:br/>
-        <w:t>— Stable Diffusion v1.5 не генерирует корректную прозрачность; белый фон обязателен;</w:t>
-        <w:br/>
-        <w:t>— CLIP score измеряет семантическую близость, но не pixel-perfect качество;</w:t>
-        <w:br/>
-        <w:t>— система не выполняет автоматическую сегментацию и не строит sprite sheets анимации.</w:t>
-      </w:r>
-    </w:p>
-    <w:p>
-      <w:pPr>
-        <w:spacing w:line="360" w:lineRule="auto"/>
-        <w:ind w:firstLine="709"/>
-      </w:pPr>
-      <w:r>
-        <w:rPr>
-          <w:rFonts w:ascii="Times New Roman" w:hAnsi="Times New Roman"/>
-          <w:sz w:val="28"/>
-        </w:rPr>
-        <w:t>Критерии успешности:</w:t>
-        <w:br/>
-        <w:t>— custom LoRA превосходит base и public LoRA по среднему CLIP score на val-выборке;</w:t>
-        <w:br/>
-        <w:t>— веб-интерфейс позволяет выполнить полный сценарий без CLI;</w:t>
-        <w:br/>
-        <w:t>— документирован pipeline от raw PNG до production LoRA.</w:t>
+        <w:t>Критерий успешности: пользователь через веб-интерфейс получает спрайт персонажа в пиксельном стиле; LoRA-адаптер обучен на датасете из 507 пар; все функциональные требования FR-1 – FR-6 выполнены.</w:t>
       </w:r>
     </w:p>
     <w:p>
@@ -1306,7 +880,7 @@
           <w:color w:val="000000"/>
           <w:sz w:val="28"/>
         </w:rPr>
-        <w:t>1.1.1 Эволюция графических ограничений домашних консолей</w:t>
+        <w:t>1.1.1 Что такое спрайт и пиксель-арт простыми словами</w:t>
       </w:r>
     </w:p>
     <w:p>
@@ -1319,7 +893,7 @@
           <w:rFonts w:ascii="Times New Roman" w:hAnsi="Times New Roman"/>
           <w:sz w:val="28"/>
         </w:rPr>
-        <w:t>Понимание контекста аппаратных ограничений помогает объяснить, почему современный пиксель-арт сознательно воспроизводит «дефекты» прошлого. Консоль NES (1983, японское название Famicom) имела Picture Processing Unit (PPU), способную отображать фон из тайлов 8×8 и до 64 спрайтов размером 8×8 или 8×16 на строку сканирования. Цвет задавался не RGB напрямую, а индексом в одной из четырёх палитр по 3 цвета плюс прозрачный — итого до 12 уникальных оттенков одновременно на спрайте.</w:t>
+        <w:t>Если открыть любую старую игру, например с консоли Dendy (NES), персонаж на экране — это и есть спрайт. По сути это маленькая картинка, которую игра «клеит» поверх фона и двигает по экрану. В те времена одного персонажа рисовали буквально из десятков цветных квадратиков — пикселей. Отсюда название «пиксель-арт»: искусство создавать узнаваемые образы из минимума деталей.</w:t>
       </w:r>
     </w:p>
     <w:p>
@@ -1332,7 +906,7 @@
           <w:rFonts w:ascii="Times New Roman" w:hAnsi="Times New Roman"/>
           <w:sz w:val="28"/>
         </w:rPr>
-        <w:t>Разработчики компаний Capcom, Konami, Nintendo использовали приёмы, ставшие каноном жанра: outline контрастным цветом для отделения персонажа от фона; dithering для имитации градиента; selective detail — крупные элементы (лицо, оружие) прорисованы, мелкие (пальцы) упрощены до 1–2 пикселей.</w:t>
+        <w:t>Почему этот стиль до сих пор популярен? Во-первых, он вызывает ностальгию. Во-вторых, такая графика производительна — старые телефоны и слабые компьютеры легко её отображают. В-третьих, ограниченная палитра цветов создаёт узнаваемый «игровой» вид, который сложно повторить фотореалистичной графикой.</w:t>
       </w:r>
     </w:p>
     <w:p>
@@ -1345,7 +919,7 @@
           <w:rFonts w:ascii="Times New Roman" w:hAnsi="Times New Roman"/>
           <w:sz w:val="28"/>
         </w:rPr>
-        <w:t>Sega Mega Drive и Super Nintendo расширили палитру и разрешение, однако aesthetic pixel art сохранил principle of readability: силуэт персонажа узнаваем на preview 32×32. При проектировании промптов для Stable Diffusion автор дипломной работы включил формулировки «simple flat colors», «NES style», чтобы направить модель к воспроизведению именно этого канона, а не современной digital painting эстетики.</w:t>
+        <w:t>Важно понимать разницу между «просто маленькой картинкой» и «настоящим пиксель-артом». Если уменьшить фотографию до 64×64 пикселей, получится нечитаемое пятно. Пиксель-арт рисуется специально: каждый пиксель выбирается вручную (или в данной работе — генерируется нейросетью с учётом правил стиля), чтобы силуэт оставался читаемым.</w:t>
       </w:r>
     </w:p>
     <w:p>
@@ -1360,7 +934,7 @@
           <w:color w:val="000000"/>
           <w:sz w:val="28"/>
         </w:rPr>
-        <w:t>1.1.2 Спрайтовый лист и анимация персонажа</w:t>
+        <w:t>1.1.2 Проблема создания спрайтов для инди-разработчиков</w:t>
       </w:r>
     </w:p>
     <w:p>
@@ -1373,7 +947,7 @@
           <w:rFonts w:ascii="Times New Roman" w:hAnsi="Times New Roman"/>
           <w:sz w:val="28"/>
         </w:rPr>
-        <w:t>В production pipeline игры спрайт персонажа редко существует как одно статичное изображение. Типичный sprite sheet содержит кадры анимации: idle (2–4 frame), walk cycle (4–8), attack (3–6), hurt, death. Каждый кадр — отдельный PNG или регион в атlas. Game engine (Unity 2D Animation, Godot SpriteFrames) переключает кадры по timer или state machine.</w:t>
+        <w:t>Инди-разработчик — это человек или маленькая команда, которые делают игру самостоятельно, без бюджета крупной студии. По статистике платформы itch.io, большинство таких проектов используют 2D-графику, и значительная часть — именно пиксель-арт, потому что он доступнее 3D-моделирования.</w:t>
       </w:r>
     </w:p>
     <w:p>
@@ -1386,7 +960,17 @@
           <w:rFonts w:ascii="Times New Roman" w:hAnsi="Times New Roman"/>
           <w:sz w:val="28"/>
         </w:rPr>
-        <w:t>Разрабатываемая система генерирует single-frame pose. Это сознательное ограничение scope бакалаврской работы: задача consistency между кадрами анимации — отдельная research problem (AnimateDiff, temporal LoRA). Тем не менее полученный статичный спрайт может служить concept art для последующей manual анимации художником или как базовый кадр idle.</w:t>
+        <w:t>Типичный цикл создания персонажа вручную выглядит так:</w:t>
+        <w:br/>
+        <w:t>1) эскиз на бумаге или в редакторе;</w:t>
+        <w:br/>
+        <w:t>2) прорисовка основных цветов;</w:t>
+        <w:br/>
+        <w:t>3) добавление теней и бликов (в pixel art — одним-двумя оттенками);</w:t>
+        <w:br/>
+        <w:t>4) обводка контура;</w:t>
+        <w:br/>
+        <w:t>5) при необходимости — кадры анимации (ходьба, атака).</w:t>
       </w:r>
     </w:p>
     <w:p>
@@ -1399,15 +983,7 @@
           <w:rFonts w:ascii="Times New Roman" w:hAnsi="Times New Roman"/>
           <w:sz w:val="28"/>
         </w:rPr>
-        <w:t>Рекомендуемый workflow инди-разработчика с использованием системы:</w:t>
-        <w:br/>
-        <w:t>1) Сгенерировать 5–10 вариантов idle pose с разными seed (функция batch generation — потенциальное расширение API).</w:t>
-        <w:br/>
-        <w:t>2) Выбрать лучший, импортировать в Aseprite.</w:t>
-        <w:br/>
-        <w:t>3) Править палитру до 16–32 цветов (Indexed mode).</w:t>
-        <w:br/>
-        <w:t>4) Дорисовать animation frames вручную, используя первый кадр как reference proportions.</w:t>
+        <w:t>На пункты 2–4 у начинающего художника уходит от 4 до 8 часов. Если в игре 20 разных врагов — это уже сотни часов работы. Нейросеть не сокращает время до нуля, но позволяет за минуты получить десятки вариантов «на выбор», из которых можно взять лучший и доработать за 1–2 часа вместо 8.</w:t>
       </w:r>
     </w:p>
     <w:p>
@@ -1422,7 +998,7 @@
           <w:color w:val="000000"/>
           <w:sz w:val="28"/>
         </w:rPr>
-        <w:t>1.2.1 История text-to-image моделей до диффузии</w:t>
+        <w:t>1.2.1 Подробный разбор аналога Aseprite</w:t>
       </w:r>
     </w:p>
     <w:p>
@@ -1435,7 +1011,7 @@
           <w:rFonts w:ascii="Times New Roman" w:hAnsi="Times New Roman"/>
           <w:sz w:val="28"/>
         </w:rPr>
-        <w:t>Первые системы синтеза изображений по тексту опирались на retrieval: система подбирала ближайшее изображение из базы по keyword matching — не generative в современном смысле. GAN-эра (2014–2020) принесла StackGAN, AttnGAN, BigGAN — прогресс в resolution и diversity, но training instability ограничивала industrial adoption.</w:t>
+        <w:t>Aseprite — профессиональный редактор для пиксель-графики. Его используют как любители, так и студии. Программа стоит около 20 долларов и работает на Windows, macOS и Linux.</w:t>
       </w:r>
     </w:p>
     <w:p>
@@ -1448,7 +1024,15 @@
           <w:rFonts w:ascii="Times New Roman" w:hAnsi="Times New Roman"/>
           <w:sz w:val="28"/>
         </w:rPr>
-        <w:t>DALL·E (2021, OpenAI) показал масштабирование autoregressive Transformer на discrete visual tokens (VQ-VAE codebook). DALL·E 2 и Imagen перешли к diffusion / cascade pipelines. Stable Diffusion democratized technology release weights openly.</w:t>
+        <w:t>Что умеет Aseprite:</w:t>
+        <w:br/>
+        <w:t>− рисовать послойно (как в Photoshop, но для пикселей);</w:t>
+        <w:br/>
+        <w:t>− создавать анимации с просмотром «луковичной» оболочки (onion skin) — видно предыдущий и следующий кадры;</w:t>
+        <w:br/>
+        <w:t>− работать с ограниченной палитрой цветов;</w:t>
+        <w:br/>
+        <w:t>− экспортировать sprite sheets — большие картинки, где все кадры анимации расположены в ряд.</w:t>
       </w:r>
     </w:p>
     <w:p>
@@ -1461,7 +1045,22 @@
           <w:rFonts w:ascii="Times New Roman" w:hAnsi="Times New Roman"/>
           <w:sz w:val="28"/>
         </w:rPr>
-        <w:t>Для игровой индустрии milestone — возможность local inference: студии и solo devs могут экспериментировать без отправки NDA-контента на внешние серверы. Это особенно значимо для pixel art RPG с original lore, где leak concept art нежелателен.</w:t>
+        <w:t>Плюсы: полный контроль над каждым пикселем, industry standard.</w:t>
+        <w:br/>
+        <w:t>Минусы: не генерирует картинки автоматически — только ручное рисование.</w:t>
+      </w:r>
+    </w:p>
+    <w:p>
+      <w:pPr>
+        <w:spacing w:line="360" w:lineRule="auto"/>
+        <w:ind w:firstLine="709"/>
+      </w:pPr>
+      <w:r>
+        <w:rPr>
+          <w:rFonts w:ascii="Times New Roman" w:hAnsi="Times New Roman"/>
+          <w:sz w:val="28"/>
+        </w:rPr>
+        <w:t>Разрабатываемая система не конкурирует с Aseprite, а дополняет его: нейросеть создаёт первый набросок, Aseprite — для доработки и анимации.</w:t>
       </w:r>
     </w:p>
     <w:p>
@@ -1476,7 +1075,7 @@
           <w:color w:val="000000"/>
           <w:sz w:val="28"/>
         </w:rPr>
-        <w:t>1.3.1 Детальный разбор Automatic1111 WebUI</w:t>
+        <w:t>1.2.2 Подробный разбор Automatic1111 WebUI</w:t>
       </w:r>
     </w:p>
     <w:p>
@@ -1489,7 +1088,7 @@
           <w:rFonts w:ascii="Times New Roman" w:hAnsi="Times New Roman"/>
           <w:sz w:val="28"/>
         </w:rPr>
-        <w:t>Automatic1111 — de facto стандарт UI для Stable Diffusion в community. Модули: txt2img, img2img, inpainting, extras (upscale), train (LoRA через встроенные скрипты). Extension ecosystem: ControlNet, regional prompter, dynamic thresholding.</w:t>
+        <w:t>Automatic1111 — бесплатная программа с графическим интерфейсом для Stable Diffusion. Её скачивают тысячи энтузиастов для генерации картинок на своём компьютере.</w:t>
       </w:r>
     </w:p>
     <w:p>
@@ -1502,15 +1101,13 @@
           <w:rFonts w:ascii="Times New Roman" w:hAnsi="Times New Roman"/>
           <w:sz w:val="28"/>
         </w:rPr>
-        <w:t>Преимущества для power users: thousand toggles, script API, batch processing. Недостатки для целевой аудитории данной работы (студент, demo на защите):</w:t>
+        <w:t>Плюсы:</w:t>
         <w:br/>
-        <w:t>— интерфейс перегружен, требует знания sampling methods, CFG, clip skip;</w:t>
+        <w:t>− огромное количество настроек для опытных пользователей;</w:t>
         <w:br/>
-        <w:t>— нет preset «game sprite mode»;</w:t>
+        <w:t>− поддержка LoRA, ControlNet, upscaling;</w:t>
         <w:br/>
-        <w:t>— сравнение нескольких LoRA требует manual swap и записи результатов;</w:t>
-        <w:br/>
-        <w:t>— локализация partial, документация англоязычная fragmented.</w:t>
+        <w:t>− активное сообщество и плагины.</w:t>
       </w:r>
     </w:p>
     <w:p>
@@ -1523,7 +1120,28 @@
           <w:rFonts w:ascii="Times New Roman" w:hAnsi="Times New Roman"/>
           <w:sz w:val="28"/>
         </w:rPr>
-        <w:t>Разрабатываемая система intentionally minimal: три кнопки model, два size, один slider steps — time-to-first-image &lt; 1 minute для нового пользователя после deploy.</w:t>
+        <w:t>Минусы для целевой аудитории данной работы:</w:t>
+        <w:br/>
+        <w:t>− интерфейс перегружен — десятки полей и переключателей;</w:t>
+        <w:br/>
+        <w:t>− нет готового режима «игровой спрайт»;</w:t>
+        <w:br/>
+        <w:t>− чтобы сравнить три модели, нужно вручную менять настройки и записывать результаты;</w:t>
+        <w:br/>
+        <w:t>− требует установки Python, Git, моделей — высокий порог входа.</w:t>
+      </w:r>
+    </w:p>
+    <w:p>
+      <w:pPr>
+        <w:spacing w:line="360" w:lineRule="auto"/>
+        <w:ind w:firstLine="709"/>
+      </w:pPr>
+      <w:r>
+        <w:rPr>
+          <w:rFonts w:ascii="Times New Roman" w:hAnsi="Times New Roman"/>
+          <w:sz w:val="28"/>
+        </w:rPr>
+        <w:t>Разрабатываемая система решает эту проблему: три кнопки выбора модели, одно поле для текста, одна кнопка «Сгенерировать». Время от открытия сайта до первой картинки — менее минуты.</w:t>
       </w:r>
     </w:p>
     <w:p>
@@ -1538,7 +1156,7 @@
           <w:color w:val="000000"/>
           <w:sz w:val="28"/>
         </w:rPr>
-        <w:t>1.5.1 Матрица трассируемости требований</w:t>
+        <w:t>1.3.1 Как работает Stable Diffusion — объяснение без формул</w:t>
       </w:r>
     </w:p>
     <w:p>
@@ -1551,7 +1169,7 @@
           <w:rFonts w:ascii="Times New Roman" w:hAnsi="Times New Roman"/>
           <w:sz w:val="28"/>
         </w:rPr>
-        <w:t>Для верификации полноты реализации построена матрица «требование — компонент — метод проверки»:</w:t>
+        <w:t>Stable Diffusion можно представить как очень сложный «фильтр», который умеет превращать текст в картинку. Процесс генерации похож на проявление фотографии, только в обратном порядке:</w:t>
       </w:r>
     </w:p>
     <w:p>
@@ -1564,17 +1182,13 @@
           <w:rFonts w:ascii="Times New Roman" w:hAnsi="Times New Roman"/>
           <w:sz w:val="28"/>
         </w:rPr>
-        <w:t>FR-1 (ввод промпта) → App.jsx textarea → ручной тест: ввод текста, генерация.</w:t>
+        <w:t>1) Нейросеть начинает с полного «шума» — случайных цветных пятен, как помехи на старом телевизоре.</w:t>
         <w:br/>
-        <w:t>FR-2 (выбор модели) → App.jsx model-list + switch_lora → тест: три режима, различимые outputs.</w:t>
+        <w:t>2) За 25 шагов (это настраивается) она постепенно убирает шум, каждый раз чуть-чуть приближаясь к осмысленному изображению.</w:t>
         <w:br/>
-        <w:t>FR-3 (steps, size) → slider + size buttons → тест: изменение steps влияет на время и детализацию.</w:t>
+        <w:t>3) На каждом шаге она «смотрит» на ваш текстовый промпт и старается, чтобы картинка соответствовала описанию.</w:t>
         <w:br/>
-        <w:t>FR-4 (скачивание PNG) → btn-download → тест: файл сохраняется локально, открывается в viewer.</w:t>
-        <w:br/>
-        <w:t>FR-5 (история) → /history endpoint → тест: после 3 генераций отображаются 3 thumbnail.</w:t>
-        <w:br/>
-        <w:t>FR-6 (REST API) → OpenAPI /docs → тест: curl POST /generate возвращает JSON с image field.</w:t>
+        <w:t>4) На выходе получается готовое изображение 512×512 пикселей.</w:t>
       </w:r>
     </w:p>
     <w:p>
@@ -1587,20 +1201,7 @@
           <w:rFonts w:ascii="Times New Roman" w:hAnsi="Times New Roman"/>
           <w:sz w:val="28"/>
         </w:rPr>
-        <w:t>NFR-2 (переключение LoRA &lt; 3 с) → замер switch_lora при смене base→custom→public: типично 1–2 с на NVMe SSD.</w:t>
-      </w:r>
-    </w:p>
-    <w:p>
-      <w:pPr>
-        <w:spacing w:line="360" w:lineRule="auto"/>
-        <w:ind w:firstLine="709"/>
-      </w:pPr>
-      <w:r>
-        <w:rPr>
-          <w:rFonts w:ascii="Times New Roman" w:hAnsi="Times New Roman"/>
-          <w:sz w:val="28"/>
-        </w:rPr>
-        <w:t>Данная матрица может быть включена в приложение к техническому заданию на ВКР.</w:t>
+        <w:t>Почему «из коробки» это не пиксель-арт? Потому что нейросеть обучалась на миллионах обычных фотографий и рисунков из интернета. Она «привыкла» рисовать с плавными переходами цветов и реалистичным светом. Чтобы научить её рисовать «квадратиками», нужно показать ей сотни примеров именно пиксельных спрайтов — это и делает этап обучения LoRA.</w:t>
       </w:r>
     </w:p>
     <w:p>
@@ -1615,7 +1216,7 @@
           <w:color w:val="000000"/>
           <w:sz w:val="28"/>
         </w:rPr>
-        <w:t>1.6 Профессиональные стандарты оформления игровой графики</w:t>
+        <w:t>1.3.2 Что такое LoRA и зачем она нужна</w:t>
       </w:r>
     </w:p>
     <w:p>
@@ -1628,7 +1229,7 @@
           <w:rFonts w:ascii="Times New Roman" w:hAnsi="Times New Roman"/>
           <w:sz w:val="28"/>
         </w:rPr>
-        <w:t>В индустрии существуют неписаные стандарты, которым следует pixel art, независимо от разрешения. Первый — readable silhouette: при уменьшении до 32×32 персонаж должен оставаться узнаваемым. Второй — limited palette: классические спрайты NES использовали 3–4 цвета на объект плюс прозрачность; современный neo-pixel часто ограничивается 16–32 цветами для cohesion всей игры. Третий — consistent light source: тени падают с одного направления (обычно сверху-слева), блики — diagonally opposite.</w:t>
+        <w:t>LoRA (Low-Rank Adaptation) — способ «дообучить» большую готовую нейросеть, не меняя её целиком. Аналогия: представьте опытного художника, который умеет рисовать всё подряд. LoRA — это как короткий курс «рисуй только в стиле NES», после которого художник сохраняет все свои навыки, но предпочитает плоские цвета и пиксельные контуры.</w:t>
       </w:r>
     </w:p>
     <w:p>
@@ -1641,7 +1242,7 @@
           <w:rFonts w:ascii="Times New Roman" w:hAnsi="Times New Roman"/>
           <w:sz w:val="28"/>
         </w:rPr>
-        <w:t>При генерации через диффузионную модель соблюдение этих стандартов не гарантировано автоматически. LoRA, обученная на dataset с consistent tagging «simple flat colors», statistically bias модель к flat shading, но не к palette coherence across multiple generations. Каждый inference sample independent — два последовательных запроса «red warrior» могут дать разные оттенки красного.</w:t>
+        <w:t>Технически LoRA — это небольшой файл (~36 МБ), который подключается к основной модели (~4 ГБ). При генерации картинки учитываются и базовые знания нейросети («это воин», «это меч»), и стилевые предпочтения LoRA («рисуй плоскими цветами, белый фон»).</w:t>
       </w:r>
     </w:p>
     <w:p>
@@ -1654,33 +1255,13 @@
           <w:rFonts w:ascii="Times New Roman" w:hAnsi="Times New Roman"/>
           <w:sz w:val="28"/>
         </w:rPr>
-        <w:t>Для интеграции в commercial project художник обычно выполняет post-processing: index color mode в Aseprite, replace colors with game palette hex values, manual cleanup stray pixels. Разрабатываемая система output 128×128 PNG RGB — compatible с этим workflow.</w:t>
-      </w:r>
-    </w:p>
-    <w:p>
-      <w:pPr>
-        <w:spacing w:line="360" w:lineRule="auto"/>
-        <w:ind w:firstLine="709"/>
-      </w:pPr>
-      <w:r>
-        <w:rPr>
-          <w:rFonts w:ascii="Times New Roman" w:hAnsi="Times New Roman"/>
-          <w:sz w:val="28"/>
-        </w:rPr>
-        <w:t>Четвёртый стандарт — pivot point alignment: sprite sheets align feet to common baseline для uniform in-game positioning. Single-frame generator не control pivot — user adjusts in engine.</w:t>
-      </w:r>
-    </w:p>
-    <w:p>
-      <w:pPr>
-        <w:spacing w:line="360" w:lineRule="auto"/>
-        <w:ind w:firstLine="709"/>
-      </w:pPr>
-      <w:r>
-        <w:rPr>
-          <w:rFonts w:ascii="Times New Roman" w:hAnsi="Times New Roman"/>
-          <w:sz w:val="28"/>
-        </w:rPr>
-        <w:t>Пятый — no anti-aliasing on export для true pixel look. Backend NEAREST resize critical; если пользователь upscale в Photoshop с bicubic — quality degrades. Documentation should warn users.</w:t>
+        <w:t>В работе используются три режима:</w:t>
+        <w:br/>
+        <w:t>− Base — только базовая модель, без LoRA (для сравнения);</w:t>
+        <w:br/>
+        <w:t>− Public — чужая LoRA с сайта CivitAI, обученная на общем pixel art;</w:t>
+        <w:br/>
+        <w:t>− Custom — собственная LoRA, обученная на датасете из 507 спрайтов проекта.</w:t>
       </w:r>
     </w:p>
     <w:p>
@@ -1695,7 +1276,7 @@
           <w:color w:val="000000"/>
           <w:sz w:val="28"/>
         </w:rPr>
-        <w:t>1.7 Обзор игровых движков и импорта спрайтов</w:t>
+        <w:t>1.4.1 Пояснение к требованиям простым языком</w:t>
       </w:r>
     </w:p>
     <w:p>
@@ -1708,7 +1289,7 @@
           <w:rFonts w:ascii="Times New Roman" w:hAnsi="Times New Roman"/>
           <w:sz w:val="28"/>
         </w:rPr>
-        <w:t>Unity 2D: import PNG, Texture Type = Sprite, Filter Mode = Point (no filter), Compression = None для pixel-perfect. Pixels Per Unit определяет world scale. Sorting layers управляют z-order.</w:t>
+        <w:t>Требования FR-1 – FR-6 из раздела 1.4 означают следующее для обычного пользователя:</w:t>
       </w:r>
     </w:p>
     <w:p>
@@ -1721,151 +1302,17 @@
           <w:rFonts w:ascii="Times New Roman" w:hAnsi="Times New Roman"/>
           <w:sz w:val="28"/>
         </w:rPr>
-        <w:t>Godot 4: import defaults include Filter=false для pixel art projects (project setting texture_filter=Nearest). Sprite2D node displays texture; AnimatedSprite2D for sheets.</w:t>
-      </w:r>
-    </w:p>
-    <w:p>
-      <w:pPr>
-        <w:spacing w:line="360" w:lineRule="auto"/>
-        <w:ind w:firstLine="709"/>
-      </w:pPr>
-      <w:r>
-        <w:rPr>
-          <w:rFonts w:ascii="Times New Roman" w:hAnsi="Times New Roman"/>
-          <w:sz w:val="28"/>
-        </w:rPr>
-        <w:t>GameMaker: sprite resource similar settings.</w:t>
-      </w:r>
-    </w:p>
-    <w:p>
-      <w:pPr>
-        <w:spacing w:line="360" w:lineRule="auto"/>
-        <w:ind w:firstLine="709"/>
-      </w:pPr>
-      <w:r>
-        <w:rPr>
-          <w:rFonts w:ascii="Times New Roman" w:hAnsi="Times New Roman"/>
-          <w:sz w:val="28"/>
-        </w:rPr>
-        <w:t>Общий pipeline с generative tool:</w:t>
+        <w:t>FR-1 — вы просто печатаете описание в поле на сайте, как в поисковой строке.</w:t>
         <w:br/>
-        <w:t>1) Generate PNG 128×128 white background.</w:t>
+        <w:t>FR-2 — три кнопки позволяют переключить «режим рисования» и сравнить результаты.</w:t>
         <w:br/>
-        <w:t>2) Import engine with point filtering.</w:t>
+        <w:t>FR-3 — ползунок «шагов» влияет на качество и время: меньше шагов — быстрее, но грубее; больше — дольше, но детальнее.</w:t>
         <w:br/>
-        <w:t>3) Remove white background → alpha (magic wand in Aseprite или shader chroma key in engine если white #FFFFFF unused in sprite).</w:t>
+        <w:t>FR-4 — готовую картинку можно скачать одним кликом.</w:t>
         <w:br/>
-        <w:t>4) Create collision shape manually.</w:t>
-      </w:r>
-    </w:p>
-    <w:p>
-      <w:pPr>
-        <w:spacing w:line="360" w:lineRule="auto"/>
-        <w:ind w:firstLine="709"/>
-      </w:pPr>
-      <w:r>
-        <w:rPr>
-          <w:rFonts w:ascii="Times New Roman" w:hAnsi="Times New Roman"/>
-          <w:sz w:val="28"/>
-        </w:rPr>
-        <w:t>White background choice simplifies ML training но adds шаг для game integration — document in user guide.</w:t>
-      </w:r>
-    </w:p>
-    <w:p>
-      <w:pPr>
-        <w:spacing w:line="360" w:lineRule="auto"/>
-        <w:ind w:firstLine="709"/>
-      </w:pPr>
-      <w:r>
-        <w:rPr>
-          <w:rFonts w:ascii="Times New Roman" w:hAnsi="Times New Roman"/>
-          <w:sz w:val="28"/>
-        </w:rPr>
-        <w:t>Дополнительное обсуждение экономики инди-разработки показывает, что стоимость art assets на маркетплейсах (itch.io, Unity Asset Store) для complete character pack варьируется от $5 до $50. При использовании generative pipeline начальные затраты включают GPU (если отсутствует — облачный rental ~$0.5/час GPU) и время обучения LoRA (~4 часа). После настройки marginal cost одной генерации — только электроэнергия и время ожидания 12 секунд.</w:t>
-      </w:r>
-    </w:p>
-    <w:p>
-      <w:pPr>
-        <w:spacing w:line="360" w:lineRule="auto"/>
-        <w:ind w:firstLine="709"/>
-      </w:pPr>
-      <w:r>
-        <w:rPr>
-          <w:rFonts w:ascii="Times New Roman" w:hAnsi="Times New Roman"/>
-          <w:sz w:val="28"/>
-        </w:rPr>
-        <w:t>Сравнение с наймом freelance pixel artist ($15–40/час, 4–8 часов на персонажа = $60–320) демонстрирует потенциальную экономию на pre-production phase. Однако полная замена художника нецелесообразна: анимация, UI, tilesets, marketing art требуют human creativity. Generative AI позиционируется как augmenting tool.</w:t>
-      </w:r>
-    </w:p>
-    <w:p>
-      <w:pPr>
-        <w:spacing w:line="360" w:lineRule="auto"/>
-        <w:ind w:firstLine="709"/>
-      </w:pPr>
-      <w:r>
-        <w:rPr>
-          <w:rFonts w:ascii="Times New Roman" w:hAnsi="Times New Roman"/>
-          <w:sz w:val="28"/>
-        </w:rPr>
-        <w:t>Технологический стек indie gamedev 2025–2026 increasingly includes AI assistants: ChatGPT для narrative, Stable Diffusion для concept art, GitHub Copilot для code. Данная работа вписывается в этот trend, фокусируясь на reproducible open-source stack без vendor lock-in.</w:t>
-      </w:r>
-    </w:p>
-    <w:p>
-      <w:pPr>
-        <w:spacing w:line="360" w:lineRule="auto"/>
-        <w:ind w:firstLine="709"/>
-      </w:pPr>
-      <w:r>
-        <w:rPr>
-          <w:rFonts w:ascii="Times New Roman" w:hAnsi="Times New Roman"/>
-          <w:sz w:val="28"/>
-        </w:rPr>
-        <w:t>Риски dependency: HuggingFace model hosting, CUDA drivers, Python package breaking changes. Mitigation: local cache модели (local_files_only=True в main.py), pin versions в requirements.txt, Docker containerization (future work).</w:t>
-      </w:r>
-    </w:p>
-    <w:p>
-      <w:pPr>
-        <w:spacing w:line="360" w:lineRule="auto"/>
-        <w:ind w:firstLine="709"/>
-      </w:pPr>
-      <w:r>
-        <w:rPr>
-          <w:rFonts w:ascii="Times New Roman" w:hAnsi="Times New Roman"/>
-          <w:sz w:val="28"/>
-        </w:rPr>
-        <w:t>Стандарт ISO/IEC 25010 качества ПО можно применить к системе:</w:t>
+        <w:t>FR-5 — справа видны последние 20 ваших генераций — удобно вернуться к понравившемуся варианту.</w:t>
         <w:br/>
-        <w:t>— Functional suitability: FR matrix выполнена;</w:t>
-        <w:br/>
-        <w:t>— Performance efficiency: 12 s/image на target GPU acceptable;</w:t>
-        <w:br/>
-        <w:t>— Compatibility: browser-based client cross-platform;</w:t>
-        <w:br/>
-        <w:t>— Usability: minimal UI, русские labels;</w:t>
-        <w:br/>
-        <w:t>— Reliability: error messages при missing LoRA;</w:t>
-        <w:br/>
-        <w:t>— Maintainability: modular repo structure;</w:t>
-        <w:br/>
-        <w:t>— Portability: CUDA optional CPU fallback.</w:t>
-      </w:r>
-    </w:p>
-    <w:p>
-      <w:pPr>
-        <w:spacing w:line="360" w:lineRule="auto"/>
-        <w:ind w:firstLine="709"/>
-      </w:pPr>
-      <w:r>
-        <w:rPr>
-          <w:rFonts w:ascii="Times New Roman" w:hAnsi="Times New Roman"/>
-          <w:sz w:val="28"/>
-        </w:rPr>
-        <w:t>Каждый подхарактеристика может быть раскрыта в отдельном подразделе при необходимости расширения записки на защите.</w:t>
-      </w:r>
-    </w:p>
-    <w:p>
-      <w:r>
-        <w:br w:type="page"/>
+        <w:t>FR-6 — продвинутые пользователи могут обращаться к серверу напрямую через программные команды (API), без браузера.</w:t>
       </w:r>
     </w:p>
     <w:p>
@@ -1880,7 +1327,116 @@
           <w:color w:val="000000"/>
           <w:sz w:val="28"/>
         </w:rPr>
-        <w:t>2 Теоретические основы генерации изображений</w:t>
+        <w:t>1.5 Общий принцип работы системы</w:t>
+      </w:r>
+    </w:p>
+    <w:p>
+      <w:pPr>
+        <w:spacing w:line="360" w:lineRule="auto"/>
+        <w:ind w:firstLine="709"/>
+      </w:pPr>
+      <w:r>
+        <w:rPr>
+          <w:rFonts w:ascii="Times New Roman" w:hAnsi="Times New Roman"/>
+          <w:sz w:val="28"/>
+        </w:rPr>
+        <w:t>Прежде чем углубляться в технические детали последующих разделов, полезно увидеть «большую картину». Разрабатываемая система решает одну задачу: текст → картинка спрайта. Весь проект можно представить как конвейер из пяти этапов:</w:t>
+      </w:r>
+    </w:p>
+    <w:p>
+      <w:pPr>
+        <w:spacing w:line="360" w:lineRule="auto"/>
+        <w:ind w:firstLine="709"/>
+      </w:pPr>
+      <w:r>
+        <w:rPr>
+          <w:rFonts w:ascii="Times New Roman" w:hAnsi="Times New Roman"/>
+          <w:sz w:val="28"/>
+        </w:rPr>
+        <w:t>Этап 1. Подготовка (делается один раз автором). Собрать сотни примеров пиксельных спрайтов, подписать их текстом, обучить LoRA — «научить нейросеть рисовать в нужном стиле».</w:t>
+      </w:r>
+    </w:p>
+    <w:p>
+      <w:pPr>
+        <w:spacing w:line="360" w:lineRule="auto"/>
+        <w:ind w:firstLine="709"/>
+      </w:pPr>
+      <w:r>
+        <w:rPr>
+          <w:rFonts w:ascii="Times New Roman" w:hAnsi="Times New Roman"/>
+          <w:sz w:val="28"/>
+        </w:rPr>
+        <w:t>Этап 2. Развёртывание (делается один раз на сервере). Установить программы, загрузить базовую модель и файлы LoRA, запустить сервер.</w:t>
+      </w:r>
+    </w:p>
+    <w:p>
+      <w:pPr>
+        <w:spacing w:line="360" w:lineRule="auto"/>
+        <w:ind w:firstLine="709"/>
+      </w:pPr>
+      <w:r>
+        <w:rPr>
+          <w:rFonts w:ascii="Times New Roman" w:hAnsi="Times New Roman"/>
+          <w:sz w:val="28"/>
+        </w:rPr>
+        <w:t>Этап 3. Использование (каждый раз пользователем). Открыть сайт, ввести описание, нажать кнопку.</w:t>
+      </w:r>
+    </w:p>
+    <w:p>
+      <w:pPr>
+        <w:spacing w:line="360" w:lineRule="auto"/>
+        <w:ind w:firstLine="709"/>
+      </w:pPr>
+      <w:r>
+        <w:rPr>
+          <w:rFonts w:ascii="Times New Roman" w:hAnsi="Times New Roman"/>
+          <w:sz w:val="28"/>
+        </w:rPr>
+        <w:t>Этап 4. Генерация (автоматически, ~12 секунд). Сервер формирует промпт, запускает нейросеть, уменьшает картинку.</w:t>
+      </w:r>
+    </w:p>
+    <w:p>
+      <w:pPr>
+        <w:spacing w:line="360" w:lineRule="auto"/>
+        <w:ind w:firstLine="709"/>
+      </w:pPr>
+      <w:r>
+        <w:rPr>
+          <w:rFonts w:ascii="Times New Roman" w:hAnsi="Times New Roman"/>
+          <w:sz w:val="28"/>
+        </w:rPr>
+        <w:t>Этап 5. Результат. Пользователь скачивает PNG, при необходимости дорабатывает в редакторе, импортирует в игру.</w:t>
+      </w:r>
+    </w:p>
+    <w:p>
+      <w:pPr>
+        <w:spacing w:line="360" w:lineRule="auto"/>
+        <w:ind w:firstLine="709"/>
+      </w:pPr>
+      <w:r>
+        <w:rPr>
+          <w:rFonts w:ascii="Times New Roman" w:hAnsi="Times New Roman"/>
+          <w:sz w:val="28"/>
+        </w:rPr>
+        <w:t>Читатель, который усвоил эту схему, уже понимает 80% работы. Дальнейшие разделы лишь детализируют каждый этап.</w:t>
+      </w:r>
+    </w:p>
+    <w:p>
+      <w:pPr>
+        <w:spacing w:line="360" w:lineRule="auto"/>
+        <w:ind w:firstLine="709"/>
+      </w:pPr>
+      <w:r>
+        <w:rPr>
+          <w:rFonts w:ascii="Times New Roman" w:hAnsi="Times New Roman"/>
+          <w:sz w:val="28"/>
+        </w:rPr>
+        <w:t>Дополнительно стоит отметить экономический аспект. Нанять pixel artist на фрилансе для одного персонажа — от 2000 до 8000 рублей (4–8 часов работы). Покупка asset pack на itch.io — 500–3000 рублей за набор, но без гарантии уникальности. Генерация через собственную систему после однократной настройки (~4 часа обучения LoRA) обходится практически бесплатно: только электричество и время ожидания 12 секунд на попытку. Для студента или solo-разработчика это существенное преимущество на этапе прототипирования.</w:t>
+      </w:r>
+    </w:p>
+    <w:p>
+      <w:r>
+        <w:br w:type="page"/>
       </w:r>
     </w:p>
     <w:p>
@@ -1895,7 +1451,7 @@
           <w:color w:val="000000"/>
           <w:sz w:val="28"/>
         </w:rPr>
-        <w:t>2.1 Диффузионные вероятностные модели</w:t>
+        <w:t>2 Средства разработки</w:t>
       </w:r>
     </w:p>
     <w:p>
@@ -1908,137 +1464,7 @@
           <w:rFonts w:ascii="Times New Roman" w:hAnsi="Times New Roman"/>
           <w:sz w:val="28"/>
         </w:rPr>
-        <w:t>Диффузионная модель — генеративная модель, основанная на идее постепенного зашумления данных и обучения обратного процесса восстановления. Формализм DDPM (Denoising Diffusion Probabilistic Models) описан Ho et al. (2020).</w:t>
-      </w:r>
-    </w:p>
-    <w:p>
-      <w:pPr>
-        <w:spacing w:line="360" w:lineRule="auto"/>
-        <w:ind w:firstLine="709"/>
-      </w:pPr>
-      <w:r>
-        <w:rPr>
-          <w:rFonts w:ascii="Times New Roman" w:hAnsi="Times New Roman"/>
-          <w:sz w:val="28"/>
-        </w:rPr>
-        <w:t>Forward-процесс (диффузия) определяется марковской цепью: на каждом шаге t = 1, …, T к изображению x_{t-1} добавляется гауссовский шум с дисперсией β_t:</w:t>
-      </w:r>
-    </w:p>
-    <w:p>
-      <w:pPr>
-        <w:spacing w:line="360" w:lineRule="auto"/>
-        <w:ind w:firstLine="709"/>
-      </w:pPr>
-      <w:r>
-        <w:rPr>
-          <w:rFonts w:ascii="Times New Roman" w:hAnsi="Times New Roman"/>
-          <w:sz w:val="28"/>
-        </w:rPr>
-        <w:t>q(x_t | x_{t-1}) = N(x_t; √(1−β_t) · x_{t-1}, β_t · I).</w:t>
-      </w:r>
-    </w:p>
-    <w:p>
-      <w:pPr>
-        <w:spacing w:line="360" w:lineRule="auto"/>
-        <w:ind w:firstLine="709"/>
-      </w:pPr>
-      <w:r>
-        <w:rPr>
-          <w:rFonts w:ascii="Times New Roman" w:hAnsi="Times New Roman"/>
-          <w:sz w:val="28"/>
-        </w:rPr>
-        <w:t>После T шагов (обычно T = 1000) распределение x_T близко к стандартному нормальному N(0, I). Коэффициенты β_t задаются noise schedule (linear, cosine и др.).</w:t>
-      </w:r>
-    </w:p>
-    <w:p>
-      <w:pPr>
-        <w:spacing w:line="360" w:lineRule="auto"/>
-        <w:ind w:firstLine="709"/>
-      </w:pPr>
-      <w:r>
-        <w:rPr>
-          <w:rFonts w:ascii="Times New Roman" w:hAnsi="Times New Roman"/>
-          <w:sz w:val="28"/>
-        </w:rPr>
-        <w:t>Reverse-процесс обучается аппроксимировать условное распределение p_θ(x_{t-1} | x_t). На практике нейросеть ε_θ(x_t, t) предсказывает добавленный шум (parameterization noise prediction). Альтернативно может предсказываться x_{0} или v-parameterization (Salimans &amp; Ho, 2022).</w:t>
-      </w:r>
-    </w:p>
-    <w:p>
-      <w:pPr>
-        <w:spacing w:line="360" w:lineRule="auto"/>
-        <w:ind w:firstLine="709"/>
-      </w:pPr>
-      <w:r>
-        <w:rPr>
-          <w:rFonts w:ascii="Times New Roman" w:hAnsi="Times New Roman"/>
-          <w:sz w:val="28"/>
-        </w:rPr>
-        <w:t>Функция потерь на одном шаге (упрощённая форма):</w:t>
-      </w:r>
-    </w:p>
-    <w:p>
-      <w:pPr>
-        <w:spacing w:line="360" w:lineRule="auto"/>
-        <w:ind w:firstLine="709"/>
-      </w:pPr>
-      <w:r>
-        <w:rPr>
-          <w:rFonts w:ascii="Times New Roman" w:hAnsi="Times New Roman"/>
-          <w:sz w:val="28"/>
-        </w:rPr>
-        <w:t>L = E_{x, ε, t} [ || ε − ε_θ(x_t, t) ||² ],</w:t>
-      </w:r>
-    </w:p>
-    <w:p>
-      <w:pPr>
-        <w:spacing w:line="360" w:lineRule="auto"/>
-        <w:ind w:firstLine="709"/>
-      </w:pPr>
-      <w:r>
-        <w:rPr>
-          <w:rFonts w:ascii="Times New Roman" w:hAnsi="Times New Roman"/>
-          <w:sz w:val="28"/>
-        </w:rPr>
-        <w:t>где x_t = √ᾱ_t · x + √(1−ᾱ_t) · ε, ε ~ N(0,I), t ~ Uniform(1,T), ᾱ_t — накопленное произведение (1−β_i).</w:t>
-      </w:r>
-    </w:p>
-    <w:p>
-      <w:pPr>
-        <w:spacing w:line="360" w:lineRule="auto"/>
-        <w:ind w:firstLine="709"/>
-      </w:pPr>
-      <w:r>
-        <w:rPr>
-          <w:rFonts w:ascii="Times New Roman" w:hAnsi="Times New Roman"/>
-          <w:sz w:val="28"/>
-        </w:rPr>
-        <w:t>Интуиция: модель учится «узнавать» структуру изображения даже в сильно зашумлённом виде. На inference начинают с x_T ~ N(0,I) и итеративно вычисляют x_{T−1}, …, x_0 по обученному ε_θ. Число шагов на inference может быть меньше T (DDIM, DPM-Solver) — в Stable Diffusion pipeline по умолчанию используется scheduler, поддерживающий subsampling.</w:t>
-      </w:r>
-    </w:p>
-    <w:p>
-      <w:pPr>
-        <w:spacing w:line="360" w:lineRule="auto"/>
-        <w:ind w:firstLine="709"/>
-      </w:pPr>
-      <w:r>
-        <w:rPr>
-          <w:rFonts w:ascii="Times New Roman" w:hAnsi="Times New Roman"/>
-          <w:sz w:val="28"/>
-        </w:rPr>
-        <w:t>Почему диффузия лучше GAN для text-to-image: стабильность обучения, mode coverage, естественная интеграция conditioning (текст, класс, layout). Недостаток — медленный inference (десятки forward-pass U-Net на одно изображение).</w:t>
-      </w:r>
-    </w:p>
-    <w:p>
-      <w:pPr>
-        <w:spacing w:line="360" w:lineRule="auto"/>
-        <w:ind w:firstLine="709"/>
-      </w:pPr>
-      <w:r>
-        <w:rPr>
-          <w:rFonts w:ascii="Times New Roman" w:hAnsi="Times New Roman"/>
-          <w:sz w:val="28"/>
-        </w:rPr>
-        <w:t>Для пиксель-арта критичен выбор parameterization и noise schedule: слишком агрессивное сглаживание на ранних timesteps может «стирать» высокочастотные детали (границы пикселей). Community-практика для LoRA на flat-color art — noise offset 0.05–0.1, что улучшает однородность фона; данный приём реализован в research/train_lora.py.</w:t>
+        <w:t>Во втором разделе перечислены все программные инструменты, которые использовались при создании системы. Для каждого инструмента указано, зачем он нужен, какие у него преимущества и недостатки, и почему был выбран именно он, а не аналог. Если вы не программист — достаточно понять общую роль каждого компонента: Python и FastAPI отвечают за «мозги» на сервере, React — за то, что вы видите в браузере, PyTorch и diffusers — за работу нейросети.</w:t>
       </w:r>
     </w:p>
     <w:p>
@@ -2053,7 +1479,7 @@
           <w:color w:val="000000"/>
           <w:sz w:val="28"/>
         </w:rPr>
-        <w:t>2.2 Архитектура Stable Diffusion v1.5</w:t>
+        <w:t>2.1 Язык Python и фреймворк FastAPI</w:t>
       </w:r>
     </w:p>
     <w:p>
@@ -2066,7 +1492,7 @@
           <w:rFonts w:ascii="Times New Roman" w:hAnsi="Times New Roman"/>
           <w:sz w:val="28"/>
         </w:rPr>
-        <w:t>Stable Diffusion v1.5 — latent diffusion model на базе архитектуры, предложенной Rombach et al. (2022). Три ключевых компонента:</w:t>
+        <w:t>Python был выбран в качестве основного языка для серверной части и ML-компонентов. Это обусловлено наличием библиотек PyTorch, diffusers и transformers, а также широкой поддержкой инструментов для обучения LoRA.</w:t>
       </w:r>
     </w:p>
     <w:p>
@@ -2079,7 +1505,7 @@
           <w:rFonts w:ascii="Times New Roman" w:hAnsi="Times New Roman"/>
           <w:sz w:val="28"/>
         </w:rPr>
-        <w:t>1) Variational Autoencoder (VAE). Энкодер сжимает изображение 512×512×3 в латентный тензор 64×64×4 (spatial compression ×8). Декодер восстанавливает RGB. Обучение VAE отделено; в fine-tuning LoRA VAE обычно заморожен. Scaling factor latents ≈ 0.18215.</w:t>
+        <w:t>FastAPI — современный асинхронный веб-фреймворк для Python, построенный на Starlette и Pydantic. Он автоматически генерирует документацию OpenAPI (/docs), выполняет валидацию входных данных и обеспечивает высокую производительность.</w:t>
       </w:r>
     </w:p>
     <w:p>
@@ -2092,7 +1518,15 @@
           <w:rFonts w:ascii="Times New Roman" w:hAnsi="Times New Roman"/>
           <w:sz w:val="28"/>
         </w:rPr>
-        <w:t>2) U-Net 2D ConditionModel. Ядро денойзинга. Архитектура encoder-decoder с skip-connections и cross-attention блоками. Вход: noisy latents, timestep embedding, text embeddings. Выход: predicted noise. ~860M параметров. Именно к linear слоям attention (to_q, to_k, to_v, to_out) в данной работе применяется LoRA.</w:t>
+        <w:t>Плюсы:</w:t>
+        <w:br/>
+        <w:t>− простота разработки REST API;</w:t>
+        <w:br/>
+        <w:t>− автоматическая валидация через Pydantic;</w:t>
+        <w:br/>
+        <w:t>− встроенная документация Swagger;</w:t>
+        <w:br/>
+        <w:t>− поддержка асинхронных эндпоинтов.</w:t>
       </w:r>
     </w:p>
     <w:p>
@@ -2105,7 +1539,11 @@
           <w:rFonts w:ascii="Times New Roman" w:hAnsi="Times New Roman"/>
           <w:sz w:val="28"/>
         </w:rPr>
-        <w:t>3) Text Encoder CLIP ViT-L/14. Токенизирует промпт (max 77 tokens), выдаёт embeddings размерности 768 для cross-attention U-Net. В SD v1.5 используется frozen CLIP; text encoder LoRA возможен, но в kohya-обучении custom LoRA text encoder не трогали.</w:t>
+        <w:t>Минусы:</w:t>
+        <w:br/>
+        <w:t>− синхронные GPU-операции блокируют event loop при отсутствии run_in_executor;</w:t>
+        <w:br/>
+        <w:t>− для production с высокой нагрузкой требуется очередь задач.</w:t>
       </w:r>
     </w:p>
     <w:p>
@@ -2118,62 +1556,7 @@
           <w:rFonts w:ascii="Times New Roman" w:hAnsi="Times New Roman"/>
           <w:sz w:val="28"/>
         </w:rPr>
-        <w:t>Pipeline inference (упрощённо):</w:t>
-        <w:br/>
-        <w:t>а) prompt → CLIP → encoder_hidden_states;</w:t>
-        <w:br/>
-        <w:t>б) sample z_T ~ N(0,I) размером 64×64×4;</w:t>
-        <w:br/>
-        <w:t>в) for t in scheduler.timesteps: z_{t-1} = scheduler.step(unet(z_t, t, encoder_hidden_states));</w:t>
-        <w:br/>
-        <w:t>г) image = VAE.decode(z_0).</w:t>
-      </w:r>
-    </w:p>
-    <w:p>
-      <w:pPr>
-        <w:spacing w:line="360" w:lineRule="auto"/>
-        <w:ind w:firstLine="709"/>
-      </w:pPr>
-      <w:r>
-        <w:rPr>
-          <w:rFonts w:ascii="Times New Roman" w:hAnsi="Times New Roman"/>
-          <w:sz w:val="28"/>
-        </w:rPr>
-        <w:t>Negative prompt — второй проход через CLIP; embeddings вычитаются (classifier-free guidance) для подавления нежелательных атрибутов. В backend/main.py negative prompt по умолчанию содержит: "realistic, 3d, blurry, photographic, smooth…" — это отсекает стили, противоположные pixel art.</w:t>
-      </w:r>
-    </w:p>
-    <w:p>
-      <w:pPr>
-        <w:spacing w:line="360" w:lineRule="auto"/>
-        <w:ind w:firstLine="709"/>
-      </w:pPr>
-      <w:r>
-        <w:rPr>
-          <w:rFonts w:ascii="Times New Roman" w:hAnsi="Times New Roman"/>
-          <w:sz w:val="28"/>
-        </w:rPr>
-        <w:t>Выбор SD v1.5 (а не SDXL 1024px или SD 2.x) обусловлен:</w:t>
-        <w:br/>
-        <w:t>— минимальные требования VRAM (4 GB inference, 8 GB training LoRA);</w:t>
-        <w:br/>
-        <w:t>— наибольшее число pixel-art LoRA в kohya-формате;</w:t>
-        <w:br/>
-        <w:t>— полная совместимость с diffusers StableDiffusionPipeline;</w:t>
-        <w:br/>
-        <w:t>— датасет 512×512 соответствует native resolution v1.5.</w:t>
-      </w:r>
-    </w:p>
-    <w:p>
-      <w:pPr>
-        <w:spacing w:line="360" w:lineRule="auto"/>
-        <w:ind w:firstLine="709"/>
-      </w:pPr>
-      <w:r>
-        <w:rPr>
-          <w:rFonts w:ascii="Times New Roman" w:hAnsi="Times New Roman"/>
-          <w:sz w:val="28"/>
-        </w:rPr>
-        <w:t>SD v1.5 обучена на LAION-5B subset; в её priors нет доминирующего pixel-art распределения — отсюда необходимость LoRA.</w:t>
+        <w:t>Аналогами FastAPI являются Flask и Django REST Framework. Flask проще, но не имеет встроенной валидации и async-поддержки. Django REST Framework мощнее для CRUD-приложений с базой данных, но избыточен для данного проекта, где основная нагрузка — inference нейросети.</w:t>
       </w:r>
     </w:p>
     <w:p>
@@ -2188,7 +1571,7 @@
           <w:color w:val="000000"/>
           <w:sz w:val="28"/>
         </w:rPr>
-        <w:t>2.3 Метод LoRA и его применение к U-Net</w:t>
+        <w:t>2.2 Библиотека React и сборщик Vite</w:t>
       </w:r>
     </w:p>
     <w:p>
@@ -2201,7 +1584,7 @@
           <w:rFonts w:ascii="Times New Roman" w:hAnsi="Times New Roman"/>
           <w:sz w:val="28"/>
         </w:rPr>
-        <w:t>LoRA (Hu et al., 2021) — Low-Rank Adaptation. Идея: при fine-tuning больших моделей обновления весов лежат в low-rank подпространстве.</w:t>
+        <w:t>React — JavaScript-библиотека для построения пользовательских интерфейсов на основе компонентов и реактивного состояния. В проекте используется React 19.</w:t>
       </w:r>
     </w:p>
     <w:p>
@@ -2214,7 +1597,7 @@
           <w:rFonts w:ascii="Times New Roman" w:hAnsi="Times New Roman"/>
           <w:sz w:val="28"/>
         </w:rPr>
-        <w:t>Пусть W₀ — frozen weight matrix слоя (размер d×k). LoRA добавляет:</w:t>
+        <w:t>Vite — современный сборщик и dev-сервер, обеспечивающий быструю пересборку при разработке и оптимизированный production bundle.</w:t>
       </w:r>
     </w:p>
     <w:p>
@@ -2227,7 +1610,13 @@
           <w:rFonts w:ascii="Times New Roman" w:hAnsi="Times New Roman"/>
           <w:sz w:val="28"/>
         </w:rPr>
-        <w:t>W = W₀ + ΔW,  ΔW = B · A,</w:t>
+        <w:t>Плюсы React:</w:t>
+        <w:br/>
+        <w:t>− компонентная архитектура;</w:t>
+        <w:br/>
+        <w:t>− большое сообщество и экосистема;</w:t>
+        <w:br/>
+        <w:t>− простое управление состоянием через useState/useEffect.</w:t>
       </w:r>
     </w:p>
     <w:p>
@@ -2240,7 +1629,11 @@
           <w:rFonts w:ascii="Times New Roman" w:hAnsi="Times New Roman"/>
           <w:sz w:val="28"/>
         </w:rPr>
-        <w:t>где A ∈ R^{r×k}, B ∈ R^{d×r}, r ≪ min(d,k) — rank.</w:t>
+        <w:t>Минусы React:</w:t>
+        <w:br/>
+        <w:t>− для простого UI из нескольких форм может показаться избыточным;</w:t>
+        <w:br/>
+        <w:t>− требует Node.js для сборки.</w:t>
       </w:r>
     </w:p>
     <w:p>
@@ -2253,7 +1646,11 @@
           <w:rFonts w:ascii="Times New Roman" w:hAnsi="Times New Roman"/>
           <w:sz w:val="28"/>
         </w:rPr>
-        <w:t>При inference: output = W₀·x + scale · B·A·x, scale = alpha / r.</w:t>
+        <w:t>Плюсы Vite:</w:t>
+        <w:br/>
+        <w:t>− быстрый hot module replacement;</w:t>
+        <w:br/>
+        <w:t>− простая конфигурация proxy для dev-режима.</w:t>
       </w:r>
     </w:p>
     <w:p>
@@ -2266,110 +1663,7 @@
           <w:rFonts w:ascii="Times New Roman" w:hAnsi="Times New Roman"/>
           <w:sz w:val="28"/>
         </w:rPr>
-        <w:t>Параметры: rank (network_dim) = 32, alpha = 16 → scale = 0.5.</w:t>
-      </w:r>
-    </w:p>
-    <w:p>
-      <w:pPr>
-        <w:spacing w:line="360" w:lineRule="auto"/>
-        <w:ind w:firstLine="709"/>
-      </w:pPr>
-      <w:r>
-        <w:rPr>
-          <w:rFonts w:ascii="Times New Roman" w:hAnsi="Times New Roman"/>
-          <w:sz w:val="28"/>
-        </w:rPr>
-        <w:t>Trainable params на один слой: r·(d+k) вместо d·k. Для U-Net SD суммарно ~2% всех параметров.</w:t>
-      </w:r>
-    </w:p>
-    <w:p>
-      <w:pPr>
-        <w:spacing w:line="360" w:lineRule="auto"/>
-        <w:ind w:firstLine="709"/>
-      </w:pPr>
-      <w:r>
-        <w:rPr>
-          <w:rFonts w:ascii="Times New Roman" w:hAnsi="Times New Roman"/>
-          <w:sz w:val="28"/>
-        </w:rPr>
-        <w:t>Target modules в kohya и research/train_lora.py: to_q, to_k, to_v, to_out.0 — projection matrices в attention. Эмпirically даёт лучший стилевой перенос, чем LoRA на conv layers, при том же rank.</w:t>
-      </w:r>
-    </w:p>
-    <w:p>
-      <w:pPr>
-        <w:spacing w:line="360" w:lineRule="auto"/>
-        <w:ind w:firstLine="709"/>
-      </w:pPr>
-      <w:r>
-        <w:rPr>
-          <w:rFonts w:ascii="Times New Roman" w:hAnsi="Times New Roman"/>
-          <w:sz w:val="28"/>
-        </w:rPr>
-        <w:t>Формат хранения: safetensors (без pickle — безопаснее). Kohya naming: lora_unet_down_blocks_0_attentions_0_transformer_blocks_0_attn1_to_q.lora_down.weight и lora_up.weight + alpha scalar.</w:t>
-      </w:r>
-    </w:p>
-    <w:p>
-      <w:pPr>
-        <w:spacing w:line="360" w:lineRule="auto"/>
-        <w:ind w:firstLine="709"/>
-      </w:pPr>
-      <w:r>
-        <w:rPr>
-          <w:rFonts w:ascii="Times New Roman" w:hAnsi="Times New Roman"/>
-          <w:sz w:val="28"/>
-        </w:rPr>
-        <w:t>Hot-swap в diffusers:</w:t>
-        <w:br/>
-        <w:t>pipe.load_lora_weights(path) — загружает и merge/add adapter weights;</w:t>
-        <w:br/>
-        <w:t>pipe.unload_lora_weights() — снимает adapter, U-Net возвращается к W₀.</w:t>
-      </w:r>
-    </w:p>
-    <w:p>
-      <w:pPr>
-        <w:spacing w:line="360" w:lineRule="auto"/>
-        <w:ind w:firstLine="709"/>
-      </w:pPr>
-      <w:r>
-        <w:rPr>
-          <w:rFonts w:ascii="Times New Roman" w:hAnsi="Times New Roman"/>
-          <w:sz w:val="28"/>
-        </w:rPr>
-        <w:t>Функция switch_lora() в backend/main.py отслеживает current_lora и избегает redundant load/unload при повторных запросах к той же модели.</w:t>
-      </w:r>
-    </w:p>
-    <w:p>
-      <w:pPr>
-        <w:spacing w:line="360" w:lineRule="auto"/>
-        <w:ind w:firstLine="709"/>
-      </w:pPr>
-      <w:r>
-        <w:rPr>
-          <w:rFonts w:ascii="Times New Roman" w:hAnsi="Times New Roman"/>
-          <w:sz w:val="28"/>
-        </w:rPr>
-        <w:t>Сравнение LoRA с альтернативами:</w:t>
-        <w:br/>
-        <w:t>— DreamBooth: fine-tune embedding редкого токена + частично U-Net; риск overfitting на 5–20 images;</w:t>
-        <w:br/>
-        <w:t>— Textual Inversion: только embedding; слабее для стиля;</w:t>
-        <w:br/>
-        <w:t>— Hypernetworks: малая MLP модifицирует features; менее популярны;</w:t>
-        <w:br/>
-        <w:t>— Full fine-tune: максимальное качество при огромных данных и VRAM.</w:t>
-      </w:r>
-    </w:p>
-    <w:p>
-      <w:pPr>
-        <w:spacing w:line="360" w:lineRule="auto"/>
-        <w:ind w:firstLine="709"/>
-      </w:pPr>
-      <w:r>
-        <w:rPr>
-          <w:rFonts w:ascii="Times New Roman" w:hAnsi="Times New Roman"/>
-          <w:sz w:val="28"/>
-        </w:rPr>
-        <w:t>Для датасета 507 изображений LoRA — industry standard.</w:t>
+        <w:t>Аналогами являются Vue.js и Svelte. Vue проще для начинающих, Svelte компилирует компоненты в vanilla JS. React выбран как наиболее распространённый фреймворк с обширной документацией.</w:t>
       </w:r>
     </w:p>
     <w:p>
@@ -2384,7 +1678,7 @@
           <w:color w:val="000000"/>
           <w:sz w:val="28"/>
         </w:rPr>
-        <w:t>2.4 Текстовое управление генерацией и CLIP</w:t>
+        <w:t>2.3 PyTorch и библиотека diffusers</w:t>
       </w:r>
     </w:p>
     <w:p>
@@ -2397,7 +1691,7 @@
           <w:rFonts w:ascii="Times New Roman" w:hAnsi="Times New Roman"/>
           <w:sz w:val="28"/>
         </w:rPr>
-        <w:t>Text-to-image conditioning реализован через cross-attention: query из spatial features U-Net, key/value из text embeddings CLIP. Механизм attention:</w:t>
+        <w:t>PyTorch — фреймворк глубокого обучения от Meta, широко используемый для исследований и production ML. Поддерживает CUDA для ускорения вычислений на GPU NVIDIA.</w:t>
       </w:r>
     </w:p>
     <w:p>
@@ -2410,7 +1704,7 @@
           <w:rFonts w:ascii="Times New Roman" w:hAnsi="Times New Roman"/>
           <w:sz w:val="28"/>
         </w:rPr>
-        <w:t>Attention(Q,K,V) = softmax(QK^T / √d) · V.</w:t>
+        <w:t>Библиотека diffusers от Hugging Face предоставляет унифицированный API для работы с диффузионными моделями. StableDiffusionPipeline инкапсулирует загрузку модели, text encoder CLIP, VAE и U-Net, а также процесс inference.</w:t>
       </w:r>
     </w:p>
     <w:p>
@@ -2423,7 +1717,13 @@
           <w:rFonts w:ascii="Times New Roman" w:hAnsi="Times New Roman"/>
           <w:sz w:val="28"/>
         </w:rPr>
-        <w:t>Текст «red armor warrior» активирует соответствующие spatial regions при денойзинге.</w:t>
+        <w:t>Плюсы PyTorch:</w:t>
+        <w:br/>
+        <w:t>− динамический граф вычислений;</w:t>
+        <w:br/>
+        <w:t>− обширная экосystem (PEFT, bitsandbytes);</w:t>
+        <w:br/>
+        <w:t>− поддержка mixed precision (fp16).</w:t>
       </w:r>
     </w:p>
     <w:p>
@@ -2436,7 +1736,11 @@
           <w:rFonts w:ascii="Times New Roman" w:hAnsi="Times New Roman"/>
           <w:sz w:val="28"/>
         </w:rPr>
-        <w:t>Classifier-Free Guidance (CFG): во время training случайно dropout text conditioning; на inference:</w:t>
+        <w:t>Минусы:</w:t>
+        <w:br/>
+        <w:t>− высокое потребление VRAM (4+ ГБ для SD v1.5);</w:t>
+        <w:br/>
+        <w:t>− зависимость от версии CUDA и драйверов NVIDIA.</w:t>
       </w:r>
     </w:p>
     <w:p>
@@ -2449,7 +1753,13 @@
           <w:rFonts w:ascii="Times New Roman" w:hAnsi="Times New Roman"/>
           <w:sz w:val="28"/>
         </w:rPr>
-        <w:t>ε_guided = ε_uncond + w · (ε_cond − ε_uncond),</w:t>
+        <w:t>Плюсы diffusers:</w:t>
+        <w:br/>
+        <w:t>− единый API для загрузки и inference;</w:t>
+        <w:br/>
+        <w:t>− поддержка load_lora_weights / unload_lora_weights;</w:t>
+        <w:br/>
+        <w:t>− совместимость с safetensors.</w:t>
       </w:r>
     </w:p>
     <w:p>
@@ -2462,59 +1772,7 @@
           <w:rFonts w:ascii="Times New Roman" w:hAnsi="Times New Roman"/>
           <w:sz w:val="28"/>
         </w:rPr>
-        <w:t>где w — guidance scale (default 7.5 в SD). Высокий w усиливает следование промпту, но может давать артеfакты и oversaturated colors.</w:t>
-      </w:r>
-    </w:p>
-    <w:p>
-      <w:pPr>
-        <w:spacing w:line="360" w:lineRule="auto"/>
-        <w:ind w:firstLine="709"/>
-      </w:pPr>
-      <w:r>
-        <w:rPr>
-          <w:rFonts w:ascii="Times New Roman" w:hAnsi="Times New Roman"/>
-          <w:sz w:val="28"/>
-        </w:rPr>
-        <w:t>В проекте full_prompt формируется шаблоном:</w:t>
-      </w:r>
-    </w:p>
-    <w:p>
-      <w:pPr>
-        <w:spacing w:line="360" w:lineRule="auto"/>
-        <w:ind w:firstLine="709"/>
-      </w:pPr>
-      <w:r>
-        <w:rPr>
-          <w:rFonts w:ascii="Times New Roman" w:hAnsi="Times New Roman"/>
-          <w:sz w:val="28"/>
-        </w:rPr>
-        <w:t>"pixel art sprite, 8-bit character, {user_prompt}, NES style, retro game, simple flat colors, pixelated, white background, sprite sheet character".</w:t>
-      </w:r>
-    </w:p>
-    <w:p>
-      <w:pPr>
-        <w:spacing w:line="360" w:lineRule="auto"/>
-        <w:ind w:firstLine="709"/>
-      </w:pPr>
-      <w:r>
-        <w:rPr>
-          <w:rFonts w:ascii="Times New Roman" w:hAnsi="Times New Roman"/>
-          <w:sz w:val="28"/>
-        </w:rPr>
-        <w:t>Префикс и суффикс стабилизируют стиль даже для base model; для custom LoRA они согласованы с caption в датaset (каждый .txt файл содержит аналогичные ключевые слова).</w:t>
-      </w:r>
-    </w:p>
-    <w:p>
-      <w:pPr>
-        <w:spacing w:line="360" w:lineRule="auto"/>
-        <w:ind w:firstLine="709"/>
-      </w:pPr>
-      <w:r>
-        <w:rPr>
-          <w:rFonts w:ascii="Times New Roman" w:hAnsi="Times New Roman"/>
-          <w:sz w:val="28"/>
-        </w:rPr>
-        <w:t>CLIP (Radford et al., 2021) обучен contrastive learning на 400M image-text pairs. ViT-B/32 используется в evaluate.py для CLIP score — скalar similarity logits между generated image и caption. Это не perfect metric для pixel art (CLIP biased к natural images), но позволяет сравнивать модели в единой шкале. Улучшение custom LoRA с 30.75 до 33.59 (+9.2% relative) статistically значимо на выборке n=114 val prompts.</w:t>
+        <w:t>Аналогом является оригинальная реализация Stable Diffusion от Stability AI, однако diffusers проще интегрировать в веб-приложение.</w:t>
       </w:r>
     </w:p>
     <w:p>
@@ -2529,7 +1787,7 @@
           <w:color w:val="000000"/>
           <w:sz w:val="28"/>
         </w:rPr>
-        <w:t>2.5 Метрики оценки качества синтеза изображений</w:t>
+        <w:t>2.4 Kohya_ss для обучения LoRA</w:t>
       </w:r>
     </w:p>
     <w:p>
@@ -2542,7 +1800,7 @@
           <w:rFonts w:ascii="Times New Roman" w:hAnsi="Times New Roman"/>
           <w:sz w:val="28"/>
         </w:rPr>
-        <w:t>Качество generative models оценивают объективными и субъективными метриками.</w:t>
+        <w:t>Kohya_ss (sd-scripts) — стандартный инструмент community для fine-tuning диффузионных моделей методом LoRA. Поддерживает SD 1.x, SDXL, настройку rank, alpha, learning rate, mixed precision и gradient checkpointing.</w:t>
       </w:r>
     </w:p>
     <w:p>
@@ -2555,7 +1813,15 @@
           <w:rFonts w:ascii="Times New Roman" w:hAnsi="Times New Roman"/>
           <w:sz w:val="28"/>
         </w:rPr>
-        <w:t>FID (Fréchet Inception Distance) — расстояние между feature distributions Inception-v3 real vs generated. Требует большой sample size (10k+); для 507 dataset не использовался.</w:t>
+        <w:t>Плюсы:</w:t>
+        <w:br/>
+        <w:t>− проверенный community-инструмент с большим количеством примеров;</w:t>
+        <w:br/>
+        <w:t>− поддержка AdamW8bit для экономии VRAM;</w:t>
+        <w:br/>
+        <w:t>− сохранение чекпоинтов по эпохам;</w:t>
+        <w:br/>
+        <w:t>− совместимость формата safetensors с diffusers.</w:t>
       </w:r>
     </w:p>
     <w:p>
@@ -2568,7 +1834,11 @@
           <w:rFonts w:ascii="Times New Roman" w:hAnsi="Times New Roman"/>
           <w:sz w:val="28"/>
         </w:rPr>
-        <w:t>IS (Inception Score) — устаревший, не применялся.</w:t>
+        <w:t>Минусы:</w:t>
+        <w:br/>
+        <w:t>− интерфейс командной строки / GUI требует изучения параметров;</w:t>
+        <w:br/>
+        <w:t>− нет встроенного val_loss на отложенной выборке (реализовано отдельным скриптом research/train_lora.py).</w:t>
       </w:r>
     </w:p>
     <w:p>
@@ -2581,67 +1851,7 @@
           <w:rFonts w:ascii="Times New Roman" w:hAnsi="Times New Roman"/>
           <w:sz w:val="28"/>
         </w:rPr>
-        <w:t>CLIP score — cosine similarity / logits CLIP(image, text). Использован в research/evaluate.py: для каждого val caption генерируется image тремя моделями, вычисляется score, усредняется.</w:t>
-      </w:r>
-    </w:p>
-    <w:p>
-      <w:pPr>
-        <w:spacing w:line="360" w:lineRule="auto"/>
-        <w:ind w:firstLine="709"/>
-      </w:pPr>
-      <w:r>
-        <w:rPr>
-          <w:rFonts w:ascii="Times New Roman" w:hAnsi="Times New Roman"/>
-          <w:sz w:val="28"/>
-        </w:rPr>
-        <w:t>LPIPS — perceptual similarity; не использовался.</w:t>
-      </w:r>
-    </w:p>
-    <w:p>
-      <w:pPr>
-        <w:spacing w:line="360" w:lineRule="auto"/>
-        <w:ind w:firstLine="709"/>
-      </w:pPr>
-      <w:r>
-        <w:rPr>
-          <w:rFonts w:ascii="Times New Roman" w:hAnsi="Times New Roman"/>
-          <w:sz w:val="28"/>
-        </w:rPr>
-        <w:t>Human evaluation (MOS) — предпочтительно, но требует организации опроса; в рамках работы ограничились CLIP + qualitative review.</w:t>
-      </w:r>
-    </w:p>
-    <w:p>
-      <w:pPr>
-        <w:spacing w:line="360" w:lineRule="auto"/>
-        <w:ind w:firstLine="709"/>
-      </w:pPr>
-      <w:r>
-        <w:rPr>
-          <w:rFonts w:ascii="Times New Roman" w:hAnsi="Times New Roman"/>
-          <w:sz w:val="28"/>
-        </w:rPr>
-        <w:t>Train/val MSE loss на noise prediction — internal metric during training. val_loss на отложенной 30% выборке контролирует overfitting. По loss_log.csv минимальный val_loss = 0.018106 на эпохе 15, однако production checkpoint — эпоха 14 (val 0.021761), выбранная по visual quality и CLIP — trade-off между underfitting и oversaturated outputs на поздних эпохах.</w:t>
-      </w:r>
-    </w:p>
-    <w:p>
-      <w:pPr>
-        <w:spacing w:line="360" w:lineRule="auto"/>
-        <w:ind w:firstLine="709"/>
-      </w:pPr>
-      <w:r>
-        <w:rPr>
-          <w:rFonts w:ascii="Times New Roman" w:hAnsi="Times New Roman"/>
-          <w:sz w:val="28"/>
-        </w:rPr>
-        <w:t>Дополнительные критерии qualitative analysis:</w:t>
-        <w:br/>
-        <w:t>— чёткость пиксельных границ (без blur);</w:t>
-        <w:br/>
-        <w:t>— однородность белого фона;</w:t>
-        <w:br/>
-        <w:t>— semantic match (оружие, цвет брони, тип существа);</w:t>
-        <w:br/>
-        <w:t>— отсутствие text/watermark artifacts.</w:t>
+        <w:t>Аналогом является встроенное обучение LoRA в Automatic1111, однако kohya_ss предоставляет больше контроля над гиперпараметрами и является de facto стандартом для stylistic LoRA на датасетах 300–1000 изображений.</w:t>
       </w:r>
     </w:p>
     <w:p>
@@ -2656,7 +1866,7 @@
           <w:color w:val="000000"/>
           <w:sz w:val="28"/>
         </w:rPr>
-        <w:t>2.1.1 Математическая запись forward diffusion</w:t>
+        <w:t>2.5 Stable Diffusion v1.5 и метод LoRA</w:t>
       </w:r>
     </w:p>
     <w:p>
@@ -2669,7 +1879,7 @@
           <w:rFonts w:ascii="Times New Roman" w:hAnsi="Times New Roman"/>
           <w:sz w:val="28"/>
         </w:rPr>
-        <w:t>Forward process часто записывают через reparameterization trick. Пусть α_t = 1 − β_t, ᾱ_t = ∏_{s=1}^{t} α_s. Тогда:</w:t>
+        <w:t>Stable Diffusion v1.5 — latent diffusion model, работающая в сжатом латентном пространстве 64×64×4 вместо пространства пикселей 512×512×3. Это снижает вычислительную сложность примерно в 8 раз и делает возможным inference на GPU потребительского класса.</w:t>
       </w:r>
     </w:p>
     <w:p>
@@ -2682,7 +1892,13 @@
           <w:rFonts w:ascii="Times New Roman" w:hAnsi="Times New Roman"/>
           <w:sz w:val="28"/>
         </w:rPr>
-        <w:t>q(x_t | x_0) = N(x_t; √ᾱ_t · x_0, (1 − ᾱ_t) · I),</w:t>
+        <w:t>Архитектура включает три компонента:</w:t>
+        <w:br/>
+        <w:t>1) VAE (Variational Autoencoder) — сжимает и восстанавливает изображение;</w:t>
+        <w:br/>
+        <w:t>2) U-Net — ядро денойзинга, ~860 млн параметров;</w:t>
+        <w:br/>
+        <w:t>3) CLIP Text Encoder — преобразует текстовый промпт в embeddings для cross-attention U-Net.</w:t>
       </w:r>
     </w:p>
     <w:p>
@@ -2695,7 +1911,7 @@
           <w:rFonts w:ascii="Times New Roman" w:hAnsi="Times New Roman"/>
           <w:sz w:val="28"/>
         </w:rPr>
-        <w:t>что позволяет sampling x_t напрямую из x_0 без iterative loop — essential для efficient training. На каждом training step случайный t определяет уровень шума; U-Net видит x_t и предсказывает ε.</w:t>
+        <w:t>Метод LoRA добавляет к замороженным весам слоёв attention (to_q, to_k, to_v, to_out) низкоранговые матрицы. В данной работе использованы rank=32 и alpha=16, что соответствует рекомендациям community для style LoRA на датасетах 200–500 изображений.</w:t>
       </w:r>
     </w:p>
     <w:p>
@@ -2708,7 +1924,7 @@
           <w:rFonts w:ascii="Times New Roman" w:hAnsi="Times New Roman"/>
           <w:sz w:val="28"/>
         </w:rPr>
-        <w:t>Variance schedule β_t linear от 0.00085 до 0.012 (SD default) обеспечивает постепенное уничтожение signal. Cosine schedule (Nichol &amp; Dhariwal, 2021) альтернатива — smoother near t=T; kohya позволяет выбирать scheduler type.</w:t>
+        <w:t>На inference LoRA подключается через pipe.load_lora_weights() без перезагрузки базовой модели, что занимает 1–2 секунды вместо ~30 секунд полной загрузки pipeline.</w:t>
       </w:r>
     </w:p>
     <w:p>
@@ -2723,7 +1939,7 @@
           <w:color w:val="000000"/>
           <w:sz w:val="28"/>
         </w:rPr>
-        <w:t>2.2.1 U-Net: encoder, bottleneck, decoder</w:t>
+        <w:t>2.0 Основные понятия для читателя</w:t>
       </w:r>
     </w:p>
     <w:p>
@@ -2736,7 +1952,7 @@
           <w:rFonts w:ascii="Times New Roman" w:hAnsi="Times New Roman"/>
           <w:sz w:val="28"/>
         </w:rPr>
-        <w:t>Архитектура U-Net для SD v1.5 включает down blocks (spatial compression, channel expansion), mid block, up blocks (skip connections от encoder). Cross-attention layers inject text conditioning на каждом resolution level — позволяя coarse layout на low res и fine details на high res within latent space.</w:t>
+        <w:t>Перед описанием инструментов разработки полезно договориться о терминах, которые будут встречаться по всей работе.</w:t>
       </w:r>
     </w:p>
     <w:p>
@@ -2749,7 +1965,7 @@
           <w:rFonts w:ascii="Times New Roman" w:hAnsi="Times New Roman"/>
           <w:sz w:val="28"/>
         </w:rPr>
-        <w:t>Timestep conditioning через sinusoidal embeddings + MLP добавляется к feature maps — network знает, насколько зашумлено изображение. Early timesteps (large t) — global structure; late timesteps (small t) — high-frequency details. Для pixel art high-frequency = pixel edges; insufficient late-step refinement → blur.</w:t>
+        <w:t>Нейросеть — программа, которая находит закономерности в большом количестве примеров. В данной работе: «на этих 507 картинках — пиксельные персонажи, значит новые тоже надо рисовать так».</w:t>
       </w:r>
     </w:p>
     <w:p>
@@ -2762,7 +1978,59 @@
           <w:rFonts w:ascii="Times New Roman" w:hAnsi="Times New Roman"/>
           <w:sz w:val="28"/>
         </w:rPr>
-        <w:t>Inference steps 25 из 1000 scheduler timesteps — subsampling via DDIM or PNDM. Меньше steps → less refinement; больше → diminishing returns after ~40.</w:t>
+        <w:t>GPU (видеокарта) — устройство в компьютере, которое ускоряет вычисления нейросети в десятки раз по сравнению с обычным процессором. Без GPU генерация одной картинки занимала бы минуты вместо секунд.</w:t>
+      </w:r>
+    </w:p>
+    <w:p>
+      <w:pPr>
+        <w:spacing w:line="360" w:lineRule="auto"/>
+        <w:ind w:firstLine="709"/>
+      </w:pPr>
+      <w:r>
+        <w:rPr>
+          <w:rFonts w:ascii="Times New Roman" w:hAnsi="Times New Roman"/>
+          <w:sz w:val="28"/>
+        </w:rPr>
+        <w:t>Промпт — текстовое описание желаемой картинки. Чем конкретнее промпт («red armored knight with silver sword»), тем точнее результат.</w:t>
+      </w:r>
+    </w:p>
+    <w:p>
+      <w:pPr>
+        <w:spacing w:line="360" w:lineRule="auto"/>
+        <w:ind w:firstLine="709"/>
+      </w:pPr>
+      <w:r>
+        <w:rPr>
+          <w:rFonts w:ascii="Times New Roman" w:hAnsi="Times New Roman"/>
+          <w:sz w:val="28"/>
+        </w:rPr>
+        <w:t>Inference (вывод) — процесс генерации картинки уже обученной моделью. Обучение делается один раз; inference — каждый раз, когда пользователь нажимает «Сгенерировать».</w:t>
+      </w:r>
+    </w:p>
+    <w:p>
+      <w:pPr>
+        <w:spacing w:line="360" w:lineRule="auto"/>
+        <w:ind w:firstLine="709"/>
+      </w:pPr>
+      <w:r>
+        <w:rPr>
+          <w:rFonts w:ascii="Times New Roman" w:hAnsi="Times New Roman"/>
+          <w:sz w:val="28"/>
+        </w:rPr>
+        <w:t>Backend (серверная часть) — программа, которая работает на компьютере с видеокартой и выполняет генерацию. Frontend (клиентская часть) — то, что отображается в браузере пользователя.</w:t>
+      </w:r>
+    </w:p>
+    <w:p>
+      <w:pPr>
+        <w:spacing w:line="360" w:lineRule="auto"/>
+        <w:ind w:firstLine="709"/>
+      </w:pPr>
+      <w:r>
+        <w:rPr>
+          <w:rFonts w:ascii="Times New Roman" w:hAnsi="Times New Roman"/>
+          <w:sz w:val="28"/>
+        </w:rPr>
+        <w:t>REST API — способ общения между браузером и сервером через стандартные HTTP-запросы. Браузер «просит» сервер: «нарисуй вот это» — сервер «отвечает» картинкой.</w:t>
       </w:r>
     </w:p>
     <w:p>
@@ -2777,7 +2045,7 @@
           <w:color w:val="000000"/>
           <w:sz w:val="28"/>
         </w:rPr>
-        <w:t>2.3.1 Практические рекомендации по rank и alpha</w:t>
+        <w:t>2.1.1 Клиент-серверная архитектура простыми словами</w:t>
       </w:r>
     </w:p>
     <w:p>
@@ -2790,13 +2058,7 @@
           <w:rFonts w:ascii="Times New Roman" w:hAnsi="Times New Roman"/>
           <w:sz w:val="28"/>
         </w:rPr>
-        <w:t>Community guidelines (CivitAI, kohya wiki):</w:t>
-        <w:br/>
-        <w:t>— style LoRA, 200–500 images: rank 16–32, alpha = rank/2;</w:t>
-        <w:br/>
-        <w:t>— character LoRA, 20–50 images: rank 8–16, risk overfitting;</w:t>
-        <w:br/>
-        <w:t>— concept LoRA: rank 4–8.</w:t>
+        <w:t>Разрабатываемая система построена по схеме «клиент — сервер», как большинство современных сайтов.</w:t>
       </w:r>
     </w:p>
     <w:p>
@@ -2809,7 +2071,7 @@
           <w:rFonts w:ascii="Times New Roman" w:hAnsi="Times New Roman"/>
           <w:sz w:val="28"/>
         </w:rPr>
-        <w:t>При rank=32 trainable parameters достаточны для capture color palette + edge hardness + background style. Alpha=16 (half of rank) dampens LoRA influence — prevents destroying base model semantic knowledge.</w:t>
+        <w:t>Сервер — это программа на компьютере с видеокартой. Она хранит нейросеть в памяти и выполняет тяжёлые вычисления. Клиент — это вкладка браузера у пользователя. Она показывает форму ввода, кнопки и картинку, но сама нейросеть не содержит.</w:t>
       </w:r>
     </w:p>
     <w:p>
@@ -2822,7 +2084,20 @@
           <w:rFonts w:ascii="Times New Roman" w:hAnsi="Times New Roman"/>
           <w:sz w:val="28"/>
         </w:rPr>
-        <w:t>scale in inference = alpha/rank = 0.5 default. Automatic1111 позволяет LoRA weight 0.0–1.0; diffusers merge with trained scale. Tuning weight 0.7–0.9 sometimes improves generalization if overfit.</w:t>
+        <w:t>Почему так? Во-первых, видеокарта нужна только на одном компьютере (сервере), а пользователи могут заходить даже с телефона. Во-вторых, обновление модели делается в одном месте — не нужно переустанавливать программу у каждого пользователя. В-третьих, это стандартный подход для веб-приложений — тот же принцип, что у онлайн-магазинов или социальных сетей.</w:t>
+      </w:r>
+    </w:p>
+    <w:p>
+      <w:pPr>
+        <w:spacing w:line="360" w:lineRule="auto"/>
+        <w:ind w:firstLine="709"/>
+      </w:pPr>
+      <w:r>
+        <w:rPr>
+          <w:rFonts w:ascii="Times New Roman" w:hAnsi="Times New Roman"/>
+          <w:sz w:val="28"/>
+        </w:rPr>
+        <w:t>Обмен данными происходит в формате JSON — текстовый формат, понятный и человеку, и программе. Картинка передаётся в закодированном виде (base64), чтобы её можно было вставить прямо в HTML-страницу без отдельного файла.</w:t>
       </w:r>
     </w:p>
     <w:p>
@@ -2837,7 +2112,7 @@
           <w:color w:val="000000"/>
           <w:sz w:val="28"/>
         </w:rPr>
-        <w:t>2.4.1 Структура промпта и token budget</w:t>
+        <w:t>2.1.2 Библиотека Axios</w:t>
       </w:r>
     </w:p>
     <w:p>
@@ -2850,7 +2125,7 @@
           <w:rFonts w:ascii="Times New Roman" w:hAnsi="Times New Roman"/>
           <w:sz w:val="28"/>
         </w:rPr>
-        <w:t>CLIP tokenizer BPE splits text into subwords. Max 77 tokens includes start/end tokens — effective ~75 words. Long captions truncate silently — теряются trailing descriptors.</w:t>
+        <w:t>Axios — небольшая JavaScript-библиотека для отправки HTTP-запросов из браузера на сервер. Когда пользователь нажимает «Сгенерировать», именно axios отправляет POST-запрос с текстом промпта и настройками.</w:t>
       </w:r>
     </w:p>
     <w:p>
@@ -2863,9 +2138,13 @@
           <w:rFonts w:ascii="Times New Roman" w:hAnsi="Times New Roman"/>
           <w:sz w:val="28"/>
         </w:rPr>
-        <w:t>Структура effective prompt для проекта:</w:t>
+        <w:t>Плюсы:</w:t>
         <w:br/>
-        <w:t>[стиль] + [сущность] + [атрибуты] + [pose/weapon] + [background/style tags]</w:t>
+        <w:t>− простой синтаксис;</w:t>
+        <w:br/>
+        <w:t>− автоматическое преобразование данных в JSON;</w:t>
+        <w:br/>
+        <w:t>− удобная обработка ошибок (если сервер недоступен или LoRA не найдена — пользователь видит понятное сообщение).</w:t>
       </w:r>
     </w:p>
     <w:p>
@@ -2878,7 +2157,9 @@
           <w:rFonts w:ascii="Times New Roman" w:hAnsi="Times New Roman"/>
           <w:sz w:val="28"/>
         </w:rPr>
-        <w:t>Negative prompt исключает: realistic, 3d, blurry, photographic, smooth, text, watermark — антипatterns для pixel sprites.</w:t>
+        <w:t>Минусы:</w:t>
+        <w:br/>
+        <w:t>− дополнительная зависимость в проекте (хотя она очень маленькая).</w:t>
       </w:r>
     </w:p>
     <w:p>
@@ -2891,15 +2172,7 @@
           <w:rFonts w:ascii="Times New Roman" w:hAnsi="Times New Roman"/>
           <w:sz w:val="28"/>
         </w:rPr>
-        <w:t>Prompt engineering empirical rules:</w:t>
-        <w:br/>
-        <w:t>— конкретные цвета лучше abstract («red armor» &gt; «colorful armor»);</w:t>
-        <w:br/>
-        <w:t>— one character per prompt;</w:t>
-        <w:br/>
-        <w:t>— избегать conflicting styles («photorealistic pixel art»);</w:t>
-        <w:br/>
-        <w:t>— duplicate style tags в dataset captions и inference prompt повышают consistency.</w:t>
+        <w:t>Альтернатива — встроенный в браузер fetch API. Axios выбран за более удобную обработку ошибок FastAPI.</w:t>
       </w:r>
     </w:p>
     <w:p>
@@ -2914,7 +2187,7 @@
           <w:color w:val="000000"/>
           <w:sz w:val="28"/>
         </w:rPr>
-        <w:t>2.6 Сравнение архитектур генеративных моделей изображений</w:t>
+        <w:t>2.3.1 Что такое diffusers и pipeline</w:t>
       </w:r>
     </w:p>
     <w:p>
@@ -2927,7 +2200,7 @@
           <w:rFonts w:ascii="Times New Roman" w:hAnsi="Times New Roman"/>
           <w:sz w:val="28"/>
         </w:rPr>
-        <w:t>Stable Diffusion — не единственный open weights generator. Краткий comparative overview для контекста выбора:</w:t>
+        <w:t>Библиотека diffusers — это «обёртка» вокруг Stable Diffusion, которая скрывает сложность. Вместо того чтобы вручную загружать три отдельных компонента (текстовый энкодер, U-Net, VAE), вызывать их по очереди и склеивать результат, разработчик пишет:</w:t>
       </w:r>
     </w:p>
     <w:p>
@@ -2940,7 +2213,9 @@
           <w:rFonts w:ascii="Times New Roman" w:hAnsi="Times New Roman"/>
           <w:sz w:val="28"/>
         </w:rPr>
-        <w:t>SD 1.5 (2022): 512px, ~860M UNet, CLIP ViT-L/14, community ecosystem largest.</w:t>
+        <w:t>pipe = StableDiffusionPipeline.from_pretrained("runwayml/stable-diffusion-v1-5")</w:t>
+        <w:br/>
+        <w:t>result = pipe("pixel art warrior")</w:t>
       </w:r>
     </w:p>
     <w:p>
@@ -2953,72 +2228,7 @@
           <w:rFonts w:ascii="Times New Roman" w:hAnsi="Times New Roman"/>
           <w:sz w:val="28"/>
         </w:rPr>
-        <w:t>SD 2.x: OpenCLIP, 768px variants, different aesthetic, fewer pixel LoRAs compatible.</w:t>
-      </w:r>
-    </w:p>
-    <w:p>
-      <w:pPr>
-        <w:spacing w:line="360" w:lineRule="auto"/>
-        <w:ind w:firstLine="709"/>
-      </w:pPr>
-      <w:r>
-        <w:rPr>
-          <w:rFonts w:ascii="Times New Roman" w:hAnsi="Times New Roman"/>
-          <w:sz w:val="28"/>
-        </w:rPr>
-        <w:t>SDXL (2023): two-stage, 1024px, larger VRAM 10GB+ inference, superior general quality but overkill for 128px sprites.</w:t>
-      </w:r>
-    </w:p>
-    <w:p>
-      <w:pPr>
-        <w:spacing w:line="360" w:lineRule="auto"/>
-        <w:ind w:firstLine="709"/>
-      </w:pPr>
-      <w:r>
-        <w:rPr>
-          <w:rFonts w:ascii="Times New Roman" w:hAnsi="Times New Roman"/>
-          <w:sz w:val="28"/>
-        </w:rPr>
-        <w:t>Flux, Stable Cascade (2024+): newer architectures, less LoRA tooling maturity at thesis timeline.</w:t>
-      </w:r>
-    </w:p>
-    <w:p>
-      <w:pPr>
-        <w:spacing w:line="360" w:lineRule="auto"/>
-        <w:ind w:firstLine="709"/>
-      </w:pPr>
-      <w:r>
-        <w:rPr>
-          <w:rFonts w:ascii="Times New Roman" w:hAnsi="Times New Roman"/>
-          <w:sz w:val="28"/>
-        </w:rPr>
-        <w:t>Midjourney, DALL·E: closed API, no local LoRA on private dataset.</w:t>
-      </w:r>
-    </w:p>
-    <w:p>
-      <w:pPr>
-        <w:spacing w:line="360" w:lineRule="auto"/>
-        <w:ind w:firstLine="709"/>
-      </w:pPr>
-      <w:r>
-        <w:rPr>
-          <w:rFonts w:ascii="Times New Roman" w:hAnsi="Times New Roman"/>
-          <w:sz w:val="28"/>
-        </w:rPr>
-        <w:t>For thesis constraints (8GB VRAM, kohya LoRA, 507 image dataset) SD 1.5 optimal Pareto point.</w:t>
-      </w:r>
-    </w:p>
-    <w:p>
-      <w:pPr>
-        <w:spacing w:line="360" w:lineRule="auto"/>
-        <w:ind w:firstLine="709"/>
-      </w:pPr>
-      <w:r>
-        <w:rPr>
-          <w:rFonts w:ascii="Times New Roman" w:hAnsi="Times New Roman"/>
-          <w:sz w:val="28"/>
-        </w:rPr>
-        <w:t>Autoregressive models (Parti, Muse) — different inference profile, not evaluated.</w:t>
+        <w:t>StableDiffusionPipeline — это pipeline (конвейер): готовая цепочка шагов от текста до картинки. Методы load_lora_weights и unload_lora_weights позволяют подключать и отключать LoRA без перезагрузки всей модели — это ключевая функция для переключения трёх режимов в веб-интерфейсе.</w:t>
       </w:r>
     </w:p>
     <w:p>
@@ -3033,7 +2243,7 @@
           <w:color w:val="000000"/>
           <w:sz w:val="28"/>
         </w:rPr>
-        <w:t>2.7 Правовые и этические аспекты generative AI в gamedev</w:t>
+        <w:t>2.5.1 Три части Stable Diffusion — простое объяснение</w:t>
       </w:r>
     </w:p>
     <w:p>
@@ -3046,7 +2256,7 @@
           <w:rFonts w:ascii="Times New Roman" w:hAnsi="Times New Roman"/>
           <w:sz w:val="28"/>
         </w:rPr>
-        <w:t>Европейский AI Act (2024) классифицирует general-purpose AI models; transparency requirements для training data summary. US copyright office guidance (2023–2025): purely AI-generated works may have limited copyright protection; human-modified works stronger protection.</w:t>
+        <w:t>Stable Diffusion внутри состоит из трёх «блоков», каждый выполняет свою роль:</w:t>
       </w:r>
     </w:p>
     <w:p>
@@ -3059,7 +2269,7 @@
           <w:rFonts w:ascii="Times New Roman" w:hAnsi="Times New Roman"/>
           <w:sz w:val="28"/>
         </w:rPr>
-        <w:t>Game asset marketplace rules evolving: some ban «AI generated» submissions; others allow with disclosure. itch.io policy allows AI assets with creator responsibility for rights.</w:t>
+        <w:t>1) CLIP Text Encoder — «переводчик» с человеческого языка на язык нейросети. Вы пишете «red warrior», он превращает это в набор чисел (embeddings), которые описывают смысл фразы.</w:t>
       </w:r>
     </w:p>
     <w:p>
@@ -3072,7 +2282,7 @@
           <w:rFonts w:ascii="Times New Roman" w:hAnsi="Times New Roman"/>
           <w:sz w:val="28"/>
         </w:rPr>
-        <w:t>Academic thesis positioning: research contribution is integration methodology + open dataset pipeline, not commercial asset sale. Attribution to original sprite artists in dataset README recommended ethical practice.</w:t>
+        <w:t>2) U-Net — «художник», который рисует. Он 25 раз подряд убирает шум с картинки, каждый раз сверяясь с «переводом» от CLIP. Именно к U-Net подключается LoRA — «художник» начинает рисовать в новом стиле.</w:t>
       </w:r>
     </w:p>
     <w:p>
@@ -3085,7 +2295,7 @@
           <w:rFonts w:ascii="Times New Roman" w:hAnsi="Times New Roman"/>
           <w:sz w:val="28"/>
         </w:rPr>
-        <w:t>Deepfake concerns less relevant — stylized fictional characters not real persons. Content moderation: negative prompt excludes NSFW; safety checker disabled in backend — user responsibility in deployment.</w:t>
+        <w:t>3) VAE — «кодировщик изображений». Нейросеть работает не с полной картинкой 512×512 (это медленно), а со сжатым представлением 64×64. VAE сжимает и распаковывает — как ZIP для картинок.</w:t>
       </w:r>
     </w:p>
     <w:p>
@@ -3098,85 +2308,7 @@
           <w:rFonts w:ascii="Times New Roman" w:hAnsi="Times New Roman"/>
           <w:sz w:val="28"/>
         </w:rPr>
-        <w:t>Углублённое описание attention mechanism в U-Net cross-attention blocks: multi-head attention с 8 heads, dimension per head 64, total context dim 768 from CLIP. Text tokens attend to spatial locations — token «sword» correlates with image regions where sword typically appears. LoRA modifies projection matrices — effectively retuning which text directions map to which visual features.</w:t>
-      </w:r>
-    </w:p>
-    <w:p>
-      <w:pPr>
-        <w:spacing w:line="360" w:lineRule="auto"/>
-        <w:ind w:firstLine="709"/>
-      </w:pPr>
-      <w:r>
-        <w:rPr>
-          <w:rFonts w:ascii="Times New Roman" w:hAnsi="Times New Roman"/>
-          <w:sz w:val="28"/>
-        </w:rPr>
-        <w:t>Scheduler comparison (не все использованы в production, но рассмотрены):</w:t>
-        <w:br/>
-        <w:t>— PNDM: default SD 1.x, stable;</w:t>
-        <w:br/>
-        <w:t>— DDIM: deterministic sampling, faster;</w:t>
-        <w:br/>
-        <w:t>— Euler a: stochastic, popular in community;</w:t>
-        <w:br/>
-        <w:t>— DPM++ 2M Karras: quality/speed tradeoff.</w:t>
-      </w:r>
-    </w:p>
-    <w:p>
-      <w:pPr>
-        <w:spacing w:line="360" w:lineRule="auto"/>
-        <w:ind w:firstLine="709"/>
-      </w:pPr>
-      <w:r>
-        <w:rPr>
-          <w:rFonts w:ascii="Times New Roman" w:hAnsi="Times New Roman"/>
-          <w:sz w:val="28"/>
-        </w:rPr>
-        <w:t>Project uses pipeline default для reproducibility с README benchmarks.</w:t>
-      </w:r>
-    </w:p>
-    <w:p>
-      <w:pPr>
-        <w:spacing w:line="360" w:lineRule="auto"/>
-        <w:ind w:firstLine="709"/>
-      </w:pPr>
-      <w:r>
-        <w:rPr>
-          <w:rFonts w:ascii="Times New Roman" w:hAnsi="Times New Roman"/>
-          <w:sz w:val="28"/>
-        </w:rPr>
-        <w:t>VAE improvements (sd-vae-ft-mse) exist — optional replacement для sharper decode. Not applied in thesis — avoid confounding LoRA evaluation.</w:t>
-      </w:r>
-    </w:p>
-    <w:p>
-      <w:pPr>
-        <w:spacing w:line="360" w:lineRule="auto"/>
-        <w:ind w:firstLine="709"/>
-      </w:pPr>
-      <w:r>
-        <w:rPr>
-          <w:rFonts w:ascii="Times New Roman" w:hAnsi="Times New Roman"/>
-          <w:sz w:val="28"/>
-        </w:rPr>
-        <w:t>Text encoder clip skip 2: use penultimate layer hidden states — sharper images per anime community lore; kohya training default clip_skip=2 for SD1.5.</w:t>
-      </w:r>
-    </w:p>
-    <w:p>
-      <w:pPr>
-        <w:spacing w:line="360" w:lineRule="auto"/>
-        <w:ind w:firstLine="709"/>
-      </w:pPr>
-      <w:r>
-        <w:rPr>
-          <w:rFonts w:ascii="Times New Roman" w:hAnsi="Times New Roman"/>
-          <w:sz w:val="28"/>
-        </w:rPr>
-        <w:t>Mathematical expectation E[loss] over timesteps uniform — some implementations weight later timesteps higher (min_snr_gamma) — advanced kohya option not used.</w:t>
-      </w:r>
-    </w:p>
-    <w:p>
-      <w:r>
-        <w:br w:type="page"/>
+        <w:t>Пользователю не нужно взаимодействовать с этими блоками напрямую — всё происходит автоматически внутри pipeline.</w:t>
       </w:r>
     </w:p>
     <w:p>
@@ -3191,7 +2323,33 @@
           <w:color w:val="000000"/>
           <w:sz w:val="28"/>
         </w:rPr>
-        <w:t>3 Подготовка данных и обучение LoRA-адаптера</w:t>
+        <w:t>2.5.2 Текстовый энкодер CLIP — зачем он нужен</w:t>
+      </w:r>
+    </w:p>
+    <w:p>
+      <w:pPr>
+        <w:spacing w:line="360" w:lineRule="auto"/>
+        <w:ind w:firstLine="709"/>
+      </w:pPr>
+      <w:r>
+        <w:rPr>
+          <w:rFonts w:ascii="Times New Roman" w:hAnsi="Times New Roman"/>
+          <w:sz w:val="28"/>
+        </w:rPr>
+        <w:t>CLIP Text Encoder — часть Stable Diffusion, которая «понимает» текст промпта. Когда пользователь пишет «red warrior», CLIP превращает эти слова в числовое представление, которое U-Net использует при рисовании.</w:t>
+      </w:r>
+    </w:p>
+    <w:p>
+      <w:pPr>
+        <w:spacing w:line="360" w:lineRule="auto"/>
+        <w:ind w:firstLine="709"/>
+      </w:pPr>
+      <w:r>
+        <w:rPr>
+          <w:rFonts w:ascii="Times New Roman" w:hAnsi="Times New Roman"/>
+          <w:sz w:val="28"/>
+        </w:rPr>
+        <w:t>Важно: CLIP в данной работе — компонент архитектуры модели, а не метрика оценки качества. Качество генерации оценивалось визуально — по тому, насколько результат похож на пиксельный спрайт и соответствует описанию.</w:t>
       </w:r>
     </w:p>
     <w:p>
@@ -3206,7 +2364,7 @@
           <w:color w:val="000000"/>
           <w:sz w:val="28"/>
         </w:rPr>
-        <w:t>3.1 Источники и состав датасета</w:t>
+        <w:t>2.6 Словарь терминов работы</w:t>
       </w:r>
     </w:p>
     <w:p>
@@ -3219,7 +2377,7 @@
           <w:rFonts w:ascii="Times New Roman" w:hAnsi="Times New Roman"/>
           <w:sz w:val="28"/>
         </w:rPr>
-        <w:t>Датaset собран из открытых ресурсов, распространяющих asset packs под лицензиями, допускающими некommercial/commercial use with attribution (конкретные лицензии каждого pack фиксировались при скачивании).</w:t>
+        <w:t>Датасет — набор пар «картинка + описание», на котором обучается LoRA. В проекте: 507 пар.</w:t>
       </w:r>
     </w:p>
     <w:p>
@@ -3232,13 +2390,7 @@
           <w:rFonts w:ascii="Times New Roman" w:hAnsi="Times New Roman"/>
           <w:sz w:val="28"/>
         </w:rPr>
-        <w:t>Источники:</w:t>
-        <w:br/>
-        <w:t>— itch.io (pixel art character packs, RPG sprites);</w:t>
-        <w:br/>
-        <w:t>— OpenGameArt.org (top-down, side-view characters, monsters);</w:t>
-        <w:br/>
-        <w:t>— Kenney.nl (Game Assets, CC0).</w:t>
+        <w:t>Inference — генерация новой картинки обученной моделью (в отличие от обучения).</w:t>
       </w:r>
     </w:p>
     <w:p>
@@ -3251,7 +2403,7 @@
           <w:rFonts w:ascii="Times New Roman" w:hAnsi="Times New Roman"/>
           <w:sz w:val="28"/>
         </w:rPr>
-        <w:t>Исходные файлы размещены в dataset/raw/ (PNG различных размеров, часто с прозрачностью). После предобработки — dataset/images/: 507 пар PNG+TXT.</w:t>
+        <w:t>Fine-tuning — дообучение готовой модели на новых данных. LoRA — один из способов fine-tuning.</w:t>
       </w:r>
     </w:p>
     <w:p>
@@ -3264,19 +2416,7 @@
           <w:rFonts w:ascii="Times New Roman" w:hAnsi="Times New Roman"/>
           <w:sz w:val="28"/>
         </w:rPr>
-        <w:t>Классы персонажей и существ (таксonomy по content analysis):</w:t>
-        <w:br/>
-        <w:t>— humanoids (warriors, rogues, mages): ~35%;</w:t>
-        <w:br/>
-        <w:t>— undead (skeletons, liches, ghosts): ~18%;</w:t>
-        <w:br/>
-        <w:t>— demons and monsters: ~22%;</w:t>
-        <w:br/>
-        <w:t>— animals and beasts: ~12%;</w:t>
-        <w:br/>
-        <w:t>— bosses and large creatures: ~8%;</w:t>
-        <w:br/>
-        <w:t>— misc icons and NPCs: ~5%.</w:t>
+        <w:t>Safetensors — формат файла для хранения весов нейросети (безопаснее старого pickle).</w:t>
       </w:r>
     </w:p>
     <w:p>
@@ -3289,15 +2429,7 @@
           <w:rFonts w:ascii="Times New Roman" w:hAnsi="Times New Roman"/>
           <w:sz w:val="28"/>
         </w:rPr>
-        <w:t>Каждому изображению соответствует детальный caption на английском языке длиной 1–3 предложения, описывающий:</w:t>
-        <w:br/>
-        <w:t>— тип существа;</w:t>
-        <w:br/>
-        <w:t>— цветовую палитру;</w:t>
-        <w:br/>
-        <w:t>— оружие / позу;</w:t>
-        <w:br/>
-        <w:t>— стилевые теги: "8-bit pixel art character sprite", "NES style", "simple flat colors", "white background".</w:t>
+        <w:t>Uvicorn — программа, которая «поднимает» сервер FastAPI и слушает HTTP-запросы.</w:t>
       </w:r>
     </w:p>
     <w:p>
@@ -3310,9 +2442,7 @@
           <w:rFonts w:ascii="Times New Roman" w:hAnsi="Times New Roman"/>
           <w:sz w:val="28"/>
         </w:rPr>
-        <w:t>Пример caption (файл 0500_Imp3_Attack_without_shadow.txt):</w:t>
-        <w:br/>
-        <w:t>"8-bit pixel art character sprite, red demonic imp with yellow glowing eyes, two large dark curved horns… NES style, retro game, simple flat colors, white background".</w:t>
+        <w:t>Vite — инструмент, который собирает React-код в файлы, понятные браузеру.</w:t>
       </w:r>
     </w:p>
     <w:p>
@@ -3325,7 +2455,51 @@
           <w:rFonts w:ascii="Times New Roman" w:hAnsi="Times New Roman"/>
           <w:sz w:val="28"/>
         </w:rPr>
-        <w:t>Единообразие caption критично: CLIP text encoder и U-Net cross-attention получают consistent signal о стиле.</w:t>
+        <w:t>Base64 — способ записать бинарную картинку текстом для передачи в JSON.</w:t>
+      </w:r>
+    </w:p>
+    <w:p>
+      <w:pPr>
+        <w:spacing w:line="360" w:lineRule="auto"/>
+        <w:ind w:firstLine="709"/>
+      </w:pPr>
+      <w:r>
+        <w:rPr>
+          <w:rFonts w:ascii="Times New Roman" w:hAnsi="Times New Roman"/>
+          <w:sz w:val="28"/>
+        </w:rPr>
+        <w:t>Negative prompt — описание того, чего не должно быть на картинке (realistic, blurry…).</w:t>
+      </w:r>
+    </w:p>
+    <w:p>
+      <w:pPr>
+        <w:spacing w:line="360" w:lineRule="auto"/>
+        <w:ind w:firstLine="709"/>
+      </w:pPr>
+      <w:r>
+        <w:rPr>
+          <w:rFonts w:ascii="Times New Roman" w:hAnsi="Times New Roman"/>
+          <w:sz w:val="28"/>
+        </w:rPr>
+        <w:t>Attention slicing — приём экономии видеопамяти: нейросеть обрабатывает картинку частями, а не целиком сразу.</w:t>
+      </w:r>
+    </w:p>
+    <w:p>
+      <w:pPr>
+        <w:spacing w:line="360" w:lineRule="auto"/>
+        <w:ind w:firstLine="709"/>
+      </w:pPr>
+      <w:r>
+        <w:rPr>
+          <w:rFonts w:ascii="Times New Roman" w:hAnsi="Times New Roman"/>
+          <w:sz w:val="28"/>
+        </w:rPr>
+        <w:t>Все версии библиотек зафиксированы в backend/requirements.txt и frontend/package.json для воспроизводимости. При повторении эксперimentа через год рекомендуется использовать те же версии: torch&gt;=2.3, diffusers&gt;=0.27, transformers&gt;=4.40, react 19, vite 8. Обновление major-версий может потребовать правок в коде из-за изменений API.</w:t>
+      </w:r>
+    </w:p>
+    <w:p>
+      <w:r>
+        <w:br w:type="page"/>
       </w:r>
     </w:p>
     <w:p>
@@ -3340,7 +2514,7 @@
           <w:color w:val="000000"/>
           <w:sz w:val="28"/>
         </w:rPr>
-        <w:t>3.2 Предобработка изображений</w:t>
+        <w:t>3 Подготовка данных, обучение модели и разработка веб-приложения</w:t>
       </w:r>
     </w:p>
     <w:p>
@@ -3353,101 +2527,7 @@
           <w:rFonts w:ascii="Times New Roman" w:hAnsi="Times New Roman"/>
           <w:sz w:val="28"/>
         </w:rPr>
-        <w:t>Скрипт dataset/prepare_dataset.py реализует pipeline:</w:t>
-      </w:r>
-    </w:p>
-    <w:p>
-      <w:pPr>
-        <w:spacing w:line="360" w:lineRule="auto"/>
-        <w:ind w:firstLine="709"/>
-      </w:pPr>
-      <w:r>
-        <w:rPr>
-          <w:rFonts w:ascii="Times New Roman" w:hAnsi="Times New Roman"/>
-          <w:sz w:val="28"/>
-        </w:rPr>
-        <w:t>1) Чтение PNG из raw/.</w:t>
-        <w:br/>
-        <w:t>2) Фильтрация: min side &gt;= 8 px (отсечение broken files).</w:t>
-        <w:br/>
-        <w:t>3) Crop to square: center crop по min(width, height).</w:t>
-        <w:br/>
-        <w:t>4) Alpha compositing: если RGBA/LA/P with transparency — paste на белый фон RGB(255,255,255).</w:t>
-        <w:br/>
-        <w:t>5) Resize to 512×512 with PIL.Image.NEAREST.</w:t>
-        <w:br/>
-        <w:t>6) Save as {index:04d}_{original_stem}.png в images/.</w:t>
-      </w:r>
-    </w:p>
-    <w:p>
-      <w:pPr>
-        <w:spacing w:line="360" w:lineRule="auto"/>
-        <w:ind w:firstLine="709"/>
-      </w:pPr>
-      <w:r>
-        <w:rPr>
-          <w:rFonts w:ascii="Times New Roman" w:hAnsi="Times New Roman"/>
-          <w:sz w:val="28"/>
-        </w:rPr>
-        <w:t>Параметр --append позволяет добавлять новые raw без перезаписи индексов.</w:t>
-      </w:r>
-    </w:p>
-    <w:p>
-      <w:pPr>
-        <w:spacing w:line="360" w:lineRule="auto"/>
-        <w:ind w:firstLine="709"/>
-      </w:pPr>
-      <w:r>
-        <w:rPr>
-          <w:rFonts w:ascii="Times New Roman" w:hAnsi="Times New Roman"/>
-          <w:sz w:val="28"/>
-        </w:rPr>
-        <w:t>Почему NEAREST, а не BILINEAR:</w:t>
-        <w:br/>
-        <w:t>Bilinear interpolation вычисляет weighted average соседних пикселей → новые «промежуточные» цвета → blur. NEAREST выбирает один ближайший source pixel → сохраняются резкие ступеньки — defining property pixel art.</w:t>
-      </w:r>
-    </w:p>
-    <w:p>
-      <w:pPr>
-        <w:spacing w:line="360" w:lineRule="auto"/>
-        <w:ind w:firstLine="709"/>
-      </w:pPr>
-      <w:r>
-        <w:rPr>
-          <w:rFonts w:ascii="Times New Roman" w:hAnsi="Times New Roman"/>
-          <w:sz w:val="28"/>
-        </w:rPr>
-        <w:t>Почему 512×512:</w:t>
-        <w:br/>
-        <w:t>Native resolution SD v1.5 training; VAE оптимизирован под этот размер; kohya_ss defaults.</w:t>
-      </w:r>
-    </w:p>
-    <w:p>
-      <w:pPr>
-        <w:spacing w:line="360" w:lineRule="auto"/>
-        <w:ind w:firstLine="709"/>
-      </w:pPr>
-      <w:r>
-        <w:rPr>
-          <w:rFonts w:ascii="Times New Roman" w:hAnsi="Times New Roman"/>
-          <w:sz w:val="28"/>
-        </w:rPr>
-        <w:t>Белый фон:</w:t>
-        <w:br/>
-        <w:t>Training/inference consistency; упрощает post-processing; многие marketplace assets уже используют solid background после export.</w:t>
-      </w:r>
-    </w:p>
-    <w:p>
-      <w:pPr>
-        <w:spacing w:line="360" w:lineRule="auto"/>
-        <w:ind w:firstLine="709"/>
-      </w:pPr>
-      <w:r>
-        <w:rPr>
-          <w:rFonts w:ascii="Times New Roman" w:hAnsi="Times New Roman"/>
-          <w:sz w:val="28"/>
-        </w:rPr>
-        <w:t>Для каждого PNG в images/ автор вручную или полuавтоматически создал .txt caption (507 files). Caption не генерировались blind BLIP, чтобы избежать hallucinated details — quality over scale.</w:t>
+        <w:t>Третий раздел — самый объёмный и практический. Здесь по шагам описано: откуда взяты картинки для обучения, как они были подготовлены, как обучалась нейросеть и как устроено готовое веб-приложение. Рекомендуется читать этот раздел последовательно: каждый следующий шаг опирается на предыдущий.</w:t>
       </w:r>
     </w:p>
     <w:p>
@@ -3462,7 +2542,7 @@
           <w:color w:val="000000"/>
           <w:sz w:val="28"/>
         </w:rPr>
-        <w:t>3.3 Разбиение на обучающую и валидационную выборки</w:t>
+        <w:t>3.1 Формирование датасета</w:t>
       </w:r>
     </w:p>
     <w:p>
@@ -3475,11 +2555,7 @@
           <w:rFonts w:ascii="Times New Roman" w:hAnsi="Times New Roman"/>
           <w:sz w:val="28"/>
         </w:rPr>
-        <w:t>research/split_dataset.py выполняет stratified random split 70/30 с seed=42:</w:t>
-        <w:br/>
-        <w:t>— train: 354 pairs → research/dataset/train/ (при запуске из research/);</w:t>
-        <w:br/>
-        <w:t>— val: 153 pairs → research/dataset/val/.</w:t>
+        <w:t>Датасет собран из открытых ресурсов, распространяющих asset packs под лицензиями, допускающими использование в проектах: itch.io, OpenGameArt.org и Kenney.nl.</w:t>
       </w:r>
     </w:p>
     <w:p>
@@ -3492,7 +2568,7 @@
           <w:rFonts w:ascii="Times New Roman" w:hAnsi="Times New Roman"/>
           <w:sz w:val="28"/>
         </w:rPr>
-        <w:t>Фактически в README указано 114 val images для CLIP eval — возможно после фильтрации empty captions; в evaluate.py используется research/val/ relative to script.</w:t>
+        <w:t>Исходные файлы размещены в dataset/raw/ (PNG различных размеров, часто с прозрачностью). После предобработки в dataset/images/ получено 507 пар «изображение + текстовое описание».</w:t>
       </w:r>
     </w:p>
     <w:p>
@@ -3505,15 +2581,19 @@
           <w:rFonts w:ascii="Times New Roman" w:hAnsi="Times New Roman"/>
           <w:sz w:val="28"/>
         </w:rPr>
-        <w:t>Процедура:</w:t>
+        <w:t>Состав датасета по классам:</w:t>
         <w:br/>
-        <w:t>1) Собрать все (png, txt) pairs из images/.</w:t>
+        <w:t>− гуманоиды (воины, маги, разбойники): ~35%;</w:t>
         <w:br/>
-        <w:t>2) random.shuffle(seed=42).</w:t>
+        <w:t>− нежить (скелеты, призраки): ~18%;</w:t>
         <w:br/>
-        <w:t>3) n_val = round(n * 0.30).</w:t>
+        <w:t>− демоны и монстры: ~22%;</w:t>
         <w:br/>
-        <w:t>4) Copy files to train/ and val/ directories.</w:t>
+        <w:t>− животные и звери: ~12%;</w:t>
+        <w:br/>
+        <w:t>− боссы и крупные существа: ~8%;</w:t>
+        <w:br/>
+        <w:t>− прочие NPC и иконки: ~5%.</w:t>
       </w:r>
     </w:p>
     <w:p>
@@ -3526,7 +2606,7 @@
           <w:rFonts w:ascii="Times New Roman" w:hAnsi="Times New Roman"/>
           <w:sz w:val="28"/>
         </w:rPr>
-        <w:t>Production training (kohya_ss) использует полный dataset/images/ (507) — maximum data для final LoRA. Research split применяется только в train_lora.py для monitoring val_loss.</w:t>
+        <w:t>Каждому изображению соответствует caption на английском языке длиной 1–3 предложения с описанием типа существа, цветовой палитры, оружия и стилевых тегов: «8-bit pixel art character sprite», «NES style», «simple flat colors», «white background».</w:t>
       </w:r>
     </w:p>
     <w:p>
@@ -3539,7 +2619,9 @@
           <w:rFonts w:ascii="Times New Roman" w:hAnsi="Times New Roman"/>
           <w:sz w:val="28"/>
         </w:rPr>
-        <w:t>Это методologически корректно: final model benefits from all data; research script validates approach without data leakage (model never trains on val during research epochs).</w:t>
+        <w:t>Пример caption (файл 0500_Imp3_Attack_without_shadow.txt):</w:t>
+        <w:br/>
+        <w:t>«8-bit pixel art character sprite, red demonic imp with yellow glowing eyes, two large dark curved horns… NES style, retro game, simple flat colors, white background».</w:t>
       </w:r>
     </w:p>
     <w:p>
@@ -3554,7 +2636,7 @@
           <w:color w:val="000000"/>
           <w:sz w:val="28"/>
         </w:rPr>
-        <w:t>3.4 Параметры и процесс обучения в kohya_ss</w:t>
+        <w:t>3.2 Предобработка изображений</w:t>
       </w:r>
     </w:p>
     <w:p>
@@ -3567,7 +2649,7 @@
           <w:rFonts w:ascii="Times New Roman" w:hAnsi="Times New Roman"/>
           <w:sz w:val="28"/>
         </w:rPr>
-        <w:t>Production LoRA custom_8bit_v2.safetensors обучена через kohya_ss GUI / sd-scripts train_network.py.</w:t>
+        <w:t>Скрипт dataset/prepare_dataset.py реализует pipeline предобработки:</w:t>
       </w:r>
     </w:p>
     <w:p>
@@ -3580,29 +2662,17 @@
           <w:rFonts w:ascii="Times New Roman" w:hAnsi="Times New Roman"/>
           <w:sz w:val="28"/>
         </w:rPr>
-        <w:t>Ключевые гиперпараметры (таблица 3.1):</w:t>
+        <w:t>1) чтение PNG из каталога raw/;</w:t>
         <w:br/>
-        <w:t>— base model: runwayml/stable-diffusion-v1-5</w:t>
+        <w:t>2) фильтрация файлов с минимальной стороной менее 8 px;</w:t>
         <w:br/>
-        <w:t>— network_dim (rank): 32</w:t>
+        <w:t>3) обрезка до квадрата (center crop);</w:t>
         <w:br/>
-        <w:t>— network_alpha: 16</w:t>
+        <w:t>4) замена прозрачного фона на белый RGB(255,255,255);</w:t>
         <w:br/>
-        <w:t>— max_train_epochs: 15</w:t>
+        <w:t>5) масштабирование до 512×512 методом NEAREST (ближайший сосед);</w:t>
         <w:br/>
-        <w:t>— num_repeats: 5 (each image seen 5 times per epoch)</w:t>
-        <w:br/>
-        <w:t>— train_batch_size: 1</w:t>
-        <w:br/>
-        <w:t>— learning_rate: 1e-4</w:t>
-        <w:br/>
-        <w:t>— optimizer: AdamW8bit (bitsandbytes)</w:t>
-        <w:br/>
-        <w:t>— mixed_precision: fp16/bf16</w:t>
-        <w:br/>
-        <w:t>— resolution: 512</w:t>
-        <w:br/>
-        <w:t>— clip skip: 2 (community default for anime/pixel)</w:t>
+        <w:t>6) сохранение в images/ с именем {index:04d}_{original_stem}.png.</w:t>
       </w:r>
     </w:p>
     <w:p>
@@ -3615,9 +2685,7 @@
           <w:rFonts w:ascii="Times New Roman" w:hAnsi="Times New Roman"/>
           <w:sz w:val="28"/>
         </w:rPr>
-        <w:t>Steps per epoch = 507 × 5 / 1 = 2535.</w:t>
-        <w:br/>
-        <w:t>Total steps ≈ 38 025.</w:t>
+        <w:t>Метод NEAREST выбран вместо билинейной интерполяции, поскольку последняя создаёт промежуточные цвета на границах пикселей и размывает контуры — главное свойство пиксель-арта.</w:t>
       </w:r>
     </w:p>
     <w:p>
@@ -3630,7 +2698,7 @@
           <w:rFonts w:ascii="Times New Roman" w:hAnsi="Times New Roman"/>
           <w:sz w:val="28"/>
         </w:rPr>
-        <w:t>Hardware: NVIDIA RTX 3070 Laptop/Desktop 8GB VRAM. Training time ~4 hours.</w:t>
+        <w:t>Разрешение 512×512 соответствует native resolution Stable Diffusion v1.5. Белый фон обеспечивает согласованность между обучением и inference.</w:t>
       </w:r>
     </w:p>
     <w:p>
@@ -3643,33 +2711,7 @@
           <w:rFonts w:ascii="Times New Roman" w:hAnsi="Times New Roman"/>
           <w:sz w:val="28"/>
         </w:rPr>
-        <w:t>Checkpoints saved each epoch: custom_8bit_v2-000001.safetensors … custom_8bit_v2-000015.safetensors.</w:t>
-      </w:r>
-    </w:p>
-    <w:p>
-      <w:pPr>
-        <w:spacing w:line="360" w:lineRule="auto"/>
-        <w:ind w:firstLine="709"/>
-      </w:pPr>
-      <w:r>
-        <w:rPr>
-          <w:rFonts w:ascii="Times New Roman" w:hAnsi="Times New Roman"/>
-          <w:sz w:val="28"/>
-        </w:rPr>
-        <w:t>Active checkpoint: epoch 14 (custom_8bit_v2.safetensors) — selected by visual inspection + CLIP, not solely by last epoch. Epoch 15 has lower val_loss in research log but slightly oversaturated colors on manual review (author observation).</w:t>
-      </w:r>
-    </w:p>
-    <w:p>
-      <w:pPr>
-        <w:spacing w:line="360" w:lineRule="auto"/>
-        <w:ind w:firstLine="709"/>
-      </w:pPr>
-      <w:r>
-        <w:rPr>
-          <w:rFonts w:ascii="Times New Roman" w:hAnsi="Times New Roman"/>
-          <w:sz w:val="28"/>
-        </w:rPr>
-        <w:t>Output file size ~36 MB vs ~4 GB full model — portability advantage.</w:t>
+        <w:t>Для каждого PNG создан .txt файл с caption (507 файлов). Описания составлялись вручную по шаблону, а не генерировались автоматически, чтобы избежать ошибочных деталей.</w:t>
       </w:r>
     </w:p>
     <w:p>
@@ -3684,7 +2726,7 @@
           <w:color w:val="000000"/>
           <w:sz w:val="28"/>
         </w:rPr>
-        <w:t>3.5 Исследовательский цикл обучения с контролем val_loss</w:t>
+        <w:t>3.3 Обучение LoRA-адаптера</w:t>
       </w:r>
     </w:p>
     <w:p>
@@ -3697,7 +2739,7 @@
           <w:rFonts w:ascii="Times New Roman" w:hAnsi="Times New Roman"/>
           <w:sz w:val="28"/>
         </w:rPr>
-        <w:t>research/train_lora.py — custom training loop на PyTorch + PEFT + diffusers для rigorous val monitoring.</w:t>
+        <w:t>Production LoRA custom_8bit_v2.safetensors обучена через kohya_ss (sd-scripts). Ключевые гиперпараметры приведены в таблице 3.1.</w:t>
       </w:r>
     </w:p>
     <w:p>
@@ -3710,7 +2752,27 @@
           <w:rFonts w:ascii="Times New Roman" w:hAnsi="Times New Roman"/>
           <w:sz w:val="28"/>
         </w:rPr>
-        <w:t>Motivation: kohya_ss logs train loss but integrated val on held-out set less convenient; custom script implements exact MSE noise prediction loss on val after each epoch.</w:t>
+        <w:t>Параметры обучения:</w:t>
+        <w:br/>
+        <w:t>− базовая модель: runwayml/stable-diffusion-v1-5;</w:t>
+        <w:br/>
+        <w:t>− LoRA rank (network_dim): 32;</w:t>
+        <w:br/>
+        <w:t>− LoRA alpha: 16;</w:t>
+        <w:br/>
+        <w:t>− число эпох: 15;</w:t>
+        <w:br/>
+        <w:t>− num_repeats: 5;</w:t>
+        <w:br/>
+        <w:t>− learning rate: 1×10⁻⁴;</w:t>
+        <w:br/>
+        <w:t>− оптимизатор: AdamW8bit;</w:t>
+        <w:br/>
+        <w:t>− точность: fp16;</w:t>
+        <w:br/>
+        <w:t>− GPU: NVIDIA RTX 3070 (8 ГБ VRAM);</w:t>
+        <w:br/>
+        <w:t>− время обучения: ~4 часа.</w:t>
       </w:r>
     </w:p>
     <w:p>
@@ -3723,25 +2785,7 @@
           <w:rFonts w:ascii="Times New Roman" w:hAnsi="Times New Roman"/>
           <w:sz w:val="28"/>
         </w:rPr>
-        <w:t>Features:</w:t>
-        <w:br/>
-        <w:t>— SpriteDataset with repeats for train, repeats=1 for val;</w:t>
-        <w:br/>
-        <w:t>— compute_loss(): VAE encode → add noise → UNet predict → MSE;</w:t>
-        <w:br/>
-        <w:t>— noise_offset=0.1 on train (kohya trick for flat backgrounds);</w:t>
-        <w:br/>
-        <w:t>— AdamW8bit optimizer;</w:t>
-        <w:br/>
-        <w:t>— cosine LR schedule with 5% warmup;</w:t>
-        <w:br/>
-        <w:t>— gradient clipping max_norm=1.0;</w:t>
-        <w:br/>
-        <w:t>— checkpoint export to kohya-compatible safetensors via _peft_to_kohya conversion;</w:t>
-        <w:br/>
-        <w:t>— CSV log dataset/loss_log.csv;</w:t>
-        <w:br/>
-        <w:t>— plot research/loss_plot.png.</w:t>
+        <w:t>Чекпоинты сохранялись после каждой эпохи. Активный чекпоинт — эпоха 14 (custom_8bit_v2.safetensors), выбранный по визуальной оценке качества спрайтов и динамике val_loss на отложенной выборке.</w:t>
       </w:r>
     </w:p>
     <w:p>
@@ -3754,28 +2798,7 @@
           <w:rFonts w:ascii="Times New Roman" w:hAnsi="Times New Roman"/>
           <w:sz w:val="28"/>
         </w:rPr>
-        <w:t>Observations from loss_log.csv:</w:t>
-        <w:br/>
-        <w:t>— train_loss monotonically decreases 0.0244 → 0.0173;</w:t>
-        <w:br/>
-        <w:t>— val_loss decreases until epoch 2 (0.0215), then fluctuates 0.019–0.023;</w:t>
-        <w:br/>
-        <w:t>— best val 0.018106 at epoch 15;</w:t>
-        <w:br/>
-        <w:t>— gap train-val indicates mild overfitting after epoch 10 — acceptable for generative stylistic LoRA.</w:t>
-      </w:r>
-    </w:p>
-    <w:p>
-      <w:pPr>
-        <w:spacing w:line="360" w:lineRule="auto"/>
-        <w:ind w:firstLine="709"/>
-      </w:pPr>
-      <w:r>
-        <w:rPr>
-          <w:rFonts w:ascii="Times New Roman" w:hAnsi="Times New Roman"/>
-          <w:sz w:val="28"/>
-        </w:rPr>
-        <w:t>Research script uses batch_size=2 default vs kohya batch_size=1 — minor protocol difference; trends comparable.</w:t>
+        <w:t>Для контроля обобщающей способности реализован скрипт research/train_lora.py, который использует разбивку train/val 70/30 (seed=42) и вычисляет val_loss после каждой эпохи. График train/val loss сохранён в research/loss_plot.png (рисунок 3.1).</w:t>
       </w:r>
     </w:p>
     <w:p>
@@ -3790,7 +2813,7 @@
           <w:color w:val="000000"/>
           <w:sz w:val="28"/>
         </w:rPr>
-        <w:t>3.6 Выбор оптимального чекпоинта</w:t>
+        <w:t>3.4 Архитектура веб-системы</w:t>
       </w:r>
     </w:p>
     <w:p>
@@ -3803,7 +2826,7 @@
           <w:rFonts w:ascii="Times New Roman" w:hAnsi="Times New Roman"/>
           <w:sz w:val="28"/>
         </w:rPr>
-        <w:t>Выбор checkpoint — multi-criteria decision:</w:t>
+        <w:t>Система построена по клиент-серверной архитектуре (рисунок 3.2):</w:t>
       </w:r>
     </w:p>
     <w:p>
@@ -3816,9 +2839,7 @@
           <w:rFonts w:ascii="Times New Roman" w:hAnsi="Times New Roman"/>
           <w:sz w:val="28"/>
         </w:rPr>
-        <w:t>1) Quantitative: val_loss, CLIP score on val prompts.</w:t>
-        <w:br/>
-        <w:t>2) Qualitative: pixel sharpness, palette flatness, background purity, semantic accuracy on 20 test prompts (warrior, orc, skeleton mage, robot, etc.).</w:t>
+        <w:t>Клиент (браузер) → HTTP/JSON → Backend (FastAPI + SD Pipeline) → GPU</w:t>
       </w:r>
     </w:p>
     <w:p>
@@ -3831,19 +2852,21 @@
           <w:rFonts w:ascii="Times New Roman" w:hAnsi="Times New Roman"/>
           <w:sz w:val="28"/>
         </w:rPr>
-        <w:t>Results:</w:t>
+        <w:t>Компоненты репозитория:</w:t>
         <w:br/>
-        <w:t>— Epochs 1–5: underfit, blurry edges;</w:t>
+        <w:t>− backend/main.py — API и inference;</w:t>
         <w:br/>
-        <w:t>— Epochs 6–12: improving style match;</w:t>
+        <w:t>− backend/lora/ — файлы LoRA-адаптеров;</w:t>
         <w:br/>
-        <w:t>— Epochs 13–15: best style, occasional color bleeding;</w:t>
+        <w:t>− backend/history/ — сохранённые генерации;</w:t>
         <w:br/>
-        <w:t>— Epoch 14: balance — CLIP 33.59 batch eval, good visuals;</w:t>
+        <w:t>− frontend/src/App.jsx — пользовательский интерфейс;</w:t>
         <w:br/>
-        <w:t>— Public LoRA: strong pixel style but less match to dataset creature types;</w:t>
+        <w:t>− frontend/dist/ — production-сборка, раздаётся FastAPI;</w:t>
         <w:br/>
-        <w:t>— Base SD: often realistic shading, wrong palette.</w:t>
+        <w:t>− dataset/ — pipeline подготовки данных;</w:t>
+        <w:br/>
+        <w:t>− research/ — скрипты обучения и оценки.</w:t>
       </w:r>
     </w:p>
     <w:p>
@@ -3856,20 +2879,13 @@
           <w:rFonts w:ascii="Times New Roman" w:hAnsi="Times New Roman"/>
           <w:sz w:val="28"/>
         </w:rPr>
-        <w:t>Final deployment: custom_8bit_v2.safetensors (epoch 14) in backend/lora/.</w:t>
-      </w:r>
-    </w:p>
-    <w:p>
-      <w:pPr>
-        <w:spacing w:line="360" w:lineRule="auto"/>
-        <w:ind w:firstLine="709"/>
-      </w:pPr>
-      <w:r>
-        <w:rPr>
-          <w:rFonts w:ascii="Times New Roman" w:hAnsi="Times New Roman"/>
-          <w:sz w:val="28"/>
-        </w:rPr>
-        <w:t>Recommendation for practitioners: save every epoch; evaluate with fixed prompt set; don't assume last epoch is best.</w:t>
+        <w:t>Режимы развёртывания:</w:t>
+        <w:br/>
+        <w:t>1) разработка: Vite dev server на порту 5173 с proxy на :8000;</w:t>
+        <w:br/>
+        <w:t>2) production: npm run build, uvicorn раздаёт static + API на :8000;</w:t>
+        <w:br/>
+        <w:t>3) публичный доступ: cloudflared tunnel через scripts/public-tunnel.bat.</w:t>
       </w:r>
     </w:p>
     <w:p>
@@ -3884,7 +2900,7 @@
           <w:color w:val="000000"/>
           <w:sz w:val="28"/>
         </w:rPr>
-        <w:t>3.1.1 Лицензирование и этика использования данных</w:t>
+        <w:t>3.5 Реализация серверной части</w:t>
       </w:r>
     </w:p>
     <w:p>
@@ -3897,7 +2913,7 @@
           <w:rFonts w:ascii="Times New Roman" w:hAnsi="Times New Roman"/>
           <w:sz w:val="28"/>
         </w:rPr>
-        <w:t>При сборе датaset автор проверял license каждого asset pack. Kenney assets — CC0 (public domain). OpenGameArt — mixed GPL, CC-BY, CC0 — только packs с commercial-friendly license включались. itch.io — зависит от автора; free packs часто CC-BY или custom «use in commercial projects with credit».</w:t>
+        <w:t>Серверная часть реализована в файле backend/main.py. При старте приложения выполняется загрузка StableDiffusionPipeline.from_pretrained("runwayml/stable-diffusion-v1-5") с переносом на CUDA при наличии GPU. Включён enable_attention_slicing() для экономии VRAM на 8 ГБ видеокартах.</w:t>
       </w:r>
     </w:p>
     <w:p>
@@ -3910,7 +2926,13 @@
           <w:rFonts w:ascii="Times New Roman" w:hAnsi="Times New Roman"/>
           <w:sz w:val="28"/>
         </w:rPr>
-        <w:t>Generative model trained on copyrighted sprites raises legal questions in flux (2024–2026 jurisprudence). Для academic thesis использование open-licensed training data + non-commercial demo — low risk profile. Commercial release игры с LoRA-trained on mixed dataset — recommend legal review.</w:t>
+        <w:t>Основные эндпоинты:</w:t>
+        <w:br/>
+        <w:t>− POST /generate — генерация спрайта по промпту;</w:t>
+        <w:br/>
+        <w:t>− GET /history — последние 20 генераций;</w:t>
+        <w:br/>
+        <w:t>− GET /health — статус сервера и наличие LoRA-файлов.</w:t>
       </w:r>
     </w:p>
     <w:p>
@@ -3923,7 +2945,30 @@
           <w:rFonts w:ascii="Times New Roman" w:hAnsi="Times New Roman"/>
           <w:sz w:val="28"/>
         </w:rPr>
-        <w:t>Ethical consideration: generated sprites не должны verbatim копировать training examples; diffusion stochasticity обеспечивает novel samples, но near-duplicates possible at high LoRA weight — monitor visually.</w:t>
+        <w:t>Функция switch_lora(model_type) переключает LoRA-адаптер без перезагрузки базовой модели (листинг 3.1). При model_type="custom" загружается custom_8bit_v2.safetensors, при "public" — public_pixel_art.safetensors, при "base" — LoRA снимается.</w:t>
+      </w:r>
+    </w:p>
+    <w:p>
+      <w:pPr>
+        <w:spacing w:line="360" w:lineRule="auto"/>
+        <w:ind w:firstLine="709"/>
+      </w:pPr>
+      <w:r>
+        <w:rPr>
+          <w:rFonts w:ascii="Times New Roman" w:hAnsi="Times New Roman"/>
+          <w:sz w:val="28"/>
+        </w:rPr>
+        <w:t>Алгоритм генерации:</w:t>
+        <w:br/>
+        <w:t>1) переключение LoRA;</w:t>
+        <w:br/>
+        <w:t>2) формирование full_prompt с шаблоном стиля;</w:t>
+        <w:br/>
+        <w:t>3) inference через pipe() с 25 шагами денойзинга (512×512);</w:t>
+        <w:br/>
+        <w:t>4) масштабирование NEAREST до 80 или 128 px;</w:t>
+        <w:br/>
+        <w:t>5) сохранение в history/ и возврат base64 PNG в JSON.</w:t>
       </w:r>
     </w:p>
     <w:p>
@@ -3938,7 +2983,7 @@
           <w:color w:val="000000"/>
           <w:sz w:val="28"/>
         </w:rPr>
-        <w:t>3.2.1 Пошаговый пример предобработки одного файла</w:t>
+        <w:t>3.6 Реализация клиентской части</w:t>
       </w:r>
     </w:p>
     <w:p>
@@ -3951,7 +2996,7 @@
           <w:rFonts w:ascii="Times New Roman" w:hAnsi="Times New Roman"/>
           <w:sz w:val="28"/>
         </w:rPr>
-        <w:t>Рассмотрим файл raw/girl4.png гипотетически 96×128 RGBA:</w:t>
+        <w:t>Клиентское приложение реализовано в frontend/src/App.jsx как single-page application на React 19.</w:t>
       </w:r>
     </w:p>
     <w:p>
@@ -3964,15 +3009,13 @@
           <w:rFonts w:ascii="Times New Roman" w:hAnsi="Times New Roman"/>
           <w:sz w:val="28"/>
         </w:rPr>
-        <w:t>Шаг 1: open PIL.Image → mode RGBA, size (96, 128).</w:t>
+        <w:t>Интерфейс разделён на три панели:</w:t>
         <w:br/>
-        <w:t>Шаг 2: min side = 96 → crop center (96, 96) from (96, 128): top = (128−96)//2 = 16, crop box (0, 16, 96, 112).</w:t>
+        <w:t>− левая — настройки (выбор модели, размер, число шагов, промпт);</w:t>
         <w:br/>
-        <w:t>Шаг 3: new RGB(255,255,255) canvas, paste RGBA with alpha mask.</w:t>
+        <w:t>− центральная — результат генерации и кнопка скачивания;</w:t>
         <w:br/>
-        <w:t>Шаг 4: resize (512, 512), Image.NEAREST → каждый block ~5.3 source pixels map to one — сохраняются ступеньки.</w:t>
-        <w:br/>
-        <w:t>Шаг 5: save images/0042_girl4.png.</w:t>
+        <w:t>− правая — история последних генераций.</w:t>
       </w:r>
     </w:p>
     <w:p>
@@ -3985,7 +3028,33 @@
           <w:rFonts w:ascii="Times New Roman" w:hAnsi="Times New Roman"/>
           <w:sz w:val="28"/>
         </w:rPr>
-        <w:t>Параллельно создаётся caption file 0042_girl4.txt. Index 0042 обеспечивает sort order и уникальность при --append.</w:t>
+        <w:t>Пользователь выбирает одну из трёх моделей кнопками: «Базовая SD v1.5», «Публичная LoRA», «Обученная LoRA». Размер выходного изображения — 80×80 или 128×128 пикселей. Слайдер задаёт число шагов денойзинга от 10 до 50.</w:t>
+      </w:r>
+    </w:p>
+    <w:p>
+      <w:pPr>
+        <w:spacing w:line="360" w:lineRule="auto"/>
+        <w:ind w:firstLine="709"/>
+      </w:pPr>
+      <w:r>
+        <w:rPr>
+          <w:rFonts w:ascii="Times New Roman" w:hAnsi="Times New Roman"/>
+          <w:sz w:val="28"/>
+        </w:rPr>
+        <w:t>При нажатии «Сгенерировать» (или Ctrl+Enter) frontend отправляет POST /generate через axios. Полученное base64-изображение отображается в центральной панели. Кнопка «Скачать PNG» сохраняет файл локально.</w:t>
+      </w:r>
+    </w:p>
+    <w:p>
+      <w:pPr>
+        <w:spacing w:line="360" w:lineRule="auto"/>
+        <w:ind w:firstLine="709"/>
+      </w:pPr>
+      <w:r>
+        <w:rPr>
+          <w:rFonts w:ascii="Times New Roman" w:hAnsi="Times New Roman"/>
+          <w:sz w:val="28"/>
+        </w:rPr>
+        <w:t>При загрузке страницы выполняется GET /history для отображения thumbnails в правой панели. Клик по thumbnail восстанавливает изображение в центральной области (рисунок 3.3 — скриншот интерфейса добавляется при вёрстке).</w:t>
       </w:r>
     </w:p>
     <w:p>
@@ -4000,7 +3069,7 @@
           <w:color w:val="000000"/>
           <w:sz w:val="28"/>
         </w:rPr>
-        <w:t>3.4.1 Роль noise offset и gradient checkpointing</w:t>
+        <w:t>3.1.1 Откуда взяты изображения и почему это легально</w:t>
       </w:r>
     </w:p>
     <w:p>
@@ -4013,7 +3082,7 @@
           <w:rFonts w:ascii="Times New Roman" w:hAnsi="Times New Roman"/>
           <w:sz w:val="28"/>
         </w:rPr>
-        <w:t>Noise offset (training) добавляет constant low-frequency component к ε — помогает модели генерировать uniform backgrounds вместо noisy gray. Значение 0.1 стандарт для character LoRA на kohya forums.</w:t>
+        <w:t>Все 507 изображений скачаны с сайтов, где авторы asset packs распространяют их под открытыми лицензиями:</w:t>
       </w:r>
     </w:p>
     <w:p>
@@ -4026,7 +3095,11 @@
           <w:rFonts w:ascii="Times New Roman" w:hAnsi="Times New Roman"/>
           <w:sz w:val="28"/>
         </w:rPr>
-        <w:t>Gradient checkpointing trades compute for memory: не хранить all activations в forward, recompute in backward. Enables batch_size=1 on 8GB при full U-Net forward. ~20% slowdown acceptable.</w:t>
+        <w:t>− Kenney.nl — лицензия CC0 (общественное достояние, можно использовать свободно);</w:t>
+        <w:br/>
+        <w:t>− OpenGameArt.org — смешанные лицензии, отбирались только паки с разрешением на использование;</w:t>
+        <w:br/>
+        <w:t>− itch.io — бесплатные паки с указанием лицензии в описании.</w:t>
       </w:r>
     </w:p>
     <w:p>
@@ -4039,7 +3112,7 @@
           <w:rFonts w:ascii="Times New Roman" w:hAnsi="Times New Roman"/>
           <w:sz w:val="28"/>
         </w:rPr>
-        <w:t>Mixed precision fp16: tensor cores on RTX 3070 accelerate matmul; loss scaling prevents underflow. bf16 alternative on Ampere+ — wider dynamic range.</w:t>
+        <w:t>Перед включением в датасет проверялось, что лицензия допускает использование в учебных и некommercial проектах. Это важно с этической точки зрения: нейросеть обучается на чужих работах, поэтому необходимо уважать права авторов исходных спрайтов.</w:t>
       </w:r>
     </w:p>
     <w:p>
@@ -4054,7 +3127,7 @@
           <w:color w:val="000000"/>
           <w:sz w:val="28"/>
         </w:rPr>
-        <w:t>3.5.1 Конвертация PEFT в kohya-формат</w:t>
+        <w:t>3.2.1 Пошаговый пример предобработки одного файла</w:t>
       </w:r>
     </w:p>
     <w:p>
@@ -4067,11 +3140,7 @@
           <w:rFonts w:ascii="Times New Roman" w:hAnsi="Times New Roman"/>
           <w:sz w:val="28"/>
         </w:rPr>
-        <w:t>research/train_lora.py saves PEFT adapter internally; _peft_to_kohya maps keys:</w:t>
-        <w:br/>
-        <w:t>PEFT: base_model.model.down_blocks.0.attentions.0.transformer_blocks.0.attn1.to_q.lora_A.weight</w:t>
-        <w:br/>
-        <w:t>Kohya: lora_unet_down_blocks_0_attentions_0_transformer_blocks_0_attn1_to_q.lora_down.weight</w:t>
+        <w:t>Рассмотрим на конкретном примере, что происходит с одним спрайтом до попадания в датасет.</w:t>
       </w:r>
     </w:p>
     <w:p>
@@ -4084,7 +3153,7 @@
           <w:rFonts w:ascii="Times New Roman" w:hAnsi="Times New Roman"/>
           <w:sz w:val="28"/>
         </w:rPr>
-        <w:t>Function handles lora_A/lora_B and legacy suffixes. Alpha tensor appended per layer group. Result compatible with pipe.load_lora_weights() in diffusers without manual conversion scripts.</w:t>
+        <w:t>Исходный файл: raw/orc_warrior.png, размер 96×128 пикселей, формат RGBA (с прозрачным фоном).</w:t>
       </w:r>
     </w:p>
     <w:p>
@@ -4097,7 +3166,59 @@
           <w:rFonts w:ascii="Times New Roman" w:hAnsi="Times New Roman"/>
           <w:sz w:val="28"/>
         </w:rPr>
-        <w:t>Это устраняет friction между research training и production inference pipeline.</w:t>
+        <w:t>Шаг 1. Открытие файла программой Pillow (библиотека Python для работы с картинками).</w:t>
+      </w:r>
+    </w:p>
+    <w:p>
+      <w:pPr>
+        <w:spacing w:line="360" w:lineRule="auto"/>
+        <w:ind w:firstLine="709"/>
+      </w:pPr>
+      <w:r>
+        <w:rPr>
+          <w:rFonts w:ascii="Times New Roman" w:hAnsi="Times New Roman"/>
+          <w:sz w:val="28"/>
+        </w:rPr>
+        <w:t>Шаг 2. Обрезка до квадрата 96×96 — берётся центральная часть, лишнее сверху и снизу отсекается. Квадрат нужен, потому что Stable Diffusion работает с квадратными изображениями.</w:t>
+      </w:r>
+    </w:p>
+    <w:p>
+      <w:pPr>
+        <w:spacing w:line="360" w:lineRule="auto"/>
+        <w:ind w:firstLine="709"/>
+      </w:pPr>
+      <w:r>
+        <w:rPr>
+          <w:rFonts w:ascii="Times New Roman" w:hAnsi="Times New Roman"/>
+          <w:sz w:val="28"/>
+        </w:rPr>
+        <w:t>Шаг 3. Замена прозрачного фона на белый. Прозрачность (альфа-канал) нейросеть обрабатывает хуже, чем сплошной белый цвет.</w:t>
+      </w:r>
+    </w:p>
+    <w:p>
+      <w:pPr>
+        <w:spacing w:line="360" w:lineRule="auto"/>
+        <w:ind w:firstLine="709"/>
+      </w:pPr>
+      <w:r>
+        <w:rPr>
+          <w:rFonts w:ascii="Times New Roman" w:hAnsi="Times New Roman"/>
+          <w:sz w:val="28"/>
+        </w:rPr>
+        <w:t>Шаг 4. Увеличение до 512×512 методом NEAREST. «Ближайший сосед» означает: каждый новый пиксель копирует цвет ближайшего старого, без смешивания. Если бы использовалась обычная интерполяция, края стали бы размытыми.</w:t>
+      </w:r>
+    </w:p>
+    <w:p>
+      <w:pPr>
+        <w:spacing w:line="360" w:lineRule="auto"/>
+        <w:ind w:firstLine="709"/>
+      </w:pPr>
+      <w:r>
+        <w:rPr>
+          <w:rFonts w:ascii="Times New Roman" w:hAnsi="Times New Roman"/>
+          <w:sz w:val="28"/>
+        </w:rPr>
+        <w:t>Шаг 5. Сохранение как 0332_orc.png в папку images/. Параллельно создаётся файл 0332_orc.txt с текстовым описанием на английском языке.</w:t>
       </w:r>
     </w:p>
     <w:p>
@@ -4112,7 +3233,7 @@
           <w:color w:val="000000"/>
           <w:sz w:val="28"/>
         </w:rPr>
-        <w:t>3.7 Пошаговое руководство воспроизведения обучения LoRA</w:t>
+        <w:t>3.2.2 Зачем нужны текстовые описания к каждой картинке</w:t>
       </w:r>
     </w:p>
     <w:p>
@@ -4125,7 +3246,7 @@
           <w:rFonts w:ascii="Times New Roman" w:hAnsi="Times New Roman"/>
           <w:sz w:val="28"/>
         </w:rPr>
-        <w:t>Для воспроизводимости результатов committee member или future researcher может повторить training:</w:t>
+        <w:t>К каждому из 507 изображений прилагается .txt файл с описанием — caption. Это необходимо для обучения: нейросеть учится связывать картинку с текстом. Если показывать ей только картинки без слов, она выучит стиль, но не научится «понимать» промпты пользователя.</w:t>
       </w:r>
     </w:p>
     <w:p>
@@ -4138,23 +3259,9 @@
           <w:rFonts w:ascii="Times New Roman" w:hAnsi="Times New Roman"/>
           <w:sz w:val="28"/>
         </w:rPr>
-        <w:t>Шаг 1. Клонировать репозиторий, установить Python 3.10+, CUDA drivers.</w:t>
+        <w:t>Все описания составлены по единому шаблону:</w:t>
         <w:br/>
-        <w:t>Шаг 2. pip install -r backend/requirements.txt</w:t>
-        <w:br/>
-        <w:t>Шаг 3. Убедиться dataset/images/ содержит 507 PNG+TXT pairs.</w:t>
-        <w:br/>
-        <w:t>Шаг 4. Установить kohya_ss sd-scripts или использовать research/train_lora.py.</w:t>
-        <w:br/>
-        <w:t>Шаг 5. Для kohya: указать folder dataset/images, resolution 512, network_dim 32, alpha 16, epochs 15, repeats 5, lr 1e-4, optimizer AdamW8bit, mixed precision fp16.</w:t>
-        <w:br/>
-        <w:t>Шаг 6. Monitor loss; save checkpoints each epoch.</w:t>
-        <w:br/>
-        <w:t>Шаг 7. Evaluate visually + CLIP via research/evaluate.py with backend running.</w:t>
-        <w:br/>
-        <w:t>Шаг 8. Copy best checkpoint to backend/lora/custom_8bit_v2.safetensors.</w:t>
-        <w:br/>
-        <w:t>Шаг 9. Restart uvicorn, test via web UI.</w:t>
+        <w:t>[стиль] + [кто это] + [цвета и детали] + [фон и теги]</w:t>
       </w:r>
     </w:p>
     <w:p>
@@ -4167,7 +3274,7 @@
           <w:rFonts w:ascii="Times New Roman" w:hAnsi="Times New Roman"/>
           <w:sz w:val="28"/>
         </w:rPr>
-        <w:t>Expected duration: preprocessing 10 min, training 4h GPU, evaluation 1h for full val set.</w:t>
+        <w:t>Пример: «8-bit pixel art character sprite, green orc warrior with brown leather armor, holding iron axe, NES style, retro game, simple flat colors, white background».</w:t>
       </w:r>
     </w:p>
     <w:p>
@@ -4180,7 +3287,7 @@
           <w:rFonts w:ascii="Times New Roman" w:hAnsi="Times New Roman"/>
           <w:sz w:val="28"/>
         </w:rPr>
-        <w:t>Troubleshooting OOM: reduce batch size to 1, enable gradient checkpointing, close other GPU apps.</w:t>
+        <w:t>Единообразие важно: если в одних описаниях написано «pixel art», а в других «retro sprite», нейросеть получает путаный сигнал. Шаблон это предотвращает.</w:t>
       </w:r>
     </w:p>
     <w:p>
@@ -4195,7 +3302,7 @@
           <w:color w:val="000000"/>
           <w:sz w:val="28"/>
         </w:rPr>
-        <w:t>3.8 Анализ ошибок и типичных проблем обучения</w:t>
+        <w:t>3.3.1 Что такое эпоха, rank и learning rate</w:t>
       </w:r>
     </w:p>
     <w:p>
@@ -4208,7 +3315,7 @@
           <w:rFonts w:ascii="Times New Roman" w:hAnsi="Times New Roman"/>
           <w:sz w:val="28"/>
         </w:rPr>
-        <w:t>Problem: solid gray background instead of white — increase noise offset; verify dataset white background preprocessing.</w:t>
+        <w:t>При описании обучения LoRA встречаются термины, которые стоит пояснить:</w:t>
       </w:r>
     </w:p>
     <w:p>
@@ -4221,7 +3328,7 @@
           <w:rFonts w:ascii="Times New Roman" w:hAnsi="Times New Roman"/>
           <w:sz w:val="28"/>
         </w:rPr>
-        <w:t>Problem: blurry outputs — increase inference steps; verify NEAREST resize; check if wrong VAE.</w:t>
+        <w:t>Эпоха — один полный «просмотр» всего датасета. 507 картинок × 5 повторов = 2535 шагов за эпоху. Всего 15 эпох — модель 15 раз «перечитала» все примеры.</w:t>
       </w:r>
     </w:p>
     <w:p>
@@ -4234,7 +3341,7 @@
           <w:rFonts w:ascii="Times New Roman" w:hAnsi="Times New Roman"/>
           <w:sz w:val="28"/>
         </w:rPr>
-        <w:t>Problem: LoRA has no effect — verify load_lora_weights path; check alpha scale; ensure model_type not stuck on base due switch_lora bug.</w:t>
+        <w:t>Rank (network_dim=32) — «ёмкость» LoRA. Меньше rank — проще адаптер, но может не хватить для сложного стиля. Больше — риск переобучения на маленьком датасете. 32 — рекомендуемое значение для style LoRA на 300–500 картинках.</w:t>
       </w:r>
     </w:p>
     <w:p>
@@ -4247,7 +3354,7 @@
           <w:rFonts w:ascii="Times New Roman" w:hAnsi="Times New Roman"/>
           <w:sz w:val="28"/>
         </w:rPr>
-        <w:t>Problem: overfit single character type — diversify dataset; reduce epochs; lower rank.</w:t>
+        <w:t>Learning rate (1×10⁻⁴) — «скорость обучения». Слишком большая — модель «перепрыгивает» через правильные ответы. Слишком маленькая — обучение идёт неделями. 0.0001 — стандартное значение для LoRA.</w:t>
       </w:r>
     </w:p>
     <w:p>
@@ -4260,7 +3367,7 @@
           <w:rFonts w:ascii="Times New Roman" w:hAnsi="Times New Roman"/>
           <w:sz w:val="28"/>
         </w:rPr>
-        <w:t>Problem: underfit — increase epochs/repeats; increase rank cautiously.</w:t>
+        <w:t>AdamW8bit — алгоритм, который обновляет веса LoRA на каждом шаге. «8bit» означает экономию видеопамяти — важно для видеокарты с 8 ГБ.</w:t>
       </w:r>
     </w:p>
     <w:p>
@@ -4271,9 +3378,11 @@
       <w:r>
         <w:rPr>
           <w:rFonts w:ascii="Times New Roman" w:hAnsi="Times New Roman"/>
+          <w:b/>
+          <w:color w:val="000000"/>
           <w:sz w:val="28"/>
         </w:rPr>
-        <w:t>Problem: CUDA out of memory during training — batch size 1; 8bit optimizer; attention slicing not available in training same way.</w:t>
+        <w:t>3.3.2 Выбор оптимального чекпоинта</w:t>
       </w:r>
     </w:p>
     <w:p>
@@ -4286,7 +3395,7 @@
           <w:rFonts w:ascii="Times New Roman" w:hAnsi="Times New Roman"/>
           <w:sz w:val="28"/>
         </w:rPr>
-        <w:t>Problem: caption mismatch — regenerate captions consistent with inference template.</w:t>
+        <w:t>После каждой эпохи обучения сохранялся отдельный файл LoRA (чекпоинт). Выбор лучшего — не всегда «последний»:</w:t>
       </w:r>
     </w:p>
     <w:p>
@@ -4299,19 +3408,11 @@
           <w:rFonts w:ascii="Times New Roman" w:hAnsi="Times New Roman"/>
           <w:sz w:val="28"/>
         </w:rPr>
-        <w:t>Детальный inventory датaset statistics:</w:t>
+        <w:t>− Эпохи 1–5: модель ещё «не поняла» стиль — размытые контуры, серый фон.</w:t>
         <w:br/>
-        <w:t>— Total PNG files in images/: 507</w:t>
+        <w:t>− Эпохи 6–12: стиль улучшается, появляются плоские цвета.</w:t>
         <w:br/>
-        <w:t>— Min dimension after preprocess: 512×512</w:t>
-        <w:br/>
-        <w:t>— Average caption length: ~35 tokens</w:t>
-        <w:br/>
-        <w:t>— Language: English 100%</w:t>
-        <w:br/>
-        <w:t>— Classes with &gt;30 samples: humanoid warriors, skeletons, imps/demons</w:t>
-        <w:br/>
-        <w:t>— Classes with &lt;10 samples: unique bosses — long tail distribution</w:t>
+        <w:t>− Эпохи 13–15: лучший стиль, но иногда цвета слишком яркие (переобучение).</w:t>
       </w:r>
     </w:p>
     <w:p>
@@ -4324,7 +3425,7 @@
           <w:rFonts w:ascii="Times New Roman" w:hAnsi="Times New Roman"/>
           <w:sz w:val="28"/>
         </w:rPr>
-        <w:t>Long tail implies LoRA may generalize poorly to underrepresented classes (e.g., specific fish enemy) — observed in eval.</w:t>
+        <w:t>Эпоха 14 выбрана как компромисс: визуально чистые спрайты без излишней насыщенности цветов, val_loss на приемлемом уровне. Последняя эпоха не всегда лучшая — поэтому все чекпоинты сохранялись и сравнивались вручную.</w:t>
       </w:r>
     </w:p>
     <w:p>
@@ -4335,15 +3436,11 @@
       <w:r>
         <w:rPr>
           <w:rFonts w:ascii="Times New Roman" w:hAnsi="Times New Roman"/>
+          <w:b/>
+          <w:color w:val="000000"/>
           <w:sz w:val="28"/>
         </w:rPr>
-        <w:t>Data augmentation NOT applied intentionally:</w:t>
-        <w:br/>
-        <w:t>— horizontal flip breaks asymmetric weapons;</w:t>
-        <w:br/>
-        <w:t>— color jitter conflicts with flat palette canon;</w:t>
-        <w:br/>
-        <w:t>— rotation destroys axis-aligned pixel grid.</w:t>
+        <w:t>3.3.3 График обучения — как его читать</w:t>
       </w:r>
     </w:p>
     <w:p>
@@ -4356,7 +3453,11 @@
           <w:rFonts w:ascii="Times New Roman" w:hAnsi="Times New Roman"/>
           <w:sz w:val="28"/>
         </w:rPr>
-        <w:t>Some kohya users apply flip_aug for symmetric characters — rejected for mixed dataset.</w:t>
+        <w:t>На рисунке 3.1 (research/loss_plot.png) показаны две линии:</w:t>
+        <w:br/>
+        <w:t>− train_loss — ошибка на обучающих данных (то, на чём модель училась);</w:t>
+        <w:br/>
+        <w:t>− val_loss — ошибка на проверочных данных (то, чего модель «не видела»).</w:t>
       </w:r>
     </w:p>
     <w:p>
@@ -4369,7 +3470,7 @@
           <w:rFonts w:ascii="Times New Roman" w:hAnsi="Times New Roman"/>
           <w:sz w:val="28"/>
         </w:rPr>
-        <w:t>Caption consistency audit: all captions start with «8-bit pixel art character sprite» — template regularization.</w:t>
+        <w:t>Если train_loss падает, а val_loss растёт — это переобучение: модель «зазубрила» примеры, но хуже работает на новых. В данной работе val_loss остаётся стабильным до 15-й эпохи — обучение прошло корректно.</w:t>
       </w:r>
     </w:p>
     <w:p>
@@ -4382,7 +3483,7 @@
           <w:rFonts w:ascii="Times New Roman" w:hAnsi="Times New Roman"/>
           <w:sz w:val="28"/>
         </w:rPr>
-        <w:t>Regularization images (prior preservation) not used — dataset size 507 sufficient for style LoRA without prior loss trick used in DreamBooth.</w:t>
+        <w:t>Читателю достаточно понимать: чем ниже val_loss, тем лучше модель обобщает. Но окончательный выбор всё равно делается глазами — смотреть на реальные сгенерированные спрайты.</w:t>
       </w:r>
     </w:p>
     <w:p>
@@ -4393,9 +3494,11 @@
       <w:r>
         <w:rPr>
           <w:rFonts w:ascii="Times New Roman" w:hAnsi="Times New Roman"/>
+          <w:b/>
+          <w:color w:val="000000"/>
           <w:sz w:val="28"/>
         </w:rPr>
-        <w:t>Training interruption recovery: kohya saves state — resume possible; custom script saves per-epoch checkpoints only.</w:t>
+        <w:t>3.4.1 Схема работы системы для неспециалиста</w:t>
       </w:r>
     </w:p>
     <w:p>
@@ -4408,7 +3511,541 @@
           <w:rFonts w:ascii="Times New Roman" w:hAnsi="Times New Roman"/>
           <w:sz w:val="28"/>
         </w:rPr>
-        <w:t>Disk space: 507×512×512 PNG ~150 MB; checkpoints 15×36 MB ~540 MB; SD model cache ~4 GB.</w:t>
+        <w:t>На рисунке 3.2 рекомендуется изобразить следующую схему (описание для вёрстки):</w:t>
+      </w:r>
+    </w:p>
+    <w:p>
+      <w:pPr>
+        <w:spacing w:line="360" w:lineRule="auto"/>
+        <w:ind w:firstLine="709"/>
+      </w:pPr>
+      <w:r>
+        <w:rPr>
+          <w:rFonts w:ascii="Times New Roman" w:hAnsi="Times New Roman"/>
+          <w:sz w:val="28"/>
+        </w:rPr>
+        <w:t>[Пользователь в браузере] → стрелка «вводит текст, нажимает кнопку» → [Сервер FastAPI] → стрелка «запускает нейросеть» → [Видеокарта GPU] → стрелка «возвращает картинку» → [Сервер] → стрелка «отправляет в браузер» → [Пользователь видит спрайт]</w:t>
+      </w:r>
+    </w:p>
+    <w:p>
+      <w:pPr>
+        <w:spacing w:line="360" w:lineRule="auto"/>
+        <w:ind w:firstLine="709"/>
+      </w:pPr>
+      <w:r>
+        <w:rPr>
+          <w:rFonts w:ascii="Times New Roman" w:hAnsi="Times New Roman"/>
+          <w:sz w:val="28"/>
+        </w:rPr>
+        <w:t>Под капотом сервер при каждом запросе:</w:t>
+        <w:br/>
+        <w:t>1) проверяет, какая LoRA нужна, и переключает её (1–2 сек);</w:t>
+        <w:br/>
+        <w:t>2) формирует полный промпт с добавлением «pixel art, 8-bit, white background»;</w:t>
+        <w:br/>
+        <w:t>3) запускает 25 итераций денойзинга (~12 сек);</w:t>
+        <w:br/>
+        <w:t>4) уменьшает картинку до 80 или 128 px;</w:t>
+        <w:br/>
+        <w:t>5) сохраняет копию в history/ и отправляет пользователю.</w:t>
+      </w:r>
+    </w:p>
+    <w:p>
+      <w:pPr>
+        <w:spacing w:line="360" w:lineRule="auto"/>
+        <w:ind w:firstLine="709"/>
+      </w:pPr>
+      <w:r>
+        <w:rPr>
+          <w:rFonts w:ascii="Times New Roman" w:hAnsi="Times New Roman"/>
+          <w:b/>
+          <w:color w:val="000000"/>
+          <w:sz w:val="28"/>
+        </w:rPr>
+        <w:t>3.5.1 Описание работы сервера по шагам</w:t>
+      </w:r>
+    </w:p>
+    <w:p>
+      <w:pPr>
+        <w:spacing w:line="360" w:lineRule="auto"/>
+        <w:ind w:firstLine="709"/>
+      </w:pPr>
+      <w:r>
+        <w:rPr>
+          <w:rFonts w:ascii="Times New Roman" w:hAnsi="Times New Roman"/>
+          <w:sz w:val="28"/>
+        </w:rPr>
+        <w:t>Файл backend/main.py — «сердце» системы. Рассмотрим, что происходит при запуске и при запросе пользователя.</w:t>
+      </w:r>
+    </w:p>
+    <w:p>
+      <w:pPr>
+        <w:spacing w:line="360" w:lineRule="auto"/>
+        <w:ind w:firstLine="709"/>
+      </w:pPr>
+      <w:r>
+        <w:rPr>
+          <w:rFonts w:ascii="Times New Roman" w:hAnsi="Times New Roman"/>
+          <w:sz w:val="28"/>
+        </w:rPr>
+        <w:t>При запуске (один раз):</w:t>
+        <w:br/>
+        <w:t>− загружается Stable Diffusion v1.5 (~4 ГБ в память видеокарты);</w:t>
+        <w:br/>
+        <w:t>− включается attention_slicing — экономия памяти ценой ~10% скорости;</w:t>
+        <w:br/>
+        <w:t>− создаются папки lora/ и history/, если их нет.</w:t>
+      </w:r>
+    </w:p>
+    <w:p>
+      <w:pPr>
+        <w:spacing w:line="360" w:lineRule="auto"/>
+        <w:ind w:firstLine="709"/>
+      </w:pPr>
+      <w:r>
+        <w:rPr>
+          <w:rFonts w:ascii="Times New Roman" w:hAnsi="Times New Roman"/>
+          <w:sz w:val="28"/>
+        </w:rPr>
+        <w:t>При каждом POST /generate:</w:t>
+        <w:br/>
+        <w:t>1) switch_lora(model_type) — если пользователь выбрал другую модель с прошлого раза, старая LoRA выгружается, новая загружается;</w:t>
+        <w:br/>
+        <w:t>2) full_prompt = «pixel art sprite, 8-bit character, {промпт пользователя}, NES style…»;</w:t>
+        <w:br/>
+        <w:t>3) pipe(...) — нейросеть генерирует 512×512;</w:t>
+        <w:br/>
+        <w:t>4) resize NEAREST до output_size;</w:t>
+        <w:br/>
+        <w:t>5) save в history/, return JSON с base64.</w:t>
+      </w:r>
+    </w:p>
+    <w:p>
+      <w:pPr>
+        <w:spacing w:line="360" w:lineRule="auto"/>
+        <w:ind w:firstLine="709"/>
+      </w:pPr>
+      <w:r>
+        <w:rPr>
+          <w:rFonts w:ascii="Times New Roman" w:hAnsi="Times New Roman"/>
+          <w:sz w:val="28"/>
+        </w:rPr>
+        <w:t>Код функции switch_lora приведён в листинге А.1 (приложение А).</w:t>
+      </w:r>
+    </w:p>
+    <w:p>
+      <w:pPr>
+        <w:spacing w:line="360" w:lineRule="auto"/>
+        <w:ind w:firstLine="709"/>
+      </w:pPr>
+      <w:r>
+        <w:rPr>
+          <w:rFonts w:ascii="Times New Roman" w:hAnsi="Times New Roman"/>
+          <w:b/>
+          <w:color w:val="000000"/>
+          <w:sz w:val="28"/>
+        </w:rPr>
+        <w:t>3.5.2 REST API — примеры для воспроизведения</w:t>
+      </w:r>
+    </w:p>
+    <w:p>
+      <w:pPr>
+        <w:spacing w:line="360" w:lineRule="auto"/>
+        <w:ind w:firstLine="709"/>
+      </w:pPr>
+      <w:r>
+        <w:rPr>
+          <w:rFonts w:ascii="Times New Roman" w:hAnsi="Times New Roman"/>
+          <w:sz w:val="28"/>
+        </w:rPr>
+        <w:t>Любой человек с доступом к серверу может проверить работу API через командную строку (терминал):</w:t>
+      </w:r>
+    </w:p>
+    <w:p>
+      <w:pPr>
+        <w:spacing w:line="360" w:lineRule="auto"/>
+        <w:ind w:firstLine="709"/>
+      </w:pPr>
+      <w:r>
+        <w:rPr>
+          <w:rFonts w:ascii="Times New Roman" w:hAnsi="Times New Roman"/>
+          <w:sz w:val="28"/>
+        </w:rPr>
+        <w:t>Проверка статуса:</w:t>
+        <w:br/>
+        <w:t>curl http://127.0.0.1:8000/health</w:t>
+      </w:r>
+    </w:p>
+    <w:p>
+      <w:pPr>
+        <w:spacing w:line="360" w:lineRule="auto"/>
+        <w:ind w:firstLine="709"/>
+      </w:pPr>
+      <w:r>
+        <w:rPr>
+          <w:rFonts w:ascii="Times New Roman" w:hAnsi="Times New Roman"/>
+          <w:sz w:val="28"/>
+        </w:rPr>
+        <w:t>Генерация спрайта:</w:t>
+        <w:br/>
+        <w:t>curl -X POST http://127.0.0.1:8000/generate -H "Content-Type: application/json" -d '{"prompt":"blue knight with shield","model_type":"custom","steps":25,"output_size":128}'</w:t>
+      </w:r>
+    </w:p>
+    <w:p>
+      <w:pPr>
+        <w:spacing w:line="360" w:lineRule="auto"/>
+        <w:ind w:firstLine="709"/>
+      </w:pPr>
+      <w:r>
+        <w:rPr>
+          <w:rFonts w:ascii="Times New Roman" w:hAnsi="Times New Roman"/>
+          <w:sz w:val="28"/>
+        </w:rPr>
+        <w:t>Ответ — JSON с полем image (длинная строка base64). Это тот же процесс, что происходит при нажатии кнопки в браузере, только без графического интерфейса.</w:t>
+      </w:r>
+    </w:p>
+    <w:p>
+      <w:pPr>
+        <w:spacing w:line="360" w:lineRule="auto"/>
+        <w:ind w:firstLine="709"/>
+      </w:pPr>
+      <w:r>
+        <w:rPr>
+          <w:rFonts w:ascii="Times New Roman" w:hAnsi="Times New Roman"/>
+          <w:sz w:val="28"/>
+        </w:rPr>
+        <w:t>Документация всех эндпоинтов доступна в браузере по адресу http://127.0.0.1:8000/docs — интерактивная страница Swagger, где можно отправить тестовый запрос.</w:t>
+      </w:r>
+    </w:p>
+    <w:p>
+      <w:pPr>
+        <w:spacing w:line="360" w:lineRule="auto"/>
+        <w:ind w:firstLine="709"/>
+      </w:pPr>
+      <w:r>
+        <w:rPr>
+          <w:rFonts w:ascii="Times New Roman" w:hAnsi="Times New Roman"/>
+          <w:b/>
+          <w:color w:val="000000"/>
+          <w:sz w:val="28"/>
+        </w:rPr>
+        <w:t>3.6.1 Подробное описание интерфейса</w:t>
+      </w:r>
+    </w:p>
+    <w:p>
+      <w:pPr>
+        <w:spacing w:line="360" w:lineRule="auto"/>
+        <w:ind w:firstLine="709"/>
+      </w:pPr>
+      <w:r>
+        <w:rPr>
+          <w:rFonts w:ascii="Times New Roman" w:hAnsi="Times New Roman"/>
+          <w:sz w:val="28"/>
+        </w:rPr>
+        <w:t>Интерфейс (рисунок 3.3 — скриншот добавляется при вёрстке) намеренно сделан простым. Ниже — описание каждого элемента.</w:t>
+      </w:r>
+    </w:p>
+    <w:p>
+      <w:pPr>
+        <w:spacing w:line="360" w:lineRule="auto"/>
+        <w:ind w:firstLine="709"/>
+      </w:pPr>
+      <w:r>
+        <w:rPr>
+          <w:rFonts w:ascii="Times New Roman" w:hAnsi="Times New Roman"/>
+          <w:sz w:val="28"/>
+        </w:rPr>
+        <w:t>Левая панель «Настройки»:</w:t>
+        <w:br/>
+        <w:t>− три кнопки модели с подписями на русском языке;</w:t>
+        <w:br/>
+        <w:t>− две кнопки размера: 80×80 (более «ретро») и 128×128 (больше деталей);</w:t>
+        <w:br/>
+        <w:t>− ползунок «Шагов генерации» от 10 до 50;</w:t>
+        <w:br/>
+        <w:t>− поле «Описание персонажа» — основной ввод пользователя;</w:t>
+        <w:br/>
+        <w:t>− поле «Негативный промпт» — что НЕ должно быть на картинке (по умолчанию: realistic, blurry, 3d…);</w:t>
+        <w:br/>
+        <w:t>− кнопка «Сгенерировать» (или Ctrl+Enter).</w:t>
+      </w:r>
+    </w:p>
+    <w:p>
+      <w:pPr>
+        <w:spacing w:line="360" w:lineRule="auto"/>
+        <w:ind w:firstLine="709"/>
+      </w:pPr>
+      <w:r>
+        <w:rPr>
+          <w:rFonts w:ascii="Times New Roman" w:hAnsi="Times New Roman"/>
+          <w:sz w:val="28"/>
+        </w:rPr>
+        <w:t>Центральная панель:</w:t>
+        <w:br/>
+        <w:t>− область предпросмотра — здесь появляется результат;</w:t>
+        <w:br/>
+        <w:t>− подпись с полным промптом, который реально отправила нейросеть;</w:t>
+        <w:br/>
+        <w:t>− кнопка «Скачать PNG».</w:t>
+      </w:r>
+    </w:p>
+    <w:p>
+      <w:pPr>
+        <w:spacing w:line="360" w:lineRule="auto"/>
+        <w:ind w:firstLine="709"/>
+      </w:pPr>
+      <w:r>
+        <w:rPr>
+          <w:rFonts w:ascii="Times New Roman" w:hAnsi="Times New Roman"/>
+          <w:sz w:val="28"/>
+        </w:rPr>
+        <w:t>Правая панель «История»:</w:t>
+        <w:br/>
+        <w:t>− до 20 последних генераций в виде миниатюр;</w:t>
+        <w:br/>
+        <w:t>− клик по миниатюре восстанавливает картинку в центре;</w:t>
+        <w:br/>
+        <w:t>− под каждой — подпись модели и размера.</w:t>
+      </w:r>
+    </w:p>
+    <w:p>
+      <w:pPr>
+        <w:spacing w:line="360" w:lineRule="auto"/>
+        <w:ind w:firstLine="709"/>
+      </w:pPr>
+      <w:r>
+        <w:rPr>
+          <w:rFonts w:ascii="Times New Roman" w:hAnsi="Times New Roman"/>
+          <w:b/>
+          <w:color w:val="000000"/>
+          <w:sz w:val="28"/>
+        </w:rPr>
+        <w:t>3.6.2 Как собрать и запустить проект</w:t>
+      </w:r>
+    </w:p>
+    <w:p>
+      <w:pPr>
+        <w:spacing w:line="360" w:lineRule="auto"/>
+        <w:ind w:firstLine="709"/>
+      </w:pPr>
+      <w:r>
+        <w:rPr>
+          <w:rFonts w:ascii="Times New Roman" w:hAnsi="Times New Roman"/>
+          <w:sz w:val="28"/>
+        </w:rPr>
+        <w:t>Инструкция для воспроизведения результатов (также есть в README проекта):</w:t>
+      </w:r>
+    </w:p>
+    <w:p>
+      <w:pPr>
+        <w:spacing w:line="360" w:lineRule="auto"/>
+        <w:ind w:firstLine="709"/>
+      </w:pPr>
+      <w:r>
+        <w:rPr>
+          <w:rFonts w:ascii="Times New Roman" w:hAnsi="Times New Roman"/>
+          <w:sz w:val="28"/>
+        </w:rPr>
+        <w:t>1) Установить Python 3.10+, Node.js 18+, драйвер NVIDIA CUDA.</w:t>
+        <w:br/>
+        <w:t>2) pip install -r backend/requirements.txt</w:t>
+        <w:br/>
+        <w:t>3) cd frontend &amp;&amp; npm install &amp;&amp; npm run build</w:t>
+        <w:br/>
+        <w:t>4) uvicorn backend.main:app --host 0.0.0.0 --port 8000</w:t>
+        <w:br/>
+        <w:t>5) Открыть http://127.0.0.1:8000 в браузере.</w:t>
+        <w:br/>
+        <w:t>6) Убедиться, что в backend/lora/ лежит файл custom_8bit_v2.safetensors.</w:t>
+      </w:r>
+    </w:p>
+    <w:p>
+      <w:pPr>
+        <w:spacing w:line="360" w:lineRule="auto"/>
+        <w:ind w:firstLine="709"/>
+      </w:pPr>
+      <w:r>
+        <w:rPr>
+          <w:rFonts w:ascii="Times New Roman" w:hAnsi="Times New Roman"/>
+          <w:sz w:val="28"/>
+        </w:rPr>
+        <w:t>При первом запуске модель Stable Diffusion скачается автоматически с HuggingFace (~4 ГБ). Последующие запуски используют кэш и загружаются быстрее.</w:t>
+      </w:r>
+    </w:p>
+    <w:p>
+      <w:pPr>
+        <w:spacing w:line="360" w:lineRule="auto"/>
+        <w:ind w:firstLine="709"/>
+      </w:pPr>
+      <w:r>
+        <w:rPr>
+          <w:rFonts w:ascii="Times New Roman" w:hAnsi="Times New Roman"/>
+          <w:b/>
+          <w:color w:val="000000"/>
+          <w:sz w:val="28"/>
+        </w:rPr>
+        <w:t>3.7 Рекомендации по составлению промптов</w:t>
+      </w:r>
+    </w:p>
+    <w:p>
+      <w:pPr>
+        <w:spacing w:line="360" w:lineRule="auto"/>
+        <w:ind w:firstLine="709"/>
+      </w:pPr>
+      <w:r>
+        <w:rPr>
+          <w:rFonts w:ascii="Times New Roman" w:hAnsi="Times New Roman"/>
+          <w:sz w:val="28"/>
+        </w:rPr>
+        <w:t>Качество результата сильно зависит от того, как пользователь формулирует описание. Рекомендации:</w:t>
+      </w:r>
+    </w:p>
+    <w:p>
+      <w:pPr>
+        <w:spacing w:line="360" w:lineRule="auto"/>
+        <w:ind w:firstLine="709"/>
+      </w:pPr>
+      <w:r>
+        <w:rPr>
+          <w:rFonts w:ascii="Times New Roman" w:hAnsi="Times New Roman"/>
+          <w:sz w:val="28"/>
+        </w:rPr>
+        <w:t>1) Пишите на английском — нейросеть лучше понимает этот язык.</w:t>
+        <w:br/>
+        <w:t>2) Один персонаж на промпт — не «two warriors fighting», а «single warrior».</w:t>
+        <w:br/>
+        <w:t>3) Конкретные цвета — «red armor», «blue robe», не «colorful clothes».</w:t>
+        <w:br/>
+        <w:t>4) Указывайте оружие и тип — «skeleton mage with wooden staff», не просто «magic creature».</w:t>
+        <w:br/>
+        <w:t>5) Не противоречьте стилю — не пишите «photorealistic pixel art».</w:t>
+        <w:br/>
+        <w:t>6) Не очищайте негативный промпт без причины — он отсекает реализм и размытие.</w:t>
+      </w:r>
+    </w:p>
+    <w:p>
+      <w:pPr>
+        <w:spacing w:line="360" w:lineRule="auto"/>
+        <w:ind w:firstLine="709"/>
+      </w:pPr>
+      <w:r>
+        <w:rPr>
+          <w:rFonts w:ascii="Times New Roman" w:hAnsi="Times New Roman"/>
+          <w:sz w:val="28"/>
+        </w:rPr>
+        <w:t>Система сама добавляет «pixel art, 8-bit, NES style, white background» — пользователю достаточно описать самого персонажа.</w:t>
+      </w:r>
+    </w:p>
+    <w:p>
+      <w:pPr>
+        <w:spacing w:line="360" w:lineRule="auto"/>
+        <w:ind w:firstLine="709"/>
+      </w:pPr>
+      <w:r>
+        <w:rPr>
+          <w:rFonts w:ascii="Times New Roman" w:hAnsi="Times New Roman"/>
+          <w:b/>
+          <w:color w:val="000000"/>
+          <w:sz w:val="28"/>
+        </w:rPr>
+        <w:t>3.8 Импорт спрайта в игровой движок</w:t>
+      </w:r>
+    </w:p>
+    <w:p>
+      <w:pPr>
+        <w:spacing w:line="360" w:lineRule="auto"/>
+        <w:ind w:firstLine="709"/>
+      </w:pPr>
+      <w:r>
+        <w:rPr>
+          <w:rFonts w:ascii="Times New Roman" w:hAnsi="Times New Roman"/>
+          <w:sz w:val="28"/>
+        </w:rPr>
+        <w:t>После скачивания PNG его нужно подготовить для игры:</w:t>
+      </w:r>
+    </w:p>
+    <w:p>
+      <w:pPr>
+        <w:spacing w:line="360" w:lineRule="auto"/>
+        <w:ind w:firstLine="709"/>
+      </w:pPr>
+      <w:r>
+        <w:rPr>
+          <w:rFonts w:ascii="Times New Roman" w:hAnsi="Times New Roman"/>
+          <w:sz w:val="28"/>
+        </w:rPr>
+        <w:t>Unity 2D:</w:t>
+        <w:br/>
+        <w:t>1) Import PNG в проект.</w:t>
+        <w:br/>
+        <w:t>2) Inspector → Texture Type = Sprite.</w:t>
+        <w:br/>
+        <w:t>3) Filter Mode = Point (no filter) — критично для pixel art!</w:t>
+        <w:br/>
+        <w:t>4) Перетащить на Sprite Renderer в сцене.</w:t>
+        <w:br/>
+        <w:t>5) Удалить белый фон: в Aseprite или через shader в Unity.</w:t>
+      </w:r>
+    </w:p>
+    <w:p>
+      <w:pPr>
+        <w:spacing w:line="360" w:lineRule="auto"/>
+        <w:ind w:firstLine="709"/>
+      </w:pPr>
+      <w:r>
+        <w:rPr>
+          <w:rFonts w:ascii="Times New Roman" w:hAnsi="Times New Roman"/>
+          <w:sz w:val="28"/>
+        </w:rPr>
+        <w:t>Godot 4:</w:t>
+        <w:br/>
+        <w:t>1) Import PNG.</w:t>
+        <w:br/>
+        <w:t>2) Project Settings → Rendering → Textures → Default Texture Filter = Nearest.</w:t>
+        <w:br/>
+        <w:t>2) Добавить Sprite2D node, назначить текстуру.</w:t>
+        <w:br/>
+        <w:t>3) Прозрачность — через Aseprite или ColorKey shader.</w:t>
+      </w:r>
+    </w:p>
+    <w:p>
+      <w:pPr>
+        <w:spacing w:line="360" w:lineRule="auto"/>
+        <w:ind w:firstLine="709"/>
+      </w:pPr>
+      <w:r>
+        <w:rPr>
+          <w:rFonts w:ascii="Times New Roman" w:hAnsi="Times New Roman"/>
+          <w:sz w:val="28"/>
+        </w:rPr>
+        <w:t>Без Filter Mode = Point / Nearest движок размоет пиксели при масштабировании — спрайт потеряет «пиксельный» вид.</w:t>
+      </w:r>
+    </w:p>
+    <w:p>
+      <w:pPr>
+        <w:spacing w:line="360" w:lineRule="auto"/>
+        <w:ind w:firstLine="709"/>
+      </w:pPr>
+      <w:r>
+        <w:rPr>
+          <w:rFonts w:ascii="Times New Roman" w:hAnsi="Times New Roman"/>
+          <w:sz w:val="28"/>
+        </w:rPr>
+        <w:t>Полный перечень каталогов проекта для ориентирования читателя:</w:t>
+        <w:br/>
+        <w:t>backend/ — сервер и LoRA-файлы;</w:t>
+        <w:br/>
+        <w:t>frontend/ — интерфейс;</w:t>
+        <w:br/>
+        <w:t>dataset/raw/ — исходные спрайты;</w:t>
+        <w:br/>
+        <w:t>dataset/images/ — подготовленный датасет 507 пар;</w:t>
+        <w:br/>
+        <w:t>research/ — скрипты обучения, оценки, графики;</w:t>
+        <w:br/>
+        <w:t>scripts/ — вспомогательные скрипты (tunnel).</w:t>
+        <w:br/>
+        <w:t>Подробные команды запуска — в README.md в корне репозитория.</w:t>
       </w:r>
     </w:p>
     <w:p>
@@ -4745,36 +4382,6 @@
                 <w:rFonts w:ascii="Times New Roman" w:hAnsi="Times New Roman"/>
                 <w:sz w:val="24"/>
               </w:rPr>
-              <w:t>Шагов за эпоху</w:t>
-            </w:r>
-          </w:p>
-        </w:tc>
-        <w:tc>
-          <w:tcPr>
-            <w:tcW w:type="dxa" w:w="4844"/>
-          </w:tcPr>
-          <w:p>
-            <w:r>
-              <w:rPr>
-                <w:rFonts w:ascii="Times New Roman" w:hAnsi="Times New Roman"/>
-                <w:sz w:val="24"/>
-              </w:rPr>
-              <w:t>~2535</w:t>
-            </w:r>
-          </w:p>
-        </w:tc>
-      </w:tr>
-      <w:tr>
-        <w:tc>
-          <w:tcPr>
-            <w:tcW w:type="dxa" w:w="4844"/>
-          </w:tcPr>
-          <w:p>
-            <w:r>
-              <w:rPr>
-                <w:rFonts w:ascii="Times New Roman" w:hAnsi="Times New Roman"/>
-                <w:sz w:val="24"/>
-              </w:rPr>
               <w:t>GPU</w:t>
             </w:r>
           </w:p>
@@ -4935,50 +4542,6 @@
                 <w:sz w:val="24"/>
               </w:rPr>
               <w:t>0,025089</w:t>
-            </w:r>
-          </w:p>
-        </w:tc>
-      </w:tr>
-      <w:tr>
-        <w:tc>
-          <w:tcPr>
-            <w:tcW w:type="dxa" w:w="3230"/>
-          </w:tcPr>
-          <w:p>
-            <w:r>
-              <w:rPr>
-                <w:rFonts w:ascii="Times New Roman" w:hAnsi="Times New Roman"/>
-                <w:sz w:val="24"/>
-              </w:rPr>
-              <w:t>2</w:t>
-            </w:r>
-          </w:p>
-        </w:tc>
-        <w:tc>
-          <w:tcPr>
-            <w:tcW w:type="dxa" w:w="3230"/>
-          </w:tcPr>
-          <w:p>
-            <w:r>
-              <w:rPr>
-                <w:rFonts w:ascii="Times New Roman" w:hAnsi="Times New Roman"/>
-                <w:sz w:val="24"/>
-              </w:rPr>
-              <w:t>0,022780</w:t>
-            </w:r>
-          </w:p>
-        </w:tc>
-        <w:tc>
-          <w:tcPr>
-            <w:tcW w:type="dxa" w:w="3230"/>
-          </w:tcPr>
-          <w:p>
-            <w:r>
-              <w:rPr>
-                <w:rFonts w:ascii="Times New Roman" w:hAnsi="Times New Roman"/>
-                <w:sz w:val="24"/>
-              </w:rPr>
-              <w:t>0,021451</w:t>
             </w:r>
           </w:p>
         </w:tc>
@@ -5178,7 +4741,20 @@
           <w:color w:val="000000"/>
           <w:sz w:val="28"/>
         </w:rPr>
-        <w:t>4 Проектирование и реализация веб-системы</w:t>
+        <w:t>4 Тестирование и оценка результатов</w:t>
+      </w:r>
+    </w:p>
+    <w:p>
+      <w:pPr>
+        <w:spacing w:line="360" w:lineRule="auto"/>
+        <w:ind w:firstLine="709"/>
+      </w:pPr>
+      <w:r>
+        <w:rPr>
+          <w:rFonts w:ascii="Times New Roman" w:hAnsi="Times New Roman"/>
+          <w:sz w:val="28"/>
+        </w:rPr>
+        <w:t>В четвёртом разделе описано тестирование разработанной системы — главный способ проверить, что поставленная цель достигнута. Также приведено дополнительное визуальное сравнение трёх режимов генерации: это не цель работы, а иллюстрация того, зачем потребовалось обучать собственную LoRA.</w:t>
       </w:r>
     </w:p>
     <w:p>
@@ -5193,7 +4769,7 @@
           <w:color w:val="000000"/>
           <w:sz w:val="28"/>
         </w:rPr>
-        <w:t>4.1 Общая архитектура программного комплекса</w:t>
+        <w:t>4.1 Методика тестирования системы</w:t>
       </w:r>
     </w:p>
     <w:p>
@@ -5206,7 +4782,7 @@
           <w:rFonts w:ascii="Times New Roman" w:hAnsi="Times New Roman"/>
           <w:sz w:val="28"/>
         </w:rPr>
-        <w:t>Система построена по классической трёхзвенной схeme:</w:t>
+        <w:t>Основной акцент четвёртого раздела — проверка того, что разработанная веб-система работает корректно и решает поставленную задачу: пользователь может получить пиксельный спрайт по текстовому описанию.</w:t>
       </w:r>
     </w:p>
     <w:p>
@@ -5219,7 +4795,7 @@
           <w:rFonts w:ascii="Times New Roman" w:hAnsi="Times New Roman"/>
           <w:sz w:val="28"/>
         </w:rPr>
-        <w:t>Клиент (Browser) → HTTP/JSON → Backend (FastAPI + SD Pipeline) → GPU</w:t>
+        <w:t>Тестирование включало два направления:</w:t>
       </w:r>
     </w:p>
     <w:p>
@@ -5232,23 +4808,7 @@
           <w:rFonts w:ascii="Times New Roman" w:hAnsi="Times New Roman"/>
           <w:sz w:val="28"/>
         </w:rPr>
-        <w:t>Компоненты репозитория:</w:t>
-        <w:br/>
-        <w:t>— backend/main.py — API + inference;</w:t>
-        <w:br/>
-        <w:t>— backend/lora/ — weight files;</w:t>
-        <w:br/>
-        <w:t>— backend/history/ — PNG outputs;</w:t>
-        <w:br/>
-        <w:t>— frontend/src/App.jsx — UI;</w:t>
-        <w:br/>
-        <w:t>— frontend/dist/ — production build, served by FastAPI StaticFiles;</w:t>
-        <w:br/>
-        <w:t>— dataset/ — data pipeline;</w:t>
-        <w:br/>
-        <w:t>— research/ — training &amp; evaluation scripts;</w:t>
-        <w:br/>
-        <w:t>— scripts/public-tunnel.bat — Cloudflare tunnel.</w:t>
+        <w:t>1) Функциональное тестирование веб-приложения — проверка всех требований FR-1 – FR-6: ввод промпта, выбор параметров, генерация, скачивание, история, REST API.</w:t>
       </w:r>
     </w:p>
     <w:p>
@@ -5261,13 +4821,7 @@
           <w:rFonts w:ascii="Times New Roman" w:hAnsi="Times New Roman"/>
           <w:sz w:val="28"/>
         </w:rPr>
-        <w:t>Deployment modes:</w:t>
-        <w:br/>
-        <w:t>1) Development: Vite dev server :5173 proxy to :8000.</w:t>
-        <w:br/>
-        <w:t>2) Production: npm run build; uvicorn serves static + API on :8000.</w:t>
-        <w:br/>
-        <w:t>3) Public: cloudflared tunnel exposes localhost.</w:t>
+        <w:t>2) Оценка качества генерации — визуальный анализ полученных спрайтов: чёткость пиксельных контуров, плоские цвета, белый фон, соответствие текстовому описанию.</w:t>
       </w:r>
     </w:p>
     <w:p>
@@ -5280,9 +4834,7 @@
           <w:rFonts w:ascii="Times New Roman" w:hAnsi="Times New Roman"/>
           <w:sz w:val="28"/>
         </w:rPr>
-        <w:t>Диаграмma развёртывания (описание для рисунка 4.1 при оформлении):</w:t>
-        <w:br/>
-        <w:t>Пользователь → HTTPS → Cloudflare Tunnel → localhost:8000 → FastAPI → CUDA → PNG Base64 → JSON → React render.</w:t>
+        <w:t>Дополнительно, в исследовательских целях, проведено наглядное сравнение трёх режимов inference (base, public, custom) на фиксированном наборе промптов. Это не является главной целью работы, но показывает, зачем потребовалось дообучение LoRA.</w:t>
       </w:r>
     </w:p>
     <w:p>
@@ -5295,7 +4847,7 @@
           <w:rFonts w:ascii="Times New Roman" w:hAnsi="Times New Roman"/>
           <w:sz w:val="28"/>
         </w:rPr>
-        <w:t>Преимущества monolithic deploy для diploma demo: single process, no CORS issues in prod, simplified grading.</w:t>
+        <w:t>Контроль обучения LoRA выполнялся по графику train/val loss (research/loss_log.csv, рисунок 3.1). Оборудование: NVIDIA RTX 3070, CUDA, fp16 inference.</w:t>
       </w:r>
     </w:p>
     <w:p>
@@ -5310,7 +4862,7 @@
           <w:color w:val="000000"/>
           <w:sz w:val="28"/>
         </w:rPr>
-        <w:t>4.2 Серверная часть на базе FastAPI</w:t>
+        <w:t>4.2 Дополнительное сравнение трёх режимов генерации</w:t>
       </w:r>
     </w:p>
     <w:p>
@@ -5323,7 +4875,13 @@
           <w:rFonts w:ascii="Times New Roman" w:hAnsi="Times New Roman"/>
           <w:sz w:val="28"/>
         </w:rPr>
-        <w:t>FastAPI выбран как async-capable Python framework с automatic OpenAPI docs (/docs), Pydantic validation, high performance (Starlette + uvicorn).</w:t>
+        <w:t>В интерфейсе системы реализовано переключение между тремя режимами:</w:t>
+        <w:br/>
+        <w:t>− Base SD v1.5 — базовая модель без LoRA;</w:t>
+        <w:br/>
+        <w:t>− Public LoRA — публичный pixel-art адаптер (PixelArtRedmond);</w:t>
+        <w:br/>
+        <w:t>− Custom LoRA — собственный адаптер, обученный на датасете проекта.</w:t>
       </w:r>
     </w:p>
     <w:p>
@@ -5336,17 +4894,7 @@
           <w:rFonts w:ascii="Times New Roman" w:hAnsi="Times New Roman"/>
           <w:sz w:val="28"/>
         </w:rPr>
-        <w:t>Инициализация при старте (eager loading):</w:t>
-        <w:br/>
-        <w:t>— _load_pipeline(): StableDiffusionPipeline.from_pretrained("runwayml/stable-diffusion-v1-5");</w:t>
-        <w:br/>
-        <w:t>— local_files_only=True fallback to HuggingFace download;</w:t>
-        <w:br/>
-        <w:t>— pipe.to("cuda") if available;</w:t>
-        <w:br/>
-        <w:t>— enable_attention_slicing() — VRAM optimization (~10-15% slowdown, prevents OOM on 8GB);</w:t>
-        <w:br/>
-        <w:t>— safety_checker=None — disabled (not needed for sprites, saves memory).</w:t>
+        <w:t>Сравнение проводилось визуально на одних и тех же промптах при steps=25 и output_size=128. Результаты обобщены в таблице 4.1.</w:t>
       </w:r>
     </w:p>
     <w:p>
@@ -5359,11 +4907,13 @@
           <w:rFonts w:ascii="Times New Roman" w:hAnsi="Times New Roman"/>
           <w:sz w:val="28"/>
         </w:rPr>
-        <w:t>Global state:</w:t>
+        <w:t>Качественные наблюдения:</w:t>
         <w:br/>
-        <w:t>— pipe: StableDiffusionPipeline instance;</w:t>
+        <w:t>− промпт «warrior with red armor and sword» — base даёт painterly shading и размытые контуры; custom — плоские красные блоки брони и чёткий силуэт меча;</w:t>
         <w:br/>
-        <w:t>— current_lora: str | None tracking active adapter.</w:t>
+        <w:t>− промпт «green orc with axe» — custom ближе к стилю orc-спрайтов из обучающего датасета;</w:t>
+        <w:br/>
+        <w:t>− промпт «skeleton mage with staff» — custom воспроизводит flat bones и фиолетовые акценты мантии.</w:t>
       </w:r>
     </w:p>
     <w:p>
@@ -5376,13 +4926,7 @@
           <w:rFonts w:ascii="Times New Roman" w:hAnsi="Times New Roman"/>
           <w:sz w:val="28"/>
         </w:rPr>
-        <w:t>Endpoints:</w:t>
-        <w:br/>
-        <w:t>POST /generate — GenerateRequest(prompt, negative_prompt, steps, model_type, output_size);</w:t>
-        <w:br/>
-        <w:t>GET /health — status, cuda_available, lora files existence;</w:t>
-        <w:br/>
-        <w:t>GET /history — last 20 PNG from history/ as base64.</w:t>
+        <w:t>Вывод дополнительного сравнения: дообученная LoRA даёт результат, наиболее близкий к целевому стилю проекта. Именно custom LoRA используется как основной режим генерации в разрабатываемой системе.</w:t>
       </w:r>
     </w:p>
     <w:p>
@@ -5395,34 +4939,13 @@
           <w:rFonts w:ascii="Times New Roman" w:hAnsi="Times New Roman"/>
           <w:sz w:val="28"/>
         </w:rPr>
-        <w:t>Error handling: FileNotFoundError → HTTP 404 for missing LoRA; generic Exception → 500 with detail string.</w:t>
-      </w:r>
-    </w:p>
-    <w:p>
-      <w:pPr>
-        <w:spacing w:line="360" w:lineRule="auto"/>
-        <w:ind w:firstLine="709"/>
-      </w:pPr>
-      <w:r>
-        <w:rPr>
-          <w:rFonts w:ascii="Times New Roman" w:hAnsi="Times New Roman"/>
-          <w:sz w:val="28"/>
-        </w:rPr>
-        <w:t>Generate flow:</w:t>
+        <w:t>Зависимость времени генерации от числа шагов на RTX 3070 (таблица 4.2):</w:t>
         <w:br/>
-        <w:t>1) switch_lora(model_type)</w:t>
+        <w:t>10 шагов — ~5 с, черновое качество;</w:t>
         <w:br/>
-        <w:t>2) Build full_prompt with style template</w:t>
+        <w:t>25 шагов — ~12 с, рекомендуемый режим;</w:t>
         <w:br/>
-        <w:t>3) pipe(prompt, negative_prompt, num_inference_steps=steps, height=512, width=512)</w:t>
-        <w:br/>
-        <w:t>4) Resize NEAREST to output_size (80 or 128)</w:t>
-        <w:br/>
-        <w:t>5) Composite white background if RGBA</w:t>
-        <w:br/>
-        <w:t>6) Save to history/{timestamp}_{model}_{size}px.png</w:t>
-        <w:br/>
-        <w:t>7) Return JSON {image: base64, prompt, model, size}</w:t>
+        <w:t>50 шагов — ~25 с, наилучшая детализация.</w:t>
       </w:r>
     </w:p>
     <w:p>
@@ -5437,7 +4960,7 @@
           <w:color w:val="000000"/>
           <w:sz w:val="28"/>
         </w:rPr>
-        <w:t>4.3 Клиентское веб-приложение на React</w:t>
+        <w:t>4.3 Результаты функционального тестирования</w:t>
       </w:r>
     </w:p>
     <w:p>
@@ -5450,7 +4973,7 @@
           <w:rFonts w:ascii="Times New Roman" w:hAnsi="Times New Roman"/>
           <w:sz w:val="28"/>
         </w:rPr>
-        <w:t>Frontend: React 19 + Vite 8 + Axios.</w:t>
+        <w:t>Тестирование проводилось вручную по матрице «требование — метод проверки»:</w:t>
       </w:r>
     </w:p>
     <w:p>
@@ -5463,13 +4986,17 @@
           <w:rFonts w:ascii="Times New Roman" w:hAnsi="Times New Roman"/>
           <w:sz w:val="28"/>
         </w:rPr>
-        <w:t>App.jsx structure:</w:t>
+        <w:t>FR-1 (ввод промпта) — ввод текста в textarea, нажатие «Сгенерировать», получение изображения.</w:t>
         <w:br/>
-        <w:t>— State: prompt, negativePrompt, modelType, outputSize, steps, image, loading, error, history.</w:t>
+        <w:t>FR-2 (выбор модели) — переключение между тремя режимами, визуально различимые результаты.</w:t>
         <w:br/>
-        <w:t>— MODEL_OPTIONS: base, public, custom with Russian labels.</w:t>
+        <w:t>FR-3 (steps, size) — изменение слайдера steps влияет на время и детализацию; кнопки 80/128 меняют размер.</w:t>
         <w:br/>
-        <w:t>— Layout: 3-column — settings | main | history.</w:t>
+        <w:t>FR-4 (скачивание PNG) — файл сохраняется локально и открывается в просмотрщике.</w:t>
+        <w:br/>
+        <w:t>FR-5 (история) — после нескольких генераций thumbnails отображаются в правой панели.</w:t>
+        <w:br/>
+        <w:t>FR-6 (REST API) — curl POST /generate возвращает JSON с полем image.</w:t>
       </w:r>
     </w:p>
     <w:p>
@@ -5482,21 +5009,7 @@
           <w:rFonts w:ascii="Times New Roman" w:hAnsi="Times New Roman"/>
           <w:sz w:val="28"/>
         </w:rPr>
-        <w:t>User actions:</w:t>
-        <w:br/>
-        <w:t>— Select model via button group;</w:t>
-        <w:br/>
-        <w:t>— Select size 80 or 128;</w:t>
-        <w:br/>
-        <w:t>— Slider steps 10–50;</w:t>
-        <w:br/>
-        <w:t>— Textarea prompt + negative prompt;</w:t>
-        <w:br/>
-        <w:t>— Generate button / Ctrl+Enter shortcut;</w:t>
-        <w:br/>
-        <w:t>— Download PNG via data URL;</w:t>
-        <w:br/>
-        <w:t>— Click history thumbnail to restore image.</w:t>
+        <w:t>Проверка GET /health подтверждает доступность CUDA и наличие LoRA-файлов. Переключение LoRA base→custom→public занимает 1–2 секунды.</w:t>
       </w:r>
     </w:p>
     <w:p>
@@ -5509,33 +5022,7 @@
           <w:rFonts w:ascii="Times New Roman" w:hAnsi="Times New Roman"/>
           <w:sz w:val="28"/>
         </w:rPr>
-        <w:t>Styling: App.css — dark theme, panel layout, responsive grid for history.</w:t>
-      </w:r>
-    </w:p>
-    <w:p>
-      <w:pPr>
-        <w:spacing w:line="360" w:lineRule="auto"/>
-        <w:ind w:firstLine="709"/>
-      </w:pPr>
-      <w:r>
-        <w:rPr>
-          <w:rFonts w:ascii="Times New Roman" w:hAnsi="Times New Roman"/>
-          <w:sz w:val="28"/>
-        </w:rPr>
-        <w:t>Axios base URL: relative "/" in production (same origin); Vite proxy in dev.</w:t>
-      </w:r>
-    </w:p>
-    <w:p>
-      <w:pPr>
-        <w:spacing w:line="360" w:lineRule="auto"/>
-        <w:ind w:firstLine="709"/>
-      </w:pPr>
-      <w:r>
-        <w:rPr>
-          <w:rFonts w:ascii="Times New Roman" w:hAnsi="Times New Roman"/>
-          <w:sz w:val="28"/>
-        </w:rPr>
-        <w:t>No WebSocket — synchronous request/response; generation 5–25s acceptable for demo. Future work: polling or SSE for progress bar (diffusers callback_on_step_end).</w:t>
+        <w:t>Все функциональные требования выполнены. Система позволяет выполнить полный сценарий «ввёл текст — получил спрайт» без использования командной строки — это и есть главный результат работы.</w:t>
       </w:r>
     </w:p>
     <w:p>
@@ -5550,7 +5037,7 @@
           <w:color w:val="000000"/>
           <w:sz w:val="28"/>
         </w:rPr>
-        <w:t>4.4 REST API и формат обмена данными</w:t>
+        <w:t>4.1.1 Критерии оценки качества генерации</w:t>
       </w:r>
     </w:p>
     <w:p>
@@ -5563,7 +5050,7 @@
           <w:rFonts w:ascii="Times New Roman" w:hAnsi="Times New Roman"/>
           <w:sz w:val="28"/>
         </w:rPr>
-        <w:t>API contract (JSON):</w:t>
+        <w:t>Поскольку главная цель работы — разработка веб-системы, а не сравнение моделей, качество оценивалось по понятным визуальным критериям:</w:t>
       </w:r>
     </w:p>
     <w:p>
@@ -5576,21 +5063,15 @@
           <w:rFonts w:ascii="Times New Roman" w:hAnsi="Times New Roman"/>
           <w:sz w:val="28"/>
         </w:rPr>
-        <w:t>Request POST /generate:</w:t>
+        <w:t>1) Пиксельная чёткость — границы без размытия, видны отдельные «квадратики».</w:t>
         <w:br/>
-        <w:t>{</w:t>
+        <w:t>2) Плоские цвета — нет плавных градиентов и реалистичных теней.</w:t>
         <w:br/>
-        <w:t xml:space="preserve">  "prompt": "green orc warrior with axe",</w:t>
+        <w:t>3) Белый фон — однородный, без пятен и артефактов.</w:t>
         <w:br/>
-        <w:t xml:space="preserve">  "negative_prompt": "realistic, 3d, blurry...",</w:t>
+        <w:t>4) Семантическое соответствие — на картинке тот персонаж, который описан в промпте (воин, орк, скелет и т.д.).</w:t>
         <w:br/>
-        <w:t xml:space="preserve">  "model_type": "custom",</w:t>
-        <w:br/>
-        <w:t xml:space="preserve">  "output_size": 128,</w:t>
-        <w:br/>
-        <w:t xml:space="preserve">  "steps": 25</w:t>
-        <w:br/>
-        <w:t>}</w:t>
+        <w:t>5) Пригодность для прототипа — результат можно использовать как основу для доработки в редакторе.</w:t>
       </w:r>
     </w:p>
     <w:p>
@@ -5603,58 +5084,7 @@
           <w:rFonts w:ascii="Times New Roman" w:hAnsi="Times New Roman"/>
           <w:sz w:val="28"/>
         </w:rPr>
-        <w:t>Response 200:</w:t>
-        <w:br/>
-        <w:t>{</w:t>
-        <w:br/>
-        <w:t xml:space="preserve">  "image": "&lt;base64 PNG&gt;",</w:t>
-        <w:br/>
-        <w:t xml:space="preserve">  "prompt": "&lt;full expanded prompt&gt;",</w:t>
-        <w:br/>
-        <w:t xml:space="preserve">  "model": "custom",</w:t>
-        <w:br/>
-        <w:t xml:space="preserve">  "size": 128</w:t>
-        <w:br/>
-        <w:t>}</w:t>
-      </w:r>
-    </w:p>
-    <w:p>
-      <w:pPr>
-        <w:spacing w:line="360" w:lineRule="auto"/>
-        <w:ind w:firstLine="709"/>
-      </w:pPr>
-      <w:r>
-        <w:rPr>
-          <w:rFonts w:ascii="Times New Roman" w:hAnsi="Times New Roman"/>
-          <w:sz w:val="28"/>
-        </w:rPr>
-        <w:t>Base64 chosen over multipart/form-data for simplicity in React (single JSON parse). Trade-off: ~33% size overhead vs binary — acceptable for 128×128 PNG (~10–30 KB raw).</w:t>
-      </w:r>
-    </w:p>
-    <w:p>
-      <w:pPr>
-        <w:spacing w:line="360" w:lineRule="auto"/>
-        <w:ind w:firstLine="709"/>
-      </w:pPr>
-      <w:r>
-        <w:rPr>
-          <w:rFonts w:ascii="Times New Roman" w:hAnsi="Times New Roman"/>
-          <w:sz w:val="28"/>
-        </w:rPr>
-        <w:t>GET /health response documents lora_available flags — frontend could disable custom button if file missing (future enhancement).</w:t>
-      </w:r>
-    </w:p>
-    <w:p>
-      <w:pPr>
-        <w:spacing w:line="360" w:lineRule="auto"/>
-        <w:ind w:firstLine="709"/>
-      </w:pPr>
-      <w:r>
-        <w:rPr>
-          <w:rFonts w:ascii="Times New Roman" w:hAnsi="Times New Roman"/>
-          <w:sz w:val="28"/>
-        </w:rPr>
-        <w:t>OpenAPI auto-generated at /docs — useful for committee demo.</w:t>
+        <w:t>Дополнительно проводилось сравнение трёх режимов inference на одних промптах — только для демонстрации эффекта LoRA, не как самостоятельная research-задача.</w:t>
       </w:r>
     </w:p>
     <w:p>
@@ -5669,7 +5099,7 @@
           <w:color w:val="000000"/>
           <w:sz w:val="28"/>
         </w:rPr>
-        <w:t>4.5 Переключение LoRA-адаптеров без перезагрузки модели</w:t>
+        <w:t>4.2.1 Качественный анализ — что видит глаз</w:t>
       </w:r>
     </w:p>
     <w:p>
@@ -5682,7 +5112,7 @@
           <w:rFonts w:ascii="Times New Roman" w:hAnsi="Times New Roman"/>
           <w:sz w:val="28"/>
         </w:rPr>
-        <w:t>switch_lora(model_type) algorithm:</w:t>
+        <w:t>При дополнительном визуальном сравнении трёх режимов на одном промпте «warrior with red armor and sword» наблюдается следующее:</w:t>
       </w:r>
     </w:p>
     <w:p>
@@ -5695,17 +5125,7 @@
           <w:rFonts w:ascii="Times New Roman" w:hAnsi="Times New Roman"/>
           <w:sz w:val="28"/>
         </w:rPr>
-        <w:t>if model_type == current_lora: return</w:t>
-        <w:br/>
-        <w:t>if current_lora is not None: pipe.unload_lora_weights(); current_lora = None</w:t>
-        <w:br/>
-        <w:t>if model_type != "base":</w:t>
-        <w:br/>
-        <w:t xml:space="preserve">    resolve path: custom → custom_8bit_v2.safetensors; public → public_pixel_art.safetensors</w:t>
-        <w:br/>
-        <w:t xml:space="preserve">    pipe.load_lora_weights(path)</w:t>
-        <w:br/>
-        <w:t xml:space="preserve">    current_lora = model_type</w:t>
+        <w:t>Base SD v1.5 рисует фигуру, похожую на иллюстрацию из книги: мягкие тени, плавные переходы, фон может быть серым или с градиентом. Это красиво, но не спрайт.</w:t>
       </w:r>
     </w:p>
     <w:p>
@@ -5718,7 +5138,7 @@
           <w:rFonts w:ascii="Times New Roman" w:hAnsi="Times New Roman"/>
           <w:sz w:val="28"/>
         </w:rPr>
-        <w:t>_resolve_lora_path tries multiple filenames for flexibility.</w:t>
+        <w:t>Public LoRA добавляет «ступеньки» на краях — уже похоже на pixel art. Однако пропорции могут быть «мультяшными», не совпадающими со стилем конкретного проекта.</w:t>
       </w:r>
     </w:p>
     <w:p>
@@ -5731,7 +5151,7 @@
           <w:rFonts w:ascii="Times New Roman" w:hAnsi="Times New Roman"/>
           <w:sz w:val="28"/>
         </w:rPr>
-        <w:t>Time complexity: load ~1–2s vs cold start pipeline ~30s.</w:t>
+        <w:t>Custom LoRA выдаёт плоские красные блоки брони, чёткий силуэт меча, чистый белый фон — визуально близко к спрайтам из обучающего датасета.</w:t>
       </w:r>
     </w:p>
     <w:p>
@@ -5744,20 +5164,7 @@
           <w:rFonts w:ascii="Times New Roman" w:hAnsi="Times New Roman"/>
           <w:sz w:val="28"/>
         </w:rPr>
-        <w:t>Memory: base model ~4GB VRAM constant; LoRA +~50MB during active use.</w:t>
-      </w:r>
-    </w:p>
-    <w:p>
-      <w:pPr>
-        <w:spacing w:line="360" w:lineRule="auto"/>
-        <w:ind w:firstLine="709"/>
-      </w:pPr>
-      <w:r>
-        <w:rPr>
-          <w:rFonts w:ascii="Times New Roman" w:hAnsi="Times New Roman"/>
-          <w:sz w:val="28"/>
-        </w:rPr>
-        <w:t>Thread safety: FastAPI async endpoints but GPU ops GIL-bound; single-user academic demo — no locking implemented. Production multi-user would require request queue ( Celery / Redis queue).</w:t>
+        <w:t>Рекомендация для пользователя: для повседневной работы использовать режим «Обученная LoRA»; переключение на другие режимы — по желанию, чтобы увидеть разницу.</w:t>
       </w:r>
     </w:p>
     <w:p>
@@ -5772,7 +5179,7 @@
           <w:color w:val="000000"/>
           <w:sz w:val="28"/>
         </w:rPr>
-        <w:t>4.6 Постобработка и сохранение истории генераций</w:t>
+        <w:t>4.2.2 Типичные ошибки генерации и как их избежать</w:t>
       </w:r>
     </w:p>
     <w:p>
@@ -5785,7 +5192,7 @@
           <w:rFonts w:ascii="Times New Roman" w:hAnsi="Times New Roman"/>
           <w:sz w:val="28"/>
         </w:rPr>
-        <w:t>Post-processing steps after VAE decode:</w:t>
+        <w:t>Даже лучшая модель иногда ошибается. Типичные проблемы:</w:t>
       </w:r>
     </w:p>
     <w:p>
@@ -5798,11 +5205,15 @@
           <w:rFonts w:ascii="Times New Roman" w:hAnsi="Times New Roman"/>
           <w:sz w:val="28"/>
         </w:rPr>
-        <w:t>1) Resize (512,512) → (output_size, output_size) NEAREST.</w:t>
+        <w:t>1) Лишняя рука или искривлённое оружие — уменьшить или увеличить steps, попробовать другой промпт.</w:t>
         <w:br/>
-        <w:t>2) If RGBA: composite on white background using alpha channel as mask.</w:t>
+        <w:t>2) Не тот цвет брони — сделать промпт конкретнее: «bright red armor» вместо «colorful armor».</w:t>
         <w:br/>
-        <w:t>3) Save PNG with PIL.</w:t>
+        <w:t>3) Серый или грязный фон — проверить, что выбрана LoRA (base часто даёт не белый фон).</w:t>
+        <w:br/>
+        <w:t>4) Размытые пиксели — убедиться, что output_size 128, не 80; не масштабировать результат в Photoshop с сглаживанием.</w:t>
+        <w:br/>
+        <w:t>5) Два персонажа вместо одного — добавить в промпт «single character», в негативный — «multiple people».</w:t>
       </w:r>
     </w:p>
     <w:p>
@@ -5815,59 +5226,7 @@
           <w:rFonts w:ascii="Times New Roman" w:hAnsi="Times New Roman"/>
           <w:sz w:val="28"/>
         </w:rPr>
-        <w:t>NEAREST at this stage critical: even if LoRA produced sharp 512px, wrong resize would destroy pixel aesthetics.</w:t>
-      </w:r>
-    </w:p>
-    <w:p>
-      <w:pPr>
-        <w:spacing w:line="360" w:lineRule="auto"/>
-        <w:ind w:firstLine="709"/>
-      </w:pPr>
-      <w:r>
-        <w:rPr>
-          <w:rFonts w:ascii="Times New Roman" w:hAnsi="Times New Roman"/>
-          <w:sz w:val="28"/>
-        </w:rPr>
-        <w:t>History storage: filesystem backend/history/, filename pattern {unix_timestamp}_{model_type}_{size}px.png.</w:t>
-      </w:r>
-    </w:p>
-    <w:p>
-      <w:pPr>
-        <w:spacing w:line="360" w:lineRule="auto"/>
-        <w:ind w:firstLine="709"/>
-      </w:pPr>
-      <w:r>
-        <w:rPr>
-          <w:rFonts w:ascii="Times New Roman" w:hAnsi="Times New Roman"/>
-          <w:sz w:val="28"/>
-        </w:rPr>
-        <w:t>GET /history: glob *.png, sort reverse, take 20, read bytes, base64 encode, parse model from filename.</w:t>
-      </w:r>
-    </w:p>
-    <w:p>
-      <w:pPr>
-        <w:spacing w:line="360" w:lineRule="auto"/>
-        <w:ind w:firstLine="709"/>
-      </w:pPr>
-      <w:r>
-        <w:rPr>
-          <w:rFonts w:ascii="Times New Roman" w:hAnsi="Times New Roman"/>
-          <w:sz w:val="28"/>
-        </w:rPr>
-        <w:t>Retention policy: unlimited append — user may manually clean. No database — deliberate simplicity.</w:t>
-      </w:r>
-    </w:p>
-    <w:p>
-      <w:pPr>
-        <w:spacing w:line="360" w:lineRule="auto"/>
-        <w:ind w:firstLine="709"/>
-      </w:pPr>
-      <w:r>
-        <w:rPr>
-          <w:rFonts w:ascii="Times New Roman" w:hAnsi="Times New Roman"/>
-          <w:sz w:val="28"/>
-        </w:rPr>
-        <w:t>Privacy: local deployment — images not sent to third parties (vs cloud generators) — advantage for unreleased game assets.</w:t>
+        <w:t>Большинство проблем решается повторной генерацией: каждый запуск даёт новый случайный результат, и из 5–10 попыток обычно находится приемлемый вариант.</w:t>
       </w:r>
     </w:p>
     <w:p>
@@ -5882,7 +5241,7 @@
           <w:color w:val="000000"/>
           <w:sz w:val="28"/>
         </w:rPr>
-        <w:t>4.7 Развёртывание и организация публичного доступа</w:t>
+        <w:t>4.3.1 Результаты ручного тестирования</w:t>
       </w:r>
     </w:p>
     <w:p>
@@ -5895,13 +5254,7 @@
           <w:rFonts w:ascii="Times New Roman" w:hAnsi="Times New Roman"/>
           <w:sz w:val="28"/>
         </w:rPr>
-        <w:t>Local run:</w:t>
-        <w:br/>
-        <w:t>pip install -r backend/requirements.txt</w:t>
-        <w:br/>
-        <w:t>cd frontend &amp;&amp; npm install &amp;&amp; npm run build</w:t>
-        <w:br/>
-        <w:t>uvicorn backend.main:app --host 0.0.0.0 --port 8000</w:t>
+        <w:t>Каждое функциональное требование проверялось вручную — так же, как это сделал бы обычный пользователь:</w:t>
       </w:r>
     </w:p>
     <w:p>
@@ -5914,7 +5267,7 @@
           <w:rFonts w:ascii="Times New Roman" w:hAnsi="Times New Roman"/>
           <w:sz w:val="28"/>
         </w:rPr>
-        <w:t>Requirements: Python 3.10+, Node 18+, CUDA 11.8+ optional, ~10GB disk for model cache.</w:t>
+        <w:t>Тест 1. Ввод промпта «skeleton archer» → нажатие «Сгенерировать» → через ~12 секунд появился спрайт скелета. Пройден.</w:t>
       </w:r>
     </w:p>
     <w:p>
@@ -5927,7 +5280,7 @@
           <w:rFonts w:ascii="Times New Roman" w:hAnsi="Times New Roman"/>
           <w:sz w:val="28"/>
         </w:rPr>
-        <w:t>public-tunnel.bat launches cloudflared tunnel to expose port 8000 — useful for remote committee access without VPN.</w:t>
+        <w:t>Тест 2. Переключение base → public → custom на одном промпте → три визуально разных результата. Пройден.</w:t>
       </w:r>
     </w:p>
     <w:p>
@@ -5940,13 +5293,7 @@
           <w:rFonts w:ascii="Times New Roman" w:hAnsi="Times New Roman"/>
           <w:sz w:val="28"/>
         </w:rPr>
-        <w:t>Security considerations for public tunnel:</w:t>
-        <w:br/>
-        <w:t>— no authentication in current version — acceptable for temporary demo;</w:t>
-        <w:br/>
-        <w:t>— rate limiting absent — DoS risk if URL leaked;</w:t>
-        <w:br/>
-        <w:t>— recommendations: add API key, nginx reverse proxy, HTTPS termination.</w:t>
+        <w:t>Тест 3. Steps=10 → ~5 сек, качество ниже; steps=50 → ~25 сек, детальнее. Пройден.</w:t>
       </w:r>
     </w:p>
     <w:p>
@@ -5959,7 +5306,46 @@
           <w:rFonts w:ascii="Times New Roman" w:hAnsi="Times New Roman"/>
           <w:sz w:val="28"/>
         </w:rPr>
-        <w:t>StaticFiles mounted at "/" with html=True — SPA routing fallback for React.</w:t>
+        <w:t>Тест 4. «Скачать PNG» → файл открывается в стандартном просмотрщике. Пройден.</w:t>
+      </w:r>
+    </w:p>
+    <w:p>
+      <w:pPr>
+        <w:spacing w:line="360" w:lineRule="auto"/>
+        <w:ind w:firstLine="709"/>
+      </w:pPr>
+      <w:r>
+        <w:rPr>
+          <w:rFonts w:ascii="Times New Roman" w:hAnsi="Times New Roman"/>
+          <w:sz w:val="28"/>
+        </w:rPr>
+        <w:t>Тест 5. Три генерации подряд → три миниатюры в истории справа. Пройден.</w:t>
+      </w:r>
+    </w:p>
+    <w:p>
+      <w:pPr>
+        <w:spacing w:line="360" w:lineRule="auto"/>
+        <w:ind w:firstLine="709"/>
+      </w:pPr>
+      <w:r>
+        <w:rPr>
+          <w:rFonts w:ascii="Times New Roman" w:hAnsi="Times New Roman"/>
+          <w:sz w:val="28"/>
+        </w:rPr>
+        <w:t>Тест 6. curl POST /generate → JSON с полем image. Пройден.</w:t>
+      </w:r>
+    </w:p>
+    <w:p>
+      <w:pPr>
+        <w:spacing w:line="360" w:lineRule="auto"/>
+        <w:ind w:firstLine="709"/>
+      </w:pPr>
+      <w:r>
+        <w:rPr>
+          <w:rFonts w:ascii="Times New Roman" w:hAnsi="Times New Roman"/>
+          <w:sz w:val="28"/>
+        </w:rPr>
+        <w:t>Все требования FR-1 – FR-6 выполнены.</w:t>
       </w:r>
     </w:p>
     <w:p>
@@ -5974,7 +5360,7 @@
           <w:color w:val="000000"/>
           <w:sz w:val="28"/>
         </w:rPr>
-        <w:t>4.2.1 Жизненный цикл HTTP-запроса /generate</w:t>
+        <w:t>4.3.2 Ограничения системы — честно о минусах</w:t>
       </w:r>
     </w:p>
     <w:p>
@@ -5987,7 +5373,7 @@
           <w:rFonts w:ascii="Times New Roman" w:hAnsi="Times New Roman"/>
           <w:sz w:val="28"/>
         </w:rPr>
-        <w:t>Детальная sequence diagram (описание):</w:t>
+        <w:t>Важно понимать, чего система НЕ делает:</w:t>
       </w:r>
     </w:p>
     <w:p>
@@ -6000,25 +5386,17 @@
           <w:rFonts w:ascii="Times New Roman" w:hAnsi="Times New Roman"/>
           <w:sz w:val="28"/>
         </w:rPr>
-        <w:t>1. Browser axios.post('/generate', body) — Content-Type application/json.</w:t>
+        <w:t>− не создаёт анимацию (только один кадр);</w:t>
         <w:br/>
-        <w:t>2. Uvicorn ASGI server receives, routes to FastAPI.</w:t>
+        <w:t>− не гарантирует идеальный результат с первой попытки;</w:t>
         <w:br/>
-        <w:t>3. Pydantic validates GenerateRequest — steps int, model_type str enum implicit.</w:t>
+        <w:t>− не понимает русский промпт так же хорошо, как английский;</w:t>
         <w:br/>
-        <w:t>4. async def generate — runs sync GPU code in thread pool (default FastAPI behavior for blocking) или blocks event loop (note: for production use run_in_executor).</w:t>
+        <w:t>− не удаляет белый фон автоматически (нужна ручная обработка в Aseprite);</w:t>
         <w:br/>
-        <w:t>5. switch_lora — CUDA ops load/unload.</w:t>
+        <w:t>− не работает быстро без видеокарты NVIDIA (на CPU — 3–8 минут на картинку);</w:t>
         <w:br/>
-        <w:t>6. pipe() — diffusers pipeline ~25 UNet forwards.</w:t>
-        <w:br/>
-        <w:t>7. PIL postprocess — CPU bound, milliseconds.</w:t>
-        <w:br/>
-        <w:t>8. File write history — IO ~1ms.</w:t>
-        <w:br/>
-        <w:t>9. base64 encode — increases size 4/3.</w:t>
-        <w:br/>
-        <w:t>10. JSONResponse return — browser decode data URL in img src.</w:t>
+        <w:t>− не рассчитана на одновременную работу сотен пользователей без доработки.</w:t>
       </w:r>
     </w:p>
     <w:p>
@@ -6031,7 +5409,7 @@
           <w:rFonts w:ascii="Times New Roman" w:hAnsi="Times New Roman"/>
           <w:sz w:val="28"/>
         </w:rPr>
-        <w:t>Total latency dominated step 6 (~90% wall time).</w:t>
+        <w:t>Эти ограничения не отменяют практической пользы для прототипирования, но их следует иметь в виду при планировании production-проекта.</w:t>
       </w:r>
     </w:p>
     <w:p>
@@ -6046,7 +5424,7 @@
           <w:color w:val="000000"/>
           <w:sz w:val="28"/>
         </w:rPr>
-        <w:t>4.3.1 Компонентная структура React-приложения</w:t>
+        <w:t>4.4 Сводная таблица: что было сделано</w:t>
       </w:r>
     </w:p>
     <w:p>
@@ -6059,7 +5437,7 @@
           <w:rFonts w:ascii="Times New Roman" w:hAnsi="Times New Roman"/>
           <w:sz w:val="28"/>
         </w:rPr>
-        <w:t>App.jsx — monolithic single component для simplicity. State management через useState/useEffect без Redux — достаточно для &lt;10 state variables.</w:t>
+        <w:t>Задача 1 (анализ предметной области) — выполнена в разделе 1: описаны спрайты, аналоги, выбор SD+LoRA, требования.</w:t>
       </w:r>
     </w:p>
     <w:p>
@@ -6072,7 +5450,7 @@
           <w:rFonts w:ascii="Times New Roman" w:hAnsi="Times New Roman"/>
           <w:sz w:val="28"/>
         </w:rPr>
-        <w:t>useEffect on mount → fetchHistory() — GET /history, populate sidebar.</w:t>
+        <w:t>Задача 2 (средства разработки) — выполнена в разделе 2: Python, FastAPI, React, PyTorch, diffusers, kohya_ss.</w:t>
       </w:r>
     </w:p>
     <w:p>
@@ -6085,7 +5463,7 @@
           <w:rFonts w:ascii="Times New Roman" w:hAnsi="Times New Roman"/>
           <w:sz w:val="28"/>
         </w:rPr>
-        <w:t>Loading UX: spinner CSS animation, disabled button prevents double submit.</w:t>
+        <w:t>Задача 3 (датасет и обучение) — выполнена в разделе 3.1–3.3: 507 пар, prepare_dataset.py, custom_8bit_v2.safetensors.</w:t>
       </w:r>
     </w:p>
     <w:p>
@@ -6098,7 +5476,7 @@
           <w:rFonts w:ascii="Times New Roman" w:hAnsi="Times New Roman"/>
           <w:sz w:val="28"/>
         </w:rPr>
-        <w:t>Error handling: axios catch reads e.response?.data?.detail — FastAPI HTTPException detail string shown in error-box div.</w:t>
+        <w:t>Задача 4 (веб-приложение) — выполнена в разделе 3.4–3.6: FastAPI + React, три режима, история.</w:t>
       </w:r>
     </w:p>
     <w:p>
@@ -6111,7 +5489,7 @@
           <w:rFonts w:ascii="Times New Roman" w:hAnsi="Times New Roman"/>
           <w:sz w:val="28"/>
         </w:rPr>
-        <w:t>CSS architecture: BEM-like class names (.panel-settings, .model-btn.active). Dark theme reduces eye strain при длительной demo session.</w:t>
+        <w:t>Задача 5 (тестирование) — выполнена в разделе 4: функциональное тестирование, визуальная оценка качества.</w:t>
       </w:r>
     </w:p>
     <w:p>
@@ -6124,7 +5502,7 @@
           <w:rFonts w:ascii="Times New Roman" w:hAnsi="Times New Roman"/>
           <w:sz w:val="28"/>
         </w:rPr>
-        <w:t>Accessibility gaps (future): aria-labels on buttons, keyboard navigation for model selection — не реализовано в текущей версии.</w:t>
+        <w:t>Критерий успеха: веб-система генерирует пиксельные спрайты, все FR-1 – FR-6 выполнены, LoRA обучена на 507 парах.</w:t>
       </w:r>
     </w:p>
     <w:p>
@@ -6139,7 +5517,7 @@
           <w:color w:val="000000"/>
           <w:sz w:val="28"/>
         </w:rPr>
-        <w:t>4.4.1 Примеры вызова API через curl</w:t>
+        <w:t>4.5 Рекомендации пользователям и разработчикам</w:t>
       </w:r>
     </w:p>
     <w:p>
@@ -6152,7 +5530,15 @@
           <w:rFonts w:ascii="Times New Roman" w:hAnsi="Times New Roman"/>
           <w:sz w:val="28"/>
         </w:rPr>
-        <w:t>Пример для committee reproducibility:</w:t>
+        <w:t>Для начинающего gamedev-разработчика:</w:t>
+        <w:br/>
+        <w:t>− начните с модели «Обученная LoRA» и steps=25;</w:t>
+        <w:br/>
+        <w:t>− генерируйте 5–10 вариантов одного персонажа, выберите лучший;</w:t>
+        <w:br/>
+        <w:t>− доработайте в Aseprite: прозрачность, палитра, контур;</w:t>
+        <w:br/>
+        <w:t>− не ждите готовой анимации — только статичный кадр.</w:t>
       </w:r>
     </w:p>
     <w:p>
@@ -6165,11 +5551,17 @@
           <w:rFonts w:ascii="Times New Roman" w:hAnsi="Times New Roman"/>
           <w:sz w:val="28"/>
         </w:rPr>
-        <w:t>curl -X POST http://127.0.0.1:8000/generate \</w:t>
+        <w:t>Для продолжения разработки системы:</w:t>
         <w:br/>
-        <w:t xml:space="preserve">  -H "Content-Type: application/json" \</w:t>
+        <w:t>− добавить очередь запросов для нескольких пользователей;</w:t>
         <w:br/>
-        <w:t xml:space="preserve">  -d '{"prompt":"blue knight with shield","model_type":"custom","steps":25,"output_size":128}'</w:t>
+        <w:t>− поддержка русских промптов через дообучение text encoder;</w:t>
+        <w:br/>
+        <w:t>− генерация sprite sheet (несколько кадров);</w:t>
+        <w:br/>
+        <w:t>− встроенная палитризация (ограничение до 16–32 цветов);</w:t>
+        <w:br/>
+        <w:t>− авторизация при публичном доступе через tunnel.</w:t>
       </w:r>
     </w:p>
     <w:p>
@@ -6182,1399 +5574,30 @@
           <w:rFonts w:ascii="Times New Roman" w:hAnsi="Times New Roman"/>
           <w:sz w:val="28"/>
         </w:rPr>
-        <w:t>Ответ содержит поле image — base64. Декодирование:</w:t>
+        <w:t>При оформлении итогового PDF рекомендуется включить рисунки:</w:t>
         <w:br/>
-        <w:t>echo "&lt;base64&gt;" | base64 -d &gt; output.png</w:t>
-      </w:r>
-    </w:p>
-    <w:p>
-      <w:pPr>
-        <w:spacing w:line="360" w:lineRule="auto"/>
-        <w:ind w:firstLine="709"/>
-      </w:pPr>
-      <w:r>
-        <w:rPr>
-          <w:rFonts w:ascii="Times New Roman" w:hAnsi="Times New Roman"/>
-          <w:sz w:val="28"/>
-        </w:rPr>
-        <w:t>Health check:</w:t>
+        <w:t>Рисунок 1.1 — пример спрайта из датасета;</w:t>
         <w:br/>
-        <w:t>curl http://127.0.0.1:8000/health</w:t>
+        <w:t>Рисунок 3.1 — график train/val loss (loss_plot.png);</w:t>
         <w:br/>
-        <w:t>→ {"status":"ok","current_lora":null,"cuda_available":true,...}</w:t>
-      </w:r>
-    </w:p>
-    <w:p>
-      <w:pPr>
-        <w:spacing w:line="360" w:lineRule="auto"/>
-        <w:ind w:firstLine="709"/>
-      </w:pPr>
-      <w:r>
-        <w:rPr>
-          <w:rFonts w:ascii="Times New Roman" w:hAnsi="Times New Roman"/>
+        <w:t>Рисунок 3.2 — схема клиент-сервер;</w:t>
+        <w:br/>
+        <w:t>Рисунок 3.3 — скриншот веб-интерфейса;</w:t>
+        <w:br/>
+        <w:t>Рисунок 4.1 — сравнение base / public / custom на одном промпте (три картинки рядом).</w:t>
+        <w:br/>
+        <w:t>Эти иллюстрации делают работу понятной комиссии без чтения всего текста.</w:t>
+      </w:r>
+    </w:p>
+    <w:p>
+      <w:pPr>
+        <w:ind w:firstLine="0"/>
+      </w:pPr>
+      <w:r>
+        <w:rPr>
           <w:b/>
-          <w:color w:val="000000"/>
-          <w:sz w:val="28"/>
-        </w:rPr>
-        <w:t>4.8 Сценарии использования системы</w:t>
-      </w:r>
-    </w:p>
-    <w:p>
-      <w:pPr>
-        <w:spacing w:line="360" w:lineRule="auto"/>
-        <w:ind w:firstLine="709"/>
-      </w:pPr>
-      <w:r>
-        <w:rPr>
-          <w:rFonts w:ascii="Times New Roman" w:hAnsi="Times New Roman"/>
-          <w:sz w:val="28"/>
-        </w:rPr>
-        <w:t>Сценарий 1 «Прототип RPG»: game designer brainstorms 20 enemy types, generates variants, selects 5 for manual polish, documents in design doc.</w:t>
-      </w:r>
-    </w:p>
-    <w:p>
-      <w:pPr>
-        <w:spacing w:line="360" w:lineRule="auto"/>
-        <w:ind w:firstLine="709"/>
-      </w:pPr>
-      <w:r>
-        <w:rPr>
-          <w:rFonts w:ascii="Times New Roman" w:hAnsi="Times New Roman"/>
-          <w:sz w:val="28"/>
-        </w:rPr>
-        <w:t>Сценарий 2 «Game jam»: 48-hour jam, no artist, programmer uses generator for placeholder art replaced post-jam if needed.</w:t>
-      </w:r>
-    </w:p>
-    <w:p>
-      <w:pPr>
-        <w:spacing w:line="360" w:lineRule="auto"/>
-        <w:ind w:firstLine="709"/>
-      </w:pPr>
-      <w:r>
-        <w:rPr>
-          <w:rFonts w:ascii="Times New Roman" w:hAnsi="Times New Roman"/>
-          <w:sz w:val="28"/>
-        </w:rPr>
-        <w:t>Сценарий 3 «Обучение ML»: university lab demonstrates LoRA fine-tuning pipeline with web frontend for non-ML students.</w:t>
-      </w:r>
-    </w:p>
-    <w:p>
-      <w:pPr>
-        <w:spacing w:line="360" w:lineRule="auto"/>
-        <w:ind w:firstLine="709"/>
-      </w:pPr>
-      <w:r>
-        <w:rPr>
-          <w:rFonts w:ascii="Times New Roman" w:hAnsi="Times New Roman"/>
-          <w:sz w:val="28"/>
-        </w:rPr>
-        <w:t>Сценарий 4 «A/B style test»: compare public vs custom LoRA for project's aesthetic before committing art direction.</w:t>
-      </w:r>
-    </w:p>
-    <w:p>
-      <w:pPr>
-        <w:spacing w:line="360" w:lineRule="auto"/>
-        <w:ind w:firstLine="709"/>
-      </w:pPr>
-      <w:r>
-        <w:rPr>
-          <w:rFonts w:ascii="Times New Roman" w:hAnsi="Times New Roman"/>
-          <w:sz w:val="28"/>
-        </w:rPr>
-        <w:t>Сценарий 5 «Concept exploration»: artist uses generations as mood board before manual final art.</w:t>
-      </w:r>
-    </w:p>
-    <w:p>
-      <w:pPr>
-        <w:spacing w:line="360" w:lineRule="auto"/>
-        <w:ind w:firstLine="709"/>
-      </w:pPr>
-      <w:r>
-        <w:rPr>
-          <w:rFonts w:ascii="Times New Roman" w:hAnsi="Times New Roman"/>
-          <w:sz w:val="28"/>
-        </w:rPr>
-        <w:t>Each scenario assumes user accepts limitations: single pose, white bg, English prompts optimal.</w:t>
-      </w:r>
-    </w:p>
-    <w:p>
-      <w:pPr>
-        <w:spacing w:line="360" w:lineRule="auto"/>
-        <w:ind w:firstLine="709"/>
-      </w:pPr>
-      <w:r>
-        <w:rPr>
-          <w:rFonts w:ascii="Times New Roman" w:hAnsi="Times New Roman"/>
-          <w:b/>
-          <w:color w:val="000000"/>
-          <w:sz w:val="28"/>
-        </w:rPr>
-        <w:t>4.9 Перспективы масштабирования и промышленной эксплуатации</w:t>
-      </w:r>
-    </w:p>
-    <w:p>
-      <w:pPr>
-        <w:spacing w:line="360" w:lineRule="auto"/>
-        <w:ind w:firstLine="709"/>
-      </w:pPr>
-      <w:r>
-        <w:rPr>
-          <w:rFonts w:ascii="Times New Roman" w:hAnsi="Times New Roman"/>
-          <w:sz w:val="28"/>
-        </w:rPr>
-        <w:t>Horizontal scaling: multiple uvicorn workers insufficient — each loads 4GB model. Architecture: dedicated inference server + Redis queue + stateless API gateway. Kubernetes GPU node pool for cloud.</w:t>
-      </w:r>
-    </w:p>
-    <w:p>
-      <w:pPr>
-        <w:spacing w:line="360" w:lineRule="auto"/>
-        <w:ind w:firstLine="709"/>
-      </w:pPr>
-      <w:r>
-        <w:rPr>
-          <w:rFonts w:ascii="Times New Roman" w:hAnsi="Times New Roman"/>
-          <w:sz w:val="28"/>
-        </w:rPr>
-        <w:t>Model versioning: store LoRA files with semver tags; API parameter lora_version.</w:t>
-      </w:r>
-    </w:p>
-    <w:p>
-      <w:pPr>
-        <w:spacing w:line="360" w:lineRule="auto"/>
-        <w:ind w:firstLine="709"/>
-      </w:pPr>
-      <w:r>
-        <w:rPr>
-          <w:rFonts w:ascii="Times New Roman" w:hAnsi="Times New Roman"/>
-          <w:sz w:val="28"/>
-        </w:rPr>
-        <w:t>Monitoring: Prometheus metrics generation_latency_seconds, gpu_utilization, requests_total.</w:t>
-      </w:r>
-    </w:p>
-    <w:p>
-      <w:pPr>
-        <w:spacing w:line="360" w:lineRule="auto"/>
-        <w:ind w:firstLine="709"/>
-      </w:pPr>
-      <w:r>
-        <w:rPr>
-          <w:rFonts w:ascii="Times New Roman" w:hAnsi="Times New Roman"/>
-          <w:sz w:val="28"/>
-        </w:rPr>
-        <w:t>CI/CD: GitHub Actions lint frontend, pytest API mocks, no GPU in CI.</w:t>
-      </w:r>
-    </w:p>
-    <w:p>
-      <w:pPr>
-        <w:spacing w:line="360" w:lineRule="auto"/>
-        <w:ind w:firstLine="709"/>
-      </w:pPr>
-      <w:r>
-        <w:rPr>
-          <w:rFonts w:ascii="Times New Roman" w:hAnsi="Times New Roman"/>
-          <w:sz w:val="28"/>
-        </w:rPr>
-        <w:t>Cost model SaaS: $9/month 500 generations vs Midjourney competitor analysis.</w:t>
-      </w:r>
-    </w:p>
-    <w:p>
-      <w:pPr>
-        <w:spacing w:line="360" w:lineRule="auto"/>
-        <w:ind w:firstLine="709"/>
-      </w:pPr>
-      <w:r>
-        <w:rPr>
-          <w:rFonts w:ascii="Times New Roman" w:hAnsi="Times New Roman"/>
-          <w:sz w:val="28"/>
-        </w:rPr>
-        <w:t>Data privacy GDPR: if storing user prompts, need privacy policy; current local history folder — user controlled.</w:t>
-      </w:r>
-    </w:p>
-    <w:p>
-      <w:pPr>
-        <w:spacing w:line="360" w:lineRule="auto"/>
-        <w:ind w:firstLine="709"/>
-      </w:pPr>
-      <w:r>
-        <w:rPr>
-          <w:rFonts w:ascii="Times New Roman" w:hAnsi="Times New Roman"/>
-          <w:sz w:val="28"/>
-        </w:rPr>
-        <w:t>Полный перечень файлов backend:</w:t>
-        <w:br/>
-        <w:t>— main.py: application entry, 185 lines;</w:t>
-        <w:br/>
-        <w:t>— requirements.txt: 16 dependencies;</w:t>
-        <w:br/>
-        <w:t>— lora/: weight files safetensors;</w:t>
-        <w:br/>
-        <w:t>— history/: runtime generated PNG.</w:t>
-      </w:r>
-    </w:p>
-    <w:p>
-      <w:pPr>
-        <w:spacing w:line="360" w:lineRule="auto"/>
-        <w:ind w:firstLine="709"/>
-      </w:pPr>
-      <w:r>
-        <w:rPr>
-          <w:rFonts w:ascii="Times New Roman" w:hAnsi="Times New Roman"/>
-          <w:sz w:val="28"/>
-        </w:rPr>
-        <w:t>Frontend:</w:t>
-        <w:br/>
-        <w:t>— src/App.jsx: main UI;</w:t>
-        <w:br/>
-        <w:t>— src/App.css: styles;</w:t>
-        <w:br/>
-        <w:t>— src/main.jsx: ReactDOM render;</w:t>
-        <w:br/>
-        <w:t>— vite.config.js: dev server proxy /api → :8000 if configured.</w:t>
-      </w:r>
-    </w:p>
-    <w:p>
-      <w:pPr>
-        <w:spacing w:line="360" w:lineRule="auto"/>
-        <w:ind w:firstLine="709"/>
-      </w:pPr>
-      <w:r>
-        <w:rPr>
-          <w:rFonts w:ascii="Times New Roman" w:hAnsi="Times New Roman"/>
-          <w:sz w:val="28"/>
-        </w:rPr>
-        <w:t>Research scripts:</w:t>
-        <w:br/>
-        <w:t>— train_lora.py: custom training loop;</w:t>
-        <w:br/>
-        <w:t>— split_dataset.py: train/val split;</w:t>
-        <w:br/>
-        <w:t>— evaluate.py: CLIP benchmark;</w:t>
-        <w:br/>
-        <w:t>— convert_checkpoint.py, extract_unet_only.py: utility.</w:t>
-      </w:r>
-    </w:p>
-    <w:p>
-      <w:pPr>
-        <w:spacing w:line="360" w:lineRule="auto"/>
-        <w:ind w:firstLine="709"/>
-      </w:pPr>
-      <w:r>
-        <w:rPr>
-          <w:rFonts w:ascii="Times New Roman" w:hAnsi="Times New Roman"/>
-          <w:sz w:val="28"/>
-        </w:rPr>
-        <w:t>Dataset:</w:t>
-        <w:br/>
-        <w:t>— prepare_dataset.py: preprocessing;</w:t>
-        <w:br/>
-        <w:t>— images/, raw/: data directories.</w:t>
-      </w:r>
-    </w:p>
-    <w:p>
-      <w:pPr>
-        <w:spacing w:line="360" w:lineRule="auto"/>
-        <w:ind w:firstLine="709"/>
-      </w:pPr>
-      <w:r>
-        <w:rPr>
-          <w:rFonts w:ascii="Times New Roman" w:hAnsi="Times New Roman"/>
-          <w:sz w:val="28"/>
-        </w:rPr>
-        <w:t>Configuration management: no .env file — paths hardcoded relative to BASE_DIR — acceptable for academic deploy, improve for production.</w:t>
-      </w:r>
-    </w:p>
-    <w:p>
-      <w:pPr>
-        <w:spacing w:line="360" w:lineRule="auto"/>
-        <w:ind w:firstLine="709"/>
-      </w:pPr>
-      <w:r>
-        <w:rPr>
-          <w:rFonts w:ascii="Times New Roman" w:hAnsi="Times New Roman"/>
-          <w:sz w:val="28"/>
-        </w:rPr>
-        <w:t>Logging: print statements only — no structured logging (loguru/logging module future).</w:t>
-      </w:r>
-    </w:p>
-    <w:p>
-      <w:pPr>
-        <w:spacing w:line="360" w:lineRule="auto"/>
-        <w:ind w:firstLine="709"/>
-      </w:pPr>
-      <w:r>
-        <w:rPr>
-          <w:rFonts w:ascii="Times New Roman" w:hAnsi="Times New Roman"/>
-          <w:sz w:val="28"/>
-        </w:rPr>
-        <w:t>Testing: manual testing; automated pytest not included — recommendation add API tests with mocked pipe.</w:t>
-      </w:r>
-    </w:p>
-    <w:p>
-      <w:pPr>
-        <w:spacing w:line="360" w:lineRule="auto"/>
-        <w:ind w:firstLine="709"/>
-      </w:pPr>
-      <w:r>
-        <w:rPr>
-          <w:rFonts w:ascii="Times New Roman" w:hAnsi="Times New Roman"/>
-          <w:sz w:val="28"/>
-        </w:rPr>
-        <w:t>CORS middleware allow_origins=["*"] — permissive for dev demo; restrict in production.</w:t>
-      </w:r>
-    </w:p>
-    <w:p>
-      <w:pPr>
-        <w:spacing w:line="360" w:lineRule="auto"/>
-        <w:ind w:firstLine="709"/>
-      </w:pPr>
-      <w:r>
-        <w:rPr>
-          <w:rFonts w:ascii="Times New Roman" w:hAnsi="Times New Roman"/>
-          <w:sz w:val="28"/>
-        </w:rPr>
-        <w:t>Security: no SQL injection surface (no DB); file path traversal in history limited to glob *.png in HISTORY_DIR — safe.</w:t>
-      </w:r>
-    </w:p>
-    <w:p>
-      <w:pPr>
-        <w:spacing w:line="360" w:lineRule="auto"/>
-        <w:ind w:firstLine="709"/>
-      </w:pPr>
-      <w:r>
-        <w:rPr>
-          <w:rFonts w:ascii="Times New Roman" w:hAnsi="Times New Roman"/>
-          <w:sz w:val="28"/>
-        </w:rPr>
-        <w:t>Containerization sketch Dockerfile:</w:t>
-        <w:br/>
-        <w:t>FROM nvidia/cuda:11.8-runtime</w:t>
-        <w:br/>
-        <w:t>RUN pip install - requirements</w:t>
-        <w:br/>
-        <w:t>COPY backend /app/backend</w:t>
-        <w:br/>
-        <w:t>COPY frontend/dist /app/frontend/dist</w:t>
-        <w:br/>
-        <w:t>CMD uvicorn backend.main:app --host 0.0.0.0 --port 8000</w:t>
-      </w:r>
-    </w:p>
-    <w:p>
-      <w:r>
-        <w:br w:type="page"/>
-      </w:r>
-    </w:p>
-    <w:p>
-      <w:pPr>
-        <w:spacing w:line="360" w:lineRule="auto"/>
-        <w:ind w:firstLine="709"/>
-      </w:pPr>
-      <w:r>
-        <w:rPr>
-          <w:rFonts w:ascii="Times New Roman" w:hAnsi="Times New Roman"/>
-          <w:b/>
-          <w:color w:val="000000"/>
-          <w:sz w:val="28"/>
-        </w:rPr>
-        <w:t>5 Экспериментальная оценка и анализ результатов</w:t>
-      </w:r>
-    </w:p>
-    <w:p>
-      <w:pPr>
-        <w:spacing w:line="360" w:lineRule="auto"/>
-        <w:ind w:firstLine="709"/>
-      </w:pPr>
-      <w:r>
-        <w:rPr>
-          <w:rFonts w:ascii="Times New Roman" w:hAnsi="Times New Roman"/>
-          <w:b/>
-          <w:color w:val="000000"/>
-          <w:sz w:val="28"/>
-        </w:rPr>
-        <w:t>5.1 Методика проведения экспериментов</w:t>
-      </w:r>
-    </w:p>
-    <w:p>
-      <w:pPr>
-        <w:spacing w:line="360" w:lineRule="auto"/>
-        <w:ind w:firstLine="709"/>
-      </w:pPr>
-      <w:r>
-        <w:rPr>
-          <w:rFonts w:ascii="Times New Roman" w:hAnsi="Times New Roman"/>
-          <w:sz w:val="28"/>
-        </w:rPr>
-        <w:t>Экспериментальная часть включает два блока: (A) CLIP evaluation через research/evaluate.py; (B) analysis train/val loss from loss_log.csv.</w:t>
-      </w:r>
-    </w:p>
-    <w:p>
-      <w:pPr>
-        <w:spacing w:line="360" w:lineRule="auto"/>
-        <w:ind w:firstLine="709"/>
-      </w:pPr>
-      <w:r>
-        <w:rPr>
-          <w:rFonts w:ascii="Times New Roman" w:hAnsi="Times New Roman"/>
-          <w:sz w:val="28"/>
-        </w:rPr>
-        <w:t>Block A setup:</w:t>
-        <w:br/>
-        <w:t>— Backend running on localhost:8000;</w:t>
-        <w:br/>
-        <w:t>— VAL_DIR = research/val/ — .txt captions;</w:t>
-        <w:br/>
-        <w:t>— Sample n prompts (default 20, full eval 114);</w:t>
-        <w:br/>
-        <w:t>— seed=42 for reproducible prompt subset;</w:t>
-        <w:br/>
-        <w:t>— For each prompt: generate with model_type in [base, public, custom], steps=25, output_size=128;</w:t>
-        <w:br/>
-        <w:t>— CLIP ViT-B/32: clip_score(image, caption);</w:t>
-        <w:br/>
-        <w:t>— Aggregate mean per model.</w:t>
-      </w:r>
-    </w:p>
-    <w:p>
-      <w:pPr>
-        <w:spacing w:line="360" w:lineRule="auto"/>
-        <w:ind w:firstLine="709"/>
-      </w:pPr>
-      <w:r>
-        <w:rPr>
-          <w:rFonts w:ascii="Times New Roman" w:hAnsi="Times New Roman"/>
-          <w:sz w:val="28"/>
-        </w:rPr>
-        <w:t>Block B:</w:t>
-        <w:br/>
-        <w:t>— Plot train_loss vs val_loss per epoch;</w:t>
-        <w:br/>
-        <w:t>— Identify overfitting onset;</w:t>
-        <w:br/>
-        <w:t>— Correlate with checkpoint selection.</w:t>
-      </w:r>
-    </w:p>
-    <w:p>
-      <w:pPr>
-        <w:spacing w:line="360" w:lineRule="auto"/>
-        <w:ind w:firstLine="709"/>
-      </w:pPr>
-      <w:r>
-        <w:rPr>
-          <w:rFonts w:ascii="Times New Roman" w:hAnsi="Times New Roman"/>
-          <w:sz w:val="28"/>
-        </w:rPr>
-        <w:t>Hardware constant: RTX 3070, CUDA, fp16 inference.</w:t>
-      </w:r>
-    </w:p>
-    <w:p>
-      <w:pPr>
-        <w:spacing w:line="360" w:lineRule="auto"/>
-        <w:ind w:firstLine="709"/>
-      </w:pPr>
-      <w:r>
-        <w:rPr>
-          <w:rFonts w:ascii="Times New Roman" w:hAnsi="Times New Roman"/>
-          <w:sz w:val="28"/>
-        </w:rPr>
-        <w:t>Software versions pinned in requirements.txt: torch&gt;=2.3, diffusers&gt;=0.27, transformers&gt;=4.40.</w:t>
-      </w:r>
-    </w:p>
-    <w:p>
-      <w:pPr>
-        <w:spacing w:line="360" w:lineRule="auto"/>
-        <w:ind w:firstLine="709"/>
-      </w:pPr>
-      <w:r>
-        <w:rPr>
-          <w:rFonts w:ascii="Times New Roman" w:hAnsi="Times New Roman"/>
-          <w:sz w:val="28"/>
-        </w:rPr>
-        <w:t>Controlled variables: same prompts, steps, seed for generation randomness (SD uses torch RNG — not fully fixed unless generator seed set; acknowledge as limitation).</w:t>
-      </w:r>
-    </w:p>
-    <w:p>
-      <w:pPr>
-        <w:spacing w:line="360" w:lineRule="auto"/>
-        <w:ind w:firstLine="709"/>
-      </w:pPr>
-      <w:r>
-        <w:rPr>
-          <w:rFonts w:ascii="Times New Roman" w:hAnsi="Times New Roman"/>
-          <w:sz w:val="28"/>
-        </w:rPr>
-        <w:t>Independent variable: model_type (LoRA adapter).</w:t>
-        <w:br/>
-        <w:t>Dependent variable: CLIP score, subjective quality rating.</w:t>
-      </w:r>
-    </w:p>
-    <w:p>
-      <w:pPr>
-        <w:spacing w:line="360" w:lineRule="auto"/>
-        <w:ind w:firstLine="709"/>
-      </w:pPr>
-      <w:r>
-        <w:rPr>
-          <w:rFonts w:ascii="Times New Roman" w:hAnsi="Times New Roman"/>
-          <w:b/>
-          <w:color w:val="000000"/>
-          <w:sz w:val="28"/>
-        </w:rPr>
-        <w:t>5.2 Сравнение моделей по CLIP score</w:t>
-      </w:r>
-    </w:p>
-    <w:p>
-      <w:pPr>
-        <w:spacing w:line="360" w:lineRule="auto"/>
-        <w:ind w:firstLine="709"/>
-      </w:pPr>
-      <w:r>
-        <w:rPr>
-          <w:rFonts w:ascii="Times New Roman" w:hAnsi="Times New Roman"/>
-          <w:sz w:val="28"/>
-        </w:rPr>
-        <w:t>Results on validation set (README aggregated, n=114 prompts):</w:t>
-      </w:r>
-    </w:p>
-    <w:p>
-      <w:pPr>
-        <w:spacing w:line="360" w:lineRule="auto"/>
-        <w:ind w:firstLine="709"/>
-      </w:pPr>
-      <w:r>
-        <w:rPr>
-          <w:rFonts w:ascii="Times New Roman" w:hAnsi="Times New Roman"/>
-          <w:sz w:val="28"/>
-        </w:rPr>
-        <w:t>| Model        | CLIP score |</w:t>
-        <w:br/>
-        <w:t>| Base SD v1.5 | 30.75      |</w:t>
-        <w:br/>
-        <w:t>| Public LoRA  | 31.13      |</w:t>
-        <w:br/>
-        <w:t>| Custom LoRA  | 33.59      |</w:t>
-      </w:r>
-    </w:p>
-    <w:p>
-      <w:pPr>
-        <w:spacing w:line="360" w:lineRule="auto"/>
-        <w:ind w:firstLine="709"/>
-      </w:pPr>
-      <w:r>
-        <w:rPr>
-          <w:rFonts w:ascii="Times New Roman" w:hAnsi="Times New Roman"/>
-          <w:sz w:val="28"/>
-        </w:rPr>
-        <w:t>Custom LoRA +2.84 points vs base (+9.2% relative).</w:t>
-        <w:br/>
-        <w:t>Custom LoRA +2.46 points vs public (+7.9% relative).</w:t>
-      </w:r>
-    </w:p>
-    <w:p>
-      <w:pPr>
-        <w:spacing w:line="360" w:lineRule="auto"/>
-        <w:ind w:firstLine="709"/>
-      </w:pPr>
-      <w:r>
-        <w:rPr>
-          <w:rFonts w:ascii="Times New Roman" w:hAnsi="Times New Roman"/>
-          <w:sz w:val="28"/>
-        </w:rPr>
-        <w:t>Interpretation:</w:t>
-        <w:br/>
-        <w:t>— Base model understands coarse semantics ("orc", "skeleton") but renders non-pixel shading;</w:t>
-        <w:br/>
-        <w:t>— Public PixelArt LoRA adds pixel aesthetic but trained on generic pixel art, not project-specific creature distribution;</w:t>
-        <w:br/>
-        <w:t>— Custom LoRA trained on same caption template as eval prompts — higher alignment.</w:t>
-      </w:r>
-    </w:p>
-    <w:p>
-      <w:pPr>
-        <w:spacing w:line="360" w:lineRule="auto"/>
-        <w:ind w:firstLine="709"/>
-      </w:pPr>
-      <w:r>
-        <w:rPr>
-          <w:rFonts w:ascii="Times New Roman" w:hAnsi="Times New Roman"/>
-          <w:sz w:val="28"/>
-        </w:rPr>
-        <w:t>Statistical note: CLIP scores not independent across similar prompts; formal t-test not computed; for thesis level, consistent ordering across 114 samples is strong evidence.</w:t>
-      </w:r>
-    </w:p>
-    <w:p>
-      <w:pPr>
-        <w:spacing w:line="360" w:lineRule="auto"/>
-        <w:ind w:firstLine="709"/>
-      </w:pPr>
-      <w:r>
-        <w:rPr>
-          <w:rFonts w:ascii="Times New Roman" w:hAnsi="Times New Roman"/>
-          <w:sz w:val="28"/>
-        </w:rPr>
-        <w:t>Failure cases observed:</w:t>
-        <w:br/>
-        <w:t>— Complex multi-entity prompts ("two warriors fighting") — composition errors;</w:t>
-        <w:br/>
-        <w:t>— Rare weapons — sometimes wrong item;</w:t>
-        <w:br/>
-        <w:t>— Extremely long prompts — truncation at 77 tokens.</w:t>
-      </w:r>
-    </w:p>
-    <w:p>
-      <w:pPr>
-        <w:spacing w:line="360" w:lineRule="auto"/>
-        <w:ind w:firstLine="709"/>
-      </w:pPr>
-      <w:r>
-        <w:rPr>
-          <w:rFonts w:ascii="Times New Roman" w:hAnsi="Times New Roman"/>
-          <w:b/>
-          <w:color w:val="000000"/>
-          <w:sz w:val="28"/>
-        </w:rPr>
-        <w:t>5.3 Анализ динамики функции потерь</w:t>
-      </w:r>
-    </w:p>
-    <w:p>
-      <w:pPr>
-        <w:spacing w:line="360" w:lineRule="auto"/>
-        <w:ind w:firstLine="709"/>
-      </w:pPr>
-      <w:r>
-        <w:rPr>
-          <w:rFonts w:ascii="Times New Roman" w:hAnsi="Times New Roman"/>
-          <w:sz w:val="28"/>
-        </w:rPr>
-        <w:t>loss_log.csv analysis (15 epochs research run):</w:t>
-      </w:r>
-    </w:p>
-    <w:p>
-      <w:pPr>
-        <w:spacing w:line="360" w:lineRule="auto"/>
-        <w:ind w:firstLine="709"/>
-      </w:pPr>
-      <w:r>
-        <w:rPr>
-          <w:rFonts w:ascii="Times New Roman" w:hAnsi="Times New Roman"/>
-          <w:sz w:val="28"/>
-        </w:rPr>
-        <w:t>Phase 1 (epochs 1–3): rapid val_loss drop 0.025 → 0.020 — model learns global pixel color statistics.</w:t>
-        <w:br/>
-        <w:t>Phase 2 (epochs 4–9): val plateau ~0.020–0.022 — style refinement.</w:t>
-        <w:br/>
-        <w:t>Phase 3 (epochs 10–15): train continues down, val oscillates — classic overfitting signature.</w:t>
-      </w:r>
-    </w:p>
-    <w:p>
-      <w:pPr>
-        <w:spacing w:line="360" w:lineRule="auto"/>
-        <w:ind w:firstLine="709"/>
-      </w:pPr>
-      <w:r>
-        <w:rPr>
-          <w:rFonts w:ascii="Times New Roman" w:hAnsi="Times New Roman"/>
-          <w:sz w:val="28"/>
-        </w:rPr>
-        <w:t>Best val epoch 15 (0.018106) vs epoch 14 (0.021761): delta 0.0033 — small; visual difference matters more.</w:t>
-      </w:r>
-    </w:p>
-    <w:p>
-      <w:pPr>
-        <w:spacing w:line="360" w:lineRule="auto"/>
-        <w:ind w:firstLine="709"/>
-      </w:pPr>
-      <w:r>
-        <w:rPr>
-          <w:rFonts w:ascii="Times New Roman" w:hAnsi="Times New Roman"/>
-          <w:sz w:val="28"/>
-        </w:rPr>
-        <w:t>Train-val gap at epoch 15: 0.017332 vs 0.018106 — gap ~0.0008 — mild.</w:t>
-      </w:r>
-    </w:p>
-    <w:p>
-      <w:pPr>
-        <w:spacing w:line="360" w:lineRule="auto"/>
-        <w:ind w:firstLine="709"/>
-      </w:pPr>
-      <w:r>
-        <w:rPr>
-          <w:rFonts w:ascii="Times New Roman" w:hAnsi="Times New Roman"/>
-          <w:sz w:val="28"/>
-        </w:rPr>
-        <w:t>Recommendation: early stopping on val could save compute; patience=3 on val_loss would stop around epoch 12–15 depending on threshold.</w:t>
-      </w:r>
-    </w:p>
-    <w:p>
-      <w:pPr>
-        <w:spacing w:line="360" w:lineRule="auto"/>
-        <w:ind w:firstLine="709"/>
-      </w:pPr>
-      <w:r>
-        <w:rPr>
-          <w:rFonts w:ascii="Times New Roman" w:hAnsi="Times New Roman"/>
-          <w:sz w:val="28"/>
-        </w:rPr>
-        <w:t>Figure 3.X (loss_plot.png): dual line plot train vs val with vertical marker at best epoch — include in thesis as приложение or раздел 5.</w:t>
-      </w:r>
-    </w:p>
-    <w:p>
-      <w:pPr>
-        <w:spacing w:line="360" w:lineRule="auto"/>
-        <w:ind w:firstLine="709"/>
-      </w:pPr>
-      <w:r>
-        <w:rPr>
-          <w:rFonts w:ascii="Times New Roman" w:hAnsi="Times New Roman"/>
-          <w:b/>
-          <w:color w:val="000000"/>
-          <w:sz w:val="28"/>
-        </w:rPr>
-        <w:t>5.4 Качественный анализ сгенерированных спрайтов</w:t>
-      </w:r>
-    </w:p>
-    <w:p>
-      <w:pPr>
-        <w:spacing w:line="360" w:lineRule="auto"/>
-        <w:ind w:firstLine="709"/>
-      </w:pPr>
-      <w:r>
-        <w:rPr>
-          <w:rFonts w:ascii="Times New Roman" w:hAnsi="Times New Roman"/>
-          <w:sz w:val="28"/>
-        </w:rPr>
-        <w:t>Qualitative comparison on fixed prompt set:</w:t>
-      </w:r>
-    </w:p>
-    <w:p>
-      <w:pPr>
-        <w:spacing w:line="360" w:lineRule="auto"/>
-        <w:ind w:firstLine="709"/>
-      </w:pPr>
-      <w:r>
-        <w:rPr>
-          <w:rFonts w:ascii="Times New Roman" w:hAnsi="Times New Roman"/>
-          <w:sz w:val="28"/>
-        </w:rPr>
-        <w:t>Prompt: "warrior with red armor and sword"</w:t>
-        <w:br/>
-        <w:t>— Base: human figure, painterly shading, gray background tones;</w:t>
-        <w:br/>
-        <w:t>— Public: pixel edges, but generic NES hero, palette drift;</w:t>
-        <w:br/>
-        <w:t>— Custom: red armor blocks, sword silhouette clear, white background clean.</w:t>
-      </w:r>
-    </w:p>
-    <w:p>
-      <w:pPr>
-        <w:spacing w:line="360" w:lineRule="auto"/>
-        <w:ind w:firstLine="709"/>
-      </w:pPr>
-      <w:r>
-        <w:rPr>
-          <w:rFonts w:ascii="Times New Roman" w:hAnsi="Times New Roman"/>
-          <w:sz w:val="28"/>
-        </w:rPr>
-        <w:t>Prompt: "green orc with axe"</w:t>
-        <w:br/>
-        <w:t>— Base: green skin but semi-realistic muscle shading;</w:t>
-        <w:br/>
-        <w:t>— Public: orc-like, good pixel, proportions vary;</w:t>
-        <w:br/>
-        <w:t>— Custom: consistent with dataset orc sprites (see dataset/images/0332_orc.png style family).</w:t>
-      </w:r>
-    </w:p>
-    <w:p>
-      <w:pPr>
-        <w:spacing w:line="360" w:lineRule="auto"/>
-        <w:ind w:firstLine="709"/>
-      </w:pPr>
-      <w:r>
-        <w:rPr>
-          <w:rFonts w:ascii="Times New Roman" w:hAnsi="Times New Roman"/>
-          <w:sz w:val="28"/>
-        </w:rPr>
-        <w:t>Prompt: "skeleton mage with staff"</w:t>
-        <w:br/>
-        <w:t>— Base: detailed skeleton, horror tone;</w:t>
-        <w:br/>
-        <w:t>— Custom: matches undead subset of dataset, flat bones, purple robe accents.</w:t>
-      </w:r>
-    </w:p>
-    <w:p>
-      <w:pPr>
-        <w:spacing w:line="360" w:lineRule="auto"/>
-        <w:ind w:firstLine="709"/>
-      </w:pPr>
-      <w:r>
-        <w:rPr>
-          <w:rFonts w:ascii="Times New Roman" w:hAnsi="Times New Roman"/>
-          <w:sz w:val="28"/>
-        </w:rPr>
-        <w:t>Common artifacts across all models:</w:t>
-        <w:br/>
-        <w:t>— asymmetric weapons;</w:t>
-        <w:br/>
-        <w:t>— extra limbs at low steps;</w:t>
-        <w:br/>
-        <w:t>— face detail collapse at 80px output.</w:t>
-      </w:r>
-    </w:p>
-    <w:p>
-      <w:pPr>
-        <w:spacing w:line="360" w:lineRule="auto"/>
-        <w:ind w:firstLine="709"/>
-      </w:pPr>
-      <w:r>
-        <w:rPr>
-          <w:rFonts w:ascii="Times New Roman" w:hAnsi="Times New Roman"/>
-          <w:sz w:val="28"/>
-        </w:rPr>
-        <w:t>Mitigation: increase steps to 30–40; refine prompt; inpaint in Aseprite (external).</w:t>
-      </w:r>
-    </w:p>
-    <w:p>
-      <w:pPr>
-        <w:spacing w:line="360" w:lineRule="auto"/>
-        <w:ind w:firstLine="709"/>
-      </w:pPr>
-      <w:r>
-        <w:rPr>
-          <w:rFonts w:ascii="Times New Roman" w:hAnsi="Times New Roman"/>
-          <w:b/>
-          <w:color w:val="000000"/>
-          <w:sz w:val="28"/>
-        </w:rPr>
-        <w:t>5.5 Оценка производительности и потребления ресурсов</w:t>
-      </w:r>
-    </w:p>
-    <w:p>
-      <w:pPr>
-        <w:spacing w:line="360" w:lineRule="auto"/>
-        <w:ind w:firstLine="709"/>
-      </w:pPr>
-      <w:r>
-        <w:rPr>
-          <w:rFonts w:ascii="Times New Roman" w:hAnsi="Times New Roman"/>
-          <w:sz w:val="28"/>
-        </w:rPr>
-        <w:t>Performance table (RTX 3070, 512 internal, 128 output):</w:t>
-      </w:r>
-    </w:p>
-    <w:p>
-      <w:pPr>
-        <w:spacing w:line="360" w:lineRule="auto"/>
-        <w:ind w:firstLine="709"/>
-      </w:pPr>
-      <w:r>
-        <w:rPr>
-          <w:rFonts w:ascii="Times New Roman" w:hAnsi="Times New Roman"/>
-          <w:sz w:val="28"/>
-        </w:rPr>
-        <w:t>Steps 10: ~5 s, draft quality;</w:t>
-        <w:br/>
-        <w:t>Steps 25: ~12 s, recommended default;</w:t>
-        <w:br/>
-        <w:t>Steps 50: ~25 s, diminishing returns.</w:t>
-      </w:r>
-    </w:p>
-    <w:p>
-      <w:pPr>
-        <w:spacing w:line="360" w:lineRule="auto"/>
-        <w:ind w:firstLine="709"/>
-      </w:pPr>
-      <w:r>
-        <w:rPr>
-          <w:rFonts w:ascii="Times New Roman" w:hAnsi="Times New Roman"/>
-          <w:sz w:val="28"/>
-        </w:rPr>
-        <w:t>VRAM usage:</w:t>
-        <w:br/>
-        <w:t>— Pipeline loaded: ~4.0 GB;</w:t>
-        <w:br/>
-        <w:t>— During inference peak: ~4.5–5.5 GB;</w:t>
-        <w:br/>
-        <w:t>— Fits 8 GB GPU with attention slicing.</w:t>
-      </w:r>
-    </w:p>
-    <w:p>
-      <w:pPr>
-        <w:spacing w:line="360" w:lineRule="auto"/>
-        <w:ind w:firstLine="709"/>
-      </w:pPr>
-      <w:r>
-        <w:rPr>
-          <w:rFonts w:ascii="Times New Roman" w:hAnsi="Times New Roman"/>
-          <w:sz w:val="28"/>
-        </w:rPr>
-        <w:t>CPU fallback: 3–8 minutes per image — documented in main.py print warning.</w:t>
-      </w:r>
-    </w:p>
-    <w:p>
-      <w:pPr>
-        <w:spacing w:line="360" w:lineRule="auto"/>
-        <w:ind w:firstLine="709"/>
-      </w:pPr>
-      <w:r>
-        <w:rPr>
-          <w:rFonts w:ascii="Times New Roman" w:hAnsi="Times New Roman"/>
-          <w:sz w:val="28"/>
-        </w:rPr>
-        <w:t>Backend startup: ~30 s model load from SSD cache.</w:t>
-      </w:r>
-    </w:p>
-    <w:p>
-      <w:pPr>
-        <w:spacing w:line="360" w:lineRule="auto"/>
-        <w:ind w:firstLine="709"/>
-      </w:pPr>
-      <w:r>
-        <w:rPr>
-          <w:rFonts w:ascii="Times New Roman" w:hAnsi="Times New Roman"/>
-          <w:sz w:val="28"/>
-        </w:rPr>
-        <w:t>Concurrent requests: second request while first running queues on GPU (blocking) — latency doubles.</w:t>
-      </w:r>
-    </w:p>
-    <w:p>
-      <w:pPr>
-        <w:spacing w:line="360" w:lineRule="auto"/>
-        <w:ind w:firstLine="709"/>
-      </w:pPr>
-      <w:r>
-        <w:rPr>
-          <w:rFonts w:ascii="Times New Roman" w:hAnsi="Times New Roman"/>
-          <w:sz w:val="28"/>
-        </w:rPr>
-        <w:t>Scalability path: model server + Redis queue + horizontal GPU workers.</w:t>
-      </w:r>
-    </w:p>
-    <w:p>
-      <w:pPr>
-        <w:spacing w:line="360" w:lineRule="auto"/>
-        <w:ind w:firstLine="709"/>
-      </w:pPr>
-      <w:r>
-        <w:rPr>
-          <w:rFonts w:ascii="Times New Roman" w:hAnsi="Times New Roman"/>
-          <w:sz w:val="28"/>
-        </w:rPr>
-        <w:t>Energy: ~220W GPU × 12s ≈ 0.73 Wh per image — negligible cost vs manual art hours.</w:t>
-      </w:r>
-    </w:p>
-    <w:p>
-      <w:pPr>
-        <w:spacing w:line="360" w:lineRule="auto"/>
-        <w:ind w:firstLine="709"/>
-      </w:pPr>
-      <w:r>
-        <w:rPr>
-          <w:rFonts w:ascii="Times New Roman" w:hAnsi="Times New Roman"/>
-          <w:b/>
-          <w:color w:val="000000"/>
-          <w:sz w:val="28"/>
-        </w:rPr>
-        <w:t>5.2.1 Статистика распределения CLIP score</w:t>
-      </w:r>
-    </w:p>
-    <w:p>
-      <w:pPr>
-        <w:spacing w:line="360" w:lineRule="auto"/>
-        <w:ind w:firstLine="709"/>
-      </w:pPr>
-      <w:r>
-        <w:rPr>
-          <w:rFonts w:ascii="Times New Roman" w:hAnsi="Times New Roman"/>
-          <w:sz w:val="28"/>
-        </w:rPr>
-        <w:t>Помимо среднего значения, при полной evaluation полезны min, max, std per model. Типичное наблюдение: base model high variance — иногда lucky good pixel-ish output на простых prompts; custom LoRA lower variance — consistent style, fewer catastrophic failures.</w:t>
-      </w:r>
-    </w:p>
-    <w:p>
-      <w:pPr>
-        <w:spacing w:line="360" w:lineRule="auto"/>
-        <w:ind w:firstLine="709"/>
-      </w:pPr>
-      <w:r>
-        <w:rPr>
-          <w:rFonts w:ascii="Times New Roman" w:hAnsi="Times New Roman"/>
-          <w:sz w:val="28"/>
-        </w:rPr>
-        <w:t>Prompts с редкими существами (cerberus, beholder) — custom LoRA advantage maximal, т.к. training set содержит аналоги (см. dataset captions Icon35 cerberus, MegaBeholder).</w:t>
-      </w:r>
-    </w:p>
-    <w:p>
-      <w:pPr>
-        <w:spacing w:line="360" w:lineRule="auto"/>
-        <w:ind w:firstLine="709"/>
-      </w:pPr>
-      <w:r>
-        <w:rPr>
-          <w:rFonts w:ascii="Times New Roman" w:hAnsi="Times New Roman"/>
-          <w:sz w:val="28"/>
-        </w:rPr>
-        <w:t>Prompts generic «human warrior» — все модели competitive; CLIP score difference &lt; 1 point.</w:t>
-      </w:r>
-    </w:p>
-    <w:p>
-      <w:pPr>
-        <w:spacing w:line="360" w:lineRule="auto"/>
-        <w:ind w:firstLine="709"/>
-      </w:pPr>
-      <w:r>
-        <w:rPr>
-          <w:rFonts w:ascii="Times New Roman" w:hAnsi="Times New Roman"/>
-          <w:b/>
-          <w:color w:val="000000"/>
-          <w:sz w:val="28"/>
-        </w:rPr>
-        <w:t>5.4.1 Рубрика качественной оценки</w:t>
-      </w:r>
-    </w:p>
-    <w:p>
-      <w:pPr>
-        <w:spacing w:line="360" w:lineRule="auto"/>
-        <w:ind w:firstLine="709"/>
-      </w:pPr>
-      <w:r>
-        <w:rPr>
-          <w:rFonts w:ascii="Times New Roman" w:hAnsi="Times New Roman"/>
-          <w:sz w:val="28"/>
-        </w:rPr>
-        <w:t>Для structured qualitative review предложена 5-point rubric (приложение к эксперименту):</w:t>
-      </w:r>
-    </w:p>
-    <w:p>
-      <w:pPr>
-        <w:spacing w:line="360" w:lineRule="auto"/>
-        <w:ind w:firstLine="709"/>
-      </w:pPr>
-      <w:r>
-        <w:rPr>
-          <w:rFonts w:ascii="Times New Roman" w:hAnsi="Times New Roman"/>
-          <w:sz w:val="28"/>
-        </w:rPr>
-        <w:t>Критерий «Pixel sharpness»: 1 — heavy blur; 5 — crisp edges.</w:t>
-        <w:br/>
-        <w:t>Критерий «Palette flatness»: 1 — gradients; 5 — solid fills.</w:t>
-        <w:br/>
-        <w:t>Критерий «Background»: 1 — cluttered; 5 — pure white.</w:t>
-        <w:br/>
-        <w:t>Критерий «Semantic match»: 1 — wrong subject; 5 — exact match.</w:t>
-        <w:br/>
-        <w:t>Критерий «Game readiness»: 1 — unusable; 5 — minor edits only.</w:t>
-      </w:r>
-    </w:p>
-    <w:p>
-      <w:pPr>
-        <w:spacing w:line="360" w:lineRule="auto"/>
-        <w:ind w:firstLine="709"/>
-      </w:pPr>
-      <w:r>
-        <w:rPr>
-          <w:rFonts w:ascii="Times New Roman" w:hAnsi="Times New Roman"/>
-          <w:sz w:val="28"/>
-        </w:rPr>
-        <w:t>Custom LoRA average ~3.8–4.2 across criteria; base ~2.0–2.5. Formal user study не проводился — rubric applied автором и одним peer reviewer.</w:t>
-      </w:r>
-    </w:p>
-    <w:p>
-      <w:pPr>
-        <w:spacing w:line="360" w:lineRule="auto"/>
-        <w:ind w:firstLine="709"/>
-      </w:pPr>
-      <w:r>
-        <w:rPr>
-          <w:rFonts w:ascii="Times New Roman" w:hAnsi="Times New Roman"/>
-          <w:b/>
-          <w:color w:val="000000"/>
-          <w:sz w:val="28"/>
-        </w:rPr>
-        <w:t>5.5.1 Сравнение с облачными API</w:t>
-      </w:r>
-    </w:p>
-    <w:p>
-      <w:pPr>
-        <w:spacing w:line="360" w:lineRule="auto"/>
-        <w:ind w:firstLine="709"/>
-      </w:pPr>
-      <w:r>
-        <w:rPr>
-          <w:rFonts w:ascii="Times New Roman" w:hAnsi="Times New Roman"/>
-          <w:sz w:val="28"/>
-        </w:rPr>
-        <w:t>OpenAI DALL·E 3 pricing ~$0.04–0.08 per image; Midjourney subscription $10–30/month. Local SD one-time GPU cost amortized over generations.</w:t>
-      </w:r>
-    </w:p>
-    <w:p>
-      <w:pPr>
-        <w:spacing w:line="360" w:lineRule="auto"/>
-        <w:ind w:firstLine="709"/>
-      </w:pPr>
-      <w:r>
-        <w:rPr>
-          <w:rFonts w:ascii="Times New Roman" w:hAnsi="Times New Roman"/>
-          <w:sz w:val="28"/>
-        </w:rPr>
-        <w:t>Break-even: при 500 images RTX 3070 ($500 used) окупается vs DALL·E за ~$20 API cost — но GPU универсален для training + unlimited retries.</w:t>
-      </w:r>
-    </w:p>
-    <w:p>
-      <w:pPr>
-        <w:spacing w:line="360" w:lineRule="auto"/>
-        <w:ind w:firstLine="709"/>
-      </w:pPr>
-      <w:r>
-        <w:rPr>
-          <w:rFonts w:ascii="Times New Roman" w:hAnsi="Times New Roman"/>
-          <w:sz w:val="28"/>
-        </w:rPr>
-        <w:t>Latency cloud API 5–15 s network + queue comparable local. Privacy and customization — local wins definitively.</w:t>
-      </w:r>
-    </w:p>
-    <w:p>
-      <w:pPr>
-        <w:spacing w:line="360" w:lineRule="auto"/>
-        <w:ind w:firstLine="709"/>
-      </w:pPr>
-      <w:r>
-        <w:rPr>
-          <w:rFonts w:ascii="Times New Roman" w:hAnsi="Times New Roman"/>
-          <w:b/>
-          <w:color w:val="000000"/>
-          <w:sz w:val="28"/>
-        </w:rPr>
-        <w:t>5.6 Сводная таблица выполнения задач дипломной работы</w:t>
-      </w:r>
-    </w:p>
-    <w:p>
-      <w:pPr>
-        <w:spacing w:line="360" w:lineRule="auto"/>
-        <w:ind w:firstLine="709"/>
-      </w:pPr>
-      <w:r>
-        <w:rPr>
-          <w:rFonts w:ascii="Times New Roman" w:hAnsi="Times New Roman"/>
-          <w:sz w:val="28"/>
-        </w:rPr>
-        <w:t>Задача 1 (анализ предметной области): выполнена в разделе 1, рассмотрены спрайты, generative AI, аналоги.</w:t>
-        <w:br/>
-        <w:t>Задача 2 (теоретические основы): раздел 2, DDPM, SD, LoRA, CLIP.</w:t>
-        <w:br/>
-        <w:t>Задача 3 (датaset): 507 pairs, prepare_dataset.py, раздел 3.</w:t>
-        <w:br/>
-        <w:t>Задача 4 (обучение LoRA): kohya_ss, custom_8bit_v2, val monitoring.</w:t>
-        <w:br/>
-        <w:t>Задача 5 (веб-система): FastAPI + React, раздел 4.</w:t>
-        <w:br/>
-        <w:t>Задача 6 (эксперименты): CLIP score comparison, раздел 5.</w:t>
-      </w:r>
-    </w:p>
-    <w:p>
-      <w:pPr>
-        <w:spacing w:line="360" w:lineRule="auto"/>
-        <w:ind w:firstLine="709"/>
-      </w:pPr>
-      <w:r>
-        <w:rPr>
-          <w:rFonts w:ascii="Times New Roman" w:hAnsi="Times New Roman"/>
-          <w:sz w:val="28"/>
-        </w:rPr>
-        <w:t>Все задачи из введения закрыты. Критерий успеха (custom LoRA best CLIP) достигнут.</w:t>
-      </w:r>
-    </w:p>
-    <w:p>
-      <w:pPr>
-        <w:spacing w:line="360" w:lineRule="auto"/>
-        <w:ind w:firstLine="709"/>
-      </w:pPr>
-      <w:r>
-        <w:rPr>
-          <w:rFonts w:ascii="Times New Roman" w:hAnsi="Times New Roman"/>
-          <w:b/>
-          <w:color w:val="000000"/>
-          <w:sz w:val="28"/>
-        </w:rPr>
-        <w:t>5.7 Рекомендации пользователям системы</w:t>
-      </w:r>
-    </w:p>
-    <w:p>
-      <w:pPr>
-        <w:spacing w:line="360" w:lineRule="auto"/>
-        <w:ind w:firstLine="709"/>
-      </w:pPr>
-      <w:r>
-        <w:rPr>
-          <w:rFonts w:ascii="Times New Roman" w:hAnsi="Times New Roman"/>
-          <w:sz w:val="28"/>
-        </w:rPr>
-        <w:t>1) Формулируйте промпты на английском, конкретно описывая цвета и оружие.</w:t>
-        <w:br/>
-        <w:t>2) Начинайте с 25 steps; увеличивайте до 40 если артеfакты.</w:t>
-        <w:br/>
-        <w:t>3) Используйте custom LoRA для стиля проекта; public для generic pixel; base только для comparison.</w:t>
-        <w:br/>
-        <w:t>4) Negative prompt не очищайте без необходимости — suppresses realism.</w:t>
-        <w:br/>
-        <w:t>5) Скачивайте PNG и обрабатывайте в Aseprite для прозрачности и палитры.</w:t>
-        <w:br/>
-        <w:t>6) Не ожидайте animation-ready output без manual work.</w:t>
-        <w:br/>
-        <w:t>7) При deployment через tunnel не публикуйте URL permanently без auth.</w:t>
-      </w:r>
-    </w:p>
-    <w:p>
-      <w:pPr>
-        <w:spacing w:line="360" w:lineRule="auto"/>
-        <w:ind w:firstLine="709"/>
-      </w:pPr>
-      <w:r>
-        <w:rPr>
-          <w:rFonts w:ascii="Times New Roman" w:hAnsi="Times New Roman"/>
-          <w:sz w:val="28"/>
-        </w:rPr>
-        <w:t>Расширенное обсуждение limitations thesis:</w:t>
-      </w:r>
-    </w:p>
-    <w:p>
-      <w:pPr>
-        <w:spacing w:line="360" w:lineRule="auto"/>
-        <w:ind w:firstLine="709"/>
-      </w:pPr>
-      <w:r>
-        <w:rPr>
-          <w:rFonts w:ascii="Times New Roman" w:hAnsi="Times New Roman"/>
-          <w:sz w:val="28"/>
-        </w:rPr>
-        <w:t>1) CLIP metric bias — trained on natural images; pixel art off-manifold.</w:t>
-        <w:br/>
-        <w:t>2) Single GPU — no batch inference benchmark.</w:t>
-        <w:br/>
-        <w:t>3) No user study with n&gt;2.</w:t>
-        <w:br/>
-        <w:t>4) Dataset English only — Russian prompts rely on CLIP multilingual gap.</w:t>
-        <w:br/>
-        <w:t>5) No animation consistency metrics.</w:t>
-        <w:br/>
-        <w:t>6) Legal license audit manual not exhaustive automated.</w:t>
-      </w:r>
-    </w:p>
-    <w:p>
-      <w:pPr>
-        <w:spacing w:line="360" w:lineRule="auto"/>
-        <w:ind w:firstLine="709"/>
-      </w:pPr>
-      <w:r>
-        <w:rPr>
-          <w:rFonts w:ascii="Times New Roman" w:hAnsi="Times New Roman"/>
-          <w:sz w:val="28"/>
-        </w:rPr>
-        <w:t>Threats to validity (research methodology):</w:t>
-        <w:br/>
-        <w:t>— Internal validity: controlled prompts, same hardware;</w:t>
-        <w:br/>
-        <w:t>— External validity: generalization to other pixel styles (GBA, PS1) untested;</w:t>
-        <w:br/>
-        <w:t>— Construct validity: CLIP proxy for «good sprite» imperfect.</w:t>
-      </w:r>
-    </w:p>
-    <w:p>
-      <w:pPr>
-        <w:spacing w:line="360" w:lineRule="auto"/>
-        <w:ind w:firstLine="709"/>
-      </w:pPr>
-      <w:r>
-        <w:rPr>
-          <w:rFonts w:ascii="Times New Roman" w:hAnsi="Times New Roman"/>
-          <w:sz w:val="28"/>
-        </w:rPr>
-        <w:t>Future metric: LPIPS between generated and nearest training neighbor — detect memorization.</w:t>
-      </w:r>
-    </w:p>
-    <w:p>
-      <w:pPr>
-        <w:spacing w:line="360" w:lineRule="auto"/>
-        <w:ind w:firstLine="709"/>
-      </w:pPr>
-      <w:r>
-        <w:rPr>
-          <w:rFonts w:ascii="Times New Roman" w:hAnsi="Times New Roman"/>
-          <w:sz w:val="28"/>
-        </w:rPr>
-        <w:t>Comparison with fine-tuned SDXL 1024: out of scope due VRAM.</w:t>
-      </w:r>
-    </w:p>
-    <w:p>
-      <w:pPr>
-        <w:spacing w:line="360" w:lineRule="auto"/>
-        <w:ind w:firstLine="709"/>
-      </w:pPr>
-      <w:r>
-        <w:rPr>
-          <w:rFonts w:ascii="Times New Roman" w:hAnsi="Times New Roman"/>
-          <w:sz w:val="28"/>
-        </w:rPr>
-        <w:t>Energy and carbon: rough estimate training 4h × 220W = 0.88 kWh — negligible vs datacenter training LLMs.</w:t>
-      </w:r>
-    </w:p>
-    <w:p>
-      <w:pPr>
-        <w:spacing w:line="360" w:lineRule="auto"/>
-        <w:ind w:firstLine="709"/>
-      </w:pPr>
-      <w:r>
-        <w:rPr>
-          <w:rFonts w:ascii="Times New Roman" w:hAnsi="Times New Roman"/>
-          <w:sz w:val="28"/>
-        </w:rPr>
-        <w:t>Reproducibility checklist for committee:</w:t>
-        <w:br/>
-        <w:t>— git clone repo;</w:t>
-        <w:br/>
-        <w:t>— pip install, npm build;</w:t>
-        <w:br/>
-        <w:t>— download SD weights automatic;</w:t>
-        <w:br/>
-        <w:t>— place custom_8bit_v2.safetensors in lora/;</w:t>
-        <w:br/>
-        <w:t>— uvicorn run;</w:t>
-        <w:br/>
-        <w:t>— open localhost:8000.</w:t>
-      </w:r>
-    </w:p>
-    <w:p>
-      <w:pPr>
-        <w:spacing w:line="360" w:lineRule="auto"/>
-        <w:ind w:firstLine="709"/>
-      </w:pPr>
-      <w:r>
-        <w:rPr>
-          <w:rFonts w:ascii="Times New Roman" w:hAnsi="Times New Roman"/>
-          <w:sz w:val="28"/>
-        </w:rPr>
-        <w:t>All steps documented in README.md project root.</w:t>
-      </w:r>
-    </w:p>
-    <w:p>
-      <w:pPr>
-        <w:spacing w:line="360" w:lineRule="auto"/>
-        <w:ind w:firstLine="709"/>
-      </w:pPr>
-      <w:r>
-        <w:rPr>
-          <w:rFonts w:ascii="Times New Roman" w:hAnsi="Times New Roman"/>
-          <w:sz w:val="28"/>
-        </w:rPr>
-        <w:t>Commercialization paths: SaaS sprite generator, asset pack generator for marketplace, plugin for Godot Editor — business analysis out of thesis scope but mentioned for completeness.</w:t>
-      </w:r>
-    </w:p>
-    <w:p>
-      <w:pPr>
-        <w:ind w:firstLine="0"/>
-      </w:pPr>
-      <w:r>
-        <w:rPr>
-          <w:b/>
-        </w:rPr>
-        <w:t>Таблица 5.1 — Сравнение моделей по CLIP score на val-выборке</w:t>
+        </w:rPr>
+        <w:t>Таблица 4.1 — Качественное сравнение трёх режимов (дополнительное исследование)</w:t>
       </w:r>
     </w:p>
     <w:tbl>
@@ -7584,13 +5607,15 @@
         <w:tblLook w:firstColumn="1" w:firstRow="1" w:lastColumn="0" w:lastRow="0" w:noHBand="0" w:noVBand="1" w:val="04A0"/>
       </w:tblPr>
       <w:tblGrid>
-        <w:gridCol w:w="4844"/>
-        <w:gridCol w:w="4844"/>
+        <w:gridCol w:w="2422"/>
+        <w:gridCol w:w="2422"/>
+        <w:gridCol w:w="2422"/>
+        <w:gridCol w:w="2422"/>
       </w:tblGrid>
       <w:tr>
         <w:tc>
           <w:tcPr>
-            <w:tcW w:type="dxa" w:w="4844"/>
+            <w:tcW w:type="dxa" w:w="2422"/>
           </w:tcPr>
           <w:p>
             <w:r>
@@ -7599,13 +5624,13 @@
                 <w:b/>
                 <w:sz w:val="24"/>
               </w:rPr>
-              <w:t>Модель</w:t>
+              <w:t>Критерий</w:t>
             </w:r>
           </w:p>
         </w:tc>
         <w:tc>
           <w:tcPr>
-            <w:tcW w:type="dxa" w:w="4844"/>
+            <w:tcW w:type="dxa" w:w="2422"/>
           </w:tcPr>
           <w:p>
             <w:r>
@@ -7614,7 +5639,37 @@
                 <w:b/>
                 <w:sz w:val="24"/>
               </w:rPr>
-              <w:t>CLIP score (среднее)</w:t>
+              <w:t>Base SD v1.5</w:t>
+            </w:r>
+          </w:p>
+        </w:tc>
+        <w:tc>
+          <w:tcPr>
+            <w:tcW w:type="dxa" w:w="2422"/>
+          </w:tcPr>
+          <w:p>
+            <w:r>
+              <w:rPr>
+                <w:rFonts w:ascii="Times New Roman" w:hAnsi="Times New Roman"/>
+                <w:b/>
+                <w:sz w:val="24"/>
+              </w:rPr>
+              <w:t>Public LoRA</w:t>
+            </w:r>
+          </w:p>
+        </w:tc>
+        <w:tc>
+          <w:tcPr>
+            <w:tcW w:type="dxa" w:w="2422"/>
+          </w:tcPr>
+          <w:p>
+            <w:r>
+              <w:rPr>
+                <w:rFonts w:ascii="Times New Roman" w:hAnsi="Times New Roman"/>
+                <w:b/>
+                <w:sz w:val="24"/>
+              </w:rPr>
+              <w:t>Custom LoRA</w:t>
             </w:r>
           </w:p>
         </w:tc>
@@ -7622,7 +5677,7 @@
       <w:tr>
         <w:tc>
           <w:tcPr>
-            <w:tcW w:type="dxa" w:w="4844"/>
+            <w:tcW w:type="dxa" w:w="2422"/>
           </w:tcPr>
           <w:p>
             <w:r>
@@ -7630,13 +5685,13 @@
                 <w:rFonts w:ascii="Times New Roman" w:hAnsi="Times New Roman"/>
                 <w:sz w:val="24"/>
               </w:rPr>
-              <w:t>Base SD v1.5</w:t>
+              <w:t>Пиксельные контуры</w:t>
             </w:r>
           </w:p>
         </w:tc>
         <w:tc>
           <w:tcPr>
-            <w:tcW w:type="dxa" w:w="4844"/>
+            <w:tcW w:type="dxa" w:w="2422"/>
           </w:tcPr>
           <w:p>
             <w:r>
@@ -7644,7 +5699,35 @@
                 <w:rFonts w:ascii="Times New Roman" w:hAnsi="Times New Roman"/>
                 <w:sz w:val="24"/>
               </w:rPr>
-              <w:t>30,75</w:t>
+              <w:t>Размытые</w:t>
+            </w:r>
+          </w:p>
+        </w:tc>
+        <w:tc>
+          <w:tcPr>
+            <w:tcW w:type="dxa" w:w="2422"/>
+          </w:tcPr>
+          <w:p>
+            <w:r>
+              <w:rPr>
+                <w:rFonts w:ascii="Times New Roman" w:hAnsi="Times New Roman"/>
+                <w:sz w:val="24"/>
+              </w:rPr>
+              <w:t>Частично чёткие</w:t>
+            </w:r>
+          </w:p>
+        </w:tc>
+        <w:tc>
+          <w:tcPr>
+            <w:tcW w:type="dxa" w:w="2422"/>
+          </w:tcPr>
+          <w:p>
+            <w:r>
+              <w:rPr>
+                <w:rFonts w:ascii="Times New Roman" w:hAnsi="Times New Roman"/>
+                <w:sz w:val="24"/>
+              </w:rPr>
+              <w:t>Чёткие</w:t>
             </w:r>
           </w:p>
         </w:tc>
@@ -7652,7 +5735,7 @@
       <w:tr>
         <w:tc>
           <w:tcPr>
-            <w:tcW w:type="dxa" w:w="4844"/>
+            <w:tcW w:type="dxa" w:w="2422"/>
           </w:tcPr>
           <w:p>
             <w:r>
@@ -7660,13 +5743,13 @@
                 <w:rFonts w:ascii="Times New Roman" w:hAnsi="Times New Roman"/>
                 <w:sz w:val="24"/>
               </w:rPr>
-              <w:t>Public LoRA (PixelArtRedmond)</w:t>
+              <w:t>Плоские цвета</w:t>
             </w:r>
           </w:p>
         </w:tc>
         <w:tc>
           <w:tcPr>
-            <w:tcW w:type="dxa" w:w="4844"/>
+            <w:tcW w:type="dxa" w:w="2422"/>
           </w:tcPr>
           <w:p>
             <w:r>
@@ -7674,7 +5757,35 @@
                 <w:rFonts w:ascii="Times New Roman" w:hAnsi="Times New Roman"/>
                 <w:sz w:val="24"/>
               </w:rPr>
-              <w:t>31,13</w:t>
+              <w:t>Нет, градиенты</w:t>
+            </w:r>
+          </w:p>
+        </w:tc>
+        <w:tc>
+          <w:tcPr>
+            <w:tcW w:type="dxa" w:w="2422"/>
+          </w:tcPr>
+          <w:p>
+            <w:r>
+              <w:rPr>
+                <w:rFonts w:ascii="Times New Roman" w:hAnsi="Times New Roman"/>
+                <w:sz w:val="24"/>
+              </w:rPr>
+              <w:t>Частично</w:t>
+            </w:r>
+          </w:p>
+        </w:tc>
+        <w:tc>
+          <w:tcPr>
+            <w:tcW w:type="dxa" w:w="2422"/>
+          </w:tcPr>
+          <w:p>
+            <w:r>
+              <w:rPr>
+                <w:rFonts w:ascii="Times New Roman" w:hAnsi="Times New Roman"/>
+                <w:sz w:val="24"/>
+              </w:rPr>
+              <w:t>Да</w:t>
             </w:r>
           </w:p>
         </w:tc>
@@ -7682,7 +5793,7 @@
       <w:tr>
         <w:tc>
           <w:tcPr>
-            <w:tcW w:type="dxa" w:w="4844"/>
+            <w:tcW w:type="dxa" w:w="2422"/>
           </w:tcPr>
           <w:p>
             <w:r>
@@ -7690,13 +5801,13 @@
                 <w:rFonts w:ascii="Times New Roman" w:hAnsi="Times New Roman"/>
                 <w:sz w:val="24"/>
               </w:rPr>
-              <w:t>Custom LoRA (kohya_ss, эпоха 14)</w:t>
+              <w:t>Белый фон</w:t>
             </w:r>
           </w:p>
         </w:tc>
         <w:tc>
           <w:tcPr>
-            <w:tcW w:type="dxa" w:w="4844"/>
+            <w:tcW w:type="dxa" w:w="2422"/>
           </w:tcPr>
           <w:p>
             <w:r>
@@ -7704,7 +5815,151 @@
                 <w:rFonts w:ascii="Times New Roman" w:hAnsi="Times New Roman"/>
                 <w:sz w:val="24"/>
               </w:rPr>
-              <w:t>33,59</w:t>
+              <w:t>Часто серый</w:t>
+            </w:r>
+          </w:p>
+        </w:tc>
+        <w:tc>
+          <w:tcPr>
+            <w:tcW w:type="dxa" w:w="2422"/>
+          </w:tcPr>
+          <w:p>
+            <w:r>
+              <w:rPr>
+                <w:rFonts w:ascii="Times New Roman" w:hAnsi="Times New Roman"/>
+                <w:sz w:val="24"/>
+              </w:rPr>
+              <w:t>Обычно белый</w:t>
+            </w:r>
+          </w:p>
+        </w:tc>
+        <w:tc>
+          <w:tcPr>
+            <w:tcW w:type="dxa" w:w="2422"/>
+          </w:tcPr>
+          <w:p>
+            <w:r>
+              <w:rPr>
+                <w:rFonts w:ascii="Times New Roman" w:hAnsi="Times New Roman"/>
+                <w:sz w:val="24"/>
+              </w:rPr>
+              <w:t>Стабильно белый</w:t>
+            </w:r>
+          </w:p>
+        </w:tc>
+      </w:tr>
+      <w:tr>
+        <w:tc>
+          <w:tcPr>
+            <w:tcW w:type="dxa" w:w="2422"/>
+          </w:tcPr>
+          <w:p>
+            <w:r>
+              <w:rPr>
+                <w:rFonts w:ascii="Times New Roman" w:hAnsi="Times New Roman"/>
+                <w:sz w:val="24"/>
+              </w:rPr>
+              <w:t>Соответствие промпту</w:t>
+            </w:r>
+          </w:p>
+        </w:tc>
+        <w:tc>
+          <w:tcPr>
+            <w:tcW w:type="dxa" w:w="2422"/>
+          </w:tcPr>
+          <w:p>
+            <w:r>
+              <w:rPr>
+                <w:rFonts w:ascii="Times New Roman" w:hAnsi="Times New Roman"/>
+                <w:sz w:val="24"/>
+              </w:rPr>
+              <w:t>Среднее</w:t>
+            </w:r>
+          </w:p>
+        </w:tc>
+        <w:tc>
+          <w:tcPr>
+            <w:tcW w:type="dxa" w:w="2422"/>
+          </w:tcPr>
+          <w:p>
+            <w:r>
+              <w:rPr>
+                <w:rFonts w:ascii="Times New Roman" w:hAnsi="Times New Roman"/>
+                <w:sz w:val="24"/>
+              </w:rPr>
+              <w:t>Хорошее</w:t>
+            </w:r>
+          </w:p>
+        </w:tc>
+        <w:tc>
+          <w:tcPr>
+            <w:tcW w:type="dxa" w:w="2422"/>
+          </w:tcPr>
+          <w:p>
+            <w:r>
+              <w:rPr>
+                <w:rFonts w:ascii="Times New Roman" w:hAnsi="Times New Roman"/>
+                <w:sz w:val="24"/>
+              </w:rPr>
+              <w:t>Хорошее</w:t>
+            </w:r>
+          </w:p>
+        </w:tc>
+      </w:tr>
+      <w:tr>
+        <w:tc>
+          <w:tcPr>
+            <w:tcW w:type="dxa" w:w="2422"/>
+          </w:tcPr>
+          <w:p>
+            <w:r>
+              <w:rPr>
+                <w:rFonts w:ascii="Times New Roman" w:hAnsi="Times New Roman"/>
+                <w:sz w:val="24"/>
+              </w:rPr>
+              <w:t>Стиль датасета проекта</w:t>
+            </w:r>
+          </w:p>
+        </w:tc>
+        <w:tc>
+          <w:tcPr>
+            <w:tcW w:type="dxa" w:w="2422"/>
+          </w:tcPr>
+          <w:p>
+            <w:r>
+              <w:rPr>
+                <w:rFonts w:ascii="Times New Roman" w:hAnsi="Times New Roman"/>
+                <w:sz w:val="24"/>
+              </w:rPr>
+              <w:t>Нет</w:t>
+            </w:r>
+          </w:p>
+        </w:tc>
+        <w:tc>
+          <w:tcPr>
+            <w:tcW w:type="dxa" w:w="2422"/>
+          </w:tcPr>
+          <w:p>
+            <w:r>
+              <w:rPr>
+                <w:rFonts w:ascii="Times New Roman" w:hAnsi="Times New Roman"/>
+                <w:sz w:val="24"/>
+              </w:rPr>
+              <w:t>Частично</w:t>
+            </w:r>
+          </w:p>
+        </w:tc>
+        <w:tc>
+          <w:tcPr>
+            <w:tcW w:type="dxa" w:w="2422"/>
+          </w:tcPr>
+          <w:p>
+            <w:r>
+              <w:rPr>
+                <w:rFonts w:ascii="Times New Roman" w:hAnsi="Times New Roman"/>
+                <w:sz w:val="24"/>
+              </w:rPr>
+              <w:t>Да</w:t>
             </w:r>
           </w:p>
         </w:tc>
@@ -7719,7 +5974,7 @@
         <w:rPr>
           <w:b/>
         </w:rPr>
-        <w:t>Таблица 5.2 — Зависимость времени генерации от числа шагов денойзинга</w:t>
+        <w:t>Таблица 4.2 — Зависимость времени генерации от числа шагов</w:t>
       </w:r>
     </w:p>
     <w:tbl>
@@ -7907,7 +6162,7 @@
                 <w:rFonts w:ascii="Times New Roman" w:hAnsi="Times New Roman"/>
                 <w:sz w:val="24"/>
               </w:rPr>
-              <w:t>Наилучшая детализация при приемлемом времени</w:t>
+              <w:t>Наилучшая детализация</w:t>
             </w:r>
           </w:p>
         </w:tc>
@@ -7915,134 +6170,543 @@
     </w:tbl>
     <w:p/>
     <w:p>
+      <w:pPr>
+        <w:ind w:firstLine="0"/>
+      </w:pPr>
+      <w:r>
+        <w:rPr>
+          <w:b/>
+        </w:rPr>
+        <w:t>Таблица 1.1 — Сравнение аналогов (перенос из раздела 1.2)</w:t>
+      </w:r>
+    </w:p>
+    <w:tbl>
+      <w:tblPr>
+        <w:tblStyle w:val="TableGrid"/>
+        <w:tblW w:type="auto" w:w="0"/>
+        <w:tblLook w:firstColumn="1" w:firstRow="1" w:lastColumn="0" w:lastRow="0" w:noHBand="0" w:noVBand="1" w:val="04A0"/>
+      </w:tblPr>
+      <w:tblGrid>
+        <w:gridCol w:w="1938"/>
+        <w:gridCol w:w="1938"/>
+        <w:gridCol w:w="1938"/>
+        <w:gridCol w:w="1938"/>
+        <w:gridCol w:w="1938"/>
+      </w:tblGrid>
+      <w:tr>
+        <w:tc>
+          <w:tcPr>
+            <w:tcW w:type="dxa" w:w="1938"/>
+          </w:tcPr>
+          <w:p>
+            <w:r>
+              <w:rPr>
+                <w:rFonts w:ascii="Times New Roman" w:hAnsi="Times New Roman"/>
+                <w:b/>
+                <w:sz w:val="24"/>
+              </w:rPr>
+              <w:t>Критерий</w:t>
+            </w:r>
+          </w:p>
+        </w:tc>
+        <w:tc>
+          <w:tcPr>
+            <w:tcW w:type="dxa" w:w="1938"/>
+          </w:tcPr>
+          <w:p>
+            <w:r>
+              <w:rPr>
+                <w:rFonts w:ascii="Times New Roman" w:hAnsi="Times New Roman"/>
+                <w:b/>
+                <w:sz w:val="24"/>
+              </w:rPr>
+              <w:t>Aseprite</w:t>
+            </w:r>
+          </w:p>
+        </w:tc>
+        <w:tc>
+          <w:tcPr>
+            <w:tcW w:type="dxa" w:w="1938"/>
+          </w:tcPr>
+          <w:p>
+            <w:r>
+              <w:rPr>
+                <w:rFonts w:ascii="Times New Roman" w:hAnsi="Times New Roman"/>
+                <w:b/>
+                <w:sz w:val="24"/>
+              </w:rPr>
+              <w:t>Automatic1111</w:t>
+            </w:r>
+          </w:p>
+        </w:tc>
+        <w:tc>
+          <w:tcPr>
+            <w:tcW w:type="dxa" w:w="1938"/>
+          </w:tcPr>
+          <w:p>
+            <w:r>
+              <w:rPr>
+                <w:rFonts w:ascii="Times New Roman" w:hAnsi="Times New Roman"/>
+                <w:b/>
+                <w:sz w:val="24"/>
+              </w:rPr>
+              <w:t>Midjourney</w:t>
+            </w:r>
+          </w:p>
+        </w:tc>
+        <w:tc>
+          <w:tcPr>
+            <w:tcW w:type="dxa" w:w="1938"/>
+          </w:tcPr>
+          <w:p>
+            <w:r>
+              <w:rPr>
+                <w:rFonts w:ascii="Times New Roman" w:hAnsi="Times New Roman"/>
+                <w:b/>
+                <w:sz w:val="24"/>
+              </w:rPr>
+              <w:t>Наша система</w:t>
+            </w:r>
+          </w:p>
+        </w:tc>
+      </w:tr>
+      <w:tr>
+        <w:tc>
+          <w:tcPr>
+            <w:tcW w:type="dxa" w:w="1938"/>
+          </w:tcPr>
+          <w:p>
+            <w:r>
+              <w:rPr>
+                <w:rFonts w:ascii="Times New Roman" w:hAnsi="Times New Roman"/>
+                <w:sz w:val="24"/>
+              </w:rPr>
+              <w:t>Автогенерация</w:t>
+            </w:r>
+          </w:p>
+        </w:tc>
+        <w:tc>
+          <w:tcPr>
+            <w:tcW w:type="dxa" w:w="1938"/>
+          </w:tcPr>
+          <w:p>
+            <w:r>
+              <w:rPr>
+                <w:rFonts w:ascii="Times New Roman" w:hAnsi="Times New Roman"/>
+                <w:sz w:val="24"/>
+              </w:rPr>
+              <w:t>−</w:t>
+            </w:r>
+          </w:p>
+        </w:tc>
+        <w:tc>
+          <w:tcPr>
+            <w:tcW w:type="dxa" w:w="1938"/>
+          </w:tcPr>
+          <w:p>
+            <w:r>
+              <w:rPr>
+                <w:rFonts w:ascii="Times New Roman" w:hAnsi="Times New Roman"/>
+                <w:sz w:val="24"/>
+              </w:rPr>
+              <w:t>+</w:t>
+            </w:r>
+          </w:p>
+        </w:tc>
+        <w:tc>
+          <w:tcPr>
+            <w:tcW w:type="dxa" w:w="1938"/>
+          </w:tcPr>
+          <w:p>
+            <w:r>
+              <w:rPr>
+                <w:rFonts w:ascii="Times New Roman" w:hAnsi="Times New Roman"/>
+                <w:sz w:val="24"/>
+              </w:rPr>
+              <w:t>+</w:t>
+            </w:r>
+          </w:p>
+        </w:tc>
+        <w:tc>
+          <w:tcPr>
+            <w:tcW w:type="dxa" w:w="1938"/>
+          </w:tcPr>
+          <w:p>
+            <w:r>
+              <w:rPr>
+                <w:rFonts w:ascii="Times New Roman" w:hAnsi="Times New Roman"/>
+                <w:sz w:val="24"/>
+              </w:rPr>
+              <w:t>+</w:t>
+            </w:r>
+          </w:p>
+        </w:tc>
+      </w:tr>
+      <w:tr>
+        <w:tc>
+          <w:tcPr>
+            <w:tcW w:type="dxa" w:w="1938"/>
+          </w:tcPr>
+          <w:p>
+            <w:r>
+              <w:rPr>
+                <w:rFonts w:ascii="Times New Roman" w:hAnsi="Times New Roman"/>
+                <w:sz w:val="24"/>
+              </w:rPr>
+              <w:t>Специализация под спрайты</w:t>
+            </w:r>
+          </w:p>
+        </w:tc>
+        <w:tc>
+          <w:tcPr>
+            <w:tcW w:type="dxa" w:w="1938"/>
+          </w:tcPr>
+          <w:p>
+            <w:r>
+              <w:rPr>
+                <w:rFonts w:ascii="Times New Roman" w:hAnsi="Times New Roman"/>
+                <w:sz w:val="24"/>
+              </w:rPr>
+              <w:t>+</w:t>
+            </w:r>
+          </w:p>
+        </w:tc>
+        <w:tc>
+          <w:tcPr>
+            <w:tcW w:type="dxa" w:w="1938"/>
+          </w:tcPr>
+          <w:p>
+            <w:r>
+              <w:rPr>
+                <w:rFonts w:ascii="Times New Roman" w:hAnsi="Times New Roman"/>
+                <w:sz w:val="24"/>
+              </w:rPr>
+              <w:t>−</w:t>
+            </w:r>
+          </w:p>
+        </w:tc>
+        <w:tc>
+          <w:tcPr>
+            <w:tcW w:type="dxa" w:w="1938"/>
+          </w:tcPr>
+          <w:p>
+            <w:r>
+              <w:rPr>
+                <w:rFonts w:ascii="Times New Roman" w:hAnsi="Times New Roman"/>
+                <w:sz w:val="24"/>
+              </w:rPr>
+              <w:t>−</w:t>
+            </w:r>
+          </w:p>
+        </w:tc>
+        <w:tc>
+          <w:tcPr>
+            <w:tcW w:type="dxa" w:w="1938"/>
+          </w:tcPr>
+          <w:p>
+            <w:r>
+              <w:rPr>
+                <w:rFonts w:ascii="Times New Roman" w:hAnsi="Times New Roman"/>
+                <w:sz w:val="24"/>
+              </w:rPr>
+              <w:t>+</w:t>
+            </w:r>
+          </w:p>
+        </w:tc>
+      </w:tr>
+      <w:tr>
+        <w:tc>
+          <w:tcPr>
+            <w:tcW w:type="dxa" w:w="1938"/>
+          </w:tcPr>
+          <w:p>
+            <w:r>
+              <w:rPr>
+                <w:rFonts w:ascii="Times New Roman" w:hAnsi="Times New Roman"/>
+                <w:sz w:val="24"/>
+              </w:rPr>
+              <w:t>Сравнение моделей</w:t>
+            </w:r>
+          </w:p>
+        </w:tc>
+        <w:tc>
+          <w:tcPr>
+            <w:tcW w:type="dxa" w:w="1938"/>
+          </w:tcPr>
+          <w:p>
+            <w:r>
+              <w:rPr>
+                <w:rFonts w:ascii="Times New Roman" w:hAnsi="Times New Roman"/>
+                <w:sz w:val="24"/>
+              </w:rPr>
+              <w:t>−</w:t>
+            </w:r>
+          </w:p>
+        </w:tc>
+        <w:tc>
+          <w:tcPr>
+            <w:tcW w:type="dxa" w:w="1938"/>
+          </w:tcPr>
+          <w:p>
+            <w:r>
+              <w:rPr>
+                <w:rFonts w:ascii="Times New Roman" w:hAnsi="Times New Roman"/>
+                <w:sz w:val="24"/>
+              </w:rPr>
+              <w:t>−</w:t>
+            </w:r>
+          </w:p>
+        </w:tc>
+        <w:tc>
+          <w:tcPr>
+            <w:tcW w:type="dxa" w:w="1938"/>
+          </w:tcPr>
+          <w:p>
+            <w:r>
+              <w:rPr>
+                <w:rFonts w:ascii="Times New Roman" w:hAnsi="Times New Roman"/>
+                <w:sz w:val="24"/>
+              </w:rPr>
+              <w:t>−</w:t>
+            </w:r>
+          </w:p>
+        </w:tc>
+        <w:tc>
+          <w:tcPr>
+            <w:tcW w:type="dxa" w:w="1938"/>
+          </w:tcPr>
+          <w:p>
+            <w:r>
+              <w:rPr>
+                <w:rFonts w:ascii="Times New Roman" w:hAnsi="Times New Roman"/>
+                <w:sz w:val="24"/>
+              </w:rPr>
+              <w:t>+</w:t>
+            </w:r>
+          </w:p>
+        </w:tc>
+      </w:tr>
+      <w:tr>
+        <w:tc>
+          <w:tcPr>
+            <w:tcW w:type="dxa" w:w="1938"/>
+          </w:tcPr>
+          <w:p>
+            <w:r>
+              <w:rPr>
+                <w:rFonts w:ascii="Times New Roman" w:hAnsi="Times New Roman"/>
+                <w:sz w:val="24"/>
+              </w:rPr>
+              <w:t>Веб-интерфейс</w:t>
+            </w:r>
+          </w:p>
+        </w:tc>
+        <w:tc>
+          <w:tcPr>
+            <w:tcW w:type="dxa" w:w="1938"/>
+          </w:tcPr>
+          <w:p>
+            <w:r>
+              <w:rPr>
+                <w:rFonts w:ascii="Times New Roman" w:hAnsi="Times New Roman"/>
+                <w:sz w:val="24"/>
+              </w:rPr>
+              <w:t>−</w:t>
+            </w:r>
+          </w:p>
+        </w:tc>
+        <w:tc>
+          <w:tcPr>
+            <w:tcW w:type="dxa" w:w="1938"/>
+          </w:tcPr>
+          <w:p>
+            <w:r>
+              <w:rPr>
+                <w:rFonts w:ascii="Times New Roman" w:hAnsi="Times New Roman"/>
+                <w:sz w:val="24"/>
+              </w:rPr>
+              <w:t>−</w:t>
+            </w:r>
+          </w:p>
+        </w:tc>
+        <w:tc>
+          <w:tcPr>
+            <w:tcW w:type="dxa" w:w="1938"/>
+          </w:tcPr>
+          <w:p>
+            <w:r>
+              <w:rPr>
+                <w:rFonts w:ascii="Times New Roman" w:hAnsi="Times New Roman"/>
+                <w:sz w:val="24"/>
+              </w:rPr>
+              <w:t>+</w:t>
+            </w:r>
+          </w:p>
+        </w:tc>
+        <w:tc>
+          <w:tcPr>
+            <w:tcW w:type="dxa" w:w="1938"/>
+          </w:tcPr>
+          <w:p>
+            <w:r>
+              <w:rPr>
+                <w:rFonts w:ascii="Times New Roman" w:hAnsi="Times New Roman"/>
+                <w:sz w:val="24"/>
+              </w:rPr>
+              <w:t>+</w:t>
+            </w:r>
+          </w:p>
+        </w:tc>
+      </w:tr>
+      <w:tr>
+        <w:tc>
+          <w:tcPr>
+            <w:tcW w:type="dxa" w:w="1938"/>
+          </w:tcPr>
+          <w:p>
+            <w:r>
+              <w:rPr>
+                <w:rFonts w:ascii="Times New Roman" w:hAnsi="Times New Roman"/>
+                <w:sz w:val="24"/>
+              </w:rPr>
+              <w:t>Локальное развёртывание</w:t>
+            </w:r>
+          </w:p>
+        </w:tc>
+        <w:tc>
+          <w:tcPr>
+            <w:tcW w:type="dxa" w:w="1938"/>
+          </w:tcPr>
+          <w:p>
+            <w:r>
+              <w:rPr>
+                <w:rFonts w:ascii="Times New Roman" w:hAnsi="Times New Roman"/>
+                <w:sz w:val="24"/>
+              </w:rPr>
+              <w:t>+</w:t>
+            </w:r>
+          </w:p>
+        </w:tc>
+        <w:tc>
+          <w:tcPr>
+            <w:tcW w:type="dxa" w:w="1938"/>
+          </w:tcPr>
+          <w:p>
+            <w:r>
+              <w:rPr>
+                <w:rFonts w:ascii="Times New Roman" w:hAnsi="Times New Roman"/>
+                <w:sz w:val="24"/>
+              </w:rPr>
+              <w:t>+</w:t>
+            </w:r>
+          </w:p>
+        </w:tc>
+        <w:tc>
+          <w:tcPr>
+            <w:tcW w:type="dxa" w:w="1938"/>
+          </w:tcPr>
+          <w:p>
+            <w:r>
+              <w:rPr>
+                <w:rFonts w:ascii="Times New Roman" w:hAnsi="Times New Roman"/>
+                <w:sz w:val="24"/>
+              </w:rPr>
+              <w:t>−</w:t>
+            </w:r>
+          </w:p>
+        </w:tc>
+        <w:tc>
+          <w:tcPr>
+            <w:tcW w:type="dxa" w:w="1938"/>
+          </w:tcPr>
+          <w:p>
+            <w:r>
+              <w:rPr>
+                <w:rFonts w:ascii="Times New Roman" w:hAnsi="Times New Roman"/>
+                <w:sz w:val="24"/>
+              </w:rPr>
+              <w:t>+</w:t>
+            </w:r>
+          </w:p>
+        </w:tc>
+      </w:tr>
+      <w:tr>
+        <w:tc>
+          <w:tcPr>
+            <w:tcW w:type="dxa" w:w="1938"/>
+          </w:tcPr>
+          <w:p>
+            <w:r>
+              <w:rPr>
+                <w:rFonts w:ascii="Times New Roman" w:hAnsi="Times New Roman"/>
+                <w:sz w:val="24"/>
+              </w:rPr>
+              <w:t>Собственный LoRA</w:t>
+            </w:r>
+          </w:p>
+        </w:tc>
+        <w:tc>
+          <w:tcPr>
+            <w:tcW w:type="dxa" w:w="1938"/>
+          </w:tcPr>
+          <w:p>
+            <w:r>
+              <w:rPr>
+                <w:rFonts w:ascii="Times New Roman" w:hAnsi="Times New Roman"/>
+                <w:sz w:val="24"/>
+              </w:rPr>
+              <w:t>−</w:t>
+            </w:r>
+          </w:p>
+        </w:tc>
+        <w:tc>
+          <w:tcPr>
+            <w:tcW w:type="dxa" w:w="1938"/>
+          </w:tcPr>
+          <w:p>
+            <w:r>
+              <w:rPr>
+                <w:rFonts w:ascii="Times New Roman" w:hAnsi="Times New Roman"/>
+                <w:sz w:val="24"/>
+              </w:rPr>
+              <w:t>+</w:t>
+            </w:r>
+          </w:p>
+        </w:tc>
+        <w:tc>
+          <w:tcPr>
+            <w:tcW w:type="dxa" w:w="1938"/>
+          </w:tcPr>
+          <w:p>
+            <w:r>
+              <w:rPr>
+                <w:rFonts w:ascii="Times New Roman" w:hAnsi="Times New Roman"/>
+                <w:sz w:val="24"/>
+              </w:rPr>
+              <w:t>−</w:t>
+            </w:r>
+          </w:p>
+        </w:tc>
+        <w:tc>
+          <w:tcPr>
+            <w:tcW w:type="dxa" w:w="1938"/>
+          </w:tcPr>
+          <w:p>
+            <w:r>
+              <w:rPr>
+                <w:rFonts w:ascii="Times New Roman" w:hAnsi="Times New Roman"/>
+                <w:sz w:val="24"/>
+              </w:rPr>
+              <w:t>+</w:t>
+            </w:r>
+          </w:p>
+        </w:tc>
+      </w:tr>
+    </w:tbl>
+    <w:p/>
+    <w:p>
       <w:r>
         <w:br w:type="page"/>
-      </w:r>
-    </w:p>
-    <w:p>
-      <w:pPr>
-        <w:spacing w:line="360" w:lineRule="auto"/>
-        <w:ind w:firstLine="0"/>
-        <w:jc w:val="center"/>
-      </w:pPr>
-      <w:r>
-        <w:rPr>
-          <w:rFonts w:ascii="Times New Roman" w:hAnsi="Times New Roman"/>
-          <w:b/>
-          <w:sz w:val="28"/>
-        </w:rPr>
-        <w:t>ЗАКЛЮЧЕНИЕ</w:t>
-      </w:r>
-    </w:p>
-    <w:p>
-      <w:pPr>
-        <w:spacing w:line="360" w:lineRule="auto"/>
-        <w:ind w:firstLine="709"/>
-      </w:pPr>
-      <w:r>
-        <w:rPr>
-          <w:rFonts w:ascii="Times New Roman" w:hAnsi="Times New Roman"/>
-          <w:sz w:val="28"/>
-        </w:rPr>
-        <w:t>В ходе выполнения бакалаврской работы разработана веб-система генерации 8-bit игровых персонажей на основе Stable Diffusion v1.5 и LoRA-адаптера, дообученного на собственном датасете из 507 пар «изображение — текстовое описание».</w:t>
-      </w:r>
-    </w:p>
-    <w:p>
-      <w:pPr>
-        <w:spacing w:line="360" w:lineRule="auto"/>
-        <w:ind w:firstLine="709"/>
-      </w:pPr>
-      <w:r>
-        <w:rPr>
-          <w:rFonts w:ascii="Times New Roman" w:hAnsi="Times New Roman"/>
-          <w:sz w:val="28"/>
-        </w:rPr>
-        <w:t>Поставленная цель достигнута: пользователь может через браузер ввести описание персонажа, выбрать одну из трёх моделей, настроить параметры генерации и получить PNG-спрайт размером 80×80 или 128×128 пикселей на белом фоне.</w:t>
-      </w:r>
-    </w:p>
-    <w:p>
-      <w:pPr>
-        <w:spacing w:line="360" w:lineRule="auto"/>
-        <w:ind w:firstLine="709"/>
-      </w:pPr>
-      <w:r>
-        <w:rPr>
-          <w:rFonts w:ascii="Times New Roman" w:hAnsi="Times New Roman"/>
-          <w:sz w:val="28"/>
-        </w:rPr>
-        <w:t>Основные результаты работы:</w:t>
-        <w:br/>
-        <w:t>1) Сформирован и опубликован в структуре репозитория датасет пиксельных спрайтов с детальными англоязычными caption и pipeline предобработки (crop, white background, NEAREST 512×512).</w:t>
-        <w:br/>
-        <w:t>2) Обучен LoRA-адаптер custom_8bit_v2 (rank 32, 15 эпох kohya_ss) и обоснован выбор чекпоинта 14-й эпохи по совокупности CLIP score и визуальной оценки.</w:t>
-        <w:br/>
-        <w:t>3) Реализован backend на FastAPI с hot-swap переключением LoRA и frontend на React 19 с историей генераций.</w:t>
-        <w:br/>
-        <w:t>4) Экспериментально показано превосходство custom LoRA (CLIP score 33,59) над базовой моделью (30,75) и публичной Pixel Art LoRA (31,13).</w:t>
-      </w:r>
-    </w:p>
-    <w:p>
-      <w:pPr>
-        <w:spacing w:line="360" w:lineRule="auto"/>
-        <w:ind w:firstLine="709"/>
-      </w:pPr>
-      <w:r>
-        <w:rPr>
-          <w:rFonts w:ascii="Times New Roman" w:hAnsi="Times New Roman"/>
-          <w:sz w:val="28"/>
-        </w:rPr>
-        <w:t>Научно-техническая новизна заключается в интеграции полного цикла generative AI для узкой предметной области (game sprites) в единое веб-приложение с воспроизводимой методикой оценки.</w:t>
-      </w:r>
-    </w:p>
-    <w:p>
-      <w:pPr>
-        <w:spacing w:line="360" w:lineRule="auto"/>
-        <w:ind w:firstLine="709"/>
-      </w:pPr>
-      <w:r>
-        <w:rPr>
-          <w:rFonts w:ascii="Times New Roman" w:hAnsi="Times New Roman"/>
-          <w:sz w:val="28"/>
-        </w:rPr>
-        <w:t>Практическая значимость: система применима indie-разработчиками для прототипирования персонажей; код и документация открыты для модификации.</w:t>
-      </w:r>
-    </w:p>
-    <w:p>
-      <w:pPr>
-        <w:spacing w:line="360" w:lineRule="auto"/>
-        <w:ind w:firstLine="709"/>
-      </w:pPr>
-      <w:r>
-        <w:rPr>
-          <w:rFonts w:ascii="Times New Roman" w:hAnsi="Times New Roman"/>
-          <w:sz w:val="28"/>
-        </w:rPr>
-        <w:t>Направления дальнейших исследований:</w:t>
-        <w:br/>
-        <w:t>— обучение LoRA на text encoder для лучшего понимания русскоязычных промптов;</w:t>
-        <w:br/>
-        <w:t>— ControlNet для pose-guided generation;</w:t>
-        <w:br/>
-        <w:t>— автоматическая генерация sprite sheets анимации (walk cycles);</w:t>
-        <w:br/>
-        <w:t>— интеграция апsample-фильтров и palette quantization (Octree) в post-processing;</w:t>
-        <w:br/>
-        <w:t>— A/B human evaluation с участием game artists;</w:t>
-        <w:br/>
-        <w:t>— добавление authentication и job queue для multi-user deployment.</w:t>
-      </w:r>
-    </w:p>
-    <w:p>
-      <w:pPr>
-        <w:spacing w:line="360" w:lineRule="auto"/>
-        <w:ind w:firstLine="709"/>
-      </w:pPr>
-      <w:r>
-        <w:rPr>
-          <w:rFonts w:ascii="Times New Roman" w:hAnsi="Times New Roman"/>
-          <w:sz w:val="28"/>
-        </w:rPr>
-        <w:t>Таким образом, работа подтверждает, что при ограниченном датasete (~500 images) и consumer GPU возможно достичь заметного улучшения стилевого соответствия pixel art по сравнению с zero-shot Stable Diffusion, а веб-обёртка делает технологию доступной пользователям без опыта работы с ML CLI.</w:t>
       </w:r>
     </w:p>
     <w:p>
@@ -8057,7 +6721,7 @@
           <w:color w:val="000000"/>
           <w:sz w:val="28"/>
         </w:rPr>
-        <w:t>Сквозной пример использования и итоговые рекомендации</w:t>
+        <w:t>Сквозной пример использования системы</w:t>
       </w:r>
     </w:p>
     <w:p>
@@ -8070,7 +6734,7 @@
           <w:rFonts w:ascii="Times New Roman" w:hAnsi="Times New Roman"/>
           <w:sz w:val="28"/>
         </w:rPr>
-        <w:t>Глава «сквозной пример» демонстрирует работу системы от начала до конца на конкретном сценарии. Предположим, пользователь — начинающий разработчик 2D RPG «Crystal Dungeon», работающий без художника. Ему нужен enemy sprite «лёд-голем с молотом» для прототипа боя.</w:t>
+        <w:t>Сквозной пример: как пользователь получает спрайт</w:t>
       </w:r>
     </w:p>
     <w:p>
@@ -8083,7 +6747,7 @@
           <w:rFonts w:ascii="Times New Roman" w:hAnsi="Times New Roman"/>
           <w:sz w:val="28"/>
         </w:rPr>
-        <w:t>Пользователь запускает uvicorn backend.main:app и открывает браузер на http://127.0.0.1:8000. Загружается React SPA из frontend/dist. В левой панели «Настройки» по умолчанию выбрана модель «Базовая SD v1.5», размер 128×128, шаги 25.</w:t>
+        <w:t>Чтобы связать воедино всё описанное в работе, рассмотрим типичный сценарий от начала до конца. Допустим, студент разрабатывает игру и ему нужен спрайт ледяного голема с каменным молотом.</w:t>
       </w:r>
     </w:p>
     <w:p>
@@ -8096,7 +6760,7 @@
           <w:rFonts w:ascii="Times New Roman" w:hAnsi="Times New Roman"/>
           <w:sz w:val="28"/>
         </w:rPr>
-        <w:t>В центральной панели в поле «Описание персонажа» вводится текст: ice golem with stone hammer. Negative prompt оставляется по умолчанию. Нажимается «Сгенерировать». Frontend отправляет POST /generate с JSON телом. Backend вызывает switch_lora("base") — LoRA не загружена. Формируется full_prompt: pixel art sprite, 8-bit character, ice golem with stone hammer, NES style… Stable Diffusion выполняет 25 шагов денойзинга. Результат — изображение с частично реалистичными ледяными бликами и серым фоном. Время ~12 секунд.</w:t>
+        <w:t>Шаг 1. Запуск системы. На компьютере с видеокартой NVIDIA запускается серверная программа командой uvicorn backend.main:app. При первом запуске нейросеть загружается в память видеокарты — это занимает около 30 секунд. Затем пользователь открывает браузер и переходит по адресу http://127.0.0.1:8000. Отображается страница с тремя панелями: настройки слева, область результата в центре, история справа.</w:t>
       </w:r>
     </w:p>
     <w:p>
@@ -8109,7 +6773,7 @@
           <w:rFonts w:ascii="Times New Roman" w:hAnsi="Times New Roman"/>
           <w:sz w:val="28"/>
         </w:rPr>
-        <w:t>Пользователь переключает модель на «Обученная LoRA». Повторяет генерацию с тем же промптом. switch_lora выгружает отсутствующую LoRA, загружает custom_8bit_v2.safetensors (~1–2 с). Новый результат — плоские голубые блоки льда, чёткие пиксельные контуры, белый фон, стиль согласован с training sprites. CLIP score для такого prompt на val set ожидаемо выше на 2–3 пункта.</w:t>
+        <w:t>Шаг 2. Выбор настроек. В левой панели пользователь выбирает модель «Обученная LoRA» — это режим с собственной настройкой нейросети, которая лучше всего рисует пиксельных персонажей. Размер выбирает 128×128 пикселей — достаточно для детализации, но сохраняет «ретро»-вид. Число шагов оставляет 25 — баланс между скоростью (~12 секунд) и качеством.</w:t>
       </w:r>
     </w:p>
     <w:p>
@@ -8122,7 +6786,7 @@
           <w:rFonts w:ascii="Times New Roman" w:hAnsi="Times New Roman"/>
           <w:sz w:val="28"/>
         </w:rPr>
-        <w:t>Пользователь уменьшает steps до 10 для быстрого preview — время ~5 с, качество ниже, молот расплывчат. Увеличивает до 40 — улучшение деталей молота, время ~18 с. Выбирает size 80×80 для retro aesthetic — backend resize NEAREST с 512 до 80.</w:t>
+        <w:t>Шаг 3. Ввод описания. В поле «Описание персонажа» вводится текст на английском: ice golem with stone hammer. Английский язык рекомендуется, потому что нейросеть изначально обучалась на англоязычных описаниях картинок. Система автоматически дополнит этот текст служебными словами про пиксельный стиль и белый фон.</w:t>
       </w:r>
     </w:p>
     <w:p>
@@ -8135,7 +6799,7 @@
           <w:rFonts w:ascii="Times New Roman" w:hAnsi="Times New Roman"/>
           <w:sz w:val="28"/>
         </w:rPr>
-        <w:t>Скачивает PNG через «Скачать PNG». Файл сохраняется как character_custom_128px.png. В правой панели «История» появляется thumbnail с тегом custom. Клик по thumbnail восстанавливает изображение в центральной области.</w:t>
+        <w:t>Шаг 4. Генерация. Пользователь нажимает «Сгенерировать». Браузер отправляет запрос на сервер. Сервер переключает нужную настройку LoRA (1–2 секунды), запускает нейросеть (около 12 секунд), уменьшает картинку до 128×128 с сохранением чётких пикселей, сохраняет результат в папку history и отправляет картинку обратно в браузер.</w:t>
       </w:r>
     </w:p>
     <w:p>
@@ -8148,7 +6812,7 @@
           <w:rFonts w:ascii="Times New Roman" w:hAnsi="Times New Roman"/>
           <w:sz w:val="28"/>
         </w:rPr>
-        <w:t>Для сравнения выбирается «Публичная LoRA» (PixelArtRedmond). Третья генерация даёт pixel style, но пропорции голема отличаются от custom — более cartoonish. Пользователь документирует выбор custom для дальнейшей разработки игры.</w:t>
+        <w:t>Шаг 5. Результат. В центральной панели появляется спрайт голема: голубые блоки льда, чёткие контуры, белый фон. Если результат не понравился — можно нажать «Сгенерировать» снова: нейросеть каждый раз создаёт немного разный вариант. Кнопка «Скачать PNG» сохраняет файл на компьютер.</w:t>
       </w:r>
     </w:p>
     <w:p>
@@ -8161,7 +6825,7 @@
           <w:rFonts w:ascii="Times New Roman" w:hAnsi="Times New Roman"/>
           <w:sz w:val="28"/>
         </w:rPr>
-        <w:t>Импорт в Godot: PNG загружается как Sprite2D, Filter Nearest, удаление белого фона через shader или в Aseprite. Collision polygon рисуется вручную по контуру. Sprite помещается в сцену EnemyIceGolem.tscn. Прототип боя тестируется — визуальный стиль согласован с другими custom-generated enemies.</w:t>
+        <w:t>Шаг 6. Дополнительное сравнение (необязательно). При желании пользователь может переключить модель на «Базовая SD v1.5» и повторить тот же промпт — результат будет заметно отличаться. Эта функция встроена в интерфейс для наглядности, но основной сценарий — генерация через «Обученную LoRA».</w:t>
       </w:r>
     </w:p>
     <w:p>
@@ -8174,437 +6838,7 @@
           <w:rFonts w:ascii="Times New Roman" w:hAnsi="Times New Roman"/>
           <w:sz w:val="28"/>
         </w:rPr>
-        <w:t>Данный сквозной пример иллюстрирует value proposition системы: не замена художника, а acceleration pre-production фазы с сохранением stylistic coherence через custom LoRA.</w:t>
-      </w:r>
-    </w:p>
-    <w:p>
-      <w:pPr>
-        <w:spacing w:line="360" w:lineRule="auto"/>
-        <w:ind w:firstLine="709"/>
-      </w:pPr>
-      <w:r>
-        <w:rPr>
-          <w:rFonts w:ascii="Times New Roman" w:hAnsi="Times New Roman"/>
-          <w:sz w:val="28"/>
-        </w:rPr>
-        <w:t>Техническая детализация HTTP-обмена при генерации. Request headers: Host, Content-Type: application/json, Accept: */*. Body size ~200 bytes. Response 200 OK, body ~15–40 KB из-за base64 PNG. Status 404 если custom LoRA file missing — frontend показывает «LoRA-файл не найден». Status 500 при CUDA OOM — редко на 512px при attention slicing.</w:t>
-      </w:r>
-    </w:p>
-    <w:p>
-      <w:pPr>
-        <w:spacing w:line="360" w:lineRule="auto"/>
-        <w:ind w:firstLine="709"/>
-      </w:pPr>
-      <w:r>
-        <w:rPr>
-          <w:rFonts w:ascii="Times New Roman" w:hAnsi="Times New Roman"/>
-          <w:sz w:val="28"/>
-        </w:rPr>
-        <w:t>Файл history сохраняется как 1714567890_custom_128px.png где prefix — unix timestamp. GET /history читает directory, сортирует lexicographic reverse по timestamp prefix, limit 20. Parsing model type из filename split by underscore — fragile но достаточно для demo.</w:t>
-      </w:r>
-    </w:p>
-    <w:p>
-      <w:pPr>
-        <w:spacing w:line="360" w:lineRule="auto"/>
-        <w:ind w:firstLine="709"/>
-      </w:pPr>
-      <w:r>
-        <w:rPr>
-          <w:rFonts w:ascii="Times New Roman" w:hAnsi="Times New Roman"/>
-          <w:sz w:val="28"/>
-        </w:rPr>
-        <w:t>Обучение LoRA — второй сквозной narrative. Исходно 520 PNG в raw/. prepare_dataset.py --append обрабатывает новые файлы. 13 файлов skipped (too small). 507 saved. Для каждого создаётся caption вручную по шаблону. split_dataset.py создаёт train/val. kohya training 15 epochs overnight. Утром автор просматривает samples каждой эпохи, выбирает epoch 14. evaluate.py подтверждает CLIP leadership custom over baselines.</w:t>
-      </w:r>
-    </w:p>
-    <w:p>
-      <w:pPr>
-        <w:spacing w:line="360" w:lineRule="auto"/>
-        <w:ind w:firstLine="709"/>
-      </w:pPr>
-      <w:r>
-        <w:rPr>
-          <w:rFonts w:ascii="Times New Roman" w:hAnsi="Times New Roman"/>
-          <w:sz w:val="28"/>
-        </w:rPr>
-        <w:t>На защите диплoma демонстрируется live demo: tunnel URL, генерация skeleton archer, side-by-side base vs custom в history panel. Комиссия видит разницу без ML background — соответствует требованию понятности изложения.</w:t>
-      </w:r>
-    </w:p>
-    <w:p>
-      <w:pPr>
-        <w:spacing w:line="360" w:lineRule="auto"/>
-        <w:ind w:firstLine="709"/>
-      </w:pPr>
-      <w:r>
-        <w:rPr>
-          <w:rFonts w:ascii="Times New Roman" w:hAnsi="Times New Roman"/>
-          <w:sz w:val="28"/>
-        </w:rPr>
-        <w:t>Сравнение с ручной работой: Aseprite sprite того же качества — 3–6 часов для junior artist. Система — 12 секунд × 10 attempts = 2 минуты compute + 30 минут human selection/editing. ROI положительный для prototype; отрицательный если нужен production-ready animation sheet без правок.</w:t>
-      </w:r>
-    </w:p>
-    <w:p>
-      <w:pPr>
-        <w:spacing w:line="360" w:lineRule="auto"/>
-        <w:ind w:firstLine="709"/>
-      </w:pPr>
-      <w:r>
-        <w:rPr>
-          <w:rFonts w:ascii="Times New Roman" w:hAnsi="Times New Roman"/>
-          <w:sz w:val="28"/>
-        </w:rPr>
-        <w:t>Документирование в README проекта дублирует ключевые команды установки — reviewer может reproduce без чтения всей ПЗ. ПЗ углубляет why и theoretical background README не покрывает.</w:t>
-      </w:r>
-    </w:p>
-    <w:p>
-      <w:pPr>
-        <w:spacing w:line="360" w:lineRule="auto"/>
-        <w:ind w:firstLine="709"/>
-      </w:pPr>
-      <w:r>
-        <w:rPr>
-          <w:rFonts w:ascii="Times New Roman" w:hAnsi="Times New Roman"/>
-          <w:sz w:val="28"/>
-        </w:rPr>
-        <w:t>Перспектива интеграции с игровым редактором: plugin вызывает localhost API, импортирует PNG в project folder автоматически — architecture sketch в разделе 4.9.</w:t>
-      </w:r>
-    </w:p>
-    <w:p>
-      <w:pPr>
-        <w:spacing w:line="360" w:lineRule="auto"/>
-        <w:ind w:firstLine="709"/>
-      </w:pPr>
-      <w:r>
-        <w:rPr>
-          <w:rFonts w:ascii="Times New Roman" w:hAnsi="Times New Roman"/>
-          <w:sz w:val="28"/>
-        </w:rPr>
-        <w:t>Оценка рисков проекта: (1) dependency on HuggingFace uptime при first download — mitigated cache; (2) GPU driver update breaks CUDA — pin versions; (3) model weights license SD 1.5 permissive for research/commercial with constraints — read license; (4) dataset license mix — document per asset.</w:t>
-      </w:r>
-    </w:p>
-    <w:p>
-      <w:pPr>
-        <w:spacing w:line="360" w:lineRule="auto"/>
-        <w:ind w:firstLine="709"/>
-      </w:pPr>
-      <w:r>
-        <w:rPr>
-          <w:rFonts w:ascii="Times New Roman" w:hAnsi="Times New Roman"/>
-          <w:sz w:val="28"/>
-        </w:rPr>
-        <w:t>Итоговая таблица компонентов и их ответственности в архитектуре «модель»:</w:t>
-        <w:br/>
-        <w:t>— CLIP Text Encoder: семантика промпта, frozen;</w:t>
-        <w:br/>
-        <w:t>— VAE: pixel↔latent, frozen;</w:t>
-        <w:br/>
-        <w:t>— U-Net base: структура изображения, frozen;</w:t>
-        <w:br/>
-        <w:t>— LoRA adapters: стиль pixel art, trained;</w:t>
-        <w:br/>
-        <w:t>— FastAPI: orchestration, postprocess;</w:t>
-        <w:br/>
-        <w:t>— React: UX;</w:t>
-        <w:br/>
-        <w:t>— evaluate.py: quality measurement.</w:t>
-      </w:r>
-    </w:p>
-    <w:p>
-      <w:pPr>
-        <w:spacing w:line="360" w:lineRule="auto"/>
-        <w:ind w:firstLine="709"/>
-      </w:pPr>
-      <w:r>
-        <w:rPr>
-          <w:rFonts w:ascii="Times New Roman" w:hAnsi="Times New Roman"/>
-          <w:sz w:val="28"/>
-        </w:rPr>
-        <w:t>Каждый компонент может быть заменён при сохранении interfaces: SDXL swap требует retrain LoRA; Flask swap вместо FastAPI trivial; Vue swap вместо React trivial.</w:t>
-      </w:r>
-    </w:p>
-    <w:p>
-      <w:pPr>
-        <w:spacing w:line="360" w:lineRule="auto"/>
-        <w:ind w:firstLine="709"/>
-      </w:pPr>
-      <w:r>
-        <w:rPr>
-          <w:rFonts w:ascii="Times New Roman" w:hAnsi="Times New Roman"/>
-          <w:sz w:val="28"/>
-        </w:rPr>
-        <w:t>Заключительное remark о pedagogical value: работа показывает полный pipeline modern applied ML project — data, train, deploy, evaluate — не только theoretical DDPM equations но и engineering decisions (NEAREST, white bg, hot-swap LoRA, Base64 API).</w:t>
-      </w:r>
-    </w:p>
-    <w:p>
-      <w:pPr>
-        <w:spacing w:line="360" w:lineRule="auto"/>
-        <w:ind w:firstLine="709"/>
-      </w:pPr>
-      <w:r>
-        <w:rPr>
-          <w:rFonts w:ascii="Times New Roman" w:hAnsi="Times New Roman"/>
-          <w:sz w:val="28"/>
-        </w:rPr>
-        <w:t>Дополнительные пояснения по Stable Diffusion scheduler на inference: pipeline при вызове pipe() internally sets num_inference_steps=25, загружает timesteps subset из 1000 training steps. На каждом step U-Net prediction combined with scheduler formula для получения prev_sample. User slider steps напрямую maps to num_inference_steps parameter — documented in App.jsx label «Шагов генерации».</w:t>
-      </w:r>
-    </w:p>
-    <w:p>
-      <w:pPr>
-        <w:spacing w:line="360" w:lineRule="auto"/>
-        <w:ind w:firstLine="709"/>
-      </w:pPr>
-      <w:r>
-        <w:rPr>
-          <w:rFonts w:ascii="Times New Roman" w:hAnsi="Times New Roman"/>
-          <w:sz w:val="28"/>
-        </w:rPr>
-        <w:t>Negative prompt processing: classifier-free guidance requires both cond and uncond forward; effectively doubles compute per step — explains 2× slowdown vs no negative prompt ablation (not implemented but known from literature).</w:t>
-      </w:r>
-    </w:p>
-    <w:p>
-      <w:pPr>
-        <w:spacing w:line="360" w:lineRule="auto"/>
-        <w:ind w:firstLine="709"/>
-      </w:pPr>
-      <w:r>
-        <w:rPr>
-          <w:rFonts w:ascii="Times New Roman" w:hAnsi="Times New Roman"/>
-          <w:sz w:val="28"/>
-        </w:rPr>
-        <w:t>Memory timeline single request: baseline 4GB model + temporary activations ~1GB peak + LoRA 50MB = fits 8GB. Attention slicing trades speed for sequential attention computation slices.</w:t>
-      </w:r>
-    </w:p>
-    <w:p>
-      <w:pPr>
-        <w:spacing w:line="360" w:lineRule="auto"/>
-        <w:ind w:firstLine="709"/>
-      </w:pPr>
-      <w:r>
-        <w:rPr>
-          <w:rFonts w:ascii="Times New Roman" w:hAnsi="Times New Roman"/>
-          <w:sz w:val="28"/>
-        </w:rPr>
-        <w:t>History retention без лимита disk может заполнить SSD при automated batch — production would cap at N files or TTL.</w:t>
-      </w:r>
-    </w:p>
-    <w:p>
-      <w:pPr>
-        <w:spacing w:line="360" w:lineRule="auto"/>
-        <w:ind w:firstLine="709"/>
-      </w:pPr>
-      <w:r>
-        <w:rPr>
-          <w:rFonts w:ascii="Times New Roman" w:hAnsi="Times New Roman"/>
-          <w:sz w:val="28"/>
-        </w:rPr>
-        <w:t>Frontend npm dependencies: react 19, axios for HTTP, vite for build. No state management library — intentional simplicity.</w:t>
-      </w:r>
-    </w:p>
-    <w:p>
-      <w:pPr>
-        <w:spacing w:line="360" w:lineRule="auto"/>
-        <w:ind w:firstLine="709"/>
-      </w:pPr>
-      <w:r>
-        <w:rPr>
-          <w:rFonts w:ascii="Times New Roman" w:hAnsi="Times New Roman"/>
-          <w:sz w:val="28"/>
-        </w:rPr>
-        <w:t>Backend async def generate не использует await внутри — CPU/GPU bound sync code; FastAPI runs in threadpool. For heavy concurrent load consider dedicated worker queue.</w:t>
-      </w:r>
-    </w:p>
-    <w:p>
-      <w:pPr>
-        <w:spacing w:line="360" w:lineRule="auto"/>
-        <w:ind w:firstLine="709"/>
-      </w:pPr>
-      <w:r>
-        <w:rPr>
-          <w:rFonts w:ascii="Times New Roman" w:hAnsi="Times New Roman"/>
-          <w:sz w:val="28"/>
-        </w:rPr>
-        <w:t>Pydantic validation: steps accepts any int — no ge=10 le=50 enforcement server-side; frontend constrains slider but malicious API client could send steps=1000 — would work but slow; add validation as hardening.</w:t>
-      </w:r>
-    </w:p>
-    <w:p>
-      <w:pPr>
-        <w:spacing w:line="360" w:lineRule="auto"/>
-        <w:ind w:firstLine="709"/>
-      </w:pPr>
-      <w:r>
-        <w:rPr>
-          <w:rFonts w:ascii="Times New Roman" w:hAnsi="Times New Roman"/>
-          <w:sz w:val="28"/>
-        </w:rPr>
-        <w:t>Model type validation: invalid string raises KeyError or FileNotFoundError — could return 422 with enum hint.</w:t>
-      </w:r>
-    </w:p>
-    <w:p>
-      <w:pPr>
-        <w:spacing w:line="360" w:lineRule="auto"/>
-        <w:ind w:firstLine="709"/>
-      </w:pPr>
-      <w:r>
-        <w:rPr>
-          <w:rFonts w:ascii="Times New Roman" w:hAnsi="Times New Roman"/>
-          <w:sz w:val="28"/>
-        </w:rPr>
-        <w:t>CORS allow all origins — any website could call API if host exposed — security risk with tunnel demo.</w:t>
-      </w:r>
-    </w:p>
-    <w:p>
-      <w:pPr>
-        <w:spacing w:line="360" w:lineRule="auto"/>
-        <w:ind w:firstLine="709"/>
-      </w:pPr>
-      <w:r>
-        <w:rPr>
-          <w:rFonts w:ascii="Times New Roman" w:hAnsi="Times New Roman"/>
-          <w:sz w:val="28"/>
-        </w:rPr>
-        <w:t>Cloudflare tunnel script public-tunnel.bat one-click — convenience for thesis defense remote committee.</w:t>
-      </w:r>
-    </w:p>
-    <w:p>
-      <w:pPr>
-        <w:spacing w:line="360" w:lineRule="auto"/>
-        <w:ind w:firstLine="709"/>
-      </w:pPr>
-      <w:r>
-        <w:rPr>
-          <w:rFonts w:ascii="Times New Roman" w:hAnsi="Times New Roman"/>
-          <w:sz w:val="28"/>
-        </w:rPr>
-        <w:t>Dataset caption language English because CLIP tokenizer English-dominant; Russian prompt «лёд голем» partially works via multilingual CLIP knowledge but less reliable — recommend English in UI placeholder hint (already Russian examples in placeholder could be bilingual note).</w:t>
-      </w:r>
-    </w:p>
-    <w:p>
-      <w:pPr>
-        <w:spacing w:line="360" w:lineRule="auto"/>
-        <w:ind w:firstLine="709"/>
-      </w:pPr>
-      <w:r>
-        <w:rPr>
-          <w:rFonts w:ascii="Times New Roman" w:hAnsi="Times New Roman"/>
-          <w:sz w:val="28"/>
-        </w:rPr>
-        <w:t>Research contribution summary for abstract: integrated open-source stack, 507 dataset, comparative evaluation three models, deployable web app, reproducible training scripts — elements combined uniquely in single repository.</w:t>
-      </w:r>
-    </w:p>
-    <w:p>
-      <w:pPr>
-        <w:spacing w:line="360" w:lineRule="auto"/>
-        <w:ind w:firstLine="709"/>
-      </w:pPr>
-      <w:r>
-        <w:rPr>
-          <w:rFonts w:ascii="Times New Roman" w:hAnsi="Times New Roman"/>
-          <w:sz w:val="28"/>
-        </w:rPr>
-        <w:t>Комиссии рекомендуется приложить USB с repo clone + model weights + generated samples PDF для offline review.</w:t>
-      </w:r>
-    </w:p>
-    <w:p>
-      <w:pPr>
-        <w:spacing w:line="360" w:lineRule="auto"/>
-        <w:ind w:firstLine="709"/>
-      </w:pPr>
-      <w:r>
-        <w:rPr>
-          <w:rFonts w:ascii="Times New Roman" w:hAnsi="Times New Roman"/>
-          <w:sz w:val="28"/>
-        </w:rPr>
-        <w:t>Объём пояснительной записки при переносе в шаблон СибГУТИ с титульным листом, заданием, отзывом, содержанием, приложениями-листингами достигает целевых ~80 страниц при включении скриншотов интерфейса (рисунки 4.1–4.6 рекомендуется добавить вручную: screenshot UI, loss plot, sample sprites base/public/custom).</w:t>
-      </w:r>
-    </w:p>
-    <w:p>
-      <w:pPr>
-        <w:spacing w:line="360" w:lineRule="auto"/>
-        <w:ind w:firstLine="709"/>
-      </w:pPr>
-      <w:r>
-        <w:rPr>
-          <w:rFonts w:ascii="Times New Roman" w:hAnsi="Times New Roman"/>
-          <w:sz w:val="28"/>
-        </w:rPr>
-        <w:t>Рисунки не embedded generator script — author should capture from running app and insert per GOST figure requirements (caption «Рисунок X.Y – …», center, reference in text).</w:t>
-      </w:r>
-    </w:p>
-    <w:p>
-      <w:pPr>
-        <w:spacing w:line="360" w:lineRule="auto"/>
-        <w:ind w:firstLine="709"/>
-      </w:pPr>
-      <w:r>
-        <w:rPr>
-          <w:rFonts w:ascii="Times New Roman" w:hAnsi="Times New Roman"/>
-          <w:sz w:val="28"/>
-        </w:rPr>
-        <w:t>Таблицы generated: 3.1, 3.2, 5.1, 5.2 — дополнить таблицей сравнения аналогов 1.1, системных требований 4.1 при финальной вёрстке.</w:t>
-      </w:r>
-    </w:p>
-    <w:p>
-      <w:pPr>
-        <w:spacing w:line="360" w:lineRule="auto"/>
-        <w:ind w:firstLine="709"/>
-      </w:pPr>
-      <w:r>
-        <w:rPr>
-          <w:rFonts w:ascii="Times New Roman" w:hAnsi="Times New Roman"/>
-          <w:sz w:val="28"/>
-        </w:rPr>
-        <w:t>Список источников 34 позиции — meets typical bachelor requirement 25–40 sources.</w:t>
-      </w:r>
-    </w:p>
-    <w:p>
-      <w:pPr>
-        <w:spacing w:line="360" w:lineRule="auto"/>
-        <w:ind w:firstLine="709"/>
-      </w:pPr>
-      <w:r>
-        <w:rPr>
-          <w:rFonts w:ascii="Times New Roman" w:hAnsi="Times New Roman"/>
-          <w:sz w:val="28"/>
-        </w:rPr>
-        <w:t>Перечень сокращений 25 items — достаточен.</w:t>
-      </w:r>
-    </w:p>
-    <w:p>
-      <w:pPr>
-        <w:spacing w:line="360" w:lineRule="auto"/>
-        <w:ind w:firstLine="709"/>
-      </w:pPr>
-      <w:r>
-        <w:rPr>
-          <w:rFonts w:ascii="Times New Roman" w:hAnsi="Times New Roman"/>
-          <w:sz w:val="28"/>
-        </w:rPr>
-        <w:t>Приложения А–Д с полными листингами main.py, App.jsx, prepare_dataset.py, evaluate.py, train_lora.py — ~15–20 страниц monospaced 9pt.</w:t>
-      </w:r>
-    </w:p>
-    <w:p>
-      <w:pPr>
-        <w:spacing w:line="360" w:lineRule="auto"/>
-        <w:ind w:firstLine="709"/>
-      </w:pPr>
-      <w:r>
-        <w:rPr>
-          <w:rFonts w:ascii="Times New Roman" w:hAnsi="Times New Roman"/>
-          <w:sz w:val="28"/>
-        </w:rPr>
-        <w:t>Final quality gate before defense: spell-check Russian text, verify all numbers match README (507, 33.59 CLIP, epoch 14), supervisor review, anti-plagiarism upload early for revision time.</w:t>
-      </w:r>
-    </w:p>
-    <w:p>
-      <w:pPr>
-        <w:spacing w:line="360" w:lineRule="auto"/>
-        <w:ind w:firstLine="709"/>
-      </w:pPr>
-      <w:r>
-        <w:rPr>
-          <w:rFonts w:ascii="Times New Roman" w:hAnsi="Times New Roman"/>
-          <w:sz w:val="28"/>
-        </w:rPr>
-        <w:t>Anti-AI detection advice for student (not part of thesis text): personalize examples with your defense speech experiences, add screenshots from YOUR runs with unique prompts, insert manual edits and supervisor feedback quotes, vary sentence structure in sections you rewrite manually — generic AI text patterns avoided by project-specific numbers and code references already embedded throughout this document.</w:t>
+        <w:t>Шаг 7. Использование в игре. Скачанный PNG можно открыть в редакторе Aseprite, убрать белый фон (сделать прозрачным), подправить цвета и импортировать в Unity или Godot. Полностью готовую анимацию система пока не создаёт — только один статичный кадр, но его достаточно как основы для дальнейшей работы художника или разработчика.</w:t>
       </w:r>
     </w:p>
     <w:p>
@@ -8624,7 +6858,7 @@
           <w:b/>
           <w:sz w:val="28"/>
         </w:rPr>
-        <w:t>ПЕРЕЧЕНЬ СОКРАЩЕНИЙ И ОБОЗНАЧЕНИЙ</w:t>
+        <w:t>ЗАКЛЮЧЕНИЕ</w:t>
       </w:r>
     </w:p>
     <w:p>
@@ -8637,23 +6871,161 @@
           <w:rFonts w:ascii="Times New Roman" w:hAnsi="Times New Roman"/>
           <w:sz w:val="28"/>
         </w:rPr>
+        <w:t>В ходе выполнения выпускной квалификационной работы разработана веб-система генерации 8-bit игровых персонажей на основе Stable Diffusion v1.5 и LoRA-адаптера, дообученного на собственном датасете из 507 пар «изображение — текстовое описание».</w:t>
+      </w:r>
+    </w:p>
+    <w:p>
+      <w:pPr>
+        <w:spacing w:line="360" w:lineRule="auto"/>
+        <w:ind w:firstLine="709"/>
+      </w:pPr>
+      <w:r>
+        <w:rPr>
+          <w:rFonts w:ascii="Times New Roman" w:hAnsi="Times New Roman"/>
+          <w:sz w:val="28"/>
+        </w:rPr>
+        <w:t>Кратко о том, что было сделано простыми словами: собраны и подписаны сотни примеров пиксельных спрайтов; на их основе обучена LoRA, «приучившая» нейросеть к нужному стилю; создан сайт, где любой человек может ввести описание персонажа и получить картинку за 10–15 секунд.</w:t>
+      </w:r>
+    </w:p>
+    <w:p>
+      <w:pPr>
+        <w:spacing w:line="360" w:lineRule="auto"/>
+        <w:ind w:firstLine="709"/>
+      </w:pPr>
+      <w:r>
+        <w:rPr>
+          <w:rFonts w:ascii="Times New Roman" w:hAnsi="Times New Roman"/>
+          <w:sz w:val="28"/>
+        </w:rPr>
+        <w:t>В первом разделе проведён анализ предметной области, рассмотрены аналоги (Aseprite, Automatic1111, облачные сервисы) и обоснован выбор Stable Diffusion v1.5 с методом LoRA. Сформулированы функциональные и нефункциональные требования к системе.</w:t>
+      </w:r>
+    </w:p>
+    <w:p>
+      <w:pPr>
+        <w:spacing w:line="360" w:lineRule="auto"/>
+        <w:ind w:firstLine="709"/>
+      </w:pPr>
+      <w:r>
+        <w:rPr>
+          <w:rFonts w:ascii="Times New Roman" w:hAnsi="Times New Roman"/>
+          <w:sz w:val="28"/>
+        </w:rPr>
+        <w:t>Во втором разделе описаны средства разработки: Python и FastAPI для серверной части, React и Vite для клиентской, PyTorch и diffusers для inference, kohya_ss для обучения LoRA.</w:t>
+      </w:r>
+    </w:p>
+    <w:p>
+      <w:pPr>
+        <w:spacing w:line="360" w:lineRule="auto"/>
+        <w:ind w:firstLine="709"/>
+      </w:pPr>
+      <w:r>
+        <w:rPr>
+          <w:rFonts w:ascii="Times New Roman" w:hAnsi="Times New Roman"/>
+          <w:sz w:val="28"/>
+        </w:rPr>
+        <w:t>В третьем разделе выполнены формирование датасета, предобработка изображений, обучение LoRA-адаптера и реализация веб-приложения с REST API, переключением LoRA и историей генераций.</w:t>
+      </w:r>
+    </w:p>
+    <w:p>
+      <w:pPr>
+        <w:spacing w:line="360" w:lineRule="auto"/>
+        <w:ind w:firstLine="709"/>
+      </w:pPr>
+      <w:r>
+        <w:rPr>
+          <w:rFonts w:ascii="Times New Roman" w:hAnsi="Times New Roman"/>
+          <w:sz w:val="28"/>
+        </w:rPr>
+        <w:t>В четвёртом разделе проведено функциональное тестирование — все требования выполнены. Дополнительно выполнено визуальное сравнение трёх режимов генерации, подтвердившее целесообразность собственного дообучения LoRA.</w:t>
+      </w:r>
+    </w:p>
+    <w:p>
+      <w:pPr>
+        <w:spacing w:line="360" w:lineRule="auto"/>
+        <w:ind w:firstLine="709"/>
+      </w:pPr>
+      <w:r>
+        <w:rPr>
+          <w:rFonts w:ascii="Times New Roman" w:hAnsi="Times New Roman"/>
+          <w:sz w:val="28"/>
+        </w:rPr>
+        <w:t>Поставленная цель — разработка веб-системы генерации 8-bit персонажей — достигнута. Разработанная система может использоваться независимыми разработчиками инди-игр для быстрого прототипирования персонажей.</w:t>
+      </w:r>
+    </w:p>
+    <w:p>
+      <w:pPr>
+        <w:spacing w:line="360" w:lineRule="auto"/>
+        <w:ind w:firstLine="709"/>
+      </w:pPr>
+      <w:r>
+        <w:rPr>
+          <w:rFonts w:ascii="Times New Roman" w:hAnsi="Times New Roman"/>
+          <w:sz w:val="28"/>
+        </w:rPr>
+        <w:t>Перспективы развития системы включают: поддержку русскоязычных описаний, генерацию нескольких кадров анимации, встроенную палитру цветов и очередь запросов для нескольких пользователей одновременно. Уже в текущем виде система решает поставленную задачу: позволяет неподготовленному пользователю получить пиксельный спрайт персонажа через простой веб-интерфейс.</w:t>
+      </w:r>
+    </w:p>
+    <w:p>
+      <w:pPr>
+        <w:spacing w:line="360" w:lineRule="auto"/>
+        <w:ind w:firstLine="709"/>
+      </w:pPr>
+      <w:r>
+        <w:rPr>
+          <w:rFonts w:ascii="Times New Roman" w:hAnsi="Times New Roman"/>
+          <w:sz w:val="28"/>
+        </w:rPr>
+        <w:t>При защите работы рекомендуется продемонстрировать live-генерацию: ввести промпт в присутствии комиссии и показать готовый спрайт — это нагляднее любого описания и понятно любому зрителю.</w:t>
+      </w:r>
+    </w:p>
+    <w:p>
+      <w:r>
+        <w:br w:type="page"/>
+      </w:r>
+    </w:p>
+    <w:p>
+      <w:pPr>
+        <w:spacing w:line="360" w:lineRule="auto"/>
+        <w:ind w:firstLine="0"/>
+        <w:jc w:val="center"/>
+      </w:pPr>
+      <w:r>
+        <w:rPr>
+          <w:rFonts w:ascii="Times New Roman" w:hAnsi="Times New Roman"/>
+          <w:b/>
+          <w:sz w:val="28"/>
+        </w:rPr>
+        <w:t>ПЕРЕЧЕНЬ СОКРАЩЕНИЙ И ОБОЗНАЧЕНИЙ</w:t>
+      </w:r>
+    </w:p>
+    <w:p>
+      <w:pPr>
+        <w:spacing w:line="360" w:lineRule="auto"/>
+        <w:ind w:firstLine="709"/>
+      </w:pPr>
+      <w:r>
+        <w:rPr>
+          <w:rFonts w:ascii="Times New Roman" w:hAnsi="Times New Roman"/>
+          <w:sz w:val="28"/>
+        </w:rPr>
+        <w:t>В пояснительной записке применяются следующие сокращения и обозначения:</w:t>
+      </w:r>
+    </w:p>
+    <w:p>
+      <w:pPr>
+        <w:spacing w:line="360" w:lineRule="auto"/>
+        <w:ind w:firstLine="709"/>
+      </w:pPr>
+      <w:r>
+        <w:rPr>
+          <w:rFonts w:ascii="Times New Roman" w:hAnsi="Times New Roman"/>
+          <w:sz w:val="28"/>
+        </w:rPr>
         <w:t>API — Application Programming Interface (программный интерфейс приложения)</w:t>
         <w:br/>
-        <w:t>CFG — Classifier-Free Guidance (направленная генерация без классификатора)</w:t>
+        <w:t>GPU — Graphics Processing Unit (графический процессор)</w:t>
         <w:br/>
-        <w:t>CLIP — Contrastive Language–Image Pre-training</w:t>
-        <w:br/>
-        <w:t>DDPM — Denoising Diffusion Probabilistic Model</w:t>
-        <w:br/>
-        <w:t>FID — Fréchet Inception Distance</w:t>
-        <w:br/>
-        <w:t>FR — Functional Requirement (функциональное требование)</w:t>
-        <w:br/>
-        <w:t>GAN — Generative Adversarial Network</w:t>
-        <w:br/>
-        <w:t>GPU — Graphics Processing Unit</w:t>
-        <w:br/>
-        <w:t>HTTP — HyperText Transfer Protocol</w:t>
+        <w:t>HTTP — HyperText Transfer Protocol (протокол передачи гипертекста)</w:t>
         <w:br/>
         <w:t>JSON — JavaScript Object Notation</w:t>
         <w:br/>
@@ -8661,11 +7033,7 @@
         <w:br/>
         <w:t>ML — Machine Learning (машинное обучение)</w:t>
         <w:br/>
-        <w:t>MSE — Mean Squared Error (среднеквадратичная ошибка)</w:t>
-        <w:br/>
         <w:t>NES — Nintendo Entertainment System</w:t>
-        <w:br/>
-        <w:t>NFR — Non-Functional Requirement (нефункциональное требование)</w:t>
         <w:br/>
         <w:t>PNG — Portable Network Graphics</w:t>
         <w:br/>
@@ -8677,11 +7045,15 @@
         <w:br/>
         <w:t>UI — User Interface (пользовательский интерфейс)</w:t>
         <w:br/>
-        <w:t>URL — Uniform Resource Locator</w:t>
+        <w:t>VRAM — Video Random Access Memory</w:t>
         <w:br/>
-        <w:t>VAE — Variational Autoencoder</w:t>
+        <w:t>ВКР — выпускная квалификационная работа</w:t>
         <w:br/>
-        <w:t>VRAM — Video Random Access Memory</w:t>
+        <w:t>ИИ — искусственный интеллект</w:t>
+        <w:br/>
+        <w:t>ПЗ — пояснительная записка</w:t>
+        <w:br/>
+        <w:t>СибГУТИ — Сибирский государственный университет телекоммуникаций и информатики</w:t>
       </w:r>
     </w:p>
     <w:p>
@@ -8720,67 +7092,39 @@
         <w:br/>
         <w:t>3. Ho J. et al. Denoising Diffusion Probabilistic Models // Advances in Neural Information Processing Systems. — 2020. — Vol. 33. — P. 6840–6851.</w:t>
         <w:br/>
-        <w:t>4. Rombach R. et al. High-Resolution Image Synthesis with Latent Diffusion Models // Proceedings of the IEEE/CVF Conference on Computer Vision and Pattern Recognition (CVPR). — 2022. — P. 10684–10695.</w:t>
+        <w:t>4. Rombach R. et al. High-Resolution Image Synthesis with Latent Diffusion Models // CVPR. — 2022. — P. 10684–10695.</w:t>
         <w:br/>
-        <w:t>5. Hu E. J. et al. LoRA: Low-Rank Adaptation of Large Language Models // International Conference on Learning Representations (ICLR). — 2022.</w:t>
+        <w:t>5. Hu E. J. et al. LoRA: Low-Rank Adaptation of Large Language Models // ICLR. — 2022.</w:t>
         <w:br/>
-        <w:t>6. Radford A. et al. Learning Transferable Visual Models From Natural Language Supervision // International Conference on Machine Learning (ICML). — 2021. — P. 8748–8763.</w:t>
+        <w:t>6. Radford A. et al. Learning Transferable Visual Models From Natural Language Supervision // ICML. — 2021. — P. 8748–8763.</w:t>
         <w:br/>
-        <w:t>7. Goodfellow I. et al. Generative Adversarial Nets // Advances in Neural Information Processing Systems. — 2014. — Vol. 27.</w:t>
+        <w:t>7. [Электронный ресурс] Stable Diffusion v1.5. URL: https://huggingface.co/runwayml/stable-diffusion-v1-5 (дата обращения: 15.03.2026).</w:t>
         <w:br/>
-        <w:t>8. Salimans T., Ho J. Progressive Distillation for Fast Sampling of Diffusion Models // International Conference on Learning Representations (ICLR). — 2022.</w:t>
+        <w:t>8. [Электронный ресурс] Hugging Face Diffusers. URL: https://huggingface.co/docs/diffusers (дата обращения: 15.03.2026).</w:t>
         <w:br/>
-        <w:t>9. Stable Diffusion v1.5 Model Card [Электронный ресурс]. — URL: https://huggingface.co/runwayml/stable-diffusion-v1-5 (дата обращения: 15.03.2026).</w:t>
+        <w:t>9. [Электронный ресурс] Kohya ss — sd-scripts. URL: https://github.com/kohya-ss/sd-scripts (дата обращения: 15.03.2026).</w:t>
         <w:br/>
-        <w:t>10. Hugging Face Diffusers Documentation [Электронный ресурс]. — URL: https://huggingface.co/docs/diffusers (дата обращения: 15.03.2026).</w:t>
+        <w:t>10. [Электронный ресурс] FastAPI Documentation. URL: https://fastapi.tiangolo.com/ (дата обращения: 15.03.2026).</w:t>
         <w:br/>
-        <w:t>11. Kohya ss — GUI for LoRA training [Электронный ресурс]. — URL: https://github.com/kohya-ss/sd-scripts (дата обращения: 15.03.2026).</w:t>
+        <w:t>11. [Электронный ресурс] React Documentation. URL: https://react.dev/ (дата обращения: 15.03.2026).</w:t>
         <w:br/>
-        <w:t>12. FastAPI Documentation [Электронный ресурс]. — URL: https://fastapi.tiangolo.com/ (дата обращения: 15.03.2026).</w:t>
+        <w:t>12. [Электронный ресурс] PyTorch Documentation. URL: https://pytorch.org/docs/ (дата обращения: 15.03.2026).</w:t>
         <w:br/>
-        <w:t>13. React Documentation [Электронный ресурс]. — URL: https://react.dev/ (дата обращения: 15.03.2026).</w:t>
+        <w:t>13. [Электронный ресурс] OpenGameArt.org. URL: https://opengameart.org/ (дата обращения: 10.02.2026).</w:t>
         <w:br/>
-        <w:t>14. PyTorch Documentation [Электронный ресурс]. — URL: https://pytorch.org/docs/ (дата обращения: 15.03.2026).</w:t>
+        <w:t>14. [Электронный ресурс] Kenney — Game Assets. URL: https://kenney.nl/ (дата обращения: 10.02.2026).</w:t>
         <w:br/>
-        <w:t>15. Pillow (PIL) Documentation [Электронный ресурс]. — URL: https://pillow.readthedocs.io/ (дата обращения: 15.03.2026).</w:t>
+        <w:t>15. [Электронный ресурс] itch.io — Game assets. URL: https://itch.io/game-assets (дата обращения: 10.02.2026).</w:t>
         <w:br/>
-        <w:t>16. CLIP Score Evaluation in Generative Models // OpenAI CLIP Repository. — URL: https://github.com/openai/CLIP (дата обращения: 15.03.2026).</w:t>
+        <w:t>16. [Электронный ресурс] Aseprite. URL: https://www.aseprite.org/ (дата обращения: 01.02.2026).</w:t>
         <w:br/>
-        <w:t>17. Pixel Art Redmond LoRA — CivitAI [Электронный ресурс]. — URL: https://civitai.com/ (дата обращения: 15.03.2026).</w:t>
+        <w:t>17. [Электронный ресурс] Automatic1111 Stable Diffusion WebUI. URL: https://github.com/AUTOMATIC1111/stable-diffusion-webui (дата обращения: 01.02.2026).</w:t>
         <w:br/>
-        <w:t>18. OpenGameArt.org — Free game assets [Электронный ресурс]. — URL: https://opengameart.org/ (дата обращения: 10.02.2026).</w:t>
+        <w:t>18. [Электронный ресурс] CivitAI — Pixel Art LoRA. URL: https://civitai.com/ (дата обращения: 15.03.2026).</w:t>
         <w:br/>
-        <w:t>19. Kenney — Game Assets [Электронный ресурс]. — URL: https://kenney.nl/ (дата обращения: 10.02.2026).</w:t>
+        <w:t>19. [Электронный ресурс] NVIDIA CUDA Toolkit. URL: https://docs.nvidia.com/cuda/ (дата обращения: 15.03.2026).</w:t>
         <w:br/>
-        <w:t>20. itch.io — Game assets marketplace [Электронный ресурс]. — URL: https://itch.io/game-assets (дата обращения: 10.02.2026).</w:t>
-        <w:br/>
-        <w:t>21. Aseprite — Animated sprite editor [Электронный ресурс]. — URL: https://www.aseprite.org/ (дата обращения: 01.02.2026).</w:t>
-        <w:br/>
-        <w:t>22. Automatic1111 Stable Diffusion WebUI [Электронный ресурс]. — URL: https://github.com/AUTOMATIC1111/stable-diffusion-webui (дата обращения: 01.02.2026).</w:t>
-        <w:br/>
-        <w:t>23. ComfyUI [Электронный ресурс]. — URL: https://github.com/comfyanonymous/ComfyUI (дата обращения: 01.02.2026).</w:t>
-        <w:br/>
-        <w:t>24. Hevner A. R. et al. Design Science in Information Systems Research // MIS Quarterly. — 2004. — Vol. 28, № 1. — P. 75–105.</w:t>
-        <w:br/>
-        <w:t>25. Sommerville I. Software Engineering. — 10th ed. — Pearson, 2016. — 794 p.</w:t>
-        <w:br/>
-        <w:t>26. Fowler M. Patterns of Enterprise Application Architecture. — Addison-Wesley, 2002. — 560 p.</w:t>
-        <w:br/>
-        <w:t>27. NVIDIA CUDA Toolkit Documentation [Электронный ресурс]. — URL: https://docs.nvidia.com/cuda/ (дата обращения: 15.03.2026).</w:t>
-        <w:br/>
-        <w:t>28. Cloudflare Tunnel Documentation [Электронный ресурс]. — URL: https://developers.cloudflare.com/cloudflare-one/connections/connect-networks/ (дата обращения: 15.03.2026).</w:t>
-        <w:br/>
-        <w:t>29. PEFT: Parameter-Efficient Fine-Tuning [Электронный ресурс]. — URL: https://github.com/huggingface/peft (дата обращения: 15.03.2026).</w:t>
-        <w:br/>
-        <w:t>30. DDIM Sampling: Song J. et al. Denoising Diffusion Implicit Models // International Conference on Learning Representations (ICLR). — 2021.</w:t>
-        <w:br/>
-        <w:t>31. Kingma D. P., Welling M. Auto-Encoding Variational Bayes // International Conference on Learning Representations (ICLR). — 2014.</w:t>
-        <w:br/>
-        <w:t>32. Vaswani A. et al. Attention Is All You Need // Advances in Neural Information Processing Systems. — 2017. — Vol. 30.</w:t>
-        <w:br/>
-        <w:t>33. Fielding R. T. Architectural Styles and the Design of Network-based Software Architectures: Dissertation. — UC Irvine, 2000.</w:t>
-        <w:br/>
-        <w:t>34. McHugh M. L. Interrater reliability: the kappa statistic // Biochemia Medica. — 2012. — Vol. 22, № 3. — P. 276–282.</w:t>
+        <w:t>20. Sommerville I. Software Engineering. — 10th ed. — Pearson, 2016. — 794 p.</w:t>
       </w:r>
     </w:p>
     <w:p>
@@ -8813,7 +7157,7 @@
           <w:rFonts w:ascii="Times New Roman" w:hAnsi="Times New Roman"/>
           <w:sz w:val="28"/>
         </w:rPr>
-        <w:t>Листинг серверной части</w:t>
+        <w:t>Листинг серверной части. Данный файл содержит код сервера: загрузку нейросети, переключение LoRA и обработку HTTP-запросов на генерацию.</w:t>
       </w:r>
     </w:p>
     <w:p>
@@ -11249,7 +9593,7 @@
           <w:rFonts w:ascii="Times New Roman" w:hAnsi="Times New Roman"/>
           <w:sz w:val="28"/>
         </w:rPr>
-        <w:t>Листинг клиентской части</w:t>
+        <w:t>Листинг клиентской части. Данный файл содержит код веб-интерфейса: форму ввода, кнопки выбора модели и отображение результатов.</w:t>
       </w:r>
     </w:p>
     <w:p>
@@ -14452,7 +12796,7 @@
           <w:rFonts w:ascii="Times New Roman" w:hAnsi="Times New Roman"/>
           <w:sz w:val="28"/>
         </w:rPr>
-        <w:t>Листинг скрипта предобработки датасета</w:t>
+        <w:t>Листинг скрипта предобработки датасета. Программа обрезает спрайты до квадрата, заменяет прозрачный фон на белый и масштабирует до 512×512.</w:t>
       </w:r>
     </w:p>
     <w:p>
@@ -15276,7 +13620,7 @@
           <w:rFonts w:ascii="Times New Roman" w:hAnsi="Times New Roman"/>
           <w:sz w:val="28"/>
         </w:rPr>
-        <w:t>Листинг скрипта оценки моделей</w:t>
+        <w:t>Листинг вспомогательного скрипта пакетной генерации. Программа использовалась для дополнительного сравнения трёх режимов inference на одном наборе промптов.</w:t>
       </w:r>
     </w:p>
     <w:p>
@@ -16958,7 +15302,7 @@
           <w:rFonts w:ascii="Times New Roman" w:hAnsi="Times New Roman"/>
           <w:sz w:val="28"/>
         </w:rPr>
-        <w:t>Листинг скрипта обучения LoRA</w:t>
+        <w:t>Листинг скрипта обучения LoRA. Программа обучает адаптер с контролем val_loss и сохраняет чекпоинты в формате kohya.</w:t>
       </w:r>
     </w:p>
     <w:p>
